--- a/docs/09-security-architecture.docx
+++ b/docs/09-security-architecture.docx
@@ -6047,735 +6047,129 @@
       </w:r>
     </w:p>
     <w:p>
-      <w:pPr>
-        <w:spacing w:before="100" w:beforeAutospacing="1" w:after="100" w:afterAutospacing="1" w:line="240" w:lineRule="auto"/>
-        <w:outlineLvl w:val="0"/>
-        <w:rPr>
-          <w:rFonts w:ascii="Times New Roman" w:eastAsia="Times New Roman" w:hAnsi="Times New Roman" w:cs="Times New Roman"/>
-          <w:b/>
-          <w:bCs/>
-          <w:kern w:val="36"/>
-          <w:sz w:val="48"/>
-          <w:szCs w:val="48"/>
-          <w:lang w:eastAsia="ru-RU"/>
-        </w:rPr>
-      </w:pPr>
-      <w:r>
-        <w:rPr>
-          <w:rFonts w:ascii="Times New Roman" w:eastAsia="Times New Roman" w:hAnsi="Times New Roman" w:cs="Times New Roman"/>
-          <w:b/>
-          <w:bCs/>
-          <w:kern w:val="36"/>
-          <w:sz w:val="48"/>
-          <w:szCs w:val="48"/>
-          <w:lang w:eastAsia="ru-RU"/>
-        </w:rPr>
+      <w:pPr/>
+      <w:r>
         <w:t>9. Object Storage Security</w:t>
       </w:r>
     </w:p>
     <w:p>
-      <w:pPr>
-        <w:spacing w:before="100" w:beforeAutospacing="1" w:after="100" w:afterAutospacing="1" w:line="240" w:lineRule="auto"/>
-        <w:outlineLvl w:val="1"/>
-        <w:rPr>
-          <w:rFonts w:ascii="Times New Roman" w:eastAsia="Times New Roman" w:hAnsi="Times New Roman" w:cs="Times New Roman"/>
-          <w:b/>
-          <w:bCs/>
-          <w:sz w:val="36"/>
-          <w:szCs w:val="36"/>
-          <w:lang w:eastAsia="ru-RU"/>
-        </w:rPr>
-      </w:pPr>
-      <w:r>
-        <w:rPr>
-          <w:rFonts w:ascii="Times New Roman" w:eastAsia="Times New Roman" w:hAnsi="Times New Roman" w:cs="Times New Roman"/>
-          <w:b/>
-          <w:bCs/>
-          <w:sz w:val="36"/>
-          <w:szCs w:val="36"/>
-          <w:lang w:eastAsia="ru-RU"/>
-        </w:rPr>
-        <w:t>9.1 Общая модель</w:t>
-      </w:r>
-    </w:p>
-    <w:p>
-      <w:pPr>
-        <w:spacing w:before="100" w:beforeAutospacing="1" w:after="100" w:afterAutospacing="1" w:line="240" w:lineRule="auto"/>
-        <w:rPr>
-          <w:rFonts w:ascii="Times New Roman" w:eastAsia="Times New Roman" w:hAnsi="Times New Roman" w:cs="Times New Roman"/>
-          <w:sz w:val="24"/>
-          <w:szCs w:val="24"/>
-          <w:lang w:eastAsia="ru-RU"/>
-        </w:rPr>
-      </w:pPr>
-      <w:r>
-        <w:rPr>
-          <w:rFonts w:ascii="Times New Roman" w:eastAsia="Times New Roman" w:hAnsi="Times New Roman" w:cs="Times New Roman"/>
-          <w:sz w:val="24"/>
-          <w:szCs w:val="24"/>
-          <w:lang w:eastAsia="ru-RU"/>
-        </w:rPr>
-        <w:t>Фотографии, голосовые сообщения и видео не хранятся в PostgreSQL.</w:t>
-      </w:r>
-    </w:p>
-    <w:p>
-      <w:pPr>
-        <w:spacing w:before="100" w:beforeAutospacing="1" w:after="100" w:afterAutospacing="1" w:line="240" w:lineRule="auto"/>
-        <w:rPr>
-          <w:rFonts w:ascii="Times New Roman" w:eastAsia="Times New Roman" w:hAnsi="Times New Roman" w:cs="Times New Roman"/>
-          <w:sz w:val="24"/>
-          <w:szCs w:val="24"/>
-          <w:lang w:eastAsia="ru-RU"/>
-        </w:rPr>
-      </w:pPr>
-      <w:r>
-        <w:rPr>
-          <w:rFonts w:ascii="Times New Roman" w:eastAsia="Times New Roman" w:hAnsi="Times New Roman" w:cs="Times New Roman"/>
-          <w:sz w:val="24"/>
-          <w:szCs w:val="24"/>
-          <w:lang w:eastAsia="ru-RU"/>
-        </w:rPr>
-        <w:t>Физические файлы размещаются в объектном хранилище (MinIO).</w:t>
-      </w:r>
-    </w:p>
-    <w:p>
-      <w:pPr>
-        <w:spacing w:after="0" w:line="240" w:lineRule="auto"/>
-        <w:rPr>
-          <w:rFonts w:ascii="Times New Roman" w:eastAsia="Times New Roman" w:hAnsi="Times New Roman" w:cs="Times New Roman"/>
-          <w:sz w:val="24"/>
-          <w:szCs w:val="24"/>
-          <w:lang w:eastAsia="ru-RU"/>
-        </w:rPr>
-      </w:pPr>
-      <w:r>
-        <w:rPr>
-          <w:rFonts w:ascii="Times New Roman" w:eastAsia="Times New Roman" w:hAnsi="Times New Roman" w:cs="Times New Roman"/>
-          <w:sz w:val="24"/>
-          <w:szCs w:val="24"/>
-          <w:lang w:eastAsia="ru-RU"/>
-        </w:rPr>
-        <w:pict w14:anchorId="61151B7A">
-          <v:rect id="_x0000_i1195" style="width:0;height:1.5pt" o:hralign="center" o:hrstd="t" o:hr="t" fillcolor="#a0a0a0" stroked="f"/>
-        </w:pict>
-      </w:r>
-    </w:p>
-    <w:p>
-      <w:pPr>
-        <w:spacing w:before="100" w:beforeAutospacing="1" w:after="100" w:afterAutospacing="1" w:line="240" w:lineRule="auto"/>
-        <w:outlineLvl w:val="1"/>
-        <w:rPr>
-          <w:rFonts w:ascii="Times New Roman" w:eastAsia="Times New Roman" w:hAnsi="Times New Roman" w:cs="Times New Roman"/>
-          <w:b/>
-          <w:bCs/>
-          <w:sz w:val="36"/>
-          <w:szCs w:val="36"/>
-          <w:lang w:eastAsia="ru-RU"/>
-        </w:rPr>
-      </w:pPr>
-      <w:r>
-        <w:rPr>
-          <w:rFonts w:ascii="Times New Roman" w:eastAsia="Times New Roman" w:hAnsi="Times New Roman" w:cs="Times New Roman"/>
-          <w:b/>
-          <w:bCs/>
-          <w:sz w:val="36"/>
-          <w:szCs w:val="36"/>
-          <w:lang w:eastAsia="ru-RU"/>
-        </w:rPr>
+      <w:pPr/>
+      <w:r>
+        <w:t>9.1 General Model</w:t>
+      </w:r>
+    </w:p>
+    <w:p>
+      <w:pPr/>
+      <w:r>
+        <w:t>MVP media storage keeps PHOTO representations in private MinIO/object storage. PostgreSQL stores metadata only.</w:t>
+      </w:r>
+    </w:p>
+    <w:p>
+      <w:pPr/>
+      <w:r>
+        <w:t>One logical PHOTO has two permanent representations: DISPLAY and THUMBNAIL. Permanent ORIGINAL is not stored in MVP.</w:t>
+      </w:r>
+    </w:p>
+    <w:p>
+      <w:pPr/>
+      <w:r>
         <w:t>9.2 Database Responsibilities</w:t>
       </w:r>
     </w:p>
     <w:p>
-      <w:pPr>
-        <w:spacing w:before="100" w:beforeAutospacing="1" w:after="100" w:afterAutospacing="1" w:line="240" w:lineRule="auto"/>
-        <w:rPr>
-          <w:rFonts w:ascii="Times New Roman" w:eastAsia="Times New Roman" w:hAnsi="Times New Roman" w:cs="Times New Roman"/>
-          <w:sz w:val="24"/>
-          <w:szCs w:val="24"/>
-          <w:lang w:eastAsia="ru-RU"/>
-        </w:rPr>
-      </w:pPr>
-      <w:r>
-        <w:rPr>
-          <w:rFonts w:ascii="Times New Roman" w:eastAsia="Times New Roman" w:hAnsi="Times New Roman" w:cs="Times New Roman"/>
-          <w:sz w:val="24"/>
-          <w:szCs w:val="24"/>
-          <w:lang w:eastAsia="ru-RU"/>
-        </w:rPr>
-        <w:t>В PostgreSQL сохраняются только метаданные файла:</w:t>
-      </w:r>
-    </w:p>
-    <w:p>
-      <w:pPr>
-        <w:numPr>
-          <w:ilvl w:val="0"/>
-          <w:numId w:val="28"/>
-        </w:numPr>
-        <w:spacing w:before="100" w:beforeAutospacing="1" w:after="100" w:afterAutospacing="1" w:line="240" w:lineRule="auto"/>
-        <w:rPr>
-          <w:rFonts w:ascii="Times New Roman" w:eastAsia="Times New Roman" w:hAnsi="Times New Roman" w:cs="Times New Roman"/>
-          <w:sz w:val="24"/>
-          <w:szCs w:val="24"/>
-          <w:lang w:eastAsia="ru-RU"/>
-        </w:rPr>
-      </w:pPr>
-      <w:r>
-        <w:rPr>
-          <w:rFonts w:ascii="Times New Roman" w:eastAsia="Times New Roman" w:hAnsi="Times New Roman" w:cs="Times New Roman"/>
-          <w:sz w:val="24"/>
-          <w:szCs w:val="24"/>
-          <w:lang w:eastAsia="ru-RU"/>
-        </w:rPr>
-        <w:lastRenderedPageBreak/>
-        <w:t>identifier;</w:t>
-      </w:r>
-    </w:p>
-    <w:p>
-      <w:pPr>
-        <w:numPr>
-          <w:ilvl w:val="0"/>
-          <w:numId w:val="28"/>
-        </w:numPr>
-        <w:spacing w:before="100" w:beforeAutospacing="1" w:after="100" w:afterAutospacing="1" w:line="240" w:lineRule="auto"/>
-        <w:rPr>
-          <w:rFonts w:ascii="Times New Roman" w:eastAsia="Times New Roman" w:hAnsi="Times New Roman" w:cs="Times New Roman"/>
-          <w:sz w:val="24"/>
-          <w:szCs w:val="24"/>
-          <w:lang w:eastAsia="ru-RU"/>
-        </w:rPr>
-      </w:pPr>
-      <w:r>
-        <w:rPr>
-          <w:rFonts w:ascii="Times New Roman" w:eastAsia="Times New Roman" w:hAnsi="Times New Roman" w:cs="Times New Roman"/>
-          <w:sz w:val="24"/>
-          <w:szCs w:val="24"/>
-          <w:lang w:eastAsia="ru-RU"/>
-        </w:rPr>
-        <w:t>Memory;</w:t>
-      </w:r>
-    </w:p>
-    <w:p>
-      <w:pPr>
-        <w:numPr>
-          <w:ilvl w:val="0"/>
-          <w:numId w:val="28"/>
-        </w:numPr>
-        <w:spacing w:before="100" w:beforeAutospacing="1" w:after="100" w:afterAutospacing="1" w:line="240" w:lineRule="auto"/>
-        <w:rPr>
-          <w:rFonts w:ascii="Times New Roman" w:eastAsia="Times New Roman" w:hAnsi="Times New Roman" w:cs="Times New Roman"/>
-          <w:sz w:val="24"/>
-          <w:szCs w:val="24"/>
-          <w:lang w:eastAsia="ru-RU"/>
-        </w:rPr>
-      </w:pPr>
-      <w:r>
-        <w:rPr>
-          <w:rFonts w:ascii="Times New Roman" w:eastAsia="Times New Roman" w:hAnsi="Times New Roman" w:cs="Times New Roman"/>
-          <w:sz w:val="24"/>
-          <w:szCs w:val="24"/>
-          <w:lang w:eastAsia="ru-RU"/>
-        </w:rPr>
-        <w:t>media type;</w:t>
-      </w:r>
-    </w:p>
-    <w:p>
-      <w:pPr>
-        <w:numPr>
-          <w:ilvl w:val="0"/>
-          <w:numId w:val="28"/>
-        </w:numPr>
-        <w:spacing w:before="100" w:beforeAutospacing="1" w:after="100" w:afterAutospacing="1" w:line="240" w:lineRule="auto"/>
-        <w:rPr>
-          <w:rFonts w:ascii="Times New Roman" w:eastAsia="Times New Roman" w:hAnsi="Times New Roman" w:cs="Times New Roman"/>
-          <w:sz w:val="24"/>
-          <w:szCs w:val="24"/>
-          <w:lang w:eastAsia="ru-RU"/>
-        </w:rPr>
-      </w:pPr>
-      <w:r>
-        <w:rPr>
-          <w:rFonts w:ascii="Times New Roman" w:eastAsia="Times New Roman" w:hAnsi="Times New Roman" w:cs="Times New Roman"/>
-          <w:sz w:val="24"/>
-          <w:szCs w:val="24"/>
-          <w:lang w:eastAsia="ru-RU"/>
-        </w:rPr>
-        <w:t>storage key;</w:t>
-      </w:r>
-    </w:p>
-    <w:p>
-      <w:pPr>
-        <w:numPr>
-          <w:ilvl w:val="0"/>
-          <w:numId w:val="28"/>
-        </w:numPr>
-        <w:spacing w:before="100" w:beforeAutospacing="1" w:after="100" w:afterAutospacing="1" w:line="240" w:lineRule="auto"/>
-        <w:rPr>
-          <w:rFonts w:ascii="Times New Roman" w:eastAsia="Times New Roman" w:hAnsi="Times New Roman" w:cs="Times New Roman"/>
-          <w:sz w:val="24"/>
-          <w:szCs w:val="24"/>
-          <w:lang w:eastAsia="ru-RU"/>
-        </w:rPr>
-      </w:pPr>
-      <w:r>
-        <w:rPr>
-          <w:rFonts w:ascii="Times New Roman" w:eastAsia="Times New Roman" w:hAnsi="Times New Roman" w:cs="Times New Roman"/>
-          <w:sz w:val="24"/>
-          <w:szCs w:val="24"/>
-          <w:lang w:eastAsia="ru-RU"/>
-        </w:rPr>
-        <w:t>MIME type;</w:t>
-      </w:r>
-    </w:p>
-    <w:p>
-      <w:pPr>
-        <w:numPr>
-          <w:ilvl w:val="0"/>
-          <w:numId w:val="28"/>
-        </w:numPr>
-        <w:spacing w:before="100" w:beforeAutospacing="1" w:after="100" w:afterAutospacing="1" w:line="240" w:lineRule="auto"/>
-        <w:rPr>
-          <w:rFonts w:ascii="Times New Roman" w:eastAsia="Times New Roman" w:hAnsi="Times New Roman" w:cs="Times New Roman"/>
-          <w:sz w:val="24"/>
-          <w:szCs w:val="24"/>
-          <w:lang w:eastAsia="ru-RU"/>
-        </w:rPr>
-      </w:pPr>
-      <w:r>
-        <w:rPr>
-          <w:rFonts w:ascii="Times New Roman" w:eastAsia="Times New Roman" w:hAnsi="Times New Roman" w:cs="Times New Roman"/>
-          <w:sz w:val="24"/>
-          <w:szCs w:val="24"/>
-          <w:lang w:eastAsia="ru-RU"/>
-        </w:rPr>
-        <w:t>размер файла;</w:t>
-      </w:r>
-    </w:p>
-    <w:p>
-      <w:pPr>
-        <w:numPr>
-          <w:ilvl w:val="0"/>
-          <w:numId w:val="28"/>
-        </w:numPr>
-        <w:spacing w:before="100" w:beforeAutospacing="1" w:after="100" w:afterAutospacing="1" w:line="240" w:lineRule="auto"/>
-        <w:rPr>
-          <w:rFonts w:ascii="Times New Roman" w:eastAsia="Times New Roman" w:hAnsi="Times New Roman" w:cs="Times New Roman"/>
-          <w:sz w:val="24"/>
-          <w:szCs w:val="24"/>
-          <w:lang w:eastAsia="ru-RU"/>
-        </w:rPr>
-      </w:pPr>
-      <w:r>
-        <w:rPr>
-          <w:rFonts w:ascii="Times New Roman" w:eastAsia="Times New Roman" w:hAnsi="Times New Roman" w:cs="Times New Roman"/>
-          <w:sz w:val="24"/>
-          <w:szCs w:val="24"/>
-          <w:lang w:eastAsia="ru-RU"/>
-        </w:rPr>
-        <w:t>время создания.</w:t>
-      </w:r>
-    </w:p>
-    <w:p>
-      <w:pPr>
-        <w:spacing w:after="0" w:line="240" w:lineRule="auto"/>
-        <w:rPr>
-          <w:rFonts w:ascii="Times New Roman" w:eastAsia="Times New Roman" w:hAnsi="Times New Roman" w:cs="Times New Roman"/>
-          <w:sz w:val="24"/>
-          <w:szCs w:val="24"/>
-          <w:lang w:eastAsia="ru-RU"/>
-        </w:rPr>
-      </w:pPr>
-      <w:r>
-        <w:rPr>
-          <w:rFonts w:ascii="Times New Roman" w:eastAsia="Times New Roman" w:hAnsi="Times New Roman" w:cs="Times New Roman"/>
-          <w:sz w:val="24"/>
-          <w:szCs w:val="24"/>
-          <w:lang w:eastAsia="ru-RU"/>
-        </w:rPr>
-        <w:pict w14:anchorId="01CC0120">
-          <v:rect id="_x0000_i1196" style="width:0;height:1.5pt" o:hralign="center" o:hrstd="t" o:hr="t" fillcolor="#a0a0a0" stroked="f"/>
-        </w:pict>
-      </w:r>
-    </w:p>
-    <w:p>
-      <w:pPr>
-        <w:spacing w:before="100" w:beforeAutospacing="1" w:after="100" w:afterAutospacing="1" w:line="240" w:lineRule="auto"/>
-        <w:outlineLvl w:val="1"/>
-        <w:rPr>
-          <w:rFonts w:ascii="Times New Roman" w:eastAsia="Times New Roman" w:hAnsi="Times New Roman" w:cs="Times New Roman"/>
-          <w:b/>
-          <w:bCs/>
-          <w:sz w:val="36"/>
-          <w:szCs w:val="36"/>
-          <w:lang w:eastAsia="ru-RU"/>
-        </w:rPr>
-      </w:pPr>
-      <w:r>
-        <w:rPr>
-          <w:rFonts w:ascii="Times New Roman" w:eastAsia="Times New Roman" w:hAnsi="Times New Roman" w:cs="Times New Roman"/>
-          <w:b/>
-          <w:bCs/>
-          <w:sz w:val="36"/>
-          <w:szCs w:val="36"/>
-          <w:lang w:eastAsia="ru-RU"/>
-        </w:rPr>
-        <w:t>9.3 Storage Key</w:t>
-      </w:r>
-    </w:p>
-    <w:p>
-      <w:pPr>
-        <w:spacing w:before="100" w:beforeAutospacing="1" w:after="100" w:afterAutospacing="1" w:line="240" w:lineRule="auto"/>
-        <w:rPr>
-          <w:rFonts w:ascii="Times New Roman" w:eastAsia="Times New Roman" w:hAnsi="Times New Roman" w:cs="Times New Roman"/>
-          <w:sz w:val="24"/>
-          <w:szCs w:val="24"/>
-          <w:lang w:eastAsia="ru-RU"/>
-        </w:rPr>
-      </w:pPr>
-      <w:r>
-        <w:rPr>
-          <w:rFonts w:ascii="Times New Roman" w:eastAsia="Times New Roman" w:hAnsi="Times New Roman" w:cs="Times New Roman"/>
-          <w:sz w:val="24"/>
-          <w:szCs w:val="24"/>
-          <w:lang w:eastAsia="ru-RU"/>
-        </w:rPr>
-        <w:t>Для обращения к объекту используется поле:</w:t>
-      </w:r>
-    </w:p>
-    <w:p>
-      <w:pPr>
-        <w:tabs>
-          <w:tab w:val="left" w:pos="916"/>
-          <w:tab w:val="left" w:pos="1832"/>
-          <w:tab w:val="left" w:pos="2748"/>
-          <w:tab w:val="left" w:pos="3664"/>
-          <w:tab w:val="left" w:pos="4580"/>
-          <w:tab w:val="left" w:pos="5496"/>
-          <w:tab w:val="left" w:pos="6412"/>
-          <w:tab w:val="left" w:pos="7328"/>
-          <w:tab w:val="left" w:pos="8244"/>
-          <w:tab w:val="left" w:pos="9160"/>
-          <w:tab w:val="left" w:pos="10076"/>
-          <w:tab w:val="left" w:pos="10992"/>
-          <w:tab w:val="left" w:pos="11908"/>
-          <w:tab w:val="left" w:pos="12824"/>
-          <w:tab w:val="left" w:pos="13740"/>
-          <w:tab w:val="left" w:pos="14656"/>
-        </w:tabs>
-        <w:spacing w:after="0" w:line="240" w:lineRule="auto"/>
-        <w:rPr>
-          <w:rFonts w:ascii="Courier New" w:eastAsia="Times New Roman" w:hAnsi="Courier New" w:cs="Courier New"/>
-          <w:sz w:val="20"/>
-          <w:szCs w:val="20"/>
-          <w:lang w:eastAsia="ru-RU"/>
-        </w:rPr>
-      </w:pPr>
-      <w:r>
-        <w:rPr>
-          <w:rFonts w:ascii="Courier New" w:eastAsia="Times New Roman" w:hAnsi="Courier New" w:cs="Courier New"/>
-          <w:sz w:val="20"/>
-          <w:szCs w:val="20"/>
-          <w:lang w:eastAsia="ru-RU"/>
-        </w:rPr>
-        <w:t>storage_key</w:t>
-      </w:r>
-    </w:p>
-    <w:p>
-      <w:pPr>
-        <w:spacing w:before="100" w:beforeAutospacing="1" w:after="100" w:afterAutospacing="1" w:line="240" w:lineRule="auto"/>
-        <w:rPr>
-          <w:rFonts w:ascii="Times New Roman" w:eastAsia="Times New Roman" w:hAnsi="Times New Roman" w:cs="Times New Roman"/>
-          <w:sz w:val="24"/>
-          <w:szCs w:val="24"/>
-          <w:lang w:eastAsia="ru-RU"/>
-        </w:rPr>
-      </w:pPr>
-      <w:r>
-        <w:rPr>
-          <w:rFonts w:ascii="Times New Roman" w:eastAsia="Times New Roman" w:hAnsi="Times New Roman" w:cs="Times New Roman"/>
-          <w:sz w:val="24"/>
-          <w:szCs w:val="24"/>
-          <w:lang w:eastAsia="ru-RU"/>
-        </w:rPr>
-        <w:t>Оно представляет собой внутренний идентификатор объекта.</w:t>
-      </w:r>
-    </w:p>
-    <w:p>
-      <w:pPr>
-        <w:spacing w:before="100" w:beforeAutospacing="1" w:after="100" w:afterAutospacing="1" w:line="240" w:lineRule="auto"/>
-        <w:rPr>
-          <w:rFonts w:ascii="Times New Roman" w:eastAsia="Times New Roman" w:hAnsi="Times New Roman" w:cs="Times New Roman"/>
-          <w:sz w:val="24"/>
-          <w:szCs w:val="24"/>
-          <w:lang w:eastAsia="ru-RU"/>
-        </w:rPr>
-      </w:pPr>
-      <w:r>
-        <w:rPr>
-          <w:rFonts w:ascii="Times New Roman" w:eastAsia="Times New Roman" w:hAnsi="Times New Roman" w:cs="Times New Roman"/>
-          <w:sz w:val="24"/>
-          <w:szCs w:val="24"/>
-          <w:lang w:eastAsia="ru-RU"/>
-        </w:rPr>
-        <w:t>Это поле не является:</w:t>
-      </w:r>
-    </w:p>
-    <w:p>
-      <w:pPr>
-        <w:numPr>
-          <w:ilvl w:val="0"/>
-          <w:numId w:val="29"/>
-        </w:numPr>
-        <w:spacing w:before="100" w:beforeAutospacing="1" w:after="100" w:afterAutospacing="1" w:line="240" w:lineRule="auto"/>
-        <w:rPr>
-          <w:rFonts w:ascii="Times New Roman" w:eastAsia="Times New Roman" w:hAnsi="Times New Roman" w:cs="Times New Roman"/>
-          <w:sz w:val="24"/>
-          <w:szCs w:val="24"/>
-          <w:lang w:eastAsia="ru-RU"/>
-        </w:rPr>
-      </w:pPr>
-      <w:r>
-        <w:rPr>
-          <w:rFonts w:ascii="Times New Roman" w:eastAsia="Times New Roman" w:hAnsi="Times New Roman" w:cs="Times New Roman"/>
-          <w:sz w:val="24"/>
-          <w:szCs w:val="24"/>
-          <w:lang w:eastAsia="ru-RU"/>
-        </w:rPr>
-        <w:t>URL;</w:t>
-      </w:r>
-    </w:p>
-    <w:p>
-      <w:pPr>
-        <w:numPr>
-          <w:ilvl w:val="0"/>
-          <w:numId w:val="29"/>
-        </w:numPr>
-        <w:spacing w:before="100" w:beforeAutospacing="1" w:after="100" w:afterAutospacing="1" w:line="240" w:lineRule="auto"/>
-        <w:rPr>
-          <w:rFonts w:ascii="Times New Roman" w:eastAsia="Times New Roman" w:hAnsi="Times New Roman" w:cs="Times New Roman"/>
-          <w:sz w:val="24"/>
-          <w:szCs w:val="24"/>
-          <w:lang w:eastAsia="ru-RU"/>
-        </w:rPr>
-      </w:pPr>
-      <w:r>
-        <w:rPr>
-          <w:rFonts w:ascii="Times New Roman" w:eastAsia="Times New Roman" w:hAnsi="Times New Roman" w:cs="Times New Roman"/>
-          <w:sz w:val="24"/>
-          <w:szCs w:val="24"/>
-          <w:lang w:eastAsia="ru-RU"/>
-        </w:rPr>
-        <w:t>публичной ссылкой;</w:t>
-      </w:r>
-    </w:p>
-    <w:p>
-      <w:pPr>
-        <w:numPr>
-          <w:ilvl w:val="0"/>
-          <w:numId w:val="29"/>
-        </w:numPr>
-        <w:spacing w:before="100" w:beforeAutospacing="1" w:after="100" w:afterAutospacing="1" w:line="240" w:lineRule="auto"/>
-        <w:rPr>
-          <w:rFonts w:ascii="Times New Roman" w:eastAsia="Times New Roman" w:hAnsi="Times New Roman" w:cs="Times New Roman"/>
-          <w:sz w:val="24"/>
-          <w:szCs w:val="24"/>
-          <w:lang w:eastAsia="ru-RU"/>
-        </w:rPr>
-      </w:pPr>
-      <w:r>
-        <w:rPr>
-          <w:rFonts w:ascii="Times New Roman" w:eastAsia="Times New Roman" w:hAnsi="Times New Roman" w:cs="Times New Roman"/>
-          <w:sz w:val="24"/>
-          <w:szCs w:val="24"/>
-          <w:lang w:eastAsia="ru-RU"/>
-        </w:rPr>
-        <w:t>именем пользовательского файла.</w:t>
-      </w:r>
-    </w:p>
-    <w:p>
-      <w:pPr>
-        <w:spacing w:after="0" w:line="240" w:lineRule="auto"/>
-        <w:rPr>
-          <w:rFonts w:ascii="Times New Roman" w:eastAsia="Times New Roman" w:hAnsi="Times New Roman" w:cs="Times New Roman"/>
-          <w:sz w:val="24"/>
-          <w:szCs w:val="24"/>
-          <w:lang w:eastAsia="ru-RU"/>
-        </w:rPr>
-      </w:pPr>
-      <w:r>
-        <w:rPr>
-          <w:rFonts w:ascii="Times New Roman" w:eastAsia="Times New Roman" w:hAnsi="Times New Roman" w:cs="Times New Roman"/>
-          <w:sz w:val="24"/>
-          <w:szCs w:val="24"/>
-          <w:lang w:eastAsia="ru-RU"/>
-        </w:rPr>
-        <w:pict w14:anchorId="0A53C806">
-          <v:rect id="_x0000_i1197" style="width:0;height:1.5pt" o:hralign="center" o:hrstd="t" o:hr="t" fillcolor="#a0a0a0" stroked="f"/>
-        </w:pict>
-      </w:r>
-    </w:p>
-    <w:p>
-      <w:pPr>
-        <w:spacing w:before="100" w:beforeAutospacing="1" w:after="100" w:afterAutospacing="1" w:line="240" w:lineRule="auto"/>
-        <w:outlineLvl w:val="1"/>
-        <w:rPr>
-          <w:rFonts w:ascii="Times New Roman" w:eastAsia="Times New Roman" w:hAnsi="Times New Roman" w:cs="Times New Roman"/>
-          <w:b/>
-          <w:bCs/>
-          <w:sz w:val="36"/>
-          <w:szCs w:val="36"/>
-          <w:lang w:eastAsia="ru-RU"/>
-        </w:rPr>
-      </w:pPr>
-      <w:r>
-        <w:rPr>
-          <w:rFonts w:ascii="Times New Roman" w:eastAsia="Times New Roman" w:hAnsi="Times New Roman" w:cs="Times New Roman"/>
-          <w:b/>
-          <w:bCs/>
-          <w:sz w:val="36"/>
-          <w:szCs w:val="36"/>
-          <w:lang w:eastAsia="ru-RU"/>
-        </w:rPr>
-        <w:t>9.4 Repository Responsibilities</w:t>
-      </w:r>
-    </w:p>
-    <w:p>
-      <w:pPr>
-        <w:spacing w:before="100" w:beforeAutospacing="1" w:after="100" w:afterAutospacing="1" w:line="240" w:lineRule="auto"/>
-        <w:rPr>
-          <w:rFonts w:ascii="Times New Roman" w:eastAsia="Times New Roman" w:hAnsi="Times New Roman" w:cs="Times New Roman"/>
-          <w:sz w:val="24"/>
-          <w:szCs w:val="24"/>
-          <w:lang w:eastAsia="ru-RU"/>
-        </w:rPr>
-      </w:pPr>
-      <w:r>
-        <w:rPr>
-          <w:rFonts w:ascii="Times New Roman" w:eastAsia="Times New Roman" w:hAnsi="Times New Roman" w:cs="Times New Roman"/>
-          <w:sz w:val="24"/>
-          <w:szCs w:val="24"/>
-          <w:lang w:eastAsia="ru-RU"/>
-        </w:rPr>
-        <w:t>Repository не:</w:t>
-      </w:r>
-    </w:p>
-    <w:p>
-      <w:pPr>
-        <w:numPr>
-          <w:ilvl w:val="0"/>
-          <w:numId w:val="30"/>
-        </w:numPr>
-        <w:spacing w:before="100" w:beforeAutospacing="1" w:after="100" w:afterAutospacing="1" w:line="240" w:lineRule="auto"/>
-        <w:rPr>
-          <w:rFonts w:ascii="Times New Roman" w:eastAsia="Times New Roman" w:hAnsi="Times New Roman" w:cs="Times New Roman"/>
-          <w:sz w:val="24"/>
-          <w:szCs w:val="24"/>
-          <w:lang w:eastAsia="ru-RU"/>
-        </w:rPr>
-      </w:pPr>
-      <w:r>
-        <w:rPr>
-          <w:rFonts w:ascii="Times New Roman" w:eastAsia="Times New Roman" w:hAnsi="Times New Roman" w:cs="Times New Roman"/>
-          <w:sz w:val="24"/>
-          <w:szCs w:val="24"/>
-          <w:lang w:eastAsia="ru-RU"/>
-        </w:rPr>
-        <w:t>загружает файлы;</w:t>
-      </w:r>
-    </w:p>
-    <w:p>
-      <w:pPr>
-        <w:numPr>
-          <w:ilvl w:val="0"/>
-          <w:numId w:val="30"/>
-        </w:numPr>
-        <w:spacing w:before="100" w:beforeAutospacing="1" w:after="100" w:afterAutospacing="1" w:line="240" w:lineRule="auto"/>
-        <w:rPr>
-          <w:rFonts w:ascii="Times New Roman" w:eastAsia="Times New Roman" w:hAnsi="Times New Roman" w:cs="Times New Roman"/>
-          <w:sz w:val="24"/>
-          <w:szCs w:val="24"/>
-          <w:lang w:eastAsia="ru-RU"/>
-        </w:rPr>
-      </w:pPr>
-      <w:r>
-        <w:rPr>
-          <w:rFonts w:ascii="Times New Roman" w:eastAsia="Times New Roman" w:hAnsi="Times New Roman" w:cs="Times New Roman"/>
-          <w:sz w:val="24"/>
-          <w:szCs w:val="24"/>
-          <w:lang w:eastAsia="ru-RU"/>
-        </w:rPr>
-        <w:t>удаляет объекты из MinIO;</w:t>
-      </w:r>
-    </w:p>
-    <w:p>
-      <w:pPr>
-        <w:numPr>
-          <w:ilvl w:val="0"/>
-          <w:numId w:val="30"/>
-        </w:numPr>
-        <w:spacing w:before="100" w:beforeAutospacing="1" w:after="100" w:afterAutospacing="1" w:line="240" w:lineRule="auto"/>
-        <w:rPr>
-          <w:rFonts w:ascii="Times New Roman" w:eastAsia="Times New Roman" w:hAnsi="Times New Roman" w:cs="Times New Roman"/>
-          <w:sz w:val="24"/>
-          <w:szCs w:val="24"/>
-          <w:lang w:eastAsia="ru-RU"/>
-        </w:rPr>
-      </w:pPr>
-      <w:r>
-        <w:rPr>
-          <w:rFonts w:ascii="Times New Roman" w:eastAsia="Times New Roman" w:hAnsi="Times New Roman" w:cs="Times New Roman"/>
-          <w:sz w:val="24"/>
-          <w:szCs w:val="24"/>
-          <w:lang w:eastAsia="ru-RU"/>
-        </w:rPr>
-        <w:t>генерирует Signed URL;</w:t>
-      </w:r>
-    </w:p>
-    <w:p>
-      <w:pPr>
-        <w:numPr>
-          <w:ilvl w:val="0"/>
-          <w:numId w:val="30"/>
-        </w:numPr>
-        <w:spacing w:before="100" w:beforeAutospacing="1" w:after="100" w:afterAutospacing="1" w:line="240" w:lineRule="auto"/>
-        <w:rPr>
-          <w:rFonts w:ascii="Times New Roman" w:eastAsia="Times New Roman" w:hAnsi="Times New Roman" w:cs="Times New Roman"/>
-          <w:sz w:val="24"/>
-          <w:szCs w:val="24"/>
-          <w:lang w:eastAsia="ru-RU"/>
-        </w:rPr>
-      </w:pPr>
-      <w:r>
-        <w:rPr>
-          <w:rFonts w:ascii="Times New Roman" w:eastAsia="Times New Roman" w:hAnsi="Times New Roman" w:cs="Times New Roman"/>
-          <w:sz w:val="24"/>
-          <w:szCs w:val="24"/>
-          <w:lang w:eastAsia="ru-RU"/>
-        </w:rPr>
-        <w:t>работает с InputStream;</w:t>
-      </w:r>
-    </w:p>
-    <w:p>
-      <w:pPr>
-        <w:numPr>
-          <w:ilvl w:val="0"/>
-          <w:numId w:val="30"/>
-        </w:numPr>
-        <w:spacing w:before="100" w:beforeAutospacing="1" w:after="100" w:afterAutospacing="1" w:line="240" w:lineRule="auto"/>
-        <w:rPr>
-          <w:rFonts w:ascii="Times New Roman" w:eastAsia="Times New Roman" w:hAnsi="Times New Roman" w:cs="Times New Roman"/>
-          <w:sz w:val="24"/>
-          <w:szCs w:val="24"/>
-          <w:lang w:eastAsia="ru-RU"/>
-        </w:rPr>
-      </w:pPr>
-      <w:r>
-        <w:rPr>
-          <w:rFonts w:ascii="Times New Roman" w:eastAsia="Times New Roman" w:hAnsi="Times New Roman" w:cs="Times New Roman"/>
-          <w:sz w:val="24"/>
-          <w:szCs w:val="24"/>
-          <w:lang w:eastAsia="ru-RU"/>
-        </w:rPr>
-        <w:t>работает с MultipartFile.</w:t>
+      <w:pPr/>
+      <w:r>
+        <w:t>PostgreSQL stores metadata only: identifier, Memory, media type, display/thumbnail storage keys, display/thumbnail sizes, MIME type and created time.</w:t>
+      </w:r>
+    </w:p>
+    <w:p>
+      <w:pPr/>
+      <w:r>
+        <w:t>9.3 Storage Keys And Backend URLs</w:t>
+      </w:r>
+    </w:p>
+    <w:p>
+      <w:pPr/>
+      <w:r>
+        <w:t>displayStorageKey and thumbnailStorageKey are internal backend-only object identifiers.</w:t>
+      </w:r>
+    </w:p>
+    <w:p>
+      <w:pPr/>
+      <w:r>
+        <w:t>They are not URLs, public links, user filenames, backend API paths or Flutter paths.</w:t>
+      </w:r>
+    </w:p>
+    <w:p>
+      <w:pPr/>
+      <w:r>
+        <w:t>REST exposes only thumbnailUrl/displayUrl as authenticated backend-relative paths.</w:t>
+      </w:r>
+    </w:p>
+    <w:p>
+      <w:pPr/>
+      <w:r>
+        <w:t>9.4 Authorization</w:t>
+      </w:r>
+    </w:p>
+    <w:p>
+      <w:pPr/>
+      <w:r>
+        <w:t>Media read inherits Memory/Story access: any current StoryParticipant (OWNER, CO_OWNER, EDITOR, VIEWER) can read media for an accessible Memory.</w:t>
+      </w:r>
+    </w:p>
+    <w:p>
+      <w:pPr/>
+      <w:r>
+        <w:t>Media mutation: OWNER/CO_OWNER can mutate media for any Memory in the Story; EDITOR/VIEWER can upload/delete only for their own Memory; authorship never bypasses current membership.</w:t>
+      </w:r>
+    </w:p>
+    <w:p>
+      <w:pPr/>
+      <w:r>
+        <w:t>memoryId/mediaId are locators, not authorization.</w:t>
+      </w:r>
+    </w:p>
+    <w:p>
+      <w:pPr/>
+      <w:r>
+        <w:t>9.5 Image Security</w:t>
+      </w:r>
+    </w:p>
+    <w:p>
+      <w:pPr/>
+      <w:r>
+        <w:t>Backend validates actual bytes and declared MIME. JPEG and PNG are accepted input types; MIME mismatch is rejected.</w:t>
+      </w:r>
+    </w:p>
+    <w:p>
+      <w:pPr/>
+      <w:r>
+        <w:t>Upload limit is 5 MiB. Backend limits decoded pixels and dimensions, normalizes EXIF orientation, strips metadata/EXIF/GPS through re-encode, flattens PNG alpha on white and persists image/jpeg DISPLAY/THUMBNAIL.</w:t>
+      </w:r>
+    </w:p>
+    <w:p>
+      <w:pPr/>
+      <w:r>
+        <w:t>9.6 Repository Responsibilities</w:t>
+      </w:r>
+    </w:p>
+    <w:p>
+      <w:pPr/>
+      <w:r>
+        <w:t>Repository does not upload files, delete MinIO objects, generate Signed URLs, or work with InputStream/MultipartFile.</w:t>
+      </w:r>
+    </w:p>
+    <w:p>
+      <w:pPr/>
+      <w:r>
+        <w:t>9.7 Failure Confidentiality</w:t>
+      </w:r>
+    </w:p>
+    <w:p>
+      <w:pPr/>
+      <w:r>
+        <w:t>Missing/inaccessible media operations use safe unavailable/not-found semantics where implemented. API errors do not expose storage/provider details, SQL details or raw stack traces.</w:t>
       </w:r>
     </w:p>
     <w:p>

--- a/docs/09-security-architecture.docx
+++ b/docs/09-security-architecture.docx
@@ -20,7 +20,7 @@
           <w:lang w:eastAsia="ru-RU"/>
         </w:rPr>
         <w:pict w14:anchorId="269B1B33">
-          <v:rect id="_x0000_i1139" style="width:0;height:1.5pt" o:hralign="center" o:hrstd="t" o:hr="t" fillcolor="#a0a0a0" stroked="f"/>
+          <v:rect id="_x0000_i1025" style="width:0;height:1.5pt" o:hralign="center" o:hrstd="t" o:hr="t" fillcolor="#a0a0a0" stroked="f"/>
         </w:pict>
       </w:r>
     </w:p>
@@ -162,7 +162,7 @@
           <w:lang w:eastAsia="ru-RU"/>
         </w:rPr>
         <w:pict w14:anchorId="276F3F48">
-          <v:rect id="_x0000_i1140" style="width:0;height:1.5pt" o:hralign="center" o:hrstd="t" o:hr="t" fillcolor="#a0a0a0" stroked="f"/>
+          <v:rect id="_x0000_i1026" style="width:0;height:1.5pt" o:hralign="center" o:hrstd="t" o:hr="t" fillcolor="#a0a0a0" stroked="f"/>
         </w:pict>
       </w:r>
     </w:p>
@@ -507,7 +507,7 @@
           <w:lang w:eastAsia="ru-RU"/>
         </w:rPr>
         <w:pict w14:anchorId="71DB7921">
-          <v:rect id="_x0000_i1141" style="width:0;height:1.5pt" o:hralign="center" o:hrstd="t" o:hr="t" fillcolor="#a0a0a0" stroked="f"/>
+          <v:rect id="_x0000_i1027" style="width:0;height:1.5pt" o:hralign="center" o:hrstd="t" o:hr="t" fillcolor="#a0a0a0" stroked="f"/>
         </w:pict>
       </w:r>
     </w:p>
@@ -641,7 +641,7 @@
           <w:lang w:eastAsia="ru-RU"/>
         </w:rPr>
         <w:pict w14:anchorId="0BC2EE3D">
-          <v:rect id="_x0000_i1142" style="width:0;height:1.5pt" o:hralign="center" o:hrstd="t" o:hr="t" fillcolor="#a0a0a0" stroked="f"/>
+          <v:rect id="_x0000_i1028" style="width:0;height:1.5pt" o:hralign="center" o:hrstd="t" o:hr="t" fillcolor="#a0a0a0" stroked="f"/>
         </w:pict>
       </w:r>
     </w:p>
@@ -729,7 +729,7 @@
           <w:lang w:eastAsia="ru-RU"/>
         </w:rPr>
         <w:pict w14:anchorId="503A4864">
-          <v:rect id="_x0000_i1143" style="width:0;height:1.5pt" o:hralign="center" o:hrstd="t" o:hr="t" fillcolor="#a0a0a0" stroked="f"/>
+          <v:rect id="_x0000_i1029" style="width:0;height:1.5pt" o:hralign="center" o:hrstd="t" o:hr="t" fillcolor="#a0a0a0" stroked="f"/>
         </w:pict>
       </w:r>
     </w:p>
@@ -932,7 +932,7 @@
           <w:lang w:eastAsia="ru-RU"/>
         </w:rPr>
         <w:pict w14:anchorId="66F800F0">
-          <v:rect id="_x0000_i1144" style="width:0;height:1.5pt" o:hralign="center" o:hrstd="t" o:hr="t" fillcolor="#a0a0a0" stroked="f"/>
+          <v:rect id="_x0000_i1030" style="width:0;height:1.5pt" o:hralign="center" o:hrstd="t" o:hr="t" fillcolor="#a0a0a0" stroked="f"/>
         </w:pict>
       </w:r>
     </w:p>
@@ -1115,7 +1115,7 @@
           <w:lang w:eastAsia="ru-RU"/>
         </w:rPr>
         <w:pict w14:anchorId="5348E482">
-          <v:rect id="_x0000_i1145" style="width:0;height:1.5pt" o:hralign="center" o:hrstd="t" o:hr="t" fillcolor="#a0a0a0" stroked="f"/>
+          <v:rect id="_x0000_i1031" style="width:0;height:1.5pt" o:hralign="center" o:hrstd="t" o:hr="t" fillcolor="#a0a0a0" stroked="f"/>
         </w:pict>
       </w:r>
     </w:p>
@@ -1202,7 +1202,7 @@
           <w:lang w:eastAsia="ru-RU"/>
         </w:rPr>
         <w:pict w14:anchorId="2E732997">
-          <v:rect id="_x0000_i1146" style="width:0;height:1.5pt" o:hralign="center" o:hrstd="t" o:hr="t" fillcolor="#a0a0a0" stroked="f"/>
+          <v:rect id="_x0000_i1032" style="width:0;height:1.5pt" o:hralign="center" o:hrstd="t" o:hr="t" fillcolor="#a0a0a0" stroked="f"/>
         </w:pict>
       </w:r>
     </w:p>
@@ -1405,7 +1405,7 @@
           <w:lang w:eastAsia="ru-RU"/>
         </w:rPr>
         <w:pict w14:anchorId="130F61F2">
-          <v:rect id="_x0000_i1147" style="width:0;height:1.5pt" o:hralign="center" o:hrstd="t" o:hr="t" fillcolor="#a0a0a0" stroked="f"/>
+          <v:rect id="_x0000_i1033" style="width:0;height:1.5pt" o:hralign="center" o:hrstd="t" o:hr="t" fillcolor="#a0a0a0" stroked="f"/>
         </w:pict>
       </w:r>
     </w:p>
@@ -1660,7 +1660,7 @@
           <w:lang w:eastAsia="ru-RU"/>
         </w:rPr>
         <w:pict w14:anchorId="502D3D75">
-          <v:rect id="_x0000_i1148" style="width:0;height:1.5pt" o:hralign="center" o:hrstd="t" o:hr="t" fillcolor="#a0a0a0" stroked="f"/>
+          <v:rect id="_x0000_i1034" style="width:0;height:1.5pt" o:hralign="center" o:hrstd="t" o:hr="t" fillcolor="#a0a0a0" stroked="f"/>
         </w:pict>
       </w:r>
     </w:p>
@@ -1883,7 +1883,7 @@
           <w:lang w:eastAsia="ru-RU"/>
         </w:rPr>
         <w:pict w14:anchorId="729B8259">
-          <v:rect id="_x0000_i1149" style="width:0;height:1.5pt" o:hralign="center" o:hrstd="t" o:hr="t" fillcolor="#a0a0a0" stroked="f"/>
+          <v:rect id="_x0000_i1035" style="width:0;height:1.5pt" o:hralign="center" o:hrstd="t" o:hr="t" fillcolor="#a0a0a0" stroked="f"/>
         </w:pict>
       </w:r>
     </w:p>
@@ -1991,7 +1991,7 @@
           <w:lang w:eastAsia="ru-RU"/>
         </w:rPr>
         <w:pict w14:anchorId="52E49029">
-          <v:rect id="_x0000_i1150" style="width:0;height:1.5pt" o:hralign="center" o:hrstd="t" o:hr="t" fillcolor="#a0a0a0" stroked="f"/>
+          <v:rect id="_x0000_i1036" style="width:0;height:1.5pt" o:hralign="center" o:hrstd="t" o:hr="t" fillcolor="#a0a0a0" stroked="f"/>
         </w:pict>
       </w:r>
     </w:p>
@@ -2080,7 +2080,7 @@
           <w:lang w:eastAsia="ru-RU"/>
         </w:rPr>
         <w:pict w14:anchorId="257B4A3D">
-          <v:rect id="_x0000_i1151" style="width:0;height:1.5pt" o:hralign="center" o:hrstd="t" o:hr="t" fillcolor="#a0a0a0" stroked="f"/>
+          <v:rect id="_x0000_i1037" style="width:0;height:1.5pt" o:hralign="center" o:hrstd="t" o:hr="t" fillcolor="#a0a0a0" stroked="f"/>
         </w:pict>
       </w:r>
     </w:p>
@@ -2239,7 +2239,7 @@
           <w:lang w:eastAsia="ru-RU"/>
         </w:rPr>
         <w:pict w14:anchorId="05DBDBBB">
-          <v:rect id="_x0000_i1152" style="width:0;height:1.5pt" o:hralign="center" o:hrstd="t" o:hr="t" fillcolor="#a0a0a0" stroked="f"/>
+          <v:rect id="_x0000_i1038" style="width:0;height:1.5pt" o:hralign="center" o:hrstd="t" o:hr="t" fillcolor="#a0a0a0" stroked="f"/>
         </w:pict>
       </w:r>
     </w:p>
@@ -2462,7 +2462,7 @@
           <w:lang w:eastAsia="ru-RU"/>
         </w:rPr>
         <w:pict w14:anchorId="5E89590B">
-          <v:rect id="_x0000_i1153" style="width:0;height:1.5pt" o:hralign="center" o:hrstd="t" o:hr="t" fillcolor="#a0a0a0" stroked="f"/>
+          <v:rect id="_x0000_i1039" style="width:0;height:1.5pt" o:hralign="center" o:hrstd="t" o:hr="t" fillcolor="#a0a0a0" stroked="f"/>
         </w:pict>
       </w:r>
     </w:p>
@@ -2666,7 +2666,7 @@
           <w:lang w:eastAsia="ru-RU"/>
         </w:rPr>
         <w:pict w14:anchorId="5629D91B">
-          <v:rect id="_x0000_i1154" style="width:0;height:1.5pt" o:hralign="center" o:hrstd="t" o:hr="t" fillcolor="#a0a0a0" stroked="f"/>
+          <v:rect id="_x0000_i1040" style="width:0;height:1.5pt" o:hralign="center" o:hrstd="t" o:hr="t" fillcolor="#a0a0a0" stroked="f"/>
         </w:pict>
       </w:r>
     </w:p>
@@ -2735,7 +2735,7 @@
           <w:lang w:eastAsia="ru-RU"/>
         </w:rPr>
         <w:pict w14:anchorId="1E7AC00B">
-          <v:rect id="_x0000_i1155" style="width:0;height:1.5pt" o:hralign="center" o:hrstd="t" o:hr="t" fillcolor="#a0a0a0" stroked="f"/>
+          <v:rect id="_x0000_i1041" style="width:0;height:1.5pt" o:hralign="center" o:hrstd="t" o:hr="t" fillcolor="#a0a0a0" stroked="f"/>
         </w:pict>
       </w:r>
     </w:p>
@@ -2914,7 +2914,7 @@
           <w:lang w:eastAsia="ru-RU"/>
         </w:rPr>
         <w:pict w14:anchorId="66263AAA">
-          <v:rect id="_x0000_i1156" style="width:0;height:1.5pt" o:hralign="center" o:hrstd="t" o:hr="t" fillcolor="#a0a0a0" stroked="f"/>
+          <v:rect id="_x0000_i1042" style="width:0;height:1.5pt" o:hralign="center" o:hrstd="t" o:hr="t" fillcolor="#a0a0a0" stroked="f"/>
         </w:pict>
       </w:r>
     </w:p>
@@ -3021,7 +3021,7 @@
           <w:lang w:eastAsia="ru-RU"/>
         </w:rPr>
         <w:pict w14:anchorId="63A56F56">
-          <v:rect id="_x0000_i1157" style="width:0;height:1.5pt" o:hralign="center" o:hrstd="t" o:hr="t" fillcolor="#a0a0a0" stroked="f"/>
+          <v:rect id="_x0000_i1043" style="width:0;height:1.5pt" o:hralign="center" o:hrstd="t" o:hr="t" fillcolor="#a0a0a0" stroked="f"/>
         </w:pict>
       </w:r>
     </w:p>
@@ -3128,7 +3128,7 @@
           <w:lang w:eastAsia="ru-RU"/>
         </w:rPr>
         <w:pict w14:anchorId="5CAD1F71">
-          <v:rect id="_x0000_i1158" style="width:0;height:1.5pt" o:hralign="center" o:hrstd="t" o:hr="t" fillcolor="#a0a0a0" stroked="f"/>
+          <v:rect id="_x0000_i1044" style="width:0;height:1.5pt" o:hralign="center" o:hrstd="t" o:hr="t" fillcolor="#a0a0a0" stroked="f"/>
         </w:pict>
       </w:r>
     </w:p>
@@ -3381,7 +3381,7 @@
           <w:lang w:eastAsia="ru-RU"/>
         </w:rPr>
         <w:pict w14:anchorId="789C0CC9">
-          <v:rect id="_x0000_i1159" style="width:0;height:1.5pt" o:hralign="center" o:hrstd="t" o:hr="t" fillcolor="#a0a0a0" stroked="f"/>
+          <v:rect id="_x0000_i1045" style="width:0;height:1.5pt" o:hralign="center" o:hrstd="t" o:hr="t" fillcolor="#a0a0a0" stroked="f"/>
         </w:pict>
       </w:r>
     </w:p>
@@ -3404,7 +3404,7 @@
           <w:lang w:eastAsia="ru-RU"/>
         </w:rPr>
         <w:pict w14:anchorId="6347B5FF">
-          <v:rect id="_x0000_i1181" style="width:0;height:1.5pt" o:hralign="center" o:hrstd="t" o:hr="t" fillcolor="#a0a0a0" stroked="f"/>
+          <v:rect id="_x0000_i1046" style="width:0;height:1.5pt" o:hralign="center" o:hrstd="t" o:hr="t" fillcolor="#a0a0a0" stroked="f"/>
         </w:pict>
       </w:r>
     </w:p>
@@ -3538,7 +3538,7 @@
           <w:lang w:eastAsia="ru-RU"/>
         </w:rPr>
         <w:pict w14:anchorId="511DDA64">
-          <v:rect id="_x0000_i1182" style="width:0;height:1.5pt" o:hralign="center" o:hrstd="t" o:hr="t" fillcolor="#a0a0a0" stroked="f"/>
+          <v:rect id="_x0000_i1047" style="width:0;height:1.5pt" o:hralign="center" o:hrstd="t" o:hr="t" fillcolor="#a0a0a0" stroked="f"/>
         </w:pict>
       </w:r>
     </w:p>
@@ -3789,7 +3789,7 @@
           <w:lang w:eastAsia="ru-RU"/>
         </w:rPr>
         <w:pict w14:anchorId="0150179B">
-          <v:rect id="_x0000_i1183" style="width:0;height:1.5pt" o:hralign="center" o:hrstd="t" o:hr="t" fillcolor="#a0a0a0" stroked="f"/>
+          <v:rect id="_x0000_i1048" style="width:0;height:1.5pt" o:hralign="center" o:hrstd="t" o:hr="t" fillcolor="#a0a0a0" stroked="f"/>
         </w:pict>
       </w:r>
     </w:p>
@@ -4025,7 +4025,7 @@
           <w:lang w:eastAsia="ru-RU"/>
         </w:rPr>
         <w:pict w14:anchorId="78A650A6">
-          <v:rect id="_x0000_i1184" style="width:0;height:1.5pt" o:hralign="center" o:hrstd="t" o:hr="t" fillcolor="#a0a0a0" stroked="f"/>
+          <v:rect id="_x0000_i1049" style="width:0;height:1.5pt" o:hralign="center" o:hrstd="t" o:hr="t" fillcolor="#a0a0a0" stroked="f"/>
         </w:pict>
       </w:r>
     </w:p>
@@ -4276,7 +4276,7 @@
           <w:lang w:eastAsia="ru-RU"/>
         </w:rPr>
         <w:pict w14:anchorId="1F70EB1E">
-          <v:rect id="_x0000_i1185" style="width:0;height:1.5pt" o:hralign="center" o:hrstd="t" o:hr="t" fillcolor="#a0a0a0" stroked="f"/>
+          <v:rect id="_x0000_i1050" style="width:0;height:1.5pt" o:hralign="center" o:hrstd="t" o:hr="t" fillcolor="#a0a0a0" stroked="f"/>
         </w:pict>
       </w:r>
     </w:p>
@@ -4459,7 +4459,7 @@
           <w:lang w:eastAsia="ru-RU"/>
         </w:rPr>
         <w:pict w14:anchorId="49F891D3">
-          <v:rect id="_x0000_i1186" style="width:0;height:1.5pt" o:hralign="center" o:hrstd="t" o:hr="t" fillcolor="#a0a0a0" stroked="f"/>
+          <v:rect id="_x0000_i1051" style="width:0;height:1.5pt" o:hralign="center" o:hrstd="t" o:hr="t" fillcolor="#a0a0a0" stroked="f"/>
         </w:pict>
       </w:r>
     </w:p>
@@ -4574,7 +4574,7 @@
           <w:lang w:eastAsia="ru-RU"/>
         </w:rPr>
         <w:pict w14:anchorId="5FFF20C5">
-          <v:rect id="_x0000_i1187" style="width:0;height:1.5pt" o:hralign="center" o:hrstd="t" o:hr="t" fillcolor="#a0a0a0" stroked="f"/>
+          <v:rect id="_x0000_i1052" style="width:0;height:1.5pt" o:hralign="center" o:hrstd="t" o:hr="t" fillcolor="#a0a0a0" stroked="f"/>
         </w:pict>
       </w:r>
     </w:p>
@@ -4829,7 +4829,7 @@
           <w:lang w:eastAsia="ru-RU"/>
         </w:rPr>
         <w:pict w14:anchorId="59990C97">
-          <v:rect id="_x0000_i1188" style="width:0;height:1.5pt" o:hralign="center" o:hrstd="t" o:hr="t" fillcolor="#a0a0a0" stroked="f"/>
+          <v:rect id="_x0000_i1053" style="width:0;height:1.5pt" o:hralign="center" o:hrstd="t" o:hr="t" fillcolor="#a0a0a0" stroked="f"/>
         </w:pict>
       </w:r>
     </w:p>
@@ -5100,7 +5100,7 @@
           <w:lang w:eastAsia="ru-RU"/>
         </w:rPr>
         <w:pict w14:anchorId="5F84F3B1">
-          <v:rect id="_x0000_i1189" style="width:0;height:1.5pt" o:hralign="center" o:hrstd="t" o:hr="t" fillcolor="#a0a0a0" stroked="f"/>
+          <v:rect id="_x0000_i1054" style="width:0;height:1.5pt" o:hralign="center" o:hrstd="t" o:hr="t" fillcolor="#a0a0a0" stroked="f"/>
         </w:pict>
       </w:r>
     </w:p>
@@ -5263,7 +5263,7 @@
           <w:lang w:eastAsia="ru-RU"/>
         </w:rPr>
         <w:pict w14:anchorId="0A85AA4A">
-          <v:rect id="_x0000_i1190" style="width:0;height:1.5pt" o:hralign="center" o:hrstd="t" o:hr="t" fillcolor="#a0a0a0" stroked="f"/>
+          <v:rect id="_x0000_i1055" style="width:0;height:1.5pt" o:hralign="center" o:hrstd="t" o:hr="t" fillcolor="#a0a0a0" stroked="f"/>
         </w:pict>
       </w:r>
     </w:p>
@@ -5471,7 +5471,7 @@
           <w:lang w:eastAsia="ru-RU"/>
         </w:rPr>
         <w:pict w14:anchorId="44E29C51">
-          <v:rect id="_x0000_i1191" style="width:0;height:1.5pt" o:hralign="center" o:hrstd="t" o:hr="t" fillcolor="#a0a0a0" stroked="f"/>
+          <v:rect id="_x0000_i1056" style="width:0;height:1.5pt" o:hralign="center" o:hrstd="t" o:hr="t" fillcolor="#a0a0a0" stroked="f"/>
         </w:pict>
       </w:r>
     </w:p>
@@ -5938,7 +5938,7 @@
           <w:lang w:eastAsia="ru-RU"/>
         </w:rPr>
         <w:pict w14:anchorId="4493BB8C">
-          <v:rect id="_x0000_i1192" style="width:0;height:1.5pt" o:hralign="center" o:hrstd="t" o:hr="t" fillcolor="#a0a0a0" stroked="f"/>
+          <v:rect id="_x0000_i1057" style="width:0;height:1.5pt" o:hralign="center" o:hrstd="t" o:hr="t" fillcolor="#a0a0a0" stroked="f"/>
         </w:pict>
       </w:r>
     </w:p>
@@ -6000,7 +6000,7 @@
           <w:lang w:eastAsia="ru-RU"/>
         </w:rPr>
         <w:pict w14:anchorId="728EC7D1">
-          <v:rect id="_x0000_i1193" style="width:0;height:1.5pt" o:hralign="center" o:hrstd="t" o:hr="t" fillcolor="#a0a0a0" stroked="f"/>
+          <v:rect id="_x0000_i1058" style="width:0;height:1.5pt" o:hralign="center" o:hrstd="t" o:hr="t" fillcolor="#a0a0a0" stroked="f"/>
         </w:pict>
       </w:r>
     </w:p>
@@ -6042,175 +6042,7 @@
           <w:lang w:eastAsia="ru-RU"/>
         </w:rPr>
         <w:pict w14:anchorId="6A949496">
-          <v:rect id="_x0000_i1194" style="width:0;height:1.5pt" o:hralign="center" o:hrstd="t" o:hr="t" fillcolor="#a0a0a0" stroked="f"/>
-        </w:pict>
-      </w:r>
-    </w:p>
-    <w:p>
-      <w:pPr/>
-      <w:r>
-        <w:t>9. Object Storage Security</w:t>
-      </w:r>
-    </w:p>
-    <w:p>
-      <w:pPr/>
-      <w:r>
-        <w:t>9.1 General Model</w:t>
-      </w:r>
-    </w:p>
-    <w:p>
-      <w:pPr/>
-      <w:r>
-        <w:t>MVP media storage keeps PHOTO representations in private MinIO/object storage. PostgreSQL stores metadata only.</w:t>
-      </w:r>
-    </w:p>
-    <w:p>
-      <w:pPr/>
-      <w:r>
-        <w:t>One logical PHOTO has two permanent representations: DISPLAY and THUMBNAIL. Permanent ORIGINAL is not stored in MVP.</w:t>
-      </w:r>
-    </w:p>
-    <w:p>
-      <w:pPr/>
-      <w:r>
-        <w:t>9.2 Database Responsibilities</w:t>
-      </w:r>
-    </w:p>
-    <w:p>
-      <w:pPr/>
-      <w:r>
-        <w:t>PostgreSQL stores metadata only: identifier, Memory, media type, display/thumbnail storage keys, display/thumbnail sizes, MIME type and created time.</w:t>
-      </w:r>
-    </w:p>
-    <w:p>
-      <w:pPr/>
-      <w:r>
-        <w:t>9.3 Storage Keys And Backend URLs</w:t>
-      </w:r>
-    </w:p>
-    <w:p>
-      <w:pPr/>
-      <w:r>
-        <w:t>displayStorageKey and thumbnailStorageKey are internal backend-only object identifiers.</w:t>
-      </w:r>
-    </w:p>
-    <w:p>
-      <w:pPr/>
-      <w:r>
-        <w:t>They are not URLs, public links, user filenames, backend API paths or Flutter paths.</w:t>
-      </w:r>
-    </w:p>
-    <w:p>
-      <w:pPr/>
-      <w:r>
-        <w:t>REST exposes only thumbnailUrl/displayUrl as authenticated backend-relative paths.</w:t>
-      </w:r>
-    </w:p>
-    <w:p>
-      <w:pPr/>
-      <w:r>
-        <w:t>9.4 Authorization</w:t>
-      </w:r>
-    </w:p>
-    <w:p>
-      <w:pPr/>
-      <w:r>
-        <w:t>Media read inherits Memory/Story access: any current StoryParticipant (OWNER, CO_OWNER, EDITOR, VIEWER) can read media for an accessible Memory.</w:t>
-      </w:r>
-    </w:p>
-    <w:p>
-      <w:pPr/>
-      <w:r>
-        <w:t>Media mutation: OWNER/CO_OWNER can mutate media for any Memory in the Story; EDITOR/VIEWER can upload/delete only for their own Memory; authorship never bypasses current membership.</w:t>
-      </w:r>
-    </w:p>
-    <w:p>
-      <w:pPr/>
-      <w:r>
-        <w:t>memoryId/mediaId are locators, not authorization.</w:t>
-      </w:r>
-    </w:p>
-    <w:p>
-      <w:pPr/>
-      <w:r>
-        <w:t>9.5 Image Security</w:t>
-      </w:r>
-    </w:p>
-    <w:p>
-      <w:pPr/>
-      <w:r>
-        <w:t>Backend validates actual bytes and declared MIME. JPEG and PNG are accepted input types; MIME mismatch is rejected.</w:t>
-      </w:r>
-    </w:p>
-    <w:p>
-      <w:pPr/>
-      <w:r>
-        <w:t>Upload limit is 5 MiB. Backend limits decoded pixels and dimensions, normalizes EXIF orientation, strips metadata/EXIF/GPS through re-encode, flattens PNG alpha on white and persists image/jpeg DISPLAY/THUMBNAIL.</w:t>
-      </w:r>
-    </w:p>
-    <w:p>
-      <w:pPr/>
-      <w:r>
-        <w:t>9.6 Repository Responsibilities</w:t>
-      </w:r>
-    </w:p>
-    <w:p>
-      <w:pPr/>
-      <w:r>
-        <w:t>Repository does not upload files, delete MinIO objects, generate Signed URLs, or work with InputStream/MultipartFile.</w:t>
-      </w:r>
-    </w:p>
-    <w:p>
-      <w:pPr/>
-      <w:r>
-        <w:t>9.7 Failure Confidentiality</w:t>
-      </w:r>
-    </w:p>
-    <w:p>
-      <w:pPr/>
-      <w:r>
-        <w:t>Missing/inaccessible media operations use safe unavailable/not-found semantics where implemented. API errors do not expose storage/provider details, SQL details or raw stack traces.</w:t>
-      </w:r>
-    </w:p>
-    <w:p>
-      <w:pPr>
-        <w:spacing w:before="100" w:beforeAutospacing="1" w:after="100" w:afterAutospacing="1" w:line="240" w:lineRule="auto"/>
-        <w:rPr>
-          <w:rFonts w:ascii="Times New Roman" w:eastAsia="Times New Roman" w:hAnsi="Times New Roman" w:cs="Times New Roman"/>
-          <w:sz w:val="24"/>
-          <w:szCs w:val="24"/>
-          <w:lang w:eastAsia="ru-RU"/>
-        </w:rPr>
-      </w:pPr>
-      <w:r>
-        <w:rPr>
-          <w:rFonts w:ascii="Times New Roman" w:eastAsia="Times New Roman" w:hAnsi="Times New Roman" w:cs="Times New Roman"/>
-          <w:sz w:val="24"/>
-          <w:szCs w:val="24"/>
-          <w:lang w:eastAsia="ru-RU"/>
-        </w:rPr>
-        <w:t>Repository взаимодействует только с метаданными файла.</w:t>
-      </w:r>
-    </w:p>
-    <w:p>
-      <w:pPr>
-        <w:spacing w:after="0" w:line="240" w:lineRule="auto"/>
-        <w:rPr>
-          <w:rFonts w:ascii="Times New Roman" w:eastAsia="Times New Roman" w:hAnsi="Times New Roman" w:cs="Times New Roman"/>
-          <w:sz w:val="24"/>
-          <w:szCs w:val="24"/>
-          <w:lang w:eastAsia="ru-RU"/>
-        </w:rPr>
-      </w:pPr>
-      <w:r>
-        <w:rPr>
-          <w:rFonts w:ascii="Times New Roman" w:eastAsia="Times New Roman" w:hAnsi="Times New Roman" w:cs="Times New Roman"/>
-          <w:sz w:val="24"/>
-          <w:szCs w:val="24"/>
-          <w:lang w:eastAsia="ru-RU"/>
-        </w:rPr>
-        <w:pict w14:anchorId="4B2D45C7">
-          <v:rect id="_x0000_i1198" style="width:0;height:1.5pt" o:hralign="center" o:hrstd="t" o:hr="t" fillcolor="#a0a0a0" stroked="f"/>
+          <v:rect id="_x0000_i1059" style="width:0;height:1.5pt" o:hralign="center" o:hrstd="t" o:hr="t" fillcolor="#a0a0a0" stroked="f"/>
         </w:pict>
       </w:r>
     </w:p>
@@ -6238,7 +6070,7 @@
           <w:szCs w:val="48"/>
           <w:lang w:eastAsia="ru-RU"/>
         </w:rPr>
-        <w:t>10. API Security</w:t>
+        <w:t>9. Object Storage Security</w:t>
       </w:r>
     </w:p>
     <w:p>
@@ -6263,47 +6095,47 @@
           <w:szCs w:val="36"/>
           <w:lang w:eastAsia="ru-RU"/>
         </w:rPr>
-        <w:t>10.1 HTTPS</w:t>
-      </w:r>
-    </w:p>
-    <w:p>
-      <w:pPr>
-        <w:spacing w:before="100" w:beforeAutospacing="1" w:after="100" w:afterAutospacing="1" w:line="240" w:lineRule="auto"/>
-        <w:rPr>
-          <w:rFonts w:ascii="Times New Roman" w:eastAsia="Times New Roman" w:hAnsi="Times New Roman" w:cs="Times New Roman"/>
-          <w:sz w:val="24"/>
-          <w:szCs w:val="24"/>
-          <w:lang w:eastAsia="ru-RU"/>
-        </w:rPr>
-      </w:pPr>
-      <w:r>
-        <w:rPr>
-          <w:rFonts w:ascii="Times New Roman" w:eastAsia="Times New Roman" w:hAnsi="Times New Roman" w:cs="Times New Roman"/>
-          <w:sz w:val="24"/>
-          <w:szCs w:val="24"/>
-          <w:lang w:eastAsia="ru-RU"/>
-        </w:rPr>
-        <w:t>Все обращения к backend должны выполняться через HTTPS.</w:t>
-      </w:r>
-    </w:p>
-    <w:p>
-      <w:pPr>
-        <w:spacing w:before="100" w:beforeAutospacing="1" w:after="100" w:afterAutospacing="1" w:line="240" w:lineRule="auto"/>
-        <w:rPr>
-          <w:rFonts w:ascii="Times New Roman" w:eastAsia="Times New Roman" w:hAnsi="Times New Roman" w:cs="Times New Roman"/>
-          <w:sz w:val="24"/>
-          <w:szCs w:val="24"/>
-          <w:lang w:eastAsia="ru-RU"/>
-        </w:rPr>
-      </w:pPr>
-      <w:r>
-        <w:rPr>
-          <w:rFonts w:ascii="Times New Roman" w:eastAsia="Times New Roman" w:hAnsi="Times New Roman" w:cs="Times New Roman"/>
-          <w:sz w:val="24"/>
-          <w:szCs w:val="24"/>
-          <w:lang w:eastAsia="ru-RU"/>
-        </w:rPr>
-        <w:t>Передача Access Token или Refresh Token по незащищенному HTTP не допускается.</w:t>
+        <w:t>9.1 Общая модель</w:t>
+      </w:r>
+    </w:p>
+    <w:p>
+      <w:pPr>
+        <w:spacing w:before="100" w:beforeAutospacing="1" w:after="100" w:afterAutospacing="1" w:line="240" w:lineRule="auto"/>
+        <w:rPr>
+          <w:rFonts w:ascii="Times New Roman" w:eastAsia="Times New Roman" w:hAnsi="Times New Roman" w:cs="Times New Roman"/>
+          <w:sz w:val="24"/>
+          <w:szCs w:val="24"/>
+          <w:lang w:eastAsia="ru-RU"/>
+        </w:rPr>
+      </w:pPr>
+      <w:r>
+        <w:rPr>
+          <w:rFonts w:ascii="Times New Roman" w:eastAsia="Times New Roman" w:hAnsi="Times New Roman" w:cs="Times New Roman"/>
+          <w:sz w:val="24"/>
+          <w:szCs w:val="24"/>
+          <w:lang w:eastAsia="ru-RU"/>
+        </w:rPr>
+        <w:t>Фотографии, голосовые сообщения и видео не хранятся в PostgreSQL.</w:t>
+      </w:r>
+    </w:p>
+    <w:p>
+      <w:pPr>
+        <w:spacing w:before="100" w:beforeAutospacing="1" w:after="100" w:afterAutospacing="1" w:line="240" w:lineRule="auto"/>
+        <w:rPr>
+          <w:rFonts w:ascii="Times New Roman" w:eastAsia="Times New Roman" w:hAnsi="Times New Roman" w:cs="Times New Roman"/>
+          <w:sz w:val="24"/>
+          <w:szCs w:val="24"/>
+          <w:lang w:eastAsia="ru-RU"/>
+        </w:rPr>
+      </w:pPr>
+      <w:r>
+        <w:rPr>
+          <w:rFonts w:ascii="Times New Roman" w:eastAsia="Times New Roman" w:hAnsi="Times New Roman" w:cs="Times New Roman"/>
+          <w:sz w:val="24"/>
+          <w:szCs w:val="24"/>
+          <w:lang w:eastAsia="ru-RU"/>
+        </w:rPr>
+        <w:t>Физические файлы размещаются в объектном хранилище (MinIO).</w:t>
       </w:r>
     </w:p>
     <w:p>
@@ -6323,8 +6155,8 @@
           <w:szCs w:val="24"/>
           <w:lang w:eastAsia="ru-RU"/>
         </w:rPr>
-        <w:pict w14:anchorId="22DACB96">
-          <v:rect id="_x0000_i1199" style="width:0;height:1.5pt" o:hralign="center" o:hrstd="t" o:hr="t" fillcolor="#a0a0a0" stroked="f"/>
+        <w:pict w14:anchorId="61151B7A">
+          <v:rect id="_x0000_i1060" style="width:0;height:1.5pt" o:hralign="center" o:hrstd="t" o:hr="t" fillcolor="#a0a0a0" stroked="f"/>
         </w:pict>
       </w:r>
     </w:p>
@@ -6338,7 +6170,7 @@
           <w:bCs/>
           <w:sz w:val="36"/>
           <w:szCs w:val="36"/>
-          <w:lang w:val="en-US" w:eastAsia="ru-RU"/>
+          <w:lang w:eastAsia="ru-RU"/>
         </w:rPr>
       </w:pPr>
       <w:r>
@@ -6348,84 +6180,265 @@
           <w:bCs/>
           <w:sz w:val="36"/>
           <w:szCs w:val="36"/>
-          <w:lang w:val="en-US" w:eastAsia="ru-RU"/>
+          <w:lang w:eastAsia="ru-RU"/>
+        </w:rPr>
+        <w:t>9.2 Database Responsibilities</w:t>
+      </w:r>
+    </w:p>
+    <w:p>
+      <w:pPr>
+        <w:spacing w:before="100" w:beforeAutospacing="1" w:after="100" w:afterAutospacing="1" w:line="240" w:lineRule="auto"/>
+        <w:rPr>
+          <w:rFonts w:ascii="Times New Roman" w:eastAsia="Times New Roman" w:hAnsi="Times New Roman" w:cs="Times New Roman"/>
+          <w:sz w:val="24"/>
+          <w:szCs w:val="24"/>
+          <w:lang w:eastAsia="ru-RU"/>
+        </w:rPr>
+      </w:pPr>
+      <w:r>
+        <w:rPr>
+          <w:rFonts w:ascii="Times New Roman" w:eastAsia="Times New Roman" w:hAnsi="Times New Roman" w:cs="Times New Roman"/>
+          <w:sz w:val="24"/>
+          <w:szCs w:val="24"/>
+          <w:lang w:eastAsia="ru-RU"/>
+        </w:rPr>
+        <w:t>В PostgreSQL сохраняются только метаданные файла:</w:t>
+      </w:r>
+    </w:p>
+    <w:p>
+      <w:pPr>
+        <w:numPr>
+          <w:ilvl w:val="0"/>
+          <w:numId w:val="28"/>
+        </w:numPr>
+        <w:spacing w:before="100" w:beforeAutospacing="1" w:after="100" w:afterAutospacing="1" w:line="240" w:lineRule="auto"/>
+        <w:rPr>
+          <w:rFonts w:ascii="Times New Roman" w:eastAsia="Times New Roman" w:hAnsi="Times New Roman" w:cs="Times New Roman"/>
+          <w:sz w:val="24"/>
+          <w:szCs w:val="24"/>
+          <w:lang w:eastAsia="ru-RU"/>
+        </w:rPr>
+      </w:pPr>
+      <w:r>
+        <w:rPr>
+          <w:rFonts w:ascii="Times New Roman" w:eastAsia="Times New Roman" w:hAnsi="Times New Roman" w:cs="Times New Roman"/>
+          <w:sz w:val="24"/>
+          <w:szCs w:val="24"/>
+          <w:lang w:eastAsia="ru-RU"/>
         </w:rPr>
         <w:lastRenderedPageBreak/>
-        <w:t>10.2 Authentication Header</w:t>
-      </w:r>
-    </w:p>
-    <w:p>
-      <w:pPr>
-        <w:spacing w:before="100" w:beforeAutospacing="1" w:after="100" w:afterAutospacing="1" w:line="240" w:lineRule="auto"/>
-        <w:rPr>
-          <w:rFonts w:ascii="Times New Roman" w:eastAsia="Times New Roman" w:hAnsi="Times New Roman" w:cs="Times New Roman"/>
-          <w:sz w:val="24"/>
-          <w:szCs w:val="24"/>
-          <w:lang w:val="en-US" w:eastAsia="ru-RU"/>
-        </w:rPr>
-      </w:pPr>
-      <w:r>
-        <w:rPr>
-          <w:rFonts w:ascii="Times New Roman" w:eastAsia="Times New Roman" w:hAnsi="Times New Roman" w:cs="Times New Roman"/>
-          <w:sz w:val="24"/>
-          <w:szCs w:val="24"/>
-          <w:lang w:val="en-US" w:eastAsia="ru-RU"/>
-        </w:rPr>
-        <w:t xml:space="preserve">Access Token </w:t>
-      </w:r>
-      <w:r>
-        <w:rPr>
-          <w:rFonts w:ascii="Times New Roman" w:eastAsia="Times New Roman" w:hAnsi="Times New Roman" w:cs="Times New Roman"/>
-          <w:sz w:val="24"/>
-          <w:szCs w:val="24"/>
-          <w:lang w:eastAsia="ru-RU"/>
-        </w:rPr>
-        <w:t>передается</w:t>
-      </w:r>
-      <w:r>
-        <w:rPr>
-          <w:rFonts w:ascii="Times New Roman" w:eastAsia="Times New Roman" w:hAnsi="Times New Roman" w:cs="Times New Roman"/>
-          <w:sz w:val="24"/>
-          <w:szCs w:val="24"/>
-          <w:lang w:val="en-US" w:eastAsia="ru-RU"/>
-        </w:rPr>
-        <w:t xml:space="preserve"> </w:t>
-      </w:r>
-      <w:r>
-        <w:rPr>
-          <w:rFonts w:ascii="Times New Roman" w:eastAsia="Times New Roman" w:hAnsi="Times New Roman" w:cs="Times New Roman"/>
-          <w:sz w:val="24"/>
-          <w:szCs w:val="24"/>
-          <w:lang w:eastAsia="ru-RU"/>
-        </w:rPr>
-        <w:t>стандартным</w:t>
-      </w:r>
-      <w:r>
-        <w:rPr>
-          <w:rFonts w:ascii="Times New Roman" w:eastAsia="Times New Roman" w:hAnsi="Times New Roman" w:cs="Times New Roman"/>
-          <w:sz w:val="24"/>
-          <w:szCs w:val="24"/>
-          <w:lang w:val="en-US" w:eastAsia="ru-RU"/>
-        </w:rPr>
-        <w:t xml:space="preserve"> HTTP-</w:t>
-      </w:r>
-      <w:r>
-        <w:rPr>
-          <w:rFonts w:ascii="Times New Roman" w:eastAsia="Times New Roman" w:hAnsi="Times New Roman" w:cs="Times New Roman"/>
-          <w:sz w:val="24"/>
-          <w:szCs w:val="24"/>
-          <w:lang w:eastAsia="ru-RU"/>
-        </w:rPr>
-        <w:t>заголовком</w:t>
-      </w:r>
-      <w:r>
-        <w:rPr>
-          <w:rFonts w:ascii="Times New Roman" w:eastAsia="Times New Roman" w:hAnsi="Times New Roman" w:cs="Times New Roman"/>
-          <w:sz w:val="24"/>
-          <w:szCs w:val="24"/>
-          <w:lang w:val="en-US" w:eastAsia="ru-RU"/>
-        </w:rPr>
-        <w:t>:</w:t>
+        <w:t>identifier;</w:t>
+      </w:r>
+    </w:p>
+    <w:p>
+      <w:pPr>
+        <w:numPr>
+          <w:ilvl w:val="0"/>
+          <w:numId w:val="28"/>
+        </w:numPr>
+        <w:spacing w:before="100" w:beforeAutospacing="1" w:after="100" w:afterAutospacing="1" w:line="240" w:lineRule="auto"/>
+        <w:rPr>
+          <w:rFonts w:ascii="Times New Roman" w:eastAsia="Times New Roman" w:hAnsi="Times New Roman" w:cs="Times New Roman"/>
+          <w:sz w:val="24"/>
+          <w:szCs w:val="24"/>
+          <w:lang w:eastAsia="ru-RU"/>
+        </w:rPr>
+      </w:pPr>
+      <w:r>
+        <w:rPr>
+          <w:rFonts w:ascii="Times New Roman" w:eastAsia="Times New Roman" w:hAnsi="Times New Roman" w:cs="Times New Roman"/>
+          <w:sz w:val="24"/>
+          <w:szCs w:val="24"/>
+          <w:lang w:eastAsia="ru-RU"/>
+        </w:rPr>
+        <w:t>Memory;</w:t>
+      </w:r>
+    </w:p>
+    <w:p>
+      <w:pPr>
+        <w:numPr>
+          <w:ilvl w:val="0"/>
+          <w:numId w:val="28"/>
+        </w:numPr>
+        <w:spacing w:before="100" w:beforeAutospacing="1" w:after="100" w:afterAutospacing="1" w:line="240" w:lineRule="auto"/>
+        <w:rPr>
+          <w:rFonts w:ascii="Times New Roman" w:eastAsia="Times New Roman" w:hAnsi="Times New Roman" w:cs="Times New Roman"/>
+          <w:sz w:val="24"/>
+          <w:szCs w:val="24"/>
+          <w:lang w:eastAsia="ru-RU"/>
+        </w:rPr>
+      </w:pPr>
+      <w:r>
+        <w:rPr>
+          <w:rFonts w:ascii="Times New Roman" w:eastAsia="Times New Roman" w:hAnsi="Times New Roman" w:cs="Times New Roman"/>
+          <w:sz w:val="24"/>
+          <w:szCs w:val="24"/>
+          <w:lang w:eastAsia="ru-RU"/>
+        </w:rPr>
+        <w:t>media type;</w:t>
+      </w:r>
+    </w:p>
+    <w:p>
+      <w:pPr>
+        <w:numPr>
+          <w:ilvl w:val="0"/>
+          <w:numId w:val="28"/>
+        </w:numPr>
+        <w:spacing w:before="100" w:beforeAutospacing="1" w:after="100" w:afterAutospacing="1" w:line="240" w:lineRule="auto"/>
+        <w:rPr>
+          <w:rFonts w:ascii="Times New Roman" w:eastAsia="Times New Roman" w:hAnsi="Times New Roman" w:cs="Times New Roman"/>
+          <w:sz w:val="24"/>
+          <w:szCs w:val="24"/>
+          <w:lang w:eastAsia="ru-RU"/>
+        </w:rPr>
+      </w:pPr>
+      <w:r>
+        <w:rPr>
+          <w:rFonts w:ascii="Times New Roman" w:eastAsia="Times New Roman" w:hAnsi="Times New Roman" w:cs="Times New Roman"/>
+          <w:sz w:val="24"/>
+          <w:szCs w:val="24"/>
+          <w:lang w:eastAsia="ru-RU"/>
+        </w:rPr>
+        <w:t>storage key;</w:t>
+      </w:r>
+    </w:p>
+    <w:p>
+      <w:pPr>
+        <w:numPr>
+          <w:ilvl w:val="0"/>
+          <w:numId w:val="28"/>
+        </w:numPr>
+        <w:spacing w:before="100" w:beforeAutospacing="1" w:after="100" w:afterAutospacing="1" w:line="240" w:lineRule="auto"/>
+        <w:rPr>
+          <w:rFonts w:ascii="Times New Roman" w:eastAsia="Times New Roman" w:hAnsi="Times New Roman" w:cs="Times New Roman"/>
+          <w:sz w:val="24"/>
+          <w:szCs w:val="24"/>
+          <w:lang w:eastAsia="ru-RU"/>
+        </w:rPr>
+      </w:pPr>
+      <w:r>
+        <w:rPr>
+          <w:rFonts w:ascii="Times New Roman" w:eastAsia="Times New Roman" w:hAnsi="Times New Roman" w:cs="Times New Roman"/>
+          <w:sz w:val="24"/>
+          <w:szCs w:val="24"/>
+          <w:lang w:eastAsia="ru-RU"/>
+        </w:rPr>
+        <w:t>MIME type;</w:t>
+      </w:r>
+    </w:p>
+    <w:p>
+      <w:pPr>
+        <w:numPr>
+          <w:ilvl w:val="0"/>
+          <w:numId w:val="28"/>
+        </w:numPr>
+        <w:spacing w:before="100" w:beforeAutospacing="1" w:after="100" w:afterAutospacing="1" w:line="240" w:lineRule="auto"/>
+        <w:rPr>
+          <w:rFonts w:ascii="Times New Roman" w:eastAsia="Times New Roman" w:hAnsi="Times New Roman" w:cs="Times New Roman"/>
+          <w:sz w:val="24"/>
+          <w:szCs w:val="24"/>
+          <w:lang w:eastAsia="ru-RU"/>
+        </w:rPr>
+      </w:pPr>
+      <w:r>
+        <w:rPr>
+          <w:rFonts w:ascii="Times New Roman" w:eastAsia="Times New Roman" w:hAnsi="Times New Roman" w:cs="Times New Roman"/>
+          <w:sz w:val="24"/>
+          <w:szCs w:val="24"/>
+          <w:lang w:eastAsia="ru-RU"/>
+        </w:rPr>
+        <w:t>размер файла;</w:t>
+      </w:r>
+    </w:p>
+    <w:p>
+      <w:pPr>
+        <w:numPr>
+          <w:ilvl w:val="0"/>
+          <w:numId w:val="28"/>
+        </w:numPr>
+        <w:spacing w:before="100" w:beforeAutospacing="1" w:after="100" w:afterAutospacing="1" w:line="240" w:lineRule="auto"/>
+        <w:rPr>
+          <w:rFonts w:ascii="Times New Roman" w:eastAsia="Times New Roman" w:hAnsi="Times New Roman" w:cs="Times New Roman"/>
+          <w:sz w:val="24"/>
+          <w:szCs w:val="24"/>
+          <w:lang w:eastAsia="ru-RU"/>
+        </w:rPr>
+      </w:pPr>
+      <w:r>
+        <w:rPr>
+          <w:rFonts w:ascii="Times New Roman" w:eastAsia="Times New Roman" w:hAnsi="Times New Roman" w:cs="Times New Roman"/>
+          <w:sz w:val="24"/>
+          <w:szCs w:val="24"/>
+          <w:lang w:eastAsia="ru-RU"/>
+        </w:rPr>
+        <w:t>время создания.</w:t>
+      </w:r>
+    </w:p>
+    <w:p>
+      <w:pPr>
+        <w:spacing w:after="0" w:line="240" w:lineRule="auto"/>
+        <w:rPr>
+          <w:rFonts w:ascii="Times New Roman" w:eastAsia="Times New Roman" w:hAnsi="Times New Roman" w:cs="Times New Roman"/>
+          <w:sz w:val="24"/>
+          <w:szCs w:val="24"/>
+          <w:lang w:eastAsia="ru-RU"/>
+        </w:rPr>
+      </w:pPr>
+      <w:r>
+        <w:rPr>
+          <w:rFonts w:ascii="Times New Roman" w:eastAsia="Times New Roman" w:hAnsi="Times New Roman" w:cs="Times New Roman"/>
+          <w:sz w:val="24"/>
+          <w:szCs w:val="24"/>
+          <w:lang w:eastAsia="ru-RU"/>
+        </w:rPr>
+        <w:pict w14:anchorId="01CC0120">
+          <v:rect id="_x0000_i1061" style="width:0;height:1.5pt" o:hralign="center" o:hrstd="t" o:hr="t" fillcolor="#a0a0a0" stroked="f"/>
+        </w:pict>
+      </w:r>
+    </w:p>
+    <w:p>
+      <w:pPr>
+        <w:spacing w:before="100" w:beforeAutospacing="1" w:after="100" w:afterAutospacing="1" w:line="240" w:lineRule="auto"/>
+        <w:outlineLvl w:val="1"/>
+        <w:rPr>
+          <w:rFonts w:ascii="Times New Roman" w:eastAsia="Times New Roman" w:hAnsi="Times New Roman" w:cs="Times New Roman"/>
+          <w:b/>
+          <w:bCs/>
+          <w:sz w:val="36"/>
+          <w:szCs w:val="36"/>
+          <w:lang w:eastAsia="ru-RU"/>
+        </w:rPr>
+      </w:pPr>
+      <w:r>
+        <w:rPr>
+          <w:rFonts w:ascii="Times New Roman" w:eastAsia="Times New Roman" w:hAnsi="Times New Roman" w:cs="Times New Roman"/>
+          <w:b/>
+          <w:bCs/>
+          <w:sz w:val="36"/>
+          <w:szCs w:val="36"/>
+          <w:lang w:eastAsia="ru-RU"/>
+        </w:rPr>
+        <w:t>9.3 Storage Key</w:t>
+      </w:r>
+    </w:p>
+    <w:p>
+      <w:pPr>
+        <w:spacing w:before="100" w:beforeAutospacing="1" w:after="100" w:afterAutospacing="1" w:line="240" w:lineRule="auto"/>
+        <w:rPr>
+          <w:rFonts w:ascii="Times New Roman" w:eastAsia="Times New Roman" w:hAnsi="Times New Roman" w:cs="Times New Roman"/>
+          <w:sz w:val="24"/>
+          <w:szCs w:val="24"/>
+          <w:lang w:eastAsia="ru-RU"/>
+        </w:rPr>
+      </w:pPr>
+      <w:r>
+        <w:rPr>
+          <w:rFonts w:ascii="Times New Roman" w:eastAsia="Times New Roman" w:hAnsi="Times New Roman" w:cs="Times New Roman"/>
+          <w:sz w:val="24"/>
+          <w:szCs w:val="24"/>
+          <w:lang w:eastAsia="ru-RU"/>
+        </w:rPr>
+        <w:t>Для обращения к объекту используется поле:</w:t>
       </w:r>
     </w:p>
     <w:p>
@@ -6453,7 +6466,7 @@
           <w:rFonts w:ascii="Courier New" w:eastAsia="Times New Roman" w:hAnsi="Courier New" w:cs="Courier New"/>
           <w:sz w:val="20"/>
           <w:szCs w:val="20"/>
-          <w:lang w:val="en-US" w:eastAsia="ru-RU"/>
+          <w:lang w:eastAsia="ru-RU"/>
         </w:rPr>
       </w:pPr>
       <w:r>
@@ -6461,128 +6474,121 @@
           <w:rFonts w:ascii="Courier New" w:eastAsia="Times New Roman" w:hAnsi="Courier New" w:cs="Courier New"/>
           <w:sz w:val="20"/>
           <w:szCs w:val="20"/>
-          <w:lang w:val="en-US" w:eastAsia="ru-RU"/>
-        </w:rPr>
-        <w:t>Authorization: Bearer &lt;access_token&gt;</w:t>
-      </w:r>
-    </w:p>
-    <w:p>
-      <w:pPr>
-        <w:spacing w:before="100" w:beforeAutospacing="1" w:after="100" w:afterAutospacing="1" w:line="240" w:lineRule="auto"/>
-        <w:rPr>
-          <w:rFonts w:ascii="Times New Roman" w:eastAsia="Times New Roman" w:hAnsi="Times New Roman" w:cs="Times New Roman"/>
-          <w:sz w:val="24"/>
-          <w:szCs w:val="24"/>
-          <w:lang w:val="en-US" w:eastAsia="ru-RU"/>
-        </w:rPr>
-      </w:pPr>
-      <w:r>
-        <w:rPr>
-          <w:rFonts w:ascii="Times New Roman" w:eastAsia="Times New Roman" w:hAnsi="Times New Roman" w:cs="Times New Roman"/>
-          <w:sz w:val="24"/>
-          <w:szCs w:val="24"/>
-          <w:lang w:eastAsia="ru-RU"/>
-        </w:rPr>
-        <w:t>Другие</w:t>
-      </w:r>
-      <w:r>
-        <w:rPr>
-          <w:rFonts w:ascii="Times New Roman" w:eastAsia="Times New Roman" w:hAnsi="Times New Roman" w:cs="Times New Roman"/>
-          <w:sz w:val="24"/>
-          <w:szCs w:val="24"/>
-          <w:lang w:val="en-US" w:eastAsia="ru-RU"/>
-        </w:rPr>
-        <w:t xml:space="preserve"> </w:t>
-      </w:r>
-      <w:r>
-        <w:rPr>
-          <w:rFonts w:ascii="Times New Roman" w:eastAsia="Times New Roman" w:hAnsi="Times New Roman" w:cs="Times New Roman"/>
-          <w:sz w:val="24"/>
-          <w:szCs w:val="24"/>
-          <w:lang w:eastAsia="ru-RU"/>
-        </w:rPr>
-        <w:t>способы</w:t>
-      </w:r>
-      <w:r>
-        <w:rPr>
-          <w:rFonts w:ascii="Times New Roman" w:eastAsia="Times New Roman" w:hAnsi="Times New Roman" w:cs="Times New Roman"/>
-          <w:sz w:val="24"/>
-          <w:szCs w:val="24"/>
-          <w:lang w:val="en-US" w:eastAsia="ru-RU"/>
-        </w:rPr>
-        <w:t xml:space="preserve"> </w:t>
-      </w:r>
-      <w:r>
-        <w:rPr>
-          <w:rFonts w:ascii="Times New Roman" w:eastAsia="Times New Roman" w:hAnsi="Times New Roman" w:cs="Times New Roman"/>
-          <w:sz w:val="24"/>
-          <w:szCs w:val="24"/>
-          <w:lang w:eastAsia="ru-RU"/>
-        </w:rPr>
-        <w:t>передачи</w:t>
-      </w:r>
-      <w:r>
-        <w:rPr>
-          <w:rFonts w:ascii="Times New Roman" w:eastAsia="Times New Roman" w:hAnsi="Times New Roman" w:cs="Times New Roman"/>
-          <w:sz w:val="24"/>
-          <w:szCs w:val="24"/>
-          <w:lang w:val="en-US" w:eastAsia="ru-RU"/>
-        </w:rPr>
-        <w:t xml:space="preserve"> Access Token </w:t>
-      </w:r>
-      <w:r>
-        <w:rPr>
-          <w:rFonts w:ascii="Times New Roman" w:eastAsia="Times New Roman" w:hAnsi="Times New Roman" w:cs="Times New Roman"/>
-          <w:sz w:val="24"/>
-          <w:szCs w:val="24"/>
-          <w:lang w:eastAsia="ru-RU"/>
-        </w:rPr>
-        <w:t>архитектурой</w:t>
-      </w:r>
-      <w:r>
-        <w:rPr>
-          <w:rFonts w:ascii="Times New Roman" w:eastAsia="Times New Roman" w:hAnsi="Times New Roman" w:cs="Times New Roman"/>
-          <w:sz w:val="24"/>
-          <w:szCs w:val="24"/>
-          <w:lang w:val="en-US" w:eastAsia="ru-RU"/>
-        </w:rPr>
-        <w:t xml:space="preserve"> </w:t>
-      </w:r>
-      <w:r>
-        <w:rPr>
-          <w:rFonts w:ascii="Times New Roman" w:eastAsia="Times New Roman" w:hAnsi="Times New Roman" w:cs="Times New Roman"/>
-          <w:sz w:val="24"/>
-          <w:szCs w:val="24"/>
-          <w:lang w:eastAsia="ru-RU"/>
-        </w:rPr>
-        <w:t>не</w:t>
-      </w:r>
-      <w:r>
-        <w:rPr>
-          <w:rFonts w:ascii="Times New Roman" w:eastAsia="Times New Roman" w:hAnsi="Times New Roman" w:cs="Times New Roman"/>
-          <w:sz w:val="24"/>
-          <w:szCs w:val="24"/>
-          <w:lang w:val="en-US" w:eastAsia="ru-RU"/>
-        </w:rPr>
-        <w:t xml:space="preserve"> </w:t>
-      </w:r>
-      <w:r>
-        <w:rPr>
-          <w:rFonts w:ascii="Times New Roman" w:eastAsia="Times New Roman" w:hAnsi="Times New Roman" w:cs="Times New Roman"/>
-          <w:sz w:val="24"/>
-          <w:szCs w:val="24"/>
-          <w:lang w:eastAsia="ru-RU"/>
-        </w:rPr>
-        <w:t>предусматриваются</w:t>
-      </w:r>
-      <w:r>
-        <w:rPr>
-          <w:rFonts w:ascii="Times New Roman" w:eastAsia="Times New Roman" w:hAnsi="Times New Roman" w:cs="Times New Roman"/>
-          <w:sz w:val="24"/>
-          <w:szCs w:val="24"/>
-          <w:lang w:val="en-US" w:eastAsia="ru-RU"/>
-        </w:rPr>
-        <w:t>.</w:t>
+          <w:lang w:eastAsia="ru-RU"/>
+        </w:rPr>
+        <w:t>storage_key</w:t>
+      </w:r>
+    </w:p>
+    <w:p>
+      <w:pPr>
+        <w:spacing w:before="100" w:beforeAutospacing="1" w:after="100" w:afterAutospacing="1" w:line="240" w:lineRule="auto"/>
+        <w:rPr>
+          <w:rFonts w:ascii="Times New Roman" w:eastAsia="Times New Roman" w:hAnsi="Times New Roman" w:cs="Times New Roman"/>
+          <w:sz w:val="24"/>
+          <w:szCs w:val="24"/>
+          <w:lang w:eastAsia="ru-RU"/>
+        </w:rPr>
+      </w:pPr>
+      <w:r>
+        <w:rPr>
+          <w:rFonts w:ascii="Times New Roman" w:eastAsia="Times New Roman" w:hAnsi="Times New Roman" w:cs="Times New Roman"/>
+          <w:sz w:val="24"/>
+          <w:szCs w:val="24"/>
+          <w:lang w:eastAsia="ru-RU"/>
+        </w:rPr>
+        <w:t>Оно представляет собой внутренний идентификатор объекта.</w:t>
+      </w:r>
+    </w:p>
+    <w:p>
+      <w:pPr>
+        <w:spacing w:before="100" w:beforeAutospacing="1" w:after="100" w:afterAutospacing="1" w:line="240" w:lineRule="auto"/>
+        <w:rPr>
+          <w:rFonts w:ascii="Times New Roman" w:eastAsia="Times New Roman" w:hAnsi="Times New Roman" w:cs="Times New Roman"/>
+          <w:sz w:val="24"/>
+          <w:szCs w:val="24"/>
+          <w:lang w:eastAsia="ru-RU"/>
+        </w:rPr>
+      </w:pPr>
+      <w:r>
+        <w:rPr>
+          <w:rFonts w:ascii="Times New Roman" w:eastAsia="Times New Roman" w:hAnsi="Times New Roman" w:cs="Times New Roman"/>
+          <w:sz w:val="24"/>
+          <w:szCs w:val="24"/>
+          <w:lang w:eastAsia="ru-RU"/>
+        </w:rPr>
+        <w:t>Это поле не является:</w:t>
+      </w:r>
+    </w:p>
+    <w:p>
+      <w:pPr>
+        <w:numPr>
+          <w:ilvl w:val="0"/>
+          <w:numId w:val="29"/>
+        </w:numPr>
+        <w:spacing w:before="100" w:beforeAutospacing="1" w:after="100" w:afterAutospacing="1" w:line="240" w:lineRule="auto"/>
+        <w:rPr>
+          <w:rFonts w:ascii="Times New Roman" w:eastAsia="Times New Roman" w:hAnsi="Times New Roman" w:cs="Times New Roman"/>
+          <w:sz w:val="24"/>
+          <w:szCs w:val="24"/>
+          <w:lang w:eastAsia="ru-RU"/>
+        </w:rPr>
+      </w:pPr>
+      <w:r>
+        <w:rPr>
+          <w:rFonts w:ascii="Times New Roman" w:eastAsia="Times New Roman" w:hAnsi="Times New Roman" w:cs="Times New Roman"/>
+          <w:sz w:val="24"/>
+          <w:szCs w:val="24"/>
+          <w:lang w:eastAsia="ru-RU"/>
+        </w:rPr>
+        <w:t>URL;</w:t>
+      </w:r>
+    </w:p>
+    <w:p>
+      <w:pPr>
+        <w:numPr>
+          <w:ilvl w:val="0"/>
+          <w:numId w:val="29"/>
+        </w:numPr>
+        <w:spacing w:before="100" w:beforeAutospacing="1" w:after="100" w:afterAutospacing="1" w:line="240" w:lineRule="auto"/>
+        <w:rPr>
+          <w:rFonts w:ascii="Times New Roman" w:eastAsia="Times New Roman" w:hAnsi="Times New Roman" w:cs="Times New Roman"/>
+          <w:sz w:val="24"/>
+          <w:szCs w:val="24"/>
+          <w:lang w:eastAsia="ru-RU"/>
+        </w:rPr>
+      </w:pPr>
+      <w:r>
+        <w:rPr>
+          <w:rFonts w:ascii="Times New Roman" w:eastAsia="Times New Roman" w:hAnsi="Times New Roman" w:cs="Times New Roman"/>
+          <w:sz w:val="24"/>
+          <w:szCs w:val="24"/>
+          <w:lang w:eastAsia="ru-RU"/>
+        </w:rPr>
+        <w:t>публичной ссылкой;</w:t>
+      </w:r>
+    </w:p>
+    <w:p>
+      <w:pPr>
+        <w:numPr>
+          <w:ilvl w:val="0"/>
+          <w:numId w:val="29"/>
+        </w:numPr>
+        <w:spacing w:before="100" w:beforeAutospacing="1" w:after="100" w:afterAutospacing="1" w:line="240" w:lineRule="auto"/>
+        <w:rPr>
+          <w:rFonts w:ascii="Times New Roman" w:eastAsia="Times New Roman" w:hAnsi="Times New Roman" w:cs="Times New Roman"/>
+          <w:sz w:val="24"/>
+          <w:szCs w:val="24"/>
+          <w:lang w:eastAsia="ru-RU"/>
+        </w:rPr>
+      </w:pPr>
+      <w:r>
+        <w:rPr>
+          <w:rFonts w:ascii="Times New Roman" w:eastAsia="Times New Roman" w:hAnsi="Times New Roman" w:cs="Times New Roman"/>
+          <w:sz w:val="24"/>
+          <w:szCs w:val="24"/>
+          <w:lang w:eastAsia="ru-RU"/>
+        </w:rPr>
+        <w:t>именем пользовательского файла.</w:t>
       </w:r>
     </w:p>
     <w:p>
@@ -6602,8 +6608,8 @@
           <w:szCs w:val="24"/>
           <w:lang w:eastAsia="ru-RU"/>
         </w:rPr>
-        <w:pict w14:anchorId="3EC0FE0D">
-          <v:rect id="_x0000_i1200" style="width:0;height:1.5pt" o:hralign="center" o:hrstd="t" o:hr="t" fillcolor="#a0a0a0" stroked="f"/>
+        <w:pict w14:anchorId="0A53C806">
+          <v:rect id="_x0000_i1062" style="width:0;height:1.5pt" o:hralign="center" o:hrstd="t" o:hr="t" fillcolor="#a0a0a0" stroked="f"/>
         </w:pict>
       </w:r>
     </w:p>
@@ -6629,34 +6635,34 @@
           <w:szCs w:val="36"/>
           <w:lang w:eastAsia="ru-RU"/>
         </w:rPr>
-        <w:t>10.3 Authorization</w:t>
-      </w:r>
-    </w:p>
-    <w:p>
-      <w:pPr>
-        <w:spacing w:before="100" w:beforeAutospacing="1" w:after="100" w:afterAutospacing="1" w:line="240" w:lineRule="auto"/>
-        <w:rPr>
-          <w:rFonts w:ascii="Times New Roman" w:eastAsia="Times New Roman" w:hAnsi="Times New Roman" w:cs="Times New Roman"/>
-          <w:sz w:val="24"/>
-          <w:szCs w:val="24"/>
-          <w:lang w:eastAsia="ru-RU"/>
-        </w:rPr>
-      </w:pPr>
-      <w:r>
-        <w:rPr>
-          <w:rFonts w:ascii="Times New Roman" w:eastAsia="Times New Roman" w:hAnsi="Times New Roman" w:cs="Times New Roman"/>
-          <w:sz w:val="24"/>
-          <w:szCs w:val="24"/>
-          <w:lang w:eastAsia="ru-RU"/>
-        </w:rPr>
-        <w:t>Каждый защищенный endpoint самостоятельно проверяет:</w:t>
+        <w:t>9.4 Repository Responsibilities</w:t>
+      </w:r>
+    </w:p>
+    <w:p>
+      <w:pPr>
+        <w:spacing w:before="100" w:beforeAutospacing="1" w:after="100" w:afterAutospacing="1" w:line="240" w:lineRule="auto"/>
+        <w:rPr>
+          <w:rFonts w:ascii="Times New Roman" w:eastAsia="Times New Roman" w:hAnsi="Times New Roman" w:cs="Times New Roman"/>
+          <w:sz w:val="24"/>
+          <w:szCs w:val="24"/>
+          <w:lang w:eastAsia="ru-RU"/>
+        </w:rPr>
+      </w:pPr>
+      <w:r>
+        <w:rPr>
+          <w:rFonts w:ascii="Times New Roman" w:eastAsia="Times New Roman" w:hAnsi="Times New Roman" w:cs="Times New Roman"/>
+          <w:sz w:val="24"/>
+          <w:szCs w:val="24"/>
+          <w:lang w:eastAsia="ru-RU"/>
+        </w:rPr>
+        <w:t>Repository не:</w:t>
       </w:r>
     </w:p>
     <w:p>
       <w:pPr>
         <w:numPr>
           <w:ilvl w:val="0"/>
-          <w:numId w:val="31"/>
+          <w:numId w:val="30"/>
         </w:numPr>
         <w:spacing w:before="100" w:beforeAutospacing="1" w:after="100" w:afterAutospacing="1" w:line="240" w:lineRule="auto"/>
         <w:rPr>
@@ -6673,14 +6679,14 @@
           <w:szCs w:val="24"/>
           <w:lang w:eastAsia="ru-RU"/>
         </w:rPr>
-        <w:t>аутентифицирован ли пользователь;</w:t>
+        <w:t>загружает файлы;</w:t>
       </w:r>
     </w:p>
     <w:p>
       <w:pPr>
         <w:numPr>
           <w:ilvl w:val="0"/>
-          <w:numId w:val="31"/>
+          <w:numId w:val="30"/>
         </w:numPr>
         <w:spacing w:before="100" w:beforeAutospacing="1" w:after="100" w:afterAutospacing="1" w:line="240" w:lineRule="auto"/>
         <w:rPr>
@@ -6697,14 +6703,14 @@
           <w:szCs w:val="24"/>
           <w:lang w:eastAsia="ru-RU"/>
         </w:rPr>
-        <w:t>обладает ли пользователь необходимыми правами;</w:t>
+        <w:t>удаляет объекты из MinIO;</w:t>
       </w:r>
     </w:p>
     <w:p>
       <w:pPr>
         <w:numPr>
           <w:ilvl w:val="0"/>
-          <w:numId w:val="31"/>
+          <w:numId w:val="30"/>
         </w:numPr>
         <w:spacing w:before="100" w:beforeAutospacing="1" w:after="100" w:afterAutospacing="1" w:line="240" w:lineRule="auto"/>
         <w:rPr>
@@ -6721,7 +6727,75 @@
           <w:szCs w:val="24"/>
           <w:lang w:eastAsia="ru-RU"/>
         </w:rPr>
-        <w:t>имеет ли пользователь доступ к конкретной Story.</w:t>
+        <w:t>генерирует Signed URL;</w:t>
+      </w:r>
+    </w:p>
+    <w:p>
+      <w:pPr>
+        <w:numPr>
+          <w:ilvl w:val="0"/>
+          <w:numId w:val="30"/>
+        </w:numPr>
+        <w:spacing w:before="100" w:beforeAutospacing="1" w:after="100" w:afterAutospacing="1" w:line="240" w:lineRule="auto"/>
+        <w:rPr>
+          <w:rFonts w:ascii="Times New Roman" w:eastAsia="Times New Roman" w:hAnsi="Times New Roman" w:cs="Times New Roman"/>
+          <w:sz w:val="24"/>
+          <w:szCs w:val="24"/>
+          <w:lang w:eastAsia="ru-RU"/>
+        </w:rPr>
+      </w:pPr>
+      <w:r>
+        <w:rPr>
+          <w:rFonts w:ascii="Times New Roman" w:eastAsia="Times New Roman" w:hAnsi="Times New Roman" w:cs="Times New Roman"/>
+          <w:sz w:val="24"/>
+          <w:szCs w:val="24"/>
+          <w:lang w:eastAsia="ru-RU"/>
+        </w:rPr>
+        <w:t>работает с InputStream;</w:t>
+      </w:r>
+    </w:p>
+    <w:p>
+      <w:pPr>
+        <w:numPr>
+          <w:ilvl w:val="0"/>
+          <w:numId w:val="30"/>
+        </w:numPr>
+        <w:spacing w:before="100" w:beforeAutospacing="1" w:after="100" w:afterAutospacing="1" w:line="240" w:lineRule="auto"/>
+        <w:rPr>
+          <w:rFonts w:ascii="Times New Roman" w:eastAsia="Times New Roman" w:hAnsi="Times New Roman" w:cs="Times New Roman"/>
+          <w:sz w:val="24"/>
+          <w:szCs w:val="24"/>
+          <w:lang w:eastAsia="ru-RU"/>
+        </w:rPr>
+      </w:pPr>
+      <w:r>
+        <w:rPr>
+          <w:rFonts w:ascii="Times New Roman" w:eastAsia="Times New Roman" w:hAnsi="Times New Roman" w:cs="Times New Roman"/>
+          <w:sz w:val="24"/>
+          <w:szCs w:val="24"/>
+          <w:lang w:eastAsia="ru-RU"/>
+        </w:rPr>
+        <w:t>работает с MultipartFile.</w:t>
+      </w:r>
+    </w:p>
+    <w:p>
+      <w:pPr>
+        <w:spacing w:before="100" w:beforeAutospacing="1" w:after="100" w:afterAutospacing="1" w:line="240" w:lineRule="auto"/>
+        <w:rPr>
+          <w:rFonts w:ascii="Times New Roman" w:eastAsia="Times New Roman" w:hAnsi="Times New Roman" w:cs="Times New Roman"/>
+          <w:sz w:val="24"/>
+          <w:szCs w:val="24"/>
+          <w:lang w:eastAsia="ru-RU"/>
+        </w:rPr>
+      </w:pPr>
+      <w:r>
+        <w:rPr>
+          <w:rFonts w:ascii="Times New Roman" w:eastAsia="Times New Roman" w:hAnsi="Times New Roman" w:cs="Times New Roman"/>
+          <w:sz w:val="24"/>
+          <w:szCs w:val="24"/>
+          <w:lang w:eastAsia="ru-RU"/>
+        </w:rPr>
+        <w:t>Repository взаимодействует только с метаданными файла.</w:t>
       </w:r>
     </w:p>
     <w:p>
@@ -6741,244 +6815,8 @@
           <w:szCs w:val="24"/>
           <w:lang w:eastAsia="ru-RU"/>
         </w:rPr>
-        <w:pict w14:anchorId="0CDF1A48">
-          <v:rect id="_x0000_i1201" style="width:0;height:1.5pt" o:hralign="center" o:hrstd="t" o:hr="t" fillcolor="#a0a0a0" stroked="f"/>
-        </w:pict>
-      </w:r>
-    </w:p>
-    <w:p>
-      <w:pPr>
-        <w:spacing w:before="100" w:beforeAutospacing="1" w:after="100" w:afterAutospacing="1" w:line="240" w:lineRule="auto"/>
-        <w:outlineLvl w:val="1"/>
-        <w:rPr>
-          <w:rFonts w:ascii="Times New Roman" w:eastAsia="Times New Roman" w:hAnsi="Times New Roman" w:cs="Times New Roman"/>
-          <w:b/>
-          <w:bCs/>
-          <w:sz w:val="36"/>
-          <w:szCs w:val="36"/>
-          <w:lang w:eastAsia="ru-RU"/>
-        </w:rPr>
-      </w:pPr>
-      <w:r>
-        <w:rPr>
-          <w:rFonts w:ascii="Times New Roman" w:eastAsia="Times New Roman" w:hAnsi="Times New Roman" w:cs="Times New Roman"/>
-          <w:b/>
-          <w:bCs/>
-          <w:sz w:val="36"/>
-          <w:szCs w:val="36"/>
-          <w:lang w:eastAsia="ru-RU"/>
-        </w:rPr>
-        <w:t>10.4 Trust Boundary</w:t>
-      </w:r>
-    </w:p>
-    <w:p>
-      <w:pPr>
-        <w:spacing w:before="100" w:beforeAutospacing="1" w:after="100" w:afterAutospacing="1" w:line="240" w:lineRule="auto"/>
-        <w:rPr>
-          <w:rFonts w:ascii="Times New Roman" w:eastAsia="Times New Roman" w:hAnsi="Times New Roman" w:cs="Times New Roman"/>
-          <w:sz w:val="24"/>
-          <w:szCs w:val="24"/>
-          <w:lang w:eastAsia="ru-RU"/>
-        </w:rPr>
-      </w:pPr>
-      <w:r>
-        <w:rPr>
-          <w:rFonts w:ascii="Times New Roman" w:eastAsia="Times New Roman" w:hAnsi="Times New Roman" w:cs="Times New Roman"/>
-          <w:sz w:val="24"/>
-          <w:szCs w:val="24"/>
-          <w:lang w:eastAsia="ru-RU"/>
-        </w:rPr>
-        <w:t>Backend считается доверенной частью системы.</w:t>
-      </w:r>
-    </w:p>
-    <w:p>
-      <w:pPr>
-        <w:spacing w:before="100" w:beforeAutospacing="1" w:after="100" w:afterAutospacing="1" w:line="240" w:lineRule="auto"/>
-        <w:rPr>
-          <w:rFonts w:ascii="Times New Roman" w:eastAsia="Times New Roman" w:hAnsi="Times New Roman" w:cs="Times New Roman"/>
-          <w:sz w:val="24"/>
-          <w:szCs w:val="24"/>
-          <w:lang w:eastAsia="ru-RU"/>
-        </w:rPr>
-      </w:pPr>
-      <w:r>
-        <w:rPr>
-          <w:rFonts w:ascii="Times New Roman" w:eastAsia="Times New Roman" w:hAnsi="Times New Roman" w:cs="Times New Roman"/>
-          <w:sz w:val="24"/>
-          <w:szCs w:val="24"/>
-          <w:lang w:eastAsia="ru-RU"/>
-        </w:rPr>
-        <w:t>Flutter-клиент рассматривается как недоверенный.</w:t>
-      </w:r>
-    </w:p>
-    <w:p>
-      <w:pPr>
-        <w:spacing w:before="100" w:beforeAutospacing="1" w:after="100" w:afterAutospacing="1" w:line="240" w:lineRule="auto"/>
-        <w:rPr>
-          <w:rFonts w:ascii="Times New Roman" w:eastAsia="Times New Roman" w:hAnsi="Times New Roman" w:cs="Times New Roman"/>
-          <w:sz w:val="24"/>
-          <w:szCs w:val="24"/>
-          <w:lang w:eastAsia="ru-RU"/>
-        </w:rPr>
-      </w:pPr>
-      <w:r>
-        <w:rPr>
-          <w:rFonts w:ascii="Times New Roman" w:eastAsia="Times New Roman" w:hAnsi="Times New Roman" w:cs="Times New Roman"/>
-          <w:sz w:val="24"/>
-          <w:szCs w:val="24"/>
-          <w:lang w:eastAsia="ru-RU"/>
-        </w:rPr>
-        <w:t>Все проверки безопасности выполняются исключительно на стороне сервера.</w:t>
-      </w:r>
-    </w:p>
-    <w:p>
-      <w:pPr>
-        <w:spacing w:after="0" w:line="240" w:lineRule="auto"/>
-        <w:rPr>
-          <w:rFonts w:ascii="Times New Roman" w:eastAsia="Times New Roman" w:hAnsi="Times New Roman" w:cs="Times New Roman"/>
-          <w:sz w:val="24"/>
-          <w:szCs w:val="24"/>
-          <w:lang w:eastAsia="ru-RU"/>
-        </w:rPr>
-      </w:pPr>
-      <w:r>
-        <w:rPr>
-          <w:rFonts w:ascii="Times New Roman" w:eastAsia="Times New Roman" w:hAnsi="Times New Roman" w:cs="Times New Roman"/>
-          <w:sz w:val="24"/>
-          <w:szCs w:val="24"/>
-          <w:lang w:eastAsia="ru-RU"/>
-        </w:rPr>
-        <w:pict w14:anchorId="660002A9">
-          <v:rect id="_x0000_i1202" style="width:0;height:1.5pt" o:hralign="center" o:hrstd="t" o:hr="t" fillcolor="#a0a0a0" stroked="f"/>
-        </w:pict>
-      </w:r>
-    </w:p>
-    <w:p>
-      <w:pPr>
-        <w:spacing w:before="100" w:beforeAutospacing="1" w:after="100" w:afterAutospacing="1" w:line="240" w:lineRule="auto"/>
-        <w:outlineLvl w:val="1"/>
-        <w:rPr>
-          <w:rFonts w:ascii="Times New Roman" w:eastAsia="Times New Roman" w:hAnsi="Times New Roman" w:cs="Times New Roman"/>
-          <w:b/>
-          <w:bCs/>
-          <w:sz w:val="36"/>
-          <w:szCs w:val="36"/>
-          <w:lang w:eastAsia="ru-RU"/>
-        </w:rPr>
-      </w:pPr>
-      <w:r>
-        <w:rPr>
-          <w:rFonts w:ascii="Times New Roman" w:eastAsia="Times New Roman" w:hAnsi="Times New Roman" w:cs="Times New Roman"/>
-          <w:b/>
-          <w:bCs/>
-          <w:sz w:val="36"/>
-          <w:szCs w:val="36"/>
-          <w:lang w:eastAsia="ru-RU"/>
-        </w:rPr>
-        <w:t>10.5 Repository Layer</w:t>
-      </w:r>
-    </w:p>
-    <w:p>
-      <w:pPr>
-        <w:spacing w:before="100" w:beforeAutospacing="1" w:after="100" w:afterAutospacing="1" w:line="240" w:lineRule="auto"/>
-        <w:rPr>
-          <w:rFonts w:ascii="Times New Roman" w:eastAsia="Times New Roman" w:hAnsi="Times New Roman" w:cs="Times New Roman"/>
-          <w:sz w:val="24"/>
-          <w:szCs w:val="24"/>
-          <w:lang w:eastAsia="ru-RU"/>
-        </w:rPr>
-      </w:pPr>
-      <w:r>
-        <w:rPr>
-          <w:rFonts w:ascii="Times New Roman" w:eastAsia="Times New Roman" w:hAnsi="Times New Roman" w:cs="Times New Roman"/>
-          <w:sz w:val="24"/>
-          <w:szCs w:val="24"/>
-          <w:lang w:eastAsia="ru-RU"/>
-        </w:rPr>
-        <w:t>Repository не выполняет проверку безопасности запросов.</w:t>
-      </w:r>
-    </w:p>
-    <w:p>
-      <w:pPr>
-        <w:spacing w:before="100" w:beforeAutospacing="1" w:after="100" w:afterAutospacing="1" w:line="240" w:lineRule="auto"/>
-        <w:rPr>
-          <w:rFonts w:ascii="Times New Roman" w:eastAsia="Times New Roman" w:hAnsi="Times New Roman" w:cs="Times New Roman"/>
-          <w:sz w:val="24"/>
-          <w:szCs w:val="24"/>
-          <w:lang w:eastAsia="ru-RU"/>
-        </w:rPr>
-      </w:pPr>
-      <w:r>
-        <w:rPr>
-          <w:rFonts w:ascii="Times New Roman" w:eastAsia="Times New Roman" w:hAnsi="Times New Roman" w:cs="Times New Roman"/>
-          <w:sz w:val="24"/>
-          <w:szCs w:val="24"/>
-          <w:lang w:eastAsia="ru-RU"/>
-        </w:rPr>
-        <w:t>Все проверки происходят до обращения к инфраструктурному слою.</w:t>
-      </w:r>
-    </w:p>
-    <w:p>
-      <w:pPr>
-        <w:spacing w:before="100" w:beforeAutospacing="1" w:after="100" w:afterAutospacing="1" w:line="240" w:lineRule="auto"/>
-        <w:rPr>
-          <w:rFonts w:ascii="Times New Roman" w:eastAsia="Times New Roman" w:hAnsi="Times New Roman" w:cs="Times New Roman"/>
-          <w:sz w:val="24"/>
-          <w:szCs w:val="24"/>
-          <w:lang w:eastAsia="ru-RU"/>
-        </w:rPr>
-      </w:pPr>
-      <w:r>
-        <w:rPr>
-          <w:rFonts w:ascii="Times New Roman" w:eastAsia="Times New Roman" w:hAnsi="Times New Roman" w:cs="Times New Roman"/>
-          <w:sz w:val="24"/>
-          <w:szCs w:val="24"/>
-          <w:lang w:eastAsia="ru-RU"/>
-        </w:rPr>
-        <w:t>Repository получает только уже проверенные входные данные.</w:t>
-      </w:r>
-    </w:p>
-    <w:p>
-      <w:pPr>
-        <w:spacing w:after="0" w:line="240" w:lineRule="auto"/>
-        <w:rPr>
-          <w:rFonts w:ascii="Times New Roman" w:eastAsia="Times New Roman" w:hAnsi="Times New Roman" w:cs="Times New Roman"/>
-          <w:sz w:val="24"/>
-          <w:szCs w:val="24"/>
-          <w:lang w:eastAsia="ru-RU"/>
-        </w:rPr>
-      </w:pPr>
-      <w:r>
-        <w:rPr>
-          <w:rFonts w:ascii="Times New Roman" w:eastAsia="Times New Roman" w:hAnsi="Times New Roman" w:cs="Times New Roman"/>
-          <w:sz w:val="24"/>
-          <w:szCs w:val="24"/>
-          <w:lang w:eastAsia="ru-RU"/>
-        </w:rPr>
-        <w:pict w14:anchorId="29730AAD">
-          <v:rect id="_x0000_i1203" style="width:0;height:1.5pt" o:hralign="center" o:hrstd="t" o:hr="t" fillcolor="#a0a0a0" stroked="f"/>
-        </w:pict>
-      </w:r>
-    </w:p>
-    <w:p>
-      <w:pPr>
-        <w:spacing w:after="0" w:line="240" w:lineRule="auto"/>
-        <w:rPr>
-          <w:rFonts w:ascii="Times New Roman" w:eastAsia="Times New Roman" w:hAnsi="Times New Roman" w:cs="Times New Roman"/>
-          <w:sz w:val="24"/>
-          <w:szCs w:val="24"/>
-          <w:lang w:eastAsia="ru-RU"/>
-        </w:rPr>
-      </w:pPr>
-      <w:r>
-        <w:rPr>
-          <w:rFonts w:ascii="Times New Roman" w:eastAsia="Times New Roman" w:hAnsi="Times New Roman" w:cs="Times New Roman"/>
-          <w:sz w:val="24"/>
-          <w:szCs w:val="24"/>
-          <w:lang w:eastAsia="ru-RU"/>
-        </w:rPr>
-        <w:pict w14:anchorId="42EB235A">
-          <v:rect id="_x0000_i1227" style="width:0;height:1.5pt" o:hralign="center" o:hrstd="t" o:hr="t" fillcolor="#a0a0a0" stroked="f"/>
+        <w:pict w14:anchorId="4B2D45C7">
+          <v:rect id="_x0000_i1063" style="width:0;height:1.5pt" o:hralign="center" o:hrstd="t" o:hr="t" fillcolor="#a0a0a0" stroked="f"/>
         </w:pict>
       </w:r>
     </w:p>
@@ -7006,69 +6844,7 @@
           <w:szCs w:val="48"/>
           <w:lang w:eastAsia="ru-RU"/>
         </w:rPr>
-        <w:t>11. Input Validation</w:t>
-      </w:r>
-    </w:p>
-    <w:p>
-      <w:pPr>
-        <w:spacing w:before="100" w:beforeAutospacing="1" w:after="100" w:afterAutospacing="1" w:line="240" w:lineRule="auto"/>
-        <w:rPr>
-          <w:rFonts w:ascii="Times New Roman" w:eastAsia="Times New Roman" w:hAnsi="Times New Roman" w:cs="Times New Roman"/>
-          <w:sz w:val="24"/>
-          <w:szCs w:val="24"/>
-          <w:lang w:eastAsia="ru-RU"/>
-        </w:rPr>
-      </w:pPr>
-      <w:r>
-        <w:rPr>
-          <w:rFonts w:ascii="Times New Roman" w:eastAsia="Times New Roman" w:hAnsi="Times New Roman" w:cs="Times New Roman"/>
-          <w:sz w:val="24"/>
-          <w:szCs w:val="24"/>
-          <w:lang w:eastAsia="ru-RU"/>
-        </w:rPr>
-        <w:t>Все входные данные проходят обязательную проверку перед выполнением бизнес-логики.</w:t>
-      </w:r>
-    </w:p>
-    <w:p>
-      <w:pPr>
-        <w:spacing w:before="100" w:beforeAutospacing="1" w:after="100" w:afterAutospacing="1" w:line="240" w:lineRule="auto"/>
-        <w:rPr>
-          <w:rFonts w:ascii="Times New Roman" w:eastAsia="Times New Roman" w:hAnsi="Times New Roman" w:cs="Times New Roman"/>
-          <w:sz w:val="24"/>
-          <w:szCs w:val="24"/>
-          <w:lang w:eastAsia="ru-RU"/>
-        </w:rPr>
-      </w:pPr>
-      <w:r>
-        <w:rPr>
-          <w:rFonts w:ascii="Times New Roman" w:eastAsia="Times New Roman" w:hAnsi="Times New Roman" w:cs="Times New Roman"/>
-          <w:sz w:val="24"/>
-          <w:szCs w:val="24"/>
-          <w:lang w:eastAsia="ru-RU"/>
-        </w:rPr>
-        <w:t>Валидация выполняется на нескольких уровнях архитектуры.</w:t>
-      </w:r>
-    </w:p>
-    <w:p>
-      <w:pPr>
-        <w:spacing w:after="0" w:line="240" w:lineRule="auto"/>
-        <w:rPr>
-          <w:rFonts w:ascii="Times New Roman" w:eastAsia="Times New Roman" w:hAnsi="Times New Roman" w:cs="Times New Roman"/>
-          <w:sz w:val="24"/>
-          <w:szCs w:val="24"/>
-          <w:lang w:eastAsia="ru-RU"/>
-        </w:rPr>
-      </w:pPr>
-      <w:r>
-        <w:rPr>
-          <w:rFonts w:ascii="Times New Roman" w:eastAsia="Times New Roman" w:hAnsi="Times New Roman" w:cs="Times New Roman"/>
-          <w:sz w:val="24"/>
-          <w:szCs w:val="24"/>
-          <w:lang w:eastAsia="ru-RU"/>
-        </w:rPr>
-        <w:pict w14:anchorId="51B7FCE6">
-          <v:rect id="_x0000_i1228" style="width:0;height:1.5pt" o:hralign="center" o:hrstd="t" o:hr="t" fillcolor="#a0a0a0" stroked="f"/>
-        </w:pict>
+        <w:t>10. API Security</w:t>
       </w:r>
     </w:p>
     <w:p>
@@ -7093,144 +6869,47 @@
           <w:szCs w:val="36"/>
           <w:lang w:eastAsia="ru-RU"/>
         </w:rPr>
-        <w:lastRenderedPageBreak/>
-        <w:t>11.1 API Layer</w:t>
-      </w:r>
-    </w:p>
-    <w:p>
-      <w:pPr>
-        <w:spacing w:before="100" w:beforeAutospacing="1" w:after="100" w:afterAutospacing="1" w:line="240" w:lineRule="auto"/>
-        <w:rPr>
-          <w:rFonts w:ascii="Times New Roman" w:eastAsia="Times New Roman" w:hAnsi="Times New Roman" w:cs="Times New Roman"/>
-          <w:sz w:val="24"/>
-          <w:szCs w:val="24"/>
-          <w:lang w:eastAsia="ru-RU"/>
-        </w:rPr>
-      </w:pPr>
-      <w:r>
-        <w:rPr>
-          <w:rFonts w:ascii="Times New Roman" w:eastAsia="Times New Roman" w:hAnsi="Times New Roman" w:cs="Times New Roman"/>
-          <w:sz w:val="24"/>
-          <w:szCs w:val="24"/>
-          <w:lang w:eastAsia="ru-RU"/>
-        </w:rPr>
-        <w:t>На уровне REST API проверяются:</w:t>
-      </w:r>
-    </w:p>
-    <w:p>
-      <w:pPr>
-        <w:numPr>
-          <w:ilvl w:val="0"/>
-          <w:numId w:val="33"/>
-        </w:numPr>
-        <w:spacing w:before="100" w:beforeAutospacing="1" w:after="100" w:afterAutospacing="1" w:line="240" w:lineRule="auto"/>
-        <w:rPr>
-          <w:rFonts w:ascii="Times New Roman" w:eastAsia="Times New Roman" w:hAnsi="Times New Roman" w:cs="Times New Roman"/>
-          <w:sz w:val="24"/>
-          <w:szCs w:val="24"/>
-          <w:lang w:eastAsia="ru-RU"/>
-        </w:rPr>
-      </w:pPr>
-      <w:r>
-        <w:rPr>
-          <w:rFonts w:ascii="Times New Roman" w:eastAsia="Times New Roman" w:hAnsi="Times New Roman" w:cs="Times New Roman"/>
-          <w:sz w:val="24"/>
-          <w:szCs w:val="24"/>
-          <w:lang w:eastAsia="ru-RU"/>
-        </w:rPr>
-        <w:t>обязательные поля;</w:t>
-      </w:r>
-    </w:p>
-    <w:p>
-      <w:pPr>
-        <w:numPr>
-          <w:ilvl w:val="0"/>
-          <w:numId w:val="33"/>
-        </w:numPr>
-        <w:spacing w:before="100" w:beforeAutospacing="1" w:after="100" w:afterAutospacing="1" w:line="240" w:lineRule="auto"/>
-        <w:rPr>
-          <w:rFonts w:ascii="Times New Roman" w:eastAsia="Times New Roman" w:hAnsi="Times New Roman" w:cs="Times New Roman"/>
-          <w:sz w:val="24"/>
-          <w:szCs w:val="24"/>
-          <w:lang w:eastAsia="ru-RU"/>
-        </w:rPr>
-      </w:pPr>
-      <w:r>
-        <w:rPr>
-          <w:rFonts w:ascii="Times New Roman" w:eastAsia="Times New Roman" w:hAnsi="Times New Roman" w:cs="Times New Roman"/>
-          <w:sz w:val="24"/>
-          <w:szCs w:val="24"/>
-          <w:lang w:eastAsia="ru-RU"/>
-        </w:rPr>
-        <w:t>корректность типов данных;</w:t>
-      </w:r>
-    </w:p>
-    <w:p>
-      <w:pPr>
-        <w:numPr>
-          <w:ilvl w:val="0"/>
-          <w:numId w:val="33"/>
-        </w:numPr>
-        <w:spacing w:before="100" w:beforeAutospacing="1" w:after="100" w:afterAutospacing="1" w:line="240" w:lineRule="auto"/>
-        <w:rPr>
-          <w:rFonts w:ascii="Times New Roman" w:eastAsia="Times New Roman" w:hAnsi="Times New Roman" w:cs="Times New Roman"/>
-          <w:sz w:val="24"/>
-          <w:szCs w:val="24"/>
-          <w:lang w:eastAsia="ru-RU"/>
-        </w:rPr>
-      </w:pPr>
-      <w:r>
-        <w:rPr>
-          <w:rFonts w:ascii="Times New Roman" w:eastAsia="Times New Roman" w:hAnsi="Times New Roman" w:cs="Times New Roman"/>
-          <w:sz w:val="24"/>
-          <w:szCs w:val="24"/>
-          <w:lang w:eastAsia="ru-RU"/>
-        </w:rPr>
-        <w:t>формат входных значений;</w:t>
-      </w:r>
-    </w:p>
-    <w:p>
-      <w:pPr>
-        <w:numPr>
-          <w:ilvl w:val="0"/>
-          <w:numId w:val="33"/>
-        </w:numPr>
-        <w:spacing w:before="100" w:beforeAutospacing="1" w:after="100" w:afterAutospacing="1" w:line="240" w:lineRule="auto"/>
-        <w:rPr>
-          <w:rFonts w:ascii="Times New Roman" w:eastAsia="Times New Roman" w:hAnsi="Times New Roman" w:cs="Times New Roman"/>
-          <w:sz w:val="24"/>
-          <w:szCs w:val="24"/>
-          <w:lang w:eastAsia="ru-RU"/>
-        </w:rPr>
-      </w:pPr>
-      <w:r>
-        <w:rPr>
-          <w:rFonts w:ascii="Times New Roman" w:eastAsia="Times New Roman" w:hAnsi="Times New Roman" w:cs="Times New Roman"/>
-          <w:sz w:val="24"/>
-          <w:szCs w:val="24"/>
-          <w:lang w:eastAsia="ru-RU"/>
-        </w:rPr>
-        <w:t>ограничения размеров.</w:t>
-      </w:r>
-    </w:p>
-    <w:p>
-      <w:pPr>
-        <w:spacing w:before="100" w:beforeAutospacing="1" w:after="100" w:afterAutospacing="1" w:line="240" w:lineRule="auto"/>
-        <w:rPr>
-          <w:rFonts w:ascii="Times New Roman" w:eastAsia="Times New Roman" w:hAnsi="Times New Roman" w:cs="Times New Roman"/>
-          <w:sz w:val="24"/>
-          <w:szCs w:val="24"/>
-          <w:lang w:eastAsia="ru-RU"/>
-        </w:rPr>
-      </w:pPr>
-      <w:r>
-        <w:rPr>
-          <w:rFonts w:ascii="Times New Roman" w:eastAsia="Times New Roman" w:hAnsi="Times New Roman" w:cs="Times New Roman"/>
-          <w:sz w:val="24"/>
-          <w:szCs w:val="24"/>
-          <w:lang w:eastAsia="ru-RU"/>
-        </w:rPr>
-        <w:t>Некорректные запросы отклоняются до выполнения бизнес-логики.</w:t>
+        <w:t>10.1 HTTPS</w:t>
+      </w:r>
+    </w:p>
+    <w:p>
+      <w:pPr>
+        <w:spacing w:before="100" w:beforeAutospacing="1" w:after="100" w:afterAutospacing="1" w:line="240" w:lineRule="auto"/>
+        <w:rPr>
+          <w:rFonts w:ascii="Times New Roman" w:eastAsia="Times New Roman" w:hAnsi="Times New Roman" w:cs="Times New Roman"/>
+          <w:sz w:val="24"/>
+          <w:szCs w:val="24"/>
+          <w:lang w:eastAsia="ru-RU"/>
+        </w:rPr>
+      </w:pPr>
+      <w:r>
+        <w:rPr>
+          <w:rFonts w:ascii="Times New Roman" w:eastAsia="Times New Roman" w:hAnsi="Times New Roman" w:cs="Times New Roman"/>
+          <w:sz w:val="24"/>
+          <w:szCs w:val="24"/>
+          <w:lang w:eastAsia="ru-RU"/>
+        </w:rPr>
+        <w:t>Все обращения к backend должны выполняться через HTTPS.</w:t>
+      </w:r>
+    </w:p>
+    <w:p>
+      <w:pPr>
+        <w:spacing w:before="100" w:beforeAutospacing="1" w:after="100" w:afterAutospacing="1" w:line="240" w:lineRule="auto"/>
+        <w:rPr>
+          <w:rFonts w:ascii="Times New Roman" w:eastAsia="Times New Roman" w:hAnsi="Times New Roman" w:cs="Times New Roman"/>
+          <w:sz w:val="24"/>
+          <w:szCs w:val="24"/>
+          <w:lang w:eastAsia="ru-RU"/>
+        </w:rPr>
+      </w:pPr>
+      <w:r>
+        <w:rPr>
+          <w:rFonts w:ascii="Times New Roman" w:eastAsia="Times New Roman" w:hAnsi="Times New Roman" w:cs="Times New Roman"/>
+          <w:sz w:val="24"/>
+          <w:szCs w:val="24"/>
+          <w:lang w:eastAsia="ru-RU"/>
+        </w:rPr>
+        <w:t>Передача Access Token или Refresh Token по незащищенному HTTP не допускается.</w:t>
       </w:r>
     </w:p>
     <w:p>
@@ -7250,8 +6929,8 @@
           <w:szCs w:val="24"/>
           <w:lang w:eastAsia="ru-RU"/>
         </w:rPr>
-        <w:pict w14:anchorId="1A6DEF28">
-          <v:rect id="_x0000_i1229" style="width:0;height:1.5pt" o:hralign="center" o:hrstd="t" o:hr="t" fillcolor="#a0a0a0" stroked="f"/>
+        <w:pict w14:anchorId="22DACB96">
+          <v:rect id="_x0000_i1064" style="width:0;height:1.5pt" o:hralign="center" o:hrstd="t" o:hr="t" fillcolor="#a0a0a0" stroked="f"/>
         </w:pict>
       </w:r>
     </w:p>
@@ -7265,7 +6944,7 @@
           <w:bCs/>
           <w:sz w:val="36"/>
           <w:szCs w:val="36"/>
-          <w:lang w:eastAsia="ru-RU"/>
+          <w:lang w:val="en-US" w:eastAsia="ru-RU"/>
         </w:rPr>
       </w:pPr>
       <w:r>
@@ -7275,183 +6954,241 @@
           <w:bCs/>
           <w:sz w:val="36"/>
           <w:szCs w:val="36"/>
-          <w:lang w:eastAsia="ru-RU"/>
-        </w:rPr>
-        <w:t>11.2 Domain Layer</w:t>
-      </w:r>
-    </w:p>
-    <w:p>
-      <w:pPr>
-        <w:spacing w:before="100" w:beforeAutospacing="1" w:after="100" w:afterAutospacing="1" w:line="240" w:lineRule="auto"/>
-        <w:rPr>
-          <w:rFonts w:ascii="Times New Roman" w:eastAsia="Times New Roman" w:hAnsi="Times New Roman" w:cs="Times New Roman"/>
-          <w:sz w:val="24"/>
-          <w:szCs w:val="24"/>
-          <w:lang w:eastAsia="ru-RU"/>
-        </w:rPr>
-      </w:pPr>
-      <w:r>
-        <w:rPr>
-          <w:rFonts w:ascii="Times New Roman" w:eastAsia="Times New Roman" w:hAnsi="Times New Roman" w:cs="Times New Roman"/>
-          <w:sz w:val="24"/>
-          <w:szCs w:val="24"/>
-          <w:lang w:eastAsia="ru-RU"/>
-        </w:rPr>
-        <w:t>Доменные объекты самостоятельно защищают свои инварианты.</w:t>
-      </w:r>
-    </w:p>
-    <w:p>
-      <w:pPr>
-        <w:spacing w:before="100" w:beforeAutospacing="1" w:after="100" w:afterAutospacing="1" w:line="240" w:lineRule="auto"/>
-        <w:rPr>
-          <w:rFonts w:ascii="Times New Roman" w:eastAsia="Times New Roman" w:hAnsi="Times New Roman" w:cs="Times New Roman"/>
-          <w:sz w:val="24"/>
-          <w:szCs w:val="24"/>
-          <w:lang w:eastAsia="ru-RU"/>
-        </w:rPr>
-      </w:pPr>
-      <w:r>
-        <w:rPr>
-          <w:rFonts w:ascii="Times New Roman" w:eastAsia="Times New Roman" w:hAnsi="Times New Roman" w:cs="Times New Roman"/>
-          <w:sz w:val="24"/>
-          <w:szCs w:val="24"/>
-          <w:lang w:eastAsia="ru-RU"/>
-        </w:rPr>
-        <w:t>Например:</w:t>
-      </w:r>
-    </w:p>
-    <w:p>
-      <w:pPr>
-        <w:numPr>
-          <w:ilvl w:val="0"/>
-          <w:numId w:val="34"/>
-        </w:numPr>
-        <w:spacing w:before="100" w:beforeAutospacing="1" w:after="100" w:afterAutospacing="1" w:line="240" w:lineRule="auto"/>
-        <w:rPr>
-          <w:rFonts w:ascii="Times New Roman" w:eastAsia="Times New Roman" w:hAnsi="Times New Roman" w:cs="Times New Roman"/>
-          <w:sz w:val="24"/>
-          <w:szCs w:val="24"/>
-          <w:lang w:eastAsia="ru-RU"/>
-        </w:rPr>
-      </w:pPr>
-      <w:r>
-        <w:rPr>
-          <w:rFonts w:ascii="Times New Roman" w:eastAsia="Times New Roman" w:hAnsi="Times New Roman" w:cs="Times New Roman"/>
-          <w:sz w:val="24"/>
-          <w:szCs w:val="24"/>
-          <w:lang w:eastAsia="ru-RU"/>
-        </w:rPr>
-        <w:t xml:space="preserve">обязательные поля не могут быть </w:t>
-      </w:r>
-      <w:r>
+          <w:lang w:val="en-US" w:eastAsia="ru-RU"/>
+        </w:rPr>
+        <w:lastRenderedPageBreak/>
+        <w:t>10.2 Authentication Header</w:t>
+      </w:r>
+    </w:p>
+    <w:p>
+      <w:pPr>
+        <w:spacing w:before="100" w:beforeAutospacing="1" w:after="100" w:afterAutospacing="1" w:line="240" w:lineRule="auto"/>
+        <w:rPr>
+          <w:rFonts w:ascii="Times New Roman" w:eastAsia="Times New Roman" w:hAnsi="Times New Roman" w:cs="Times New Roman"/>
+          <w:sz w:val="24"/>
+          <w:szCs w:val="24"/>
+          <w:lang w:val="en-US" w:eastAsia="ru-RU"/>
+        </w:rPr>
+      </w:pPr>
+      <w:r>
+        <w:rPr>
+          <w:rFonts w:ascii="Times New Roman" w:eastAsia="Times New Roman" w:hAnsi="Times New Roman" w:cs="Times New Roman"/>
+          <w:sz w:val="24"/>
+          <w:szCs w:val="24"/>
+          <w:lang w:val="en-US" w:eastAsia="ru-RU"/>
+        </w:rPr>
+        <w:t xml:space="preserve">Access Token </w:t>
+      </w:r>
+      <w:r>
+        <w:rPr>
+          <w:rFonts w:ascii="Times New Roman" w:eastAsia="Times New Roman" w:hAnsi="Times New Roman" w:cs="Times New Roman"/>
+          <w:sz w:val="24"/>
+          <w:szCs w:val="24"/>
+          <w:lang w:eastAsia="ru-RU"/>
+        </w:rPr>
+        <w:t>передается</w:t>
+      </w:r>
+      <w:r>
+        <w:rPr>
+          <w:rFonts w:ascii="Times New Roman" w:eastAsia="Times New Roman" w:hAnsi="Times New Roman" w:cs="Times New Roman"/>
+          <w:sz w:val="24"/>
+          <w:szCs w:val="24"/>
+          <w:lang w:val="en-US" w:eastAsia="ru-RU"/>
+        </w:rPr>
+        <w:t xml:space="preserve"> </w:t>
+      </w:r>
+      <w:r>
+        <w:rPr>
+          <w:rFonts w:ascii="Times New Roman" w:eastAsia="Times New Roman" w:hAnsi="Times New Roman" w:cs="Times New Roman"/>
+          <w:sz w:val="24"/>
+          <w:szCs w:val="24"/>
+          <w:lang w:eastAsia="ru-RU"/>
+        </w:rPr>
+        <w:t>стандартным</w:t>
+      </w:r>
+      <w:r>
+        <w:rPr>
+          <w:rFonts w:ascii="Times New Roman" w:eastAsia="Times New Roman" w:hAnsi="Times New Roman" w:cs="Times New Roman"/>
+          <w:sz w:val="24"/>
+          <w:szCs w:val="24"/>
+          <w:lang w:val="en-US" w:eastAsia="ru-RU"/>
+        </w:rPr>
+        <w:t xml:space="preserve"> HTTP-</w:t>
+      </w:r>
+      <w:r>
+        <w:rPr>
+          <w:rFonts w:ascii="Times New Roman" w:eastAsia="Times New Roman" w:hAnsi="Times New Roman" w:cs="Times New Roman"/>
+          <w:sz w:val="24"/>
+          <w:szCs w:val="24"/>
+          <w:lang w:eastAsia="ru-RU"/>
+        </w:rPr>
+        <w:t>заголовком</w:t>
+      </w:r>
+      <w:r>
+        <w:rPr>
+          <w:rFonts w:ascii="Times New Roman" w:eastAsia="Times New Roman" w:hAnsi="Times New Roman" w:cs="Times New Roman"/>
+          <w:sz w:val="24"/>
+          <w:szCs w:val="24"/>
+          <w:lang w:val="en-US" w:eastAsia="ru-RU"/>
+        </w:rPr>
+        <w:t>:</w:t>
+      </w:r>
+    </w:p>
+    <w:p>
+      <w:pPr>
+        <w:tabs>
+          <w:tab w:val="left" w:pos="916"/>
+          <w:tab w:val="left" w:pos="1832"/>
+          <w:tab w:val="left" w:pos="2748"/>
+          <w:tab w:val="left" w:pos="3664"/>
+          <w:tab w:val="left" w:pos="4580"/>
+          <w:tab w:val="left" w:pos="5496"/>
+          <w:tab w:val="left" w:pos="6412"/>
+          <w:tab w:val="left" w:pos="7328"/>
+          <w:tab w:val="left" w:pos="8244"/>
+          <w:tab w:val="left" w:pos="9160"/>
+          <w:tab w:val="left" w:pos="10076"/>
+          <w:tab w:val="left" w:pos="10992"/>
+          <w:tab w:val="left" w:pos="11908"/>
+          <w:tab w:val="left" w:pos="12824"/>
+          <w:tab w:val="left" w:pos="13740"/>
+          <w:tab w:val="left" w:pos="14656"/>
+        </w:tabs>
+        <w:spacing w:after="0" w:line="240" w:lineRule="auto"/>
         <w:rPr>
           <w:rFonts w:ascii="Courier New" w:eastAsia="Times New Roman" w:hAnsi="Courier New" w:cs="Courier New"/>
           <w:sz w:val="20"/>
           <w:szCs w:val="20"/>
-          <w:lang w:eastAsia="ru-RU"/>
-        </w:rPr>
-        <w:t>null</w:t>
-      </w:r>
-      <w:r>
-        <w:rPr>
-          <w:rFonts w:ascii="Times New Roman" w:eastAsia="Times New Roman" w:hAnsi="Times New Roman" w:cs="Times New Roman"/>
-          <w:sz w:val="24"/>
-          <w:szCs w:val="24"/>
-          <w:lang w:eastAsia="ru-RU"/>
-        </w:rPr>
-        <w:t>;</w:t>
-      </w:r>
-    </w:p>
-    <w:p>
-      <w:pPr>
-        <w:numPr>
-          <w:ilvl w:val="0"/>
-          <w:numId w:val="34"/>
-        </w:numPr>
-        <w:spacing w:before="100" w:beforeAutospacing="1" w:after="100" w:afterAutospacing="1" w:line="240" w:lineRule="auto"/>
-        <w:rPr>
-          <w:rFonts w:ascii="Times New Roman" w:eastAsia="Times New Roman" w:hAnsi="Times New Roman" w:cs="Times New Roman"/>
-          <w:sz w:val="24"/>
-          <w:szCs w:val="24"/>
-          <w:lang w:eastAsia="ru-RU"/>
-        </w:rPr>
-      </w:pPr>
-      <w:r>
-        <w:rPr>
-          <w:rFonts w:ascii="Times New Roman" w:eastAsia="Times New Roman" w:hAnsi="Times New Roman" w:cs="Times New Roman"/>
-          <w:sz w:val="24"/>
-          <w:szCs w:val="24"/>
-          <w:lang w:eastAsia="ru-RU"/>
-        </w:rPr>
-        <w:t>строки, которые должны содержать значение, не могут быть пустыми;</w:t>
-      </w:r>
-    </w:p>
-    <w:p>
-      <w:pPr>
-        <w:numPr>
-          <w:ilvl w:val="0"/>
-          <w:numId w:val="34"/>
-        </w:numPr>
-        <w:spacing w:before="100" w:beforeAutospacing="1" w:after="100" w:afterAutospacing="1" w:line="240" w:lineRule="auto"/>
-        <w:rPr>
-          <w:rFonts w:ascii="Times New Roman" w:eastAsia="Times New Roman" w:hAnsi="Times New Roman" w:cs="Times New Roman"/>
-          <w:sz w:val="24"/>
-          <w:szCs w:val="24"/>
-          <w:lang w:eastAsia="ru-RU"/>
-        </w:rPr>
-      </w:pPr>
-      <w:r>
-        <w:rPr>
-          <w:rFonts w:ascii="Times New Roman" w:eastAsia="Times New Roman" w:hAnsi="Times New Roman" w:cs="Times New Roman"/>
-          <w:sz w:val="24"/>
-          <w:szCs w:val="24"/>
-          <w:lang w:eastAsia="ru-RU"/>
-        </w:rPr>
-        <w:t>координаты должны находиться в допустимых диапазонах;</w:t>
-      </w:r>
-    </w:p>
-    <w:p>
-      <w:pPr>
-        <w:numPr>
-          <w:ilvl w:val="0"/>
-          <w:numId w:val="34"/>
-        </w:numPr>
-        <w:spacing w:before="100" w:beforeAutospacing="1" w:after="100" w:afterAutospacing="1" w:line="240" w:lineRule="auto"/>
-        <w:rPr>
-          <w:rFonts w:ascii="Times New Roman" w:eastAsia="Times New Roman" w:hAnsi="Times New Roman" w:cs="Times New Roman"/>
-          <w:sz w:val="24"/>
-          <w:szCs w:val="24"/>
-          <w:lang w:eastAsia="ru-RU"/>
-        </w:rPr>
-      </w:pPr>
-      <w:r>
-        <w:rPr>
-          <w:rFonts w:ascii="Times New Roman" w:eastAsia="Times New Roman" w:hAnsi="Times New Roman" w:cs="Times New Roman"/>
-          <w:sz w:val="24"/>
-          <w:szCs w:val="24"/>
-          <w:lang w:eastAsia="ru-RU"/>
-        </w:rPr>
-        <w:t>даты должны удовлетворять требованиям предметной области.</w:t>
-      </w:r>
-    </w:p>
-    <w:p>
-      <w:pPr>
-        <w:spacing w:before="100" w:beforeAutospacing="1" w:after="100" w:afterAutospacing="1" w:line="240" w:lineRule="auto"/>
-        <w:rPr>
-          <w:rFonts w:ascii="Times New Roman" w:eastAsia="Times New Roman" w:hAnsi="Times New Roman" w:cs="Times New Roman"/>
-          <w:sz w:val="24"/>
-          <w:szCs w:val="24"/>
-          <w:lang w:eastAsia="ru-RU"/>
-        </w:rPr>
-      </w:pPr>
-      <w:r>
-        <w:rPr>
-          <w:rFonts w:ascii="Times New Roman" w:eastAsia="Times New Roman" w:hAnsi="Times New Roman" w:cs="Times New Roman"/>
-          <w:sz w:val="24"/>
-          <w:szCs w:val="24"/>
-          <w:lang w:eastAsia="ru-RU"/>
-        </w:rPr>
-        <w:t>Таким образом, невозможно создать некорректный доменный объект.</w:t>
+          <w:lang w:val="en-US" w:eastAsia="ru-RU"/>
+        </w:rPr>
+      </w:pPr>
+      <w:r>
+        <w:rPr>
+          <w:rFonts w:ascii="Courier New" w:eastAsia="Times New Roman" w:hAnsi="Courier New" w:cs="Courier New"/>
+          <w:sz w:val="20"/>
+          <w:szCs w:val="20"/>
+          <w:lang w:val="en-US" w:eastAsia="ru-RU"/>
+        </w:rPr>
+        <w:t>Authorization: Bearer &lt;access_token&gt;</w:t>
+      </w:r>
+    </w:p>
+    <w:p>
+      <w:pPr>
+        <w:spacing w:before="100" w:beforeAutospacing="1" w:after="100" w:afterAutospacing="1" w:line="240" w:lineRule="auto"/>
+        <w:rPr>
+          <w:rFonts w:ascii="Times New Roman" w:eastAsia="Times New Roman" w:hAnsi="Times New Roman" w:cs="Times New Roman"/>
+          <w:sz w:val="24"/>
+          <w:szCs w:val="24"/>
+          <w:lang w:val="en-US" w:eastAsia="ru-RU"/>
+        </w:rPr>
+      </w:pPr>
+      <w:r>
+        <w:rPr>
+          <w:rFonts w:ascii="Times New Roman" w:eastAsia="Times New Roman" w:hAnsi="Times New Roman" w:cs="Times New Roman"/>
+          <w:sz w:val="24"/>
+          <w:szCs w:val="24"/>
+          <w:lang w:eastAsia="ru-RU"/>
+        </w:rPr>
+        <w:t>Другие</w:t>
+      </w:r>
+      <w:r>
+        <w:rPr>
+          <w:rFonts w:ascii="Times New Roman" w:eastAsia="Times New Roman" w:hAnsi="Times New Roman" w:cs="Times New Roman"/>
+          <w:sz w:val="24"/>
+          <w:szCs w:val="24"/>
+          <w:lang w:val="en-US" w:eastAsia="ru-RU"/>
+        </w:rPr>
+        <w:t xml:space="preserve"> </w:t>
+      </w:r>
+      <w:r>
+        <w:rPr>
+          <w:rFonts w:ascii="Times New Roman" w:eastAsia="Times New Roman" w:hAnsi="Times New Roman" w:cs="Times New Roman"/>
+          <w:sz w:val="24"/>
+          <w:szCs w:val="24"/>
+          <w:lang w:eastAsia="ru-RU"/>
+        </w:rPr>
+        <w:t>способы</w:t>
+      </w:r>
+      <w:r>
+        <w:rPr>
+          <w:rFonts w:ascii="Times New Roman" w:eastAsia="Times New Roman" w:hAnsi="Times New Roman" w:cs="Times New Roman"/>
+          <w:sz w:val="24"/>
+          <w:szCs w:val="24"/>
+          <w:lang w:val="en-US" w:eastAsia="ru-RU"/>
+        </w:rPr>
+        <w:t xml:space="preserve"> </w:t>
+      </w:r>
+      <w:r>
+        <w:rPr>
+          <w:rFonts w:ascii="Times New Roman" w:eastAsia="Times New Roman" w:hAnsi="Times New Roman" w:cs="Times New Roman"/>
+          <w:sz w:val="24"/>
+          <w:szCs w:val="24"/>
+          <w:lang w:eastAsia="ru-RU"/>
+        </w:rPr>
+        <w:t>передачи</w:t>
+      </w:r>
+      <w:r>
+        <w:rPr>
+          <w:rFonts w:ascii="Times New Roman" w:eastAsia="Times New Roman" w:hAnsi="Times New Roman" w:cs="Times New Roman"/>
+          <w:sz w:val="24"/>
+          <w:szCs w:val="24"/>
+          <w:lang w:val="en-US" w:eastAsia="ru-RU"/>
+        </w:rPr>
+        <w:t xml:space="preserve"> Access Token </w:t>
+      </w:r>
+      <w:r>
+        <w:rPr>
+          <w:rFonts w:ascii="Times New Roman" w:eastAsia="Times New Roman" w:hAnsi="Times New Roman" w:cs="Times New Roman"/>
+          <w:sz w:val="24"/>
+          <w:szCs w:val="24"/>
+          <w:lang w:eastAsia="ru-RU"/>
+        </w:rPr>
+        <w:t>архитектурой</w:t>
+      </w:r>
+      <w:r>
+        <w:rPr>
+          <w:rFonts w:ascii="Times New Roman" w:eastAsia="Times New Roman" w:hAnsi="Times New Roman" w:cs="Times New Roman"/>
+          <w:sz w:val="24"/>
+          <w:szCs w:val="24"/>
+          <w:lang w:val="en-US" w:eastAsia="ru-RU"/>
+        </w:rPr>
+        <w:t xml:space="preserve"> </w:t>
+      </w:r>
+      <w:r>
+        <w:rPr>
+          <w:rFonts w:ascii="Times New Roman" w:eastAsia="Times New Roman" w:hAnsi="Times New Roman" w:cs="Times New Roman"/>
+          <w:sz w:val="24"/>
+          <w:szCs w:val="24"/>
+          <w:lang w:eastAsia="ru-RU"/>
+        </w:rPr>
+        <w:t>не</w:t>
+      </w:r>
+      <w:r>
+        <w:rPr>
+          <w:rFonts w:ascii="Times New Roman" w:eastAsia="Times New Roman" w:hAnsi="Times New Roman" w:cs="Times New Roman"/>
+          <w:sz w:val="24"/>
+          <w:szCs w:val="24"/>
+          <w:lang w:val="en-US" w:eastAsia="ru-RU"/>
+        </w:rPr>
+        <w:t xml:space="preserve"> </w:t>
+      </w:r>
+      <w:r>
+        <w:rPr>
+          <w:rFonts w:ascii="Times New Roman" w:eastAsia="Times New Roman" w:hAnsi="Times New Roman" w:cs="Times New Roman"/>
+          <w:sz w:val="24"/>
+          <w:szCs w:val="24"/>
+          <w:lang w:eastAsia="ru-RU"/>
+        </w:rPr>
+        <w:t>предусматриваются</w:t>
+      </w:r>
+      <w:r>
+        <w:rPr>
+          <w:rFonts w:ascii="Times New Roman" w:eastAsia="Times New Roman" w:hAnsi="Times New Roman" w:cs="Times New Roman"/>
+          <w:sz w:val="24"/>
+          <w:szCs w:val="24"/>
+          <w:lang w:val="en-US" w:eastAsia="ru-RU"/>
+        </w:rPr>
+        <w:t>.</w:t>
       </w:r>
     </w:p>
     <w:p>
@@ -7471,8 +7208,8 @@
           <w:szCs w:val="24"/>
           <w:lang w:eastAsia="ru-RU"/>
         </w:rPr>
-        <w:pict w14:anchorId="067C7EB8">
-          <v:rect id="_x0000_i1230" style="width:0;height:1.5pt" o:hralign="center" o:hrstd="t" o:hr="t" fillcolor="#a0a0a0" stroked="f"/>
+        <w:pict w14:anchorId="3EC0FE0D">
+          <v:rect id="_x0000_i1065" style="width:0;height:1.5pt" o:hralign="center" o:hrstd="t" o:hr="t" fillcolor="#a0a0a0" stroked="f"/>
         </w:pict>
       </w:r>
     </w:p>
@@ -7498,67 +7235,99 @@
           <w:szCs w:val="36"/>
           <w:lang w:eastAsia="ru-RU"/>
         </w:rPr>
-        <w:t>11.3 Repository Layer</w:t>
-      </w:r>
-    </w:p>
-    <w:p>
-      <w:pPr>
-        <w:spacing w:before="100" w:beforeAutospacing="1" w:after="100" w:afterAutospacing="1" w:line="240" w:lineRule="auto"/>
-        <w:rPr>
-          <w:rFonts w:ascii="Times New Roman" w:eastAsia="Times New Roman" w:hAnsi="Times New Roman" w:cs="Times New Roman"/>
-          <w:sz w:val="24"/>
-          <w:szCs w:val="24"/>
-          <w:lang w:eastAsia="ru-RU"/>
-        </w:rPr>
-      </w:pPr>
-      <w:r>
-        <w:rPr>
-          <w:rFonts w:ascii="Times New Roman" w:eastAsia="Times New Roman" w:hAnsi="Times New Roman" w:cs="Times New Roman"/>
-          <w:sz w:val="24"/>
-          <w:szCs w:val="24"/>
-          <w:lang w:eastAsia="ru-RU"/>
-        </w:rPr>
-        <w:t>Repository не выполняет бизнес-валидацию.</w:t>
-      </w:r>
-    </w:p>
-    <w:p>
-      <w:pPr>
-        <w:spacing w:before="100" w:beforeAutospacing="1" w:after="100" w:afterAutospacing="1" w:line="240" w:lineRule="auto"/>
-        <w:rPr>
-          <w:rFonts w:ascii="Times New Roman" w:eastAsia="Times New Roman" w:hAnsi="Times New Roman" w:cs="Times New Roman"/>
-          <w:sz w:val="24"/>
-          <w:szCs w:val="24"/>
-          <w:lang w:eastAsia="ru-RU"/>
-        </w:rPr>
-      </w:pPr>
-      <w:r>
-        <w:rPr>
-          <w:rFonts w:ascii="Times New Roman" w:eastAsia="Times New Roman" w:hAnsi="Times New Roman" w:cs="Times New Roman"/>
-          <w:sz w:val="24"/>
-          <w:szCs w:val="24"/>
-          <w:lang w:eastAsia="ru-RU"/>
-        </w:rPr>
-        <w:t>Repository предполагает, что получает уже корректные доменные объекты.</w:t>
-      </w:r>
-    </w:p>
-    <w:p>
-      <w:pPr>
-        <w:spacing w:before="100" w:beforeAutospacing="1" w:after="100" w:afterAutospacing="1" w:line="240" w:lineRule="auto"/>
-        <w:rPr>
-          <w:rFonts w:ascii="Times New Roman" w:eastAsia="Times New Roman" w:hAnsi="Times New Roman" w:cs="Times New Roman"/>
-          <w:sz w:val="24"/>
-          <w:szCs w:val="24"/>
-          <w:lang w:eastAsia="ru-RU"/>
-        </w:rPr>
-      </w:pPr>
-      <w:r>
-        <w:rPr>
-          <w:rFonts w:ascii="Times New Roman" w:eastAsia="Times New Roman" w:hAnsi="Times New Roman" w:cs="Times New Roman"/>
-          <w:sz w:val="24"/>
-          <w:szCs w:val="24"/>
-          <w:lang w:eastAsia="ru-RU"/>
-        </w:rPr>
-        <w:t>Его задача ограничивается взаимодействием с PostgreSQL.</w:t>
+        <w:t>10.3 Authorization</w:t>
+      </w:r>
+    </w:p>
+    <w:p>
+      <w:pPr>
+        <w:spacing w:before="100" w:beforeAutospacing="1" w:after="100" w:afterAutospacing="1" w:line="240" w:lineRule="auto"/>
+        <w:rPr>
+          <w:rFonts w:ascii="Times New Roman" w:eastAsia="Times New Roman" w:hAnsi="Times New Roman" w:cs="Times New Roman"/>
+          <w:sz w:val="24"/>
+          <w:szCs w:val="24"/>
+          <w:lang w:eastAsia="ru-RU"/>
+        </w:rPr>
+      </w:pPr>
+      <w:r>
+        <w:rPr>
+          <w:rFonts w:ascii="Times New Roman" w:eastAsia="Times New Roman" w:hAnsi="Times New Roman" w:cs="Times New Roman"/>
+          <w:sz w:val="24"/>
+          <w:szCs w:val="24"/>
+          <w:lang w:eastAsia="ru-RU"/>
+        </w:rPr>
+        <w:t>Каждый защищенный endpoint самостоятельно проверяет:</w:t>
+      </w:r>
+    </w:p>
+    <w:p>
+      <w:pPr>
+        <w:numPr>
+          <w:ilvl w:val="0"/>
+          <w:numId w:val="31"/>
+        </w:numPr>
+        <w:spacing w:before="100" w:beforeAutospacing="1" w:after="100" w:afterAutospacing="1" w:line="240" w:lineRule="auto"/>
+        <w:rPr>
+          <w:rFonts w:ascii="Times New Roman" w:eastAsia="Times New Roman" w:hAnsi="Times New Roman" w:cs="Times New Roman"/>
+          <w:sz w:val="24"/>
+          <w:szCs w:val="24"/>
+          <w:lang w:eastAsia="ru-RU"/>
+        </w:rPr>
+      </w:pPr>
+      <w:r>
+        <w:rPr>
+          <w:rFonts w:ascii="Times New Roman" w:eastAsia="Times New Roman" w:hAnsi="Times New Roman" w:cs="Times New Roman"/>
+          <w:sz w:val="24"/>
+          <w:szCs w:val="24"/>
+          <w:lang w:eastAsia="ru-RU"/>
+        </w:rPr>
+        <w:t>аутентифицирован ли пользователь;</w:t>
+      </w:r>
+    </w:p>
+    <w:p>
+      <w:pPr>
+        <w:numPr>
+          <w:ilvl w:val="0"/>
+          <w:numId w:val="31"/>
+        </w:numPr>
+        <w:spacing w:before="100" w:beforeAutospacing="1" w:after="100" w:afterAutospacing="1" w:line="240" w:lineRule="auto"/>
+        <w:rPr>
+          <w:rFonts w:ascii="Times New Roman" w:eastAsia="Times New Roman" w:hAnsi="Times New Roman" w:cs="Times New Roman"/>
+          <w:sz w:val="24"/>
+          <w:szCs w:val="24"/>
+          <w:lang w:eastAsia="ru-RU"/>
+        </w:rPr>
+      </w:pPr>
+      <w:r>
+        <w:rPr>
+          <w:rFonts w:ascii="Times New Roman" w:eastAsia="Times New Roman" w:hAnsi="Times New Roman" w:cs="Times New Roman"/>
+          <w:sz w:val="24"/>
+          <w:szCs w:val="24"/>
+          <w:lang w:eastAsia="ru-RU"/>
+        </w:rPr>
+        <w:t>обладает ли пользователь необходимыми правами;</w:t>
+      </w:r>
+    </w:p>
+    <w:p>
+      <w:pPr>
+        <w:numPr>
+          <w:ilvl w:val="0"/>
+          <w:numId w:val="31"/>
+        </w:numPr>
+        <w:spacing w:before="100" w:beforeAutospacing="1" w:after="100" w:afterAutospacing="1" w:line="240" w:lineRule="auto"/>
+        <w:rPr>
+          <w:rFonts w:ascii="Times New Roman" w:eastAsia="Times New Roman" w:hAnsi="Times New Roman" w:cs="Times New Roman"/>
+          <w:sz w:val="24"/>
+          <w:szCs w:val="24"/>
+          <w:lang w:eastAsia="ru-RU"/>
+        </w:rPr>
+      </w:pPr>
+      <w:r>
+        <w:rPr>
+          <w:rFonts w:ascii="Times New Roman" w:eastAsia="Times New Roman" w:hAnsi="Times New Roman" w:cs="Times New Roman"/>
+          <w:sz w:val="24"/>
+          <w:szCs w:val="24"/>
+          <w:lang w:eastAsia="ru-RU"/>
+        </w:rPr>
+        <w:t>имеет ли пользователь доступ к конкретной Story.</w:t>
       </w:r>
     </w:p>
     <w:p>
@@ -7578,8 +7347,244 @@
           <w:szCs w:val="24"/>
           <w:lang w:eastAsia="ru-RU"/>
         </w:rPr>
-        <w:pict w14:anchorId="7115FA42">
-          <v:rect id="_x0000_i1231" style="width:0;height:1.5pt" o:hralign="center" o:hrstd="t" o:hr="t" fillcolor="#a0a0a0" stroked="f"/>
+        <w:pict w14:anchorId="0CDF1A48">
+          <v:rect id="_x0000_i1066" style="width:0;height:1.5pt" o:hralign="center" o:hrstd="t" o:hr="t" fillcolor="#a0a0a0" stroked="f"/>
+        </w:pict>
+      </w:r>
+    </w:p>
+    <w:p>
+      <w:pPr>
+        <w:spacing w:before="100" w:beforeAutospacing="1" w:after="100" w:afterAutospacing="1" w:line="240" w:lineRule="auto"/>
+        <w:outlineLvl w:val="1"/>
+        <w:rPr>
+          <w:rFonts w:ascii="Times New Roman" w:eastAsia="Times New Roman" w:hAnsi="Times New Roman" w:cs="Times New Roman"/>
+          <w:b/>
+          <w:bCs/>
+          <w:sz w:val="36"/>
+          <w:szCs w:val="36"/>
+          <w:lang w:eastAsia="ru-RU"/>
+        </w:rPr>
+      </w:pPr>
+      <w:r>
+        <w:rPr>
+          <w:rFonts w:ascii="Times New Roman" w:eastAsia="Times New Roman" w:hAnsi="Times New Roman" w:cs="Times New Roman"/>
+          <w:b/>
+          <w:bCs/>
+          <w:sz w:val="36"/>
+          <w:szCs w:val="36"/>
+          <w:lang w:eastAsia="ru-RU"/>
+        </w:rPr>
+        <w:t>10.4 Trust Boundary</w:t>
+      </w:r>
+    </w:p>
+    <w:p>
+      <w:pPr>
+        <w:spacing w:before="100" w:beforeAutospacing="1" w:after="100" w:afterAutospacing="1" w:line="240" w:lineRule="auto"/>
+        <w:rPr>
+          <w:rFonts w:ascii="Times New Roman" w:eastAsia="Times New Roman" w:hAnsi="Times New Roman" w:cs="Times New Roman"/>
+          <w:sz w:val="24"/>
+          <w:szCs w:val="24"/>
+          <w:lang w:eastAsia="ru-RU"/>
+        </w:rPr>
+      </w:pPr>
+      <w:r>
+        <w:rPr>
+          <w:rFonts w:ascii="Times New Roman" w:eastAsia="Times New Roman" w:hAnsi="Times New Roman" w:cs="Times New Roman"/>
+          <w:sz w:val="24"/>
+          <w:szCs w:val="24"/>
+          <w:lang w:eastAsia="ru-RU"/>
+        </w:rPr>
+        <w:t>Backend считается доверенной частью системы.</w:t>
+      </w:r>
+    </w:p>
+    <w:p>
+      <w:pPr>
+        <w:spacing w:before="100" w:beforeAutospacing="1" w:after="100" w:afterAutospacing="1" w:line="240" w:lineRule="auto"/>
+        <w:rPr>
+          <w:rFonts w:ascii="Times New Roman" w:eastAsia="Times New Roman" w:hAnsi="Times New Roman" w:cs="Times New Roman"/>
+          <w:sz w:val="24"/>
+          <w:szCs w:val="24"/>
+          <w:lang w:eastAsia="ru-RU"/>
+        </w:rPr>
+      </w:pPr>
+      <w:r>
+        <w:rPr>
+          <w:rFonts w:ascii="Times New Roman" w:eastAsia="Times New Roman" w:hAnsi="Times New Roman" w:cs="Times New Roman"/>
+          <w:sz w:val="24"/>
+          <w:szCs w:val="24"/>
+          <w:lang w:eastAsia="ru-RU"/>
+        </w:rPr>
+        <w:t>Flutter-клиент рассматривается как недоверенный.</w:t>
+      </w:r>
+    </w:p>
+    <w:p>
+      <w:pPr>
+        <w:spacing w:before="100" w:beforeAutospacing="1" w:after="100" w:afterAutospacing="1" w:line="240" w:lineRule="auto"/>
+        <w:rPr>
+          <w:rFonts w:ascii="Times New Roman" w:eastAsia="Times New Roman" w:hAnsi="Times New Roman" w:cs="Times New Roman"/>
+          <w:sz w:val="24"/>
+          <w:szCs w:val="24"/>
+          <w:lang w:eastAsia="ru-RU"/>
+        </w:rPr>
+      </w:pPr>
+      <w:r>
+        <w:rPr>
+          <w:rFonts w:ascii="Times New Roman" w:eastAsia="Times New Roman" w:hAnsi="Times New Roman" w:cs="Times New Roman"/>
+          <w:sz w:val="24"/>
+          <w:szCs w:val="24"/>
+          <w:lang w:eastAsia="ru-RU"/>
+        </w:rPr>
+        <w:t>Все проверки безопасности выполняются исключительно на стороне сервера.</w:t>
+      </w:r>
+    </w:p>
+    <w:p>
+      <w:pPr>
+        <w:spacing w:after="0" w:line="240" w:lineRule="auto"/>
+        <w:rPr>
+          <w:rFonts w:ascii="Times New Roman" w:eastAsia="Times New Roman" w:hAnsi="Times New Roman" w:cs="Times New Roman"/>
+          <w:sz w:val="24"/>
+          <w:szCs w:val="24"/>
+          <w:lang w:eastAsia="ru-RU"/>
+        </w:rPr>
+      </w:pPr>
+      <w:r>
+        <w:rPr>
+          <w:rFonts w:ascii="Times New Roman" w:eastAsia="Times New Roman" w:hAnsi="Times New Roman" w:cs="Times New Roman"/>
+          <w:sz w:val="24"/>
+          <w:szCs w:val="24"/>
+          <w:lang w:eastAsia="ru-RU"/>
+        </w:rPr>
+        <w:pict w14:anchorId="660002A9">
+          <v:rect id="_x0000_i1067" style="width:0;height:1.5pt" o:hralign="center" o:hrstd="t" o:hr="t" fillcolor="#a0a0a0" stroked="f"/>
+        </w:pict>
+      </w:r>
+    </w:p>
+    <w:p>
+      <w:pPr>
+        <w:spacing w:before="100" w:beforeAutospacing="1" w:after="100" w:afterAutospacing="1" w:line="240" w:lineRule="auto"/>
+        <w:outlineLvl w:val="1"/>
+        <w:rPr>
+          <w:rFonts w:ascii="Times New Roman" w:eastAsia="Times New Roman" w:hAnsi="Times New Roman" w:cs="Times New Roman"/>
+          <w:b/>
+          <w:bCs/>
+          <w:sz w:val="36"/>
+          <w:szCs w:val="36"/>
+          <w:lang w:eastAsia="ru-RU"/>
+        </w:rPr>
+      </w:pPr>
+      <w:r>
+        <w:rPr>
+          <w:rFonts w:ascii="Times New Roman" w:eastAsia="Times New Roman" w:hAnsi="Times New Roman" w:cs="Times New Roman"/>
+          <w:b/>
+          <w:bCs/>
+          <w:sz w:val="36"/>
+          <w:szCs w:val="36"/>
+          <w:lang w:eastAsia="ru-RU"/>
+        </w:rPr>
+        <w:t>10.5 Repository Layer</w:t>
+      </w:r>
+    </w:p>
+    <w:p>
+      <w:pPr>
+        <w:spacing w:before="100" w:beforeAutospacing="1" w:after="100" w:afterAutospacing="1" w:line="240" w:lineRule="auto"/>
+        <w:rPr>
+          <w:rFonts w:ascii="Times New Roman" w:eastAsia="Times New Roman" w:hAnsi="Times New Roman" w:cs="Times New Roman"/>
+          <w:sz w:val="24"/>
+          <w:szCs w:val="24"/>
+          <w:lang w:eastAsia="ru-RU"/>
+        </w:rPr>
+      </w:pPr>
+      <w:r>
+        <w:rPr>
+          <w:rFonts w:ascii="Times New Roman" w:eastAsia="Times New Roman" w:hAnsi="Times New Roman" w:cs="Times New Roman"/>
+          <w:sz w:val="24"/>
+          <w:szCs w:val="24"/>
+          <w:lang w:eastAsia="ru-RU"/>
+        </w:rPr>
+        <w:t>Repository не выполняет проверку безопасности запросов.</w:t>
+      </w:r>
+    </w:p>
+    <w:p>
+      <w:pPr>
+        <w:spacing w:before="100" w:beforeAutospacing="1" w:after="100" w:afterAutospacing="1" w:line="240" w:lineRule="auto"/>
+        <w:rPr>
+          <w:rFonts w:ascii="Times New Roman" w:eastAsia="Times New Roman" w:hAnsi="Times New Roman" w:cs="Times New Roman"/>
+          <w:sz w:val="24"/>
+          <w:szCs w:val="24"/>
+          <w:lang w:eastAsia="ru-RU"/>
+        </w:rPr>
+      </w:pPr>
+      <w:r>
+        <w:rPr>
+          <w:rFonts w:ascii="Times New Roman" w:eastAsia="Times New Roman" w:hAnsi="Times New Roman" w:cs="Times New Roman"/>
+          <w:sz w:val="24"/>
+          <w:szCs w:val="24"/>
+          <w:lang w:eastAsia="ru-RU"/>
+        </w:rPr>
+        <w:t>Все проверки происходят до обращения к инфраструктурному слою.</w:t>
+      </w:r>
+    </w:p>
+    <w:p>
+      <w:pPr>
+        <w:spacing w:before="100" w:beforeAutospacing="1" w:after="100" w:afterAutospacing="1" w:line="240" w:lineRule="auto"/>
+        <w:rPr>
+          <w:rFonts w:ascii="Times New Roman" w:eastAsia="Times New Roman" w:hAnsi="Times New Roman" w:cs="Times New Roman"/>
+          <w:sz w:val="24"/>
+          <w:szCs w:val="24"/>
+          <w:lang w:eastAsia="ru-RU"/>
+        </w:rPr>
+      </w:pPr>
+      <w:r>
+        <w:rPr>
+          <w:rFonts w:ascii="Times New Roman" w:eastAsia="Times New Roman" w:hAnsi="Times New Roman" w:cs="Times New Roman"/>
+          <w:sz w:val="24"/>
+          <w:szCs w:val="24"/>
+          <w:lang w:eastAsia="ru-RU"/>
+        </w:rPr>
+        <w:t>Repository получает только уже проверенные входные данные.</w:t>
+      </w:r>
+    </w:p>
+    <w:p>
+      <w:pPr>
+        <w:spacing w:after="0" w:line="240" w:lineRule="auto"/>
+        <w:rPr>
+          <w:rFonts w:ascii="Times New Roman" w:eastAsia="Times New Roman" w:hAnsi="Times New Roman" w:cs="Times New Roman"/>
+          <w:sz w:val="24"/>
+          <w:szCs w:val="24"/>
+          <w:lang w:eastAsia="ru-RU"/>
+        </w:rPr>
+      </w:pPr>
+      <w:r>
+        <w:rPr>
+          <w:rFonts w:ascii="Times New Roman" w:eastAsia="Times New Roman" w:hAnsi="Times New Roman" w:cs="Times New Roman"/>
+          <w:sz w:val="24"/>
+          <w:szCs w:val="24"/>
+          <w:lang w:eastAsia="ru-RU"/>
+        </w:rPr>
+        <w:pict w14:anchorId="29730AAD">
+          <v:rect id="_x0000_i1068" style="width:0;height:1.5pt" o:hralign="center" o:hrstd="t" o:hr="t" fillcolor="#a0a0a0" stroked="f"/>
+        </w:pict>
+      </w:r>
+    </w:p>
+    <w:p>
+      <w:pPr>
+        <w:spacing w:after="0" w:line="240" w:lineRule="auto"/>
+        <w:rPr>
+          <w:rFonts w:ascii="Times New Roman" w:eastAsia="Times New Roman" w:hAnsi="Times New Roman" w:cs="Times New Roman"/>
+          <w:sz w:val="24"/>
+          <w:szCs w:val="24"/>
+          <w:lang w:eastAsia="ru-RU"/>
+        </w:rPr>
+      </w:pPr>
+      <w:r>
+        <w:rPr>
+          <w:rFonts w:ascii="Times New Roman" w:eastAsia="Times New Roman" w:hAnsi="Times New Roman" w:cs="Times New Roman"/>
+          <w:sz w:val="24"/>
+          <w:szCs w:val="24"/>
+          <w:lang w:eastAsia="ru-RU"/>
+        </w:rPr>
+        <w:pict w14:anchorId="42EB235A">
+          <v:rect id="_x0000_i1069" style="width:0;height:1.5pt" o:hralign="center" o:hrstd="t" o:hr="t" fillcolor="#a0a0a0" stroked="f"/>
         </w:pict>
       </w:r>
     </w:p>
@@ -7607,7 +7612,69 @@
           <w:szCs w:val="48"/>
           <w:lang w:eastAsia="ru-RU"/>
         </w:rPr>
-        <w:t>12. Database Security</w:t>
+        <w:t>11. Input Validation</w:t>
+      </w:r>
+    </w:p>
+    <w:p>
+      <w:pPr>
+        <w:spacing w:before="100" w:beforeAutospacing="1" w:after="100" w:afterAutospacing="1" w:line="240" w:lineRule="auto"/>
+        <w:rPr>
+          <w:rFonts w:ascii="Times New Roman" w:eastAsia="Times New Roman" w:hAnsi="Times New Roman" w:cs="Times New Roman"/>
+          <w:sz w:val="24"/>
+          <w:szCs w:val="24"/>
+          <w:lang w:eastAsia="ru-RU"/>
+        </w:rPr>
+      </w:pPr>
+      <w:r>
+        <w:rPr>
+          <w:rFonts w:ascii="Times New Roman" w:eastAsia="Times New Roman" w:hAnsi="Times New Roman" w:cs="Times New Roman"/>
+          <w:sz w:val="24"/>
+          <w:szCs w:val="24"/>
+          <w:lang w:eastAsia="ru-RU"/>
+        </w:rPr>
+        <w:t>Все входные данные проходят обязательную проверку перед выполнением бизнес-логики.</w:t>
+      </w:r>
+    </w:p>
+    <w:p>
+      <w:pPr>
+        <w:spacing w:before="100" w:beforeAutospacing="1" w:after="100" w:afterAutospacing="1" w:line="240" w:lineRule="auto"/>
+        <w:rPr>
+          <w:rFonts w:ascii="Times New Roman" w:eastAsia="Times New Roman" w:hAnsi="Times New Roman" w:cs="Times New Roman"/>
+          <w:sz w:val="24"/>
+          <w:szCs w:val="24"/>
+          <w:lang w:eastAsia="ru-RU"/>
+        </w:rPr>
+      </w:pPr>
+      <w:r>
+        <w:rPr>
+          <w:rFonts w:ascii="Times New Roman" w:eastAsia="Times New Roman" w:hAnsi="Times New Roman" w:cs="Times New Roman"/>
+          <w:sz w:val="24"/>
+          <w:szCs w:val="24"/>
+          <w:lang w:eastAsia="ru-RU"/>
+        </w:rPr>
+        <w:t>Валидация выполняется на нескольких уровнях архитектуры.</w:t>
+      </w:r>
+    </w:p>
+    <w:p>
+      <w:pPr>
+        <w:spacing w:after="0" w:line="240" w:lineRule="auto"/>
+        <w:rPr>
+          <w:rFonts w:ascii="Times New Roman" w:eastAsia="Times New Roman" w:hAnsi="Times New Roman" w:cs="Times New Roman"/>
+          <w:sz w:val="24"/>
+          <w:szCs w:val="24"/>
+          <w:lang w:eastAsia="ru-RU"/>
+        </w:rPr>
+      </w:pPr>
+      <w:r>
+        <w:rPr>
+          <w:rFonts w:ascii="Times New Roman" w:eastAsia="Times New Roman" w:hAnsi="Times New Roman" w:cs="Times New Roman"/>
+          <w:sz w:val="24"/>
+          <w:szCs w:val="24"/>
+          <w:lang w:eastAsia="ru-RU"/>
+        </w:rPr>
+        <w:pict w14:anchorId="51B7FCE6">
+          <v:rect id="_x0000_i1070" style="width:0;height:1.5pt" o:hralign="center" o:hrstd="t" o:hr="t" fillcolor="#a0a0a0" stroked="f"/>
+        </w:pict>
       </w:r>
     </w:p>
     <w:p>
@@ -7632,74 +7699,35 @@
           <w:szCs w:val="36"/>
           <w:lang w:eastAsia="ru-RU"/>
         </w:rPr>
-        <w:t>12.1 PostgreSQL Responsibilities</w:t>
-      </w:r>
-    </w:p>
-    <w:p>
-      <w:pPr>
-        <w:spacing w:before="100" w:beforeAutospacing="1" w:after="100" w:afterAutospacing="1" w:line="240" w:lineRule="auto"/>
-        <w:rPr>
-          <w:rFonts w:ascii="Times New Roman" w:eastAsia="Times New Roman" w:hAnsi="Times New Roman" w:cs="Times New Roman"/>
-          <w:sz w:val="24"/>
-          <w:szCs w:val="24"/>
-          <w:lang w:eastAsia="ru-RU"/>
-        </w:rPr>
-      </w:pPr>
-      <w:r>
-        <w:rPr>
-          <w:rFonts w:ascii="Times New Roman" w:eastAsia="Times New Roman" w:hAnsi="Times New Roman" w:cs="Times New Roman"/>
-          <w:sz w:val="24"/>
-          <w:szCs w:val="24"/>
-          <w:lang w:eastAsia="ru-RU"/>
-        </w:rPr>
-        <w:t>PostgreSQL отвечает исключительно за хранение данных.</w:t>
-      </w:r>
-    </w:p>
-    <w:p>
-      <w:pPr>
-        <w:spacing w:before="100" w:beforeAutospacing="1" w:after="100" w:afterAutospacing="1" w:line="240" w:lineRule="auto"/>
-        <w:rPr>
-          <w:rFonts w:ascii="Times New Roman" w:eastAsia="Times New Roman" w:hAnsi="Times New Roman" w:cs="Times New Roman"/>
-          <w:sz w:val="24"/>
-          <w:szCs w:val="24"/>
-          <w:lang w:eastAsia="ru-RU"/>
-        </w:rPr>
-      </w:pPr>
-      <w:r>
-        <w:rPr>
-          <w:rFonts w:ascii="Times New Roman" w:eastAsia="Times New Roman" w:hAnsi="Times New Roman" w:cs="Times New Roman"/>
-          <w:sz w:val="24"/>
-          <w:szCs w:val="24"/>
-          <w:lang w:eastAsia="ru-RU"/>
-        </w:rPr>
-        <w:t>База данных не принимает решений безопасности.</w:t>
-      </w:r>
-    </w:p>
-    <w:p>
-      <w:pPr>
-        <w:spacing w:before="100" w:beforeAutospacing="1" w:after="100" w:afterAutospacing="1" w:line="240" w:lineRule="auto"/>
-        <w:rPr>
-          <w:rFonts w:ascii="Times New Roman" w:eastAsia="Times New Roman" w:hAnsi="Times New Roman" w:cs="Times New Roman"/>
-          <w:sz w:val="24"/>
-          <w:szCs w:val="24"/>
-          <w:lang w:eastAsia="ru-RU"/>
-        </w:rPr>
-      </w:pPr>
-      <w:r>
-        <w:rPr>
-          <w:rFonts w:ascii="Times New Roman" w:eastAsia="Times New Roman" w:hAnsi="Times New Roman" w:cs="Times New Roman"/>
-          <w:sz w:val="24"/>
-          <w:szCs w:val="24"/>
-          <w:lang w:eastAsia="ru-RU"/>
-        </w:rPr>
-        <w:t>В частности, PostgreSQL не:</w:t>
+        <w:lastRenderedPageBreak/>
+        <w:t>11.1 API Layer</w:t>
+      </w:r>
+    </w:p>
+    <w:p>
+      <w:pPr>
+        <w:spacing w:before="100" w:beforeAutospacing="1" w:after="100" w:afterAutospacing="1" w:line="240" w:lineRule="auto"/>
+        <w:rPr>
+          <w:rFonts w:ascii="Times New Roman" w:eastAsia="Times New Roman" w:hAnsi="Times New Roman" w:cs="Times New Roman"/>
+          <w:sz w:val="24"/>
+          <w:szCs w:val="24"/>
+          <w:lang w:eastAsia="ru-RU"/>
+        </w:rPr>
+      </w:pPr>
+      <w:r>
+        <w:rPr>
+          <w:rFonts w:ascii="Times New Roman" w:eastAsia="Times New Roman" w:hAnsi="Times New Roman" w:cs="Times New Roman"/>
+          <w:sz w:val="24"/>
+          <w:szCs w:val="24"/>
+          <w:lang w:eastAsia="ru-RU"/>
+        </w:rPr>
+        <w:t>На уровне REST API проверяются:</w:t>
       </w:r>
     </w:p>
     <w:p>
       <w:pPr>
         <w:numPr>
           <w:ilvl w:val="0"/>
-          <w:numId w:val="35"/>
+          <w:numId w:val="33"/>
         </w:numPr>
         <w:spacing w:before="100" w:beforeAutospacing="1" w:after="100" w:afterAutospacing="1" w:line="240" w:lineRule="auto"/>
         <w:rPr>
@@ -7716,14 +7744,14 @@
           <w:szCs w:val="24"/>
           <w:lang w:eastAsia="ru-RU"/>
         </w:rPr>
-        <w:t>выполняет авторизацию;</w:t>
+        <w:t>обязательные поля;</w:t>
       </w:r>
     </w:p>
     <w:p>
       <w:pPr>
         <w:numPr>
           <w:ilvl w:val="0"/>
-          <w:numId w:val="35"/>
+          <w:numId w:val="33"/>
         </w:numPr>
         <w:spacing w:before="100" w:beforeAutospacing="1" w:after="100" w:afterAutospacing="1" w:line="240" w:lineRule="auto"/>
         <w:rPr>
@@ -7740,15 +7768,14 @@
           <w:szCs w:val="24"/>
           <w:lang w:eastAsia="ru-RU"/>
         </w:rPr>
-        <w:lastRenderedPageBreak/>
-        <w:t>вычисляет сроки действия токенов;</w:t>
+        <w:t>корректность типов данных;</w:t>
       </w:r>
     </w:p>
     <w:p>
       <w:pPr>
         <w:numPr>
           <w:ilvl w:val="0"/>
-          <w:numId w:val="35"/>
+          <w:numId w:val="33"/>
         </w:numPr>
         <w:spacing w:before="100" w:beforeAutospacing="1" w:after="100" w:afterAutospacing="1" w:line="240" w:lineRule="auto"/>
         <w:rPr>
@@ -7765,14 +7792,14 @@
           <w:szCs w:val="24"/>
           <w:lang w:eastAsia="ru-RU"/>
         </w:rPr>
-        <w:t>определяет права пользователя;</w:t>
+        <w:t>формат входных значений;</w:t>
       </w:r>
     </w:p>
     <w:p>
       <w:pPr>
         <w:numPr>
           <w:ilvl w:val="0"/>
-          <w:numId w:val="35"/>
+          <w:numId w:val="33"/>
         </w:numPr>
         <w:spacing w:before="100" w:beforeAutospacing="1" w:after="100" w:afterAutospacing="1" w:line="240" w:lineRule="auto"/>
         <w:rPr>
@@ -7789,7 +7816,27 @@
           <w:szCs w:val="24"/>
           <w:lang w:eastAsia="ru-RU"/>
         </w:rPr>
-        <w:t>реализует бизнес-правила приложения.</w:t>
+        <w:t>ограничения размеров.</w:t>
+      </w:r>
+    </w:p>
+    <w:p>
+      <w:pPr>
+        <w:spacing w:before="100" w:beforeAutospacing="1" w:after="100" w:afterAutospacing="1" w:line="240" w:lineRule="auto"/>
+        <w:rPr>
+          <w:rFonts w:ascii="Times New Roman" w:eastAsia="Times New Roman" w:hAnsi="Times New Roman" w:cs="Times New Roman"/>
+          <w:sz w:val="24"/>
+          <w:szCs w:val="24"/>
+          <w:lang w:eastAsia="ru-RU"/>
+        </w:rPr>
+      </w:pPr>
+      <w:r>
+        <w:rPr>
+          <w:rFonts w:ascii="Times New Roman" w:eastAsia="Times New Roman" w:hAnsi="Times New Roman" w:cs="Times New Roman"/>
+          <w:sz w:val="24"/>
+          <w:szCs w:val="24"/>
+          <w:lang w:eastAsia="ru-RU"/>
+        </w:rPr>
+        <w:t>Некорректные запросы отклоняются до выполнения бизнес-логики.</w:t>
       </w:r>
     </w:p>
     <w:p>
@@ -7809,8 +7856,8 @@
           <w:szCs w:val="24"/>
           <w:lang w:eastAsia="ru-RU"/>
         </w:rPr>
-        <w:pict w14:anchorId="732EB6A0">
-          <v:rect id="_x0000_i1232" style="width:0;height:1.5pt" o:hralign="center" o:hrstd="t" o:hr="t" fillcolor="#a0a0a0" stroked="f"/>
+        <w:pict w14:anchorId="1A6DEF28">
+          <v:rect id="_x0000_i1071" style="width:0;height:1.5pt" o:hralign="center" o:hrstd="t" o:hr="t" fillcolor="#a0a0a0" stroked="f"/>
         </w:pict>
       </w:r>
     </w:p>
@@ -7836,67 +7883,71 @@
           <w:szCs w:val="36"/>
           <w:lang w:eastAsia="ru-RU"/>
         </w:rPr>
-        <w:t>12.2 UUID Generation</w:t>
-      </w:r>
-    </w:p>
-    <w:p>
-      <w:pPr>
-        <w:spacing w:before="100" w:beforeAutospacing="1" w:after="100" w:afterAutospacing="1" w:line="240" w:lineRule="auto"/>
-        <w:rPr>
-          <w:rFonts w:ascii="Times New Roman" w:eastAsia="Times New Roman" w:hAnsi="Times New Roman" w:cs="Times New Roman"/>
-          <w:sz w:val="24"/>
-          <w:szCs w:val="24"/>
-          <w:lang w:eastAsia="ru-RU"/>
-        </w:rPr>
-      </w:pPr>
-      <w:r>
-        <w:rPr>
-          <w:rFonts w:ascii="Times New Roman" w:eastAsia="Times New Roman" w:hAnsi="Times New Roman" w:cs="Times New Roman"/>
-          <w:sz w:val="24"/>
-          <w:szCs w:val="24"/>
-          <w:lang w:eastAsia="ru-RU"/>
-        </w:rPr>
-        <w:t>UUID создаются приложением.</w:t>
-      </w:r>
-    </w:p>
-    <w:p>
-      <w:pPr>
-        <w:spacing w:before="100" w:beforeAutospacing="1" w:after="100" w:afterAutospacing="1" w:line="240" w:lineRule="auto"/>
-        <w:rPr>
-          <w:rFonts w:ascii="Times New Roman" w:eastAsia="Times New Roman" w:hAnsi="Times New Roman" w:cs="Times New Roman"/>
-          <w:sz w:val="24"/>
-          <w:szCs w:val="24"/>
-          <w:lang w:eastAsia="ru-RU"/>
-        </w:rPr>
-      </w:pPr>
-      <w:r>
-        <w:rPr>
-          <w:rFonts w:ascii="Times New Roman" w:eastAsia="Times New Roman" w:hAnsi="Times New Roman" w:cs="Times New Roman"/>
-          <w:sz w:val="24"/>
-          <w:szCs w:val="24"/>
-          <w:lang w:eastAsia="ru-RU"/>
-        </w:rPr>
-        <w:t>База данных не является основным источником идентификаторов.</w:t>
-      </w:r>
-    </w:p>
-    <w:p>
-      <w:pPr>
-        <w:spacing w:before="100" w:beforeAutospacing="1" w:after="100" w:afterAutospacing="1" w:line="240" w:lineRule="auto"/>
-        <w:rPr>
-          <w:rFonts w:ascii="Times New Roman" w:eastAsia="Times New Roman" w:hAnsi="Times New Roman" w:cs="Times New Roman"/>
-          <w:sz w:val="24"/>
-          <w:szCs w:val="24"/>
-          <w:lang w:eastAsia="ru-RU"/>
-        </w:rPr>
-      </w:pPr>
-      <w:r>
-        <w:rPr>
-          <w:rFonts w:ascii="Times New Roman" w:eastAsia="Times New Roman" w:hAnsi="Times New Roman" w:cs="Times New Roman"/>
-          <w:sz w:val="24"/>
-          <w:szCs w:val="24"/>
-          <w:lang w:eastAsia="ru-RU"/>
-        </w:rPr>
-        <w:t xml:space="preserve">Даже если отдельные ранние миграции содержат </w:t>
+        <w:t>11.2 Domain Layer</w:t>
+      </w:r>
+    </w:p>
+    <w:p>
+      <w:pPr>
+        <w:spacing w:before="100" w:beforeAutospacing="1" w:after="100" w:afterAutospacing="1" w:line="240" w:lineRule="auto"/>
+        <w:rPr>
+          <w:rFonts w:ascii="Times New Roman" w:eastAsia="Times New Roman" w:hAnsi="Times New Roman" w:cs="Times New Roman"/>
+          <w:sz w:val="24"/>
+          <w:szCs w:val="24"/>
+          <w:lang w:eastAsia="ru-RU"/>
+        </w:rPr>
+      </w:pPr>
+      <w:r>
+        <w:rPr>
+          <w:rFonts w:ascii="Times New Roman" w:eastAsia="Times New Roman" w:hAnsi="Times New Roman" w:cs="Times New Roman"/>
+          <w:sz w:val="24"/>
+          <w:szCs w:val="24"/>
+          <w:lang w:eastAsia="ru-RU"/>
+        </w:rPr>
+        <w:t>Доменные объекты самостоятельно защищают свои инварианты.</w:t>
+      </w:r>
+    </w:p>
+    <w:p>
+      <w:pPr>
+        <w:spacing w:before="100" w:beforeAutospacing="1" w:after="100" w:afterAutospacing="1" w:line="240" w:lineRule="auto"/>
+        <w:rPr>
+          <w:rFonts w:ascii="Times New Roman" w:eastAsia="Times New Roman" w:hAnsi="Times New Roman" w:cs="Times New Roman"/>
+          <w:sz w:val="24"/>
+          <w:szCs w:val="24"/>
+          <w:lang w:eastAsia="ru-RU"/>
+        </w:rPr>
+      </w:pPr>
+      <w:r>
+        <w:rPr>
+          <w:rFonts w:ascii="Times New Roman" w:eastAsia="Times New Roman" w:hAnsi="Times New Roman" w:cs="Times New Roman"/>
+          <w:sz w:val="24"/>
+          <w:szCs w:val="24"/>
+          <w:lang w:eastAsia="ru-RU"/>
+        </w:rPr>
+        <w:t>Например:</w:t>
+      </w:r>
+    </w:p>
+    <w:p>
+      <w:pPr>
+        <w:numPr>
+          <w:ilvl w:val="0"/>
+          <w:numId w:val="34"/>
+        </w:numPr>
+        <w:spacing w:before="100" w:beforeAutospacing="1" w:after="100" w:afterAutospacing="1" w:line="240" w:lineRule="auto"/>
+        <w:rPr>
+          <w:rFonts w:ascii="Times New Roman" w:eastAsia="Times New Roman" w:hAnsi="Times New Roman" w:cs="Times New Roman"/>
+          <w:sz w:val="24"/>
+          <w:szCs w:val="24"/>
+          <w:lang w:eastAsia="ru-RU"/>
+        </w:rPr>
+      </w:pPr>
+      <w:r>
+        <w:rPr>
+          <w:rFonts w:ascii="Times New Roman" w:eastAsia="Times New Roman" w:hAnsi="Times New Roman" w:cs="Times New Roman"/>
+          <w:sz w:val="24"/>
+          <w:szCs w:val="24"/>
+          <w:lang w:eastAsia="ru-RU"/>
+        </w:rPr>
+        <w:t xml:space="preserve">обязательные поля не могут быть </w:t>
       </w:r>
       <w:r>
         <w:rPr>
@@ -7905,16 +7956,108 @@
           <w:szCs w:val="20"/>
           <w:lang w:eastAsia="ru-RU"/>
         </w:rPr>
-        <w:t>DEFAULT</w:t>
-      </w:r>
-      <w:r>
-        <w:rPr>
-          <w:rFonts w:ascii="Times New Roman" w:eastAsia="Times New Roman" w:hAnsi="Times New Roman" w:cs="Times New Roman"/>
-          <w:sz w:val="24"/>
-          <w:szCs w:val="24"/>
-          <w:lang w:eastAsia="ru-RU"/>
-        </w:rPr>
-        <w:t>-значения для совместимости, приложение никогда не должно полагаться на них.</w:t>
+        <w:t>null</w:t>
+      </w:r>
+      <w:r>
+        <w:rPr>
+          <w:rFonts w:ascii="Times New Roman" w:eastAsia="Times New Roman" w:hAnsi="Times New Roman" w:cs="Times New Roman"/>
+          <w:sz w:val="24"/>
+          <w:szCs w:val="24"/>
+          <w:lang w:eastAsia="ru-RU"/>
+        </w:rPr>
+        <w:t>;</w:t>
+      </w:r>
+    </w:p>
+    <w:p>
+      <w:pPr>
+        <w:numPr>
+          <w:ilvl w:val="0"/>
+          <w:numId w:val="34"/>
+        </w:numPr>
+        <w:spacing w:before="100" w:beforeAutospacing="1" w:after="100" w:afterAutospacing="1" w:line="240" w:lineRule="auto"/>
+        <w:rPr>
+          <w:rFonts w:ascii="Times New Roman" w:eastAsia="Times New Roman" w:hAnsi="Times New Roman" w:cs="Times New Roman"/>
+          <w:sz w:val="24"/>
+          <w:szCs w:val="24"/>
+          <w:lang w:eastAsia="ru-RU"/>
+        </w:rPr>
+      </w:pPr>
+      <w:r>
+        <w:rPr>
+          <w:rFonts w:ascii="Times New Roman" w:eastAsia="Times New Roman" w:hAnsi="Times New Roman" w:cs="Times New Roman"/>
+          <w:sz w:val="24"/>
+          <w:szCs w:val="24"/>
+          <w:lang w:eastAsia="ru-RU"/>
+        </w:rPr>
+        <w:t>строки, которые должны содержать значение, не могут быть пустыми;</w:t>
+      </w:r>
+    </w:p>
+    <w:p>
+      <w:pPr>
+        <w:numPr>
+          <w:ilvl w:val="0"/>
+          <w:numId w:val="34"/>
+        </w:numPr>
+        <w:spacing w:before="100" w:beforeAutospacing="1" w:after="100" w:afterAutospacing="1" w:line="240" w:lineRule="auto"/>
+        <w:rPr>
+          <w:rFonts w:ascii="Times New Roman" w:eastAsia="Times New Roman" w:hAnsi="Times New Roman" w:cs="Times New Roman"/>
+          <w:sz w:val="24"/>
+          <w:szCs w:val="24"/>
+          <w:lang w:eastAsia="ru-RU"/>
+        </w:rPr>
+      </w:pPr>
+      <w:r>
+        <w:rPr>
+          <w:rFonts w:ascii="Times New Roman" w:eastAsia="Times New Roman" w:hAnsi="Times New Roman" w:cs="Times New Roman"/>
+          <w:sz w:val="24"/>
+          <w:szCs w:val="24"/>
+          <w:lang w:eastAsia="ru-RU"/>
+        </w:rPr>
+        <w:t>координаты должны находиться в допустимых диапазонах;</w:t>
+      </w:r>
+    </w:p>
+    <w:p>
+      <w:pPr>
+        <w:numPr>
+          <w:ilvl w:val="0"/>
+          <w:numId w:val="34"/>
+        </w:numPr>
+        <w:spacing w:before="100" w:beforeAutospacing="1" w:after="100" w:afterAutospacing="1" w:line="240" w:lineRule="auto"/>
+        <w:rPr>
+          <w:rFonts w:ascii="Times New Roman" w:eastAsia="Times New Roman" w:hAnsi="Times New Roman" w:cs="Times New Roman"/>
+          <w:sz w:val="24"/>
+          <w:szCs w:val="24"/>
+          <w:lang w:eastAsia="ru-RU"/>
+        </w:rPr>
+      </w:pPr>
+      <w:r>
+        <w:rPr>
+          <w:rFonts w:ascii="Times New Roman" w:eastAsia="Times New Roman" w:hAnsi="Times New Roman" w:cs="Times New Roman"/>
+          <w:sz w:val="24"/>
+          <w:szCs w:val="24"/>
+          <w:lang w:eastAsia="ru-RU"/>
+        </w:rPr>
+        <w:t>даты должны удовлетворять требованиям предметной области.</w:t>
+      </w:r>
+    </w:p>
+    <w:p>
+      <w:pPr>
+        <w:spacing w:before="100" w:beforeAutospacing="1" w:after="100" w:afterAutospacing="1" w:line="240" w:lineRule="auto"/>
+        <w:rPr>
+          <w:rFonts w:ascii="Times New Roman" w:eastAsia="Times New Roman" w:hAnsi="Times New Roman" w:cs="Times New Roman"/>
+          <w:sz w:val="24"/>
+          <w:szCs w:val="24"/>
+          <w:lang w:eastAsia="ru-RU"/>
+        </w:rPr>
+      </w:pPr>
+      <w:r>
+        <w:rPr>
+          <w:rFonts w:ascii="Times New Roman" w:eastAsia="Times New Roman" w:hAnsi="Times New Roman" w:cs="Times New Roman"/>
+          <w:sz w:val="24"/>
+          <w:szCs w:val="24"/>
+          <w:lang w:eastAsia="ru-RU"/>
+        </w:rPr>
+        <w:t>Таким образом, невозможно создать некорректный доменный объект.</w:t>
       </w:r>
     </w:p>
     <w:p>
@@ -7934,8 +8077,8 @@
           <w:szCs w:val="24"/>
           <w:lang w:eastAsia="ru-RU"/>
         </w:rPr>
-        <w:pict w14:anchorId="622113AE">
-          <v:rect id="_x0000_i1233" style="width:0;height:1.5pt" o:hralign="center" o:hrstd="t" o:hr="t" fillcolor="#a0a0a0" stroked="f"/>
+        <w:pict w14:anchorId="067C7EB8">
+          <v:rect id="_x0000_i1072" style="width:0;height:1.5pt" o:hralign="center" o:hrstd="t" o:hr="t" fillcolor="#a0a0a0" stroked="f"/>
         </w:pict>
       </w:r>
     </w:p>
@@ -7961,211 +8104,67 @@
           <w:szCs w:val="36"/>
           <w:lang w:eastAsia="ru-RU"/>
         </w:rPr>
-        <w:t>12.3 Timestamp Generation</w:t>
-      </w:r>
-    </w:p>
-    <w:p>
-      <w:pPr>
-        <w:spacing w:before="100" w:beforeAutospacing="1" w:after="100" w:afterAutospacing="1" w:line="240" w:lineRule="auto"/>
-        <w:rPr>
-          <w:rFonts w:ascii="Times New Roman" w:eastAsia="Times New Roman" w:hAnsi="Times New Roman" w:cs="Times New Roman"/>
-          <w:sz w:val="24"/>
-          <w:szCs w:val="24"/>
-          <w:lang w:eastAsia="ru-RU"/>
-        </w:rPr>
-      </w:pPr>
-      <w:r>
-        <w:rPr>
-          <w:rFonts w:ascii="Times New Roman" w:eastAsia="Times New Roman" w:hAnsi="Times New Roman" w:cs="Times New Roman"/>
-          <w:sz w:val="24"/>
-          <w:szCs w:val="24"/>
-          <w:lang w:eastAsia="ru-RU"/>
-        </w:rPr>
-        <w:t>Все значения времени формируются приложением.</w:t>
-      </w:r>
-    </w:p>
-    <w:p>
-      <w:pPr>
-        <w:spacing w:before="100" w:beforeAutospacing="1" w:after="100" w:afterAutospacing="1" w:line="240" w:lineRule="auto"/>
-        <w:rPr>
-          <w:rFonts w:ascii="Times New Roman" w:eastAsia="Times New Roman" w:hAnsi="Times New Roman" w:cs="Times New Roman"/>
-          <w:sz w:val="24"/>
-          <w:szCs w:val="24"/>
-          <w:lang w:eastAsia="ru-RU"/>
-        </w:rPr>
-      </w:pPr>
-      <w:r>
-        <w:rPr>
-          <w:rFonts w:ascii="Times New Roman" w:eastAsia="Times New Roman" w:hAnsi="Times New Roman" w:cs="Times New Roman"/>
-          <w:sz w:val="24"/>
-          <w:szCs w:val="24"/>
-          <w:lang w:eastAsia="ru-RU"/>
-        </w:rPr>
-        <w:t>Например:</w:t>
-      </w:r>
-    </w:p>
-    <w:p>
-      <w:pPr>
-        <w:numPr>
-          <w:ilvl w:val="0"/>
-          <w:numId w:val="36"/>
-        </w:numPr>
-        <w:spacing w:before="100" w:beforeAutospacing="1" w:after="100" w:afterAutospacing="1" w:line="240" w:lineRule="auto"/>
-        <w:rPr>
-          <w:rFonts w:ascii="Times New Roman" w:eastAsia="Times New Roman" w:hAnsi="Times New Roman" w:cs="Times New Roman"/>
-          <w:sz w:val="24"/>
-          <w:szCs w:val="24"/>
-          <w:lang w:eastAsia="ru-RU"/>
-        </w:rPr>
-      </w:pPr>
-      <w:r>
-        <w:rPr>
-          <w:rFonts w:ascii="Courier New" w:eastAsia="Times New Roman" w:hAnsi="Courier New" w:cs="Courier New"/>
-          <w:sz w:val="20"/>
-          <w:szCs w:val="20"/>
-          <w:lang w:eastAsia="ru-RU"/>
-        </w:rPr>
-        <w:t>createdAt</w:t>
-      </w:r>
-    </w:p>
-    <w:p>
-      <w:pPr>
-        <w:numPr>
-          <w:ilvl w:val="0"/>
-          <w:numId w:val="36"/>
-        </w:numPr>
-        <w:spacing w:before="100" w:beforeAutospacing="1" w:after="100" w:afterAutospacing="1" w:line="240" w:lineRule="auto"/>
-        <w:rPr>
-          <w:rFonts w:ascii="Times New Roman" w:eastAsia="Times New Roman" w:hAnsi="Times New Roman" w:cs="Times New Roman"/>
-          <w:sz w:val="24"/>
-          <w:szCs w:val="24"/>
-          <w:lang w:eastAsia="ru-RU"/>
-        </w:rPr>
-      </w:pPr>
-      <w:r>
-        <w:rPr>
-          <w:rFonts w:ascii="Courier New" w:eastAsia="Times New Roman" w:hAnsi="Courier New" w:cs="Courier New"/>
-          <w:sz w:val="20"/>
-          <w:szCs w:val="20"/>
-          <w:lang w:eastAsia="ru-RU"/>
-        </w:rPr>
-        <w:t>updatedAt</w:t>
-      </w:r>
-    </w:p>
-    <w:p>
-      <w:pPr>
-        <w:numPr>
-          <w:ilvl w:val="0"/>
-          <w:numId w:val="36"/>
-        </w:numPr>
-        <w:spacing w:before="100" w:beforeAutospacing="1" w:after="100" w:afterAutospacing="1" w:line="240" w:lineRule="auto"/>
-        <w:rPr>
-          <w:rFonts w:ascii="Times New Roman" w:eastAsia="Times New Roman" w:hAnsi="Times New Roman" w:cs="Times New Roman"/>
-          <w:sz w:val="24"/>
-          <w:szCs w:val="24"/>
-          <w:lang w:eastAsia="ru-RU"/>
-        </w:rPr>
-      </w:pPr>
-      <w:r>
-        <w:rPr>
-          <w:rFonts w:ascii="Courier New" w:eastAsia="Times New Roman" w:hAnsi="Courier New" w:cs="Courier New"/>
-          <w:sz w:val="20"/>
-          <w:szCs w:val="20"/>
-          <w:lang w:eastAsia="ru-RU"/>
-        </w:rPr>
-        <w:t>joinedAt</w:t>
-      </w:r>
-    </w:p>
-    <w:p>
-      <w:pPr>
-        <w:numPr>
-          <w:ilvl w:val="0"/>
-          <w:numId w:val="36"/>
-        </w:numPr>
-        <w:spacing w:before="100" w:beforeAutospacing="1" w:after="100" w:afterAutospacing="1" w:line="240" w:lineRule="auto"/>
-        <w:rPr>
-          <w:rFonts w:ascii="Times New Roman" w:eastAsia="Times New Roman" w:hAnsi="Times New Roman" w:cs="Times New Roman"/>
-          <w:sz w:val="24"/>
-          <w:szCs w:val="24"/>
-          <w:lang w:eastAsia="ru-RU"/>
-        </w:rPr>
-      </w:pPr>
-      <w:r>
-        <w:rPr>
-          <w:rFonts w:ascii="Courier New" w:eastAsia="Times New Roman" w:hAnsi="Courier New" w:cs="Courier New"/>
-          <w:sz w:val="20"/>
-          <w:szCs w:val="20"/>
-          <w:lang w:eastAsia="ru-RU"/>
-        </w:rPr>
-        <w:t>expiresAt</w:t>
-      </w:r>
-    </w:p>
-    <w:p>
-      <w:pPr>
-        <w:numPr>
-          <w:ilvl w:val="0"/>
-          <w:numId w:val="36"/>
-        </w:numPr>
-        <w:spacing w:before="100" w:beforeAutospacing="1" w:after="100" w:afterAutospacing="1" w:line="240" w:lineRule="auto"/>
-        <w:rPr>
-          <w:rFonts w:ascii="Times New Roman" w:eastAsia="Times New Roman" w:hAnsi="Times New Roman" w:cs="Times New Roman"/>
-          <w:sz w:val="24"/>
-          <w:szCs w:val="24"/>
-          <w:lang w:eastAsia="ru-RU"/>
-        </w:rPr>
-      </w:pPr>
-      <w:r>
-        <w:rPr>
-          <w:rFonts w:ascii="Courier New" w:eastAsia="Times New Roman" w:hAnsi="Courier New" w:cs="Courier New"/>
-          <w:sz w:val="20"/>
-          <w:szCs w:val="20"/>
-          <w:lang w:eastAsia="ru-RU"/>
-        </w:rPr>
-        <w:t>usedAt</w:t>
-      </w:r>
-    </w:p>
-    <w:p>
-      <w:pPr>
-        <w:numPr>
-          <w:ilvl w:val="0"/>
-          <w:numId w:val="36"/>
-        </w:numPr>
-        <w:spacing w:before="100" w:beforeAutospacing="1" w:after="100" w:afterAutospacing="1" w:line="240" w:lineRule="auto"/>
-        <w:rPr>
-          <w:rFonts w:ascii="Times New Roman" w:eastAsia="Times New Roman" w:hAnsi="Times New Roman" w:cs="Times New Roman"/>
-          <w:sz w:val="24"/>
-          <w:szCs w:val="24"/>
-          <w:lang w:eastAsia="ru-RU"/>
-        </w:rPr>
-      </w:pPr>
-      <w:r>
-        <w:rPr>
-          <w:rFonts w:ascii="Courier New" w:eastAsia="Times New Roman" w:hAnsi="Courier New" w:cs="Courier New"/>
-          <w:sz w:val="20"/>
-          <w:szCs w:val="20"/>
-          <w:lang w:eastAsia="ru-RU"/>
-        </w:rPr>
-        <w:t>revokedAt</w:t>
-      </w:r>
-    </w:p>
-    <w:p>
-      <w:pPr>
-        <w:spacing w:before="100" w:beforeAutospacing="1" w:after="100" w:afterAutospacing="1" w:line="240" w:lineRule="auto"/>
-        <w:rPr>
-          <w:rFonts w:ascii="Times New Roman" w:eastAsia="Times New Roman" w:hAnsi="Times New Roman" w:cs="Times New Roman"/>
-          <w:sz w:val="24"/>
-          <w:szCs w:val="24"/>
-          <w:lang w:eastAsia="ru-RU"/>
-        </w:rPr>
-      </w:pPr>
-      <w:r>
-        <w:rPr>
-          <w:rFonts w:ascii="Times New Roman" w:eastAsia="Times New Roman" w:hAnsi="Times New Roman" w:cs="Times New Roman"/>
-          <w:sz w:val="24"/>
-          <w:szCs w:val="24"/>
-          <w:lang w:eastAsia="ru-RU"/>
-        </w:rPr>
-        <w:t>PostgreSQL не использует триггеры или функции для автоматического заполнения этих полей.</w:t>
+        <w:t>11.3 Repository Layer</w:t>
+      </w:r>
+    </w:p>
+    <w:p>
+      <w:pPr>
+        <w:spacing w:before="100" w:beforeAutospacing="1" w:after="100" w:afterAutospacing="1" w:line="240" w:lineRule="auto"/>
+        <w:rPr>
+          <w:rFonts w:ascii="Times New Roman" w:eastAsia="Times New Roman" w:hAnsi="Times New Roman" w:cs="Times New Roman"/>
+          <w:sz w:val="24"/>
+          <w:szCs w:val="24"/>
+          <w:lang w:eastAsia="ru-RU"/>
+        </w:rPr>
+      </w:pPr>
+      <w:r>
+        <w:rPr>
+          <w:rFonts w:ascii="Times New Roman" w:eastAsia="Times New Roman" w:hAnsi="Times New Roman" w:cs="Times New Roman"/>
+          <w:sz w:val="24"/>
+          <w:szCs w:val="24"/>
+          <w:lang w:eastAsia="ru-RU"/>
+        </w:rPr>
+        <w:t>Repository не выполняет бизнес-валидацию.</w:t>
+      </w:r>
+    </w:p>
+    <w:p>
+      <w:pPr>
+        <w:spacing w:before="100" w:beforeAutospacing="1" w:after="100" w:afterAutospacing="1" w:line="240" w:lineRule="auto"/>
+        <w:rPr>
+          <w:rFonts w:ascii="Times New Roman" w:eastAsia="Times New Roman" w:hAnsi="Times New Roman" w:cs="Times New Roman"/>
+          <w:sz w:val="24"/>
+          <w:szCs w:val="24"/>
+          <w:lang w:eastAsia="ru-RU"/>
+        </w:rPr>
+      </w:pPr>
+      <w:r>
+        <w:rPr>
+          <w:rFonts w:ascii="Times New Roman" w:eastAsia="Times New Roman" w:hAnsi="Times New Roman" w:cs="Times New Roman"/>
+          <w:sz w:val="24"/>
+          <w:szCs w:val="24"/>
+          <w:lang w:eastAsia="ru-RU"/>
+        </w:rPr>
+        <w:t>Repository предполагает, что получает уже корректные доменные объекты.</w:t>
+      </w:r>
+    </w:p>
+    <w:p>
+      <w:pPr>
+        <w:spacing w:before="100" w:beforeAutospacing="1" w:after="100" w:afterAutospacing="1" w:line="240" w:lineRule="auto"/>
+        <w:rPr>
+          <w:rFonts w:ascii="Times New Roman" w:eastAsia="Times New Roman" w:hAnsi="Times New Roman" w:cs="Times New Roman"/>
+          <w:sz w:val="24"/>
+          <w:szCs w:val="24"/>
+          <w:lang w:eastAsia="ru-RU"/>
+        </w:rPr>
+      </w:pPr>
+      <w:r>
+        <w:rPr>
+          <w:rFonts w:ascii="Times New Roman" w:eastAsia="Times New Roman" w:hAnsi="Times New Roman" w:cs="Times New Roman"/>
+          <w:sz w:val="24"/>
+          <w:szCs w:val="24"/>
+          <w:lang w:eastAsia="ru-RU"/>
+        </w:rPr>
+        <w:t>Его задача ограничивается взаимодействием с PostgreSQL.</w:t>
       </w:r>
     </w:p>
     <w:p>
@@ -8185,115 +8184,8 @@
           <w:szCs w:val="24"/>
           <w:lang w:eastAsia="ru-RU"/>
         </w:rPr>
-        <w:pict w14:anchorId="29FCE848">
-          <v:rect id="_x0000_i1234" style="width:0;height:1.5pt" o:hralign="center" o:hrstd="t" o:hr="t" fillcolor="#a0a0a0" stroked="f"/>
-        </w:pict>
-      </w:r>
-    </w:p>
-    <w:p>
-      <w:pPr>
-        <w:spacing w:before="100" w:beforeAutospacing="1" w:after="100" w:afterAutospacing="1" w:line="240" w:lineRule="auto"/>
-        <w:outlineLvl w:val="1"/>
-        <w:rPr>
-          <w:rFonts w:ascii="Times New Roman" w:eastAsia="Times New Roman" w:hAnsi="Times New Roman" w:cs="Times New Roman"/>
-          <w:b/>
-          <w:bCs/>
-          <w:sz w:val="36"/>
-          <w:szCs w:val="36"/>
-          <w:lang w:eastAsia="ru-RU"/>
-        </w:rPr>
-      </w:pPr>
-      <w:r>
-        <w:rPr>
-          <w:rFonts w:ascii="Times New Roman" w:eastAsia="Times New Roman" w:hAnsi="Times New Roman" w:cs="Times New Roman"/>
-          <w:b/>
-          <w:bCs/>
-          <w:sz w:val="36"/>
-          <w:szCs w:val="36"/>
-          <w:lang w:eastAsia="ru-RU"/>
-        </w:rPr>
-        <w:t>12.4 Foreign Keys</w:t>
-      </w:r>
-    </w:p>
-    <w:p>
-      <w:pPr>
-        <w:spacing w:before="100" w:beforeAutospacing="1" w:after="100" w:afterAutospacing="1" w:line="240" w:lineRule="auto"/>
-        <w:rPr>
-          <w:rFonts w:ascii="Times New Roman" w:eastAsia="Times New Roman" w:hAnsi="Times New Roman" w:cs="Times New Roman"/>
-          <w:sz w:val="24"/>
-          <w:szCs w:val="24"/>
-          <w:lang w:eastAsia="ru-RU"/>
-        </w:rPr>
-      </w:pPr>
-      <w:r>
-        <w:rPr>
-          <w:rFonts w:ascii="Times New Roman" w:eastAsia="Times New Roman" w:hAnsi="Times New Roman" w:cs="Times New Roman"/>
-          <w:sz w:val="24"/>
-          <w:szCs w:val="24"/>
-          <w:lang w:eastAsia="ru-RU"/>
-        </w:rPr>
-        <w:t>Все связи между агрегатами защищаются внешними ключами.</w:t>
-      </w:r>
-    </w:p>
-    <w:p>
-      <w:pPr>
-        <w:spacing w:before="100" w:beforeAutospacing="1" w:after="100" w:afterAutospacing="1" w:line="240" w:lineRule="auto"/>
-        <w:rPr>
-          <w:rFonts w:ascii="Times New Roman" w:eastAsia="Times New Roman" w:hAnsi="Times New Roman" w:cs="Times New Roman"/>
-          <w:sz w:val="24"/>
-          <w:szCs w:val="24"/>
-          <w:lang w:eastAsia="ru-RU"/>
-        </w:rPr>
-      </w:pPr>
-      <w:r>
-        <w:rPr>
-          <w:rFonts w:ascii="Times New Roman" w:eastAsia="Times New Roman" w:hAnsi="Times New Roman" w:cs="Times New Roman"/>
-          <w:sz w:val="24"/>
-          <w:szCs w:val="24"/>
-          <w:lang w:eastAsia="ru-RU"/>
-        </w:rPr>
-        <w:t>Foreign Key обеспечивает ссылочную целостность данных.</w:t>
-      </w:r>
-    </w:p>
-    <w:p>
-      <w:pPr>
-        <w:spacing w:before="100" w:beforeAutospacing="1" w:after="100" w:afterAutospacing="1" w:line="240" w:lineRule="auto"/>
-        <w:rPr>
-          <w:rFonts w:ascii="Times New Roman" w:eastAsia="Times New Roman" w:hAnsi="Times New Roman" w:cs="Times New Roman"/>
-          <w:sz w:val="24"/>
-          <w:szCs w:val="24"/>
-          <w:lang w:eastAsia="ru-RU"/>
-        </w:rPr>
-      </w:pPr>
-      <w:r>
-        <w:rPr>
-          <w:rFonts w:ascii="Times New Roman" w:eastAsia="Times New Roman" w:hAnsi="Times New Roman" w:cs="Times New Roman"/>
-          <w:sz w:val="24"/>
-          <w:szCs w:val="24"/>
-          <w:lang w:eastAsia="ru-RU"/>
-        </w:rPr>
-        <w:t>Однако ограничения базы данных не заменяют бизнес-правила приложения.</w:t>
-      </w:r>
-    </w:p>
-    <w:p>
-      <w:pPr>
-        <w:spacing w:after="0" w:line="240" w:lineRule="auto"/>
-        <w:rPr>
-          <w:rFonts w:ascii="Times New Roman" w:eastAsia="Times New Roman" w:hAnsi="Times New Roman" w:cs="Times New Roman"/>
-          <w:sz w:val="24"/>
-          <w:szCs w:val="24"/>
-          <w:lang w:eastAsia="ru-RU"/>
-        </w:rPr>
-      </w:pPr>
-      <w:r>
-        <w:rPr>
-          <w:rFonts w:ascii="Times New Roman" w:eastAsia="Times New Roman" w:hAnsi="Times New Roman" w:cs="Times New Roman"/>
-          <w:sz w:val="24"/>
-          <w:szCs w:val="24"/>
-          <w:lang w:eastAsia="ru-RU"/>
-        </w:rPr>
-        <w:pict w14:anchorId="6667E579">
-          <v:rect id="_x0000_i1235" style="width:0;height:1.5pt" o:hralign="center" o:hrstd="t" o:hr="t" fillcolor="#a0a0a0" stroked="f"/>
+        <w:pict w14:anchorId="7115FA42">
+          <v:rect id="_x0000_i1073" style="width:0;height:1.5pt" o:hralign="center" o:hrstd="t" o:hr="t" fillcolor="#a0a0a0" stroked="f"/>
         </w:pict>
       </w:r>
     </w:p>
@@ -8321,7 +8213,7 @@
           <w:szCs w:val="48"/>
           <w:lang w:eastAsia="ru-RU"/>
         </w:rPr>
-        <w:t>13. Secrets Management</w:t>
+        <w:t>12. Database Security</w:t>
       </w:r>
     </w:p>
     <w:p>
@@ -8346,55 +8238,74 @@
           <w:szCs w:val="36"/>
           <w:lang w:eastAsia="ru-RU"/>
         </w:rPr>
-        <w:t>13.1 General Principles</w:t>
-      </w:r>
-    </w:p>
-    <w:p>
-      <w:pPr>
-        <w:spacing w:before="100" w:beforeAutospacing="1" w:after="100" w:afterAutospacing="1" w:line="240" w:lineRule="auto"/>
-        <w:rPr>
-          <w:rFonts w:ascii="Times New Roman" w:eastAsia="Times New Roman" w:hAnsi="Times New Roman" w:cs="Times New Roman"/>
-          <w:sz w:val="24"/>
-          <w:szCs w:val="24"/>
-          <w:lang w:eastAsia="ru-RU"/>
-        </w:rPr>
-      </w:pPr>
-      <w:r>
-        <w:rPr>
-          <w:rFonts w:ascii="Times New Roman" w:eastAsia="Times New Roman" w:hAnsi="Times New Roman" w:cs="Times New Roman"/>
-          <w:sz w:val="24"/>
-          <w:szCs w:val="24"/>
-          <w:lang w:eastAsia="ru-RU"/>
-        </w:rPr>
-        <w:lastRenderedPageBreak/>
-        <w:t>Секреты не должны храниться в репозитории проекта.</w:t>
-      </w:r>
-    </w:p>
-    <w:p>
-      <w:pPr>
-        <w:spacing w:before="100" w:beforeAutospacing="1" w:after="100" w:afterAutospacing="1" w:line="240" w:lineRule="auto"/>
-        <w:rPr>
-          <w:rFonts w:ascii="Times New Roman" w:eastAsia="Times New Roman" w:hAnsi="Times New Roman" w:cs="Times New Roman"/>
-          <w:sz w:val="24"/>
-          <w:szCs w:val="24"/>
-          <w:lang w:eastAsia="ru-RU"/>
-        </w:rPr>
-      </w:pPr>
-      <w:r>
-        <w:rPr>
-          <w:rFonts w:ascii="Times New Roman" w:eastAsia="Times New Roman" w:hAnsi="Times New Roman" w:cs="Times New Roman"/>
-          <w:sz w:val="24"/>
-          <w:szCs w:val="24"/>
-          <w:lang w:eastAsia="ru-RU"/>
-        </w:rPr>
-        <w:t>Конфигурация разделяется на:</w:t>
+        <w:t>12.1 PostgreSQL Responsibilities</w:t>
+      </w:r>
+    </w:p>
+    <w:p>
+      <w:pPr>
+        <w:spacing w:before="100" w:beforeAutospacing="1" w:after="100" w:afterAutospacing="1" w:line="240" w:lineRule="auto"/>
+        <w:rPr>
+          <w:rFonts w:ascii="Times New Roman" w:eastAsia="Times New Roman" w:hAnsi="Times New Roman" w:cs="Times New Roman"/>
+          <w:sz w:val="24"/>
+          <w:szCs w:val="24"/>
+          <w:lang w:eastAsia="ru-RU"/>
+        </w:rPr>
+      </w:pPr>
+      <w:r>
+        <w:rPr>
+          <w:rFonts w:ascii="Times New Roman" w:eastAsia="Times New Roman" w:hAnsi="Times New Roman" w:cs="Times New Roman"/>
+          <w:sz w:val="24"/>
+          <w:szCs w:val="24"/>
+          <w:lang w:eastAsia="ru-RU"/>
+        </w:rPr>
+        <w:t>PostgreSQL отвечает исключительно за хранение данных.</w:t>
+      </w:r>
+    </w:p>
+    <w:p>
+      <w:pPr>
+        <w:spacing w:before="100" w:beforeAutospacing="1" w:after="100" w:afterAutospacing="1" w:line="240" w:lineRule="auto"/>
+        <w:rPr>
+          <w:rFonts w:ascii="Times New Roman" w:eastAsia="Times New Roman" w:hAnsi="Times New Roman" w:cs="Times New Roman"/>
+          <w:sz w:val="24"/>
+          <w:szCs w:val="24"/>
+          <w:lang w:eastAsia="ru-RU"/>
+        </w:rPr>
+      </w:pPr>
+      <w:r>
+        <w:rPr>
+          <w:rFonts w:ascii="Times New Roman" w:eastAsia="Times New Roman" w:hAnsi="Times New Roman" w:cs="Times New Roman"/>
+          <w:sz w:val="24"/>
+          <w:szCs w:val="24"/>
+          <w:lang w:eastAsia="ru-RU"/>
+        </w:rPr>
+        <w:t>База данных не принимает решений безопасности.</w:t>
+      </w:r>
+    </w:p>
+    <w:p>
+      <w:pPr>
+        <w:spacing w:before="100" w:beforeAutospacing="1" w:after="100" w:afterAutospacing="1" w:line="240" w:lineRule="auto"/>
+        <w:rPr>
+          <w:rFonts w:ascii="Times New Roman" w:eastAsia="Times New Roman" w:hAnsi="Times New Roman" w:cs="Times New Roman"/>
+          <w:sz w:val="24"/>
+          <w:szCs w:val="24"/>
+          <w:lang w:eastAsia="ru-RU"/>
+        </w:rPr>
+      </w:pPr>
+      <w:r>
+        <w:rPr>
+          <w:rFonts w:ascii="Times New Roman" w:eastAsia="Times New Roman" w:hAnsi="Times New Roman" w:cs="Times New Roman"/>
+          <w:sz w:val="24"/>
+          <w:szCs w:val="24"/>
+          <w:lang w:eastAsia="ru-RU"/>
+        </w:rPr>
+        <w:t>В частности, PostgreSQL не:</w:t>
       </w:r>
     </w:p>
     <w:p>
       <w:pPr>
         <w:numPr>
           <w:ilvl w:val="0"/>
-          <w:numId w:val="37"/>
+          <w:numId w:val="35"/>
         </w:numPr>
         <w:spacing w:before="100" w:beforeAutospacing="1" w:after="100" w:afterAutospacing="1" w:line="240" w:lineRule="auto"/>
         <w:rPr>
@@ -8411,14 +8322,14 @@
           <w:szCs w:val="24"/>
           <w:lang w:eastAsia="ru-RU"/>
         </w:rPr>
-        <w:t>публичную;</w:t>
+        <w:t>выполняет авторизацию;</w:t>
       </w:r>
     </w:p>
     <w:p>
       <w:pPr>
         <w:numPr>
           <w:ilvl w:val="0"/>
-          <w:numId w:val="37"/>
+          <w:numId w:val="35"/>
         </w:numPr>
         <w:spacing w:before="100" w:beforeAutospacing="1" w:after="100" w:afterAutospacing="1" w:line="240" w:lineRule="auto"/>
         <w:rPr>
@@ -8435,14 +8346,15 @@
           <w:szCs w:val="24"/>
           <w:lang w:eastAsia="ru-RU"/>
         </w:rPr>
-        <w:t>локальную;</w:t>
+        <w:lastRenderedPageBreak/>
+        <w:t>вычисляет сроки действия токенов;</w:t>
       </w:r>
     </w:p>
     <w:p>
       <w:pPr>
         <w:numPr>
           <w:ilvl w:val="0"/>
-          <w:numId w:val="37"/>
+          <w:numId w:val="35"/>
         </w:numPr>
         <w:spacing w:before="100" w:beforeAutospacing="1" w:after="100" w:afterAutospacing="1" w:line="240" w:lineRule="auto"/>
         <w:rPr>
@@ -8459,7 +8371,31 @@
           <w:szCs w:val="24"/>
           <w:lang w:eastAsia="ru-RU"/>
         </w:rPr>
-        <w:t>production.</w:t>
+        <w:t>определяет права пользователя;</w:t>
+      </w:r>
+    </w:p>
+    <w:p>
+      <w:pPr>
+        <w:numPr>
+          <w:ilvl w:val="0"/>
+          <w:numId w:val="35"/>
+        </w:numPr>
+        <w:spacing w:before="100" w:beforeAutospacing="1" w:after="100" w:afterAutospacing="1" w:line="240" w:lineRule="auto"/>
+        <w:rPr>
+          <w:rFonts w:ascii="Times New Roman" w:eastAsia="Times New Roman" w:hAnsi="Times New Roman" w:cs="Times New Roman"/>
+          <w:sz w:val="24"/>
+          <w:szCs w:val="24"/>
+          <w:lang w:eastAsia="ru-RU"/>
+        </w:rPr>
+      </w:pPr>
+      <w:r>
+        <w:rPr>
+          <w:rFonts w:ascii="Times New Roman" w:eastAsia="Times New Roman" w:hAnsi="Times New Roman" w:cs="Times New Roman"/>
+          <w:sz w:val="24"/>
+          <w:szCs w:val="24"/>
+          <w:lang w:eastAsia="ru-RU"/>
+        </w:rPr>
+        <w:t>реализует бизнес-правила приложения.</w:t>
       </w:r>
     </w:p>
     <w:p>
@@ -8479,8 +8415,8 @@
           <w:szCs w:val="24"/>
           <w:lang w:eastAsia="ru-RU"/>
         </w:rPr>
-        <w:pict w14:anchorId="3ADB5290">
-          <v:rect id="_x0000_i1236" style="width:0;height:1.5pt" o:hralign="center" o:hrstd="t" o:hr="t" fillcolor="#a0a0a0" stroked="f"/>
+        <w:pict w14:anchorId="732EB6A0">
+          <v:rect id="_x0000_i1074" style="width:0;height:1.5pt" o:hralign="center" o:hrstd="t" o:hr="t" fillcolor="#a0a0a0" stroked="f"/>
         </w:pict>
       </w:r>
     </w:p>
@@ -8506,47 +8442,85 @@
           <w:szCs w:val="36"/>
           <w:lang w:eastAsia="ru-RU"/>
         </w:rPr>
-        <w:t>13.2 Local Development</w:t>
-      </w:r>
-    </w:p>
-    <w:p>
-      <w:pPr>
-        <w:spacing w:before="100" w:beforeAutospacing="1" w:after="100" w:afterAutospacing="1" w:line="240" w:lineRule="auto"/>
-        <w:rPr>
-          <w:rFonts w:ascii="Times New Roman" w:eastAsia="Times New Roman" w:hAnsi="Times New Roman" w:cs="Times New Roman"/>
-          <w:sz w:val="24"/>
-          <w:szCs w:val="24"/>
-          <w:lang w:eastAsia="ru-RU"/>
-        </w:rPr>
-      </w:pPr>
-      <w:r>
-        <w:rPr>
-          <w:rFonts w:ascii="Times New Roman" w:eastAsia="Times New Roman" w:hAnsi="Times New Roman" w:cs="Times New Roman"/>
-          <w:sz w:val="24"/>
-          <w:szCs w:val="24"/>
-          <w:lang w:eastAsia="ru-RU"/>
-        </w:rPr>
-        <w:t>Локальная конфигурация хранится отдельно от исходного кода.</w:t>
-      </w:r>
-    </w:p>
-    <w:p>
-      <w:pPr>
-        <w:spacing w:before="100" w:beforeAutospacing="1" w:after="100" w:afterAutospacing="1" w:line="240" w:lineRule="auto"/>
-        <w:rPr>
-          <w:rFonts w:ascii="Times New Roman" w:eastAsia="Times New Roman" w:hAnsi="Times New Roman" w:cs="Times New Roman"/>
-          <w:sz w:val="24"/>
-          <w:szCs w:val="24"/>
-          <w:lang w:eastAsia="ru-RU"/>
-        </w:rPr>
-      </w:pPr>
-      <w:r>
-        <w:rPr>
-          <w:rFonts w:ascii="Times New Roman" w:eastAsia="Times New Roman" w:hAnsi="Times New Roman" w:cs="Times New Roman"/>
-          <w:sz w:val="24"/>
-          <w:szCs w:val="24"/>
-          <w:lang w:eastAsia="ru-RU"/>
-        </w:rPr>
-        <w:t>Файлы с секретами не добавляются в систему контроля версий.</w:t>
+        <w:t>12.2 UUID Generation</w:t>
+      </w:r>
+    </w:p>
+    <w:p>
+      <w:pPr>
+        <w:spacing w:before="100" w:beforeAutospacing="1" w:after="100" w:afterAutospacing="1" w:line="240" w:lineRule="auto"/>
+        <w:rPr>
+          <w:rFonts w:ascii="Times New Roman" w:eastAsia="Times New Roman" w:hAnsi="Times New Roman" w:cs="Times New Roman"/>
+          <w:sz w:val="24"/>
+          <w:szCs w:val="24"/>
+          <w:lang w:eastAsia="ru-RU"/>
+        </w:rPr>
+      </w:pPr>
+      <w:r>
+        <w:rPr>
+          <w:rFonts w:ascii="Times New Roman" w:eastAsia="Times New Roman" w:hAnsi="Times New Roman" w:cs="Times New Roman"/>
+          <w:sz w:val="24"/>
+          <w:szCs w:val="24"/>
+          <w:lang w:eastAsia="ru-RU"/>
+        </w:rPr>
+        <w:t>UUID создаются приложением.</w:t>
+      </w:r>
+    </w:p>
+    <w:p>
+      <w:pPr>
+        <w:spacing w:before="100" w:beforeAutospacing="1" w:after="100" w:afterAutospacing="1" w:line="240" w:lineRule="auto"/>
+        <w:rPr>
+          <w:rFonts w:ascii="Times New Roman" w:eastAsia="Times New Roman" w:hAnsi="Times New Roman" w:cs="Times New Roman"/>
+          <w:sz w:val="24"/>
+          <w:szCs w:val="24"/>
+          <w:lang w:eastAsia="ru-RU"/>
+        </w:rPr>
+      </w:pPr>
+      <w:r>
+        <w:rPr>
+          <w:rFonts w:ascii="Times New Roman" w:eastAsia="Times New Roman" w:hAnsi="Times New Roman" w:cs="Times New Roman"/>
+          <w:sz w:val="24"/>
+          <w:szCs w:val="24"/>
+          <w:lang w:eastAsia="ru-RU"/>
+        </w:rPr>
+        <w:t>База данных не является основным источником идентификаторов.</w:t>
+      </w:r>
+    </w:p>
+    <w:p>
+      <w:pPr>
+        <w:spacing w:before="100" w:beforeAutospacing="1" w:after="100" w:afterAutospacing="1" w:line="240" w:lineRule="auto"/>
+        <w:rPr>
+          <w:rFonts w:ascii="Times New Roman" w:eastAsia="Times New Roman" w:hAnsi="Times New Roman" w:cs="Times New Roman"/>
+          <w:sz w:val="24"/>
+          <w:szCs w:val="24"/>
+          <w:lang w:eastAsia="ru-RU"/>
+        </w:rPr>
+      </w:pPr>
+      <w:r>
+        <w:rPr>
+          <w:rFonts w:ascii="Times New Roman" w:eastAsia="Times New Roman" w:hAnsi="Times New Roman" w:cs="Times New Roman"/>
+          <w:sz w:val="24"/>
+          <w:szCs w:val="24"/>
+          <w:lang w:eastAsia="ru-RU"/>
+        </w:rPr>
+        <w:t xml:space="preserve">Даже если отдельные ранние миграции содержат </w:t>
+      </w:r>
+      <w:r>
+        <w:rPr>
+          <w:rFonts w:ascii="Courier New" w:eastAsia="Times New Roman" w:hAnsi="Courier New" w:cs="Courier New"/>
+          <w:sz w:val="20"/>
+          <w:szCs w:val="20"/>
+          <w:lang w:eastAsia="ru-RU"/>
+        </w:rPr>
+        <w:t>DEFAULT</w:t>
+      </w:r>
+      <w:r>
+        <w:rPr>
+          <w:rFonts w:ascii="Times New Roman" w:eastAsia="Times New Roman" w:hAnsi="Times New Roman" w:cs="Times New Roman"/>
+          <w:sz w:val="24"/>
+          <w:szCs w:val="24"/>
+          <w:lang w:eastAsia="ru-RU"/>
+        </w:rPr>
+        <w:t>-значения для совместимости, приложение никогда не должно полагаться на них.</w:t>
       </w:r>
     </w:p>
     <w:p>
@@ -8566,8 +8540,8 @@
           <w:szCs w:val="24"/>
           <w:lang w:eastAsia="ru-RU"/>
         </w:rPr>
-        <w:pict w14:anchorId="0AFB1E9B">
-          <v:rect id="_x0000_i1237" style="width:0;height:1.5pt" o:hralign="center" o:hrstd="t" o:hr="t" fillcolor="#a0a0a0" stroked="f"/>
+        <w:pict w14:anchorId="622113AE">
+          <v:rect id="_x0000_i1075" style="width:0;height:1.5pt" o:hralign="center" o:hrstd="t" o:hr="t" fillcolor="#a0a0a0" stroked="f"/>
         </w:pict>
       </w:r>
     </w:p>
@@ -8593,34 +8567,54 @@
           <w:szCs w:val="36"/>
           <w:lang w:eastAsia="ru-RU"/>
         </w:rPr>
-        <w:t>13.3 Production</w:t>
-      </w:r>
-    </w:p>
-    <w:p>
-      <w:pPr>
-        <w:spacing w:before="100" w:beforeAutospacing="1" w:after="100" w:afterAutospacing="1" w:line="240" w:lineRule="auto"/>
-        <w:rPr>
-          <w:rFonts w:ascii="Times New Roman" w:eastAsia="Times New Roman" w:hAnsi="Times New Roman" w:cs="Times New Roman"/>
-          <w:sz w:val="24"/>
-          <w:szCs w:val="24"/>
-          <w:lang w:eastAsia="ru-RU"/>
-        </w:rPr>
-      </w:pPr>
-      <w:r>
-        <w:rPr>
-          <w:rFonts w:ascii="Times New Roman" w:eastAsia="Times New Roman" w:hAnsi="Times New Roman" w:cs="Times New Roman"/>
-          <w:sz w:val="24"/>
-          <w:szCs w:val="24"/>
-          <w:lang w:eastAsia="ru-RU"/>
-        </w:rPr>
-        <w:t>Production-конфигурация содержит:</w:t>
+        <w:t>12.3 Timestamp Generation</w:t>
+      </w:r>
+    </w:p>
+    <w:p>
+      <w:pPr>
+        <w:spacing w:before="100" w:beforeAutospacing="1" w:after="100" w:afterAutospacing="1" w:line="240" w:lineRule="auto"/>
+        <w:rPr>
+          <w:rFonts w:ascii="Times New Roman" w:eastAsia="Times New Roman" w:hAnsi="Times New Roman" w:cs="Times New Roman"/>
+          <w:sz w:val="24"/>
+          <w:szCs w:val="24"/>
+          <w:lang w:eastAsia="ru-RU"/>
+        </w:rPr>
+      </w:pPr>
+      <w:r>
+        <w:rPr>
+          <w:rFonts w:ascii="Times New Roman" w:eastAsia="Times New Roman" w:hAnsi="Times New Roman" w:cs="Times New Roman"/>
+          <w:sz w:val="24"/>
+          <w:szCs w:val="24"/>
+          <w:lang w:eastAsia="ru-RU"/>
+        </w:rPr>
+        <w:t>Все значения времени формируются приложением.</w:t>
+      </w:r>
+    </w:p>
+    <w:p>
+      <w:pPr>
+        <w:spacing w:before="100" w:beforeAutospacing="1" w:after="100" w:afterAutospacing="1" w:line="240" w:lineRule="auto"/>
+        <w:rPr>
+          <w:rFonts w:ascii="Times New Roman" w:eastAsia="Times New Roman" w:hAnsi="Times New Roman" w:cs="Times New Roman"/>
+          <w:sz w:val="24"/>
+          <w:szCs w:val="24"/>
+          <w:lang w:eastAsia="ru-RU"/>
+        </w:rPr>
+      </w:pPr>
+      <w:r>
+        <w:rPr>
+          <w:rFonts w:ascii="Times New Roman" w:eastAsia="Times New Roman" w:hAnsi="Times New Roman" w:cs="Times New Roman"/>
+          <w:sz w:val="24"/>
+          <w:szCs w:val="24"/>
+          <w:lang w:eastAsia="ru-RU"/>
+        </w:rPr>
+        <w:t>Например:</w:t>
       </w:r>
     </w:p>
     <w:p>
       <w:pPr>
         <w:numPr>
           <w:ilvl w:val="0"/>
-          <w:numId w:val="38"/>
+          <w:numId w:val="36"/>
         </w:numPr>
         <w:spacing w:before="100" w:beforeAutospacing="1" w:after="100" w:afterAutospacing="1" w:line="240" w:lineRule="auto"/>
         <w:rPr>
@@ -8632,19 +8626,19 @@
       </w:pPr>
       <w:r>
         <w:rPr>
-          <w:rFonts w:ascii="Times New Roman" w:eastAsia="Times New Roman" w:hAnsi="Times New Roman" w:cs="Times New Roman"/>
-          <w:sz w:val="24"/>
-          <w:szCs w:val="24"/>
-          <w:lang w:eastAsia="ru-RU"/>
-        </w:rPr>
-        <w:t>параметры PostgreSQL;</w:t>
+          <w:rFonts w:ascii="Courier New" w:eastAsia="Times New Roman" w:hAnsi="Courier New" w:cs="Courier New"/>
+          <w:sz w:val="20"/>
+          <w:szCs w:val="20"/>
+          <w:lang w:eastAsia="ru-RU"/>
+        </w:rPr>
+        <w:t>createdAt</w:t>
       </w:r>
     </w:p>
     <w:p>
       <w:pPr>
         <w:numPr>
           <w:ilvl w:val="0"/>
-          <w:numId w:val="38"/>
+          <w:numId w:val="36"/>
         </w:numPr>
         <w:spacing w:before="100" w:beforeAutospacing="1" w:after="100" w:afterAutospacing="1" w:line="240" w:lineRule="auto"/>
         <w:rPr>
@@ -8656,19 +8650,19 @@
       </w:pPr>
       <w:r>
         <w:rPr>
-          <w:rFonts w:ascii="Times New Roman" w:eastAsia="Times New Roman" w:hAnsi="Times New Roman" w:cs="Times New Roman"/>
-          <w:sz w:val="24"/>
-          <w:szCs w:val="24"/>
-          <w:lang w:eastAsia="ru-RU"/>
-        </w:rPr>
-        <w:t>параметры MinIO;</w:t>
+          <w:rFonts w:ascii="Courier New" w:eastAsia="Times New Roman" w:hAnsi="Courier New" w:cs="Courier New"/>
+          <w:sz w:val="20"/>
+          <w:szCs w:val="20"/>
+          <w:lang w:eastAsia="ru-RU"/>
+        </w:rPr>
+        <w:t>updatedAt</w:t>
       </w:r>
     </w:p>
     <w:p>
       <w:pPr>
         <w:numPr>
           <w:ilvl w:val="0"/>
-          <w:numId w:val="38"/>
+          <w:numId w:val="36"/>
         </w:numPr>
         <w:spacing w:before="100" w:beforeAutospacing="1" w:after="100" w:afterAutospacing="1" w:line="240" w:lineRule="auto"/>
         <w:rPr>
@@ -8680,19 +8674,19 @@
       </w:pPr>
       <w:r>
         <w:rPr>
-          <w:rFonts w:ascii="Times New Roman" w:eastAsia="Times New Roman" w:hAnsi="Times New Roman" w:cs="Times New Roman"/>
-          <w:sz w:val="24"/>
-          <w:szCs w:val="24"/>
-          <w:lang w:eastAsia="ru-RU"/>
-        </w:rPr>
-        <w:t>JWT Secret;</w:t>
+          <w:rFonts w:ascii="Courier New" w:eastAsia="Times New Roman" w:hAnsi="Courier New" w:cs="Courier New"/>
+          <w:sz w:val="20"/>
+          <w:szCs w:val="20"/>
+          <w:lang w:eastAsia="ru-RU"/>
+        </w:rPr>
+        <w:t>joinedAt</w:t>
       </w:r>
     </w:p>
     <w:p>
       <w:pPr>
         <w:numPr>
           <w:ilvl w:val="0"/>
-          <w:numId w:val="38"/>
+          <w:numId w:val="36"/>
         </w:numPr>
         <w:spacing w:before="100" w:beforeAutospacing="1" w:after="100" w:afterAutospacing="1" w:line="240" w:lineRule="auto"/>
         <w:rPr>
@@ -8704,32 +8698,80 @@
       </w:pPr>
       <w:r>
         <w:rPr>
-          <w:rFonts w:ascii="Times New Roman" w:eastAsia="Times New Roman" w:hAnsi="Times New Roman" w:cs="Times New Roman"/>
-          <w:sz w:val="24"/>
-          <w:szCs w:val="24"/>
-          <w:lang w:eastAsia="ru-RU"/>
-        </w:rPr>
-        <w:t>другие чувствительные настройки.</w:t>
-      </w:r>
-    </w:p>
-    <w:p>
-      <w:pPr>
-        <w:spacing w:before="100" w:beforeAutospacing="1" w:after="100" w:afterAutospacing="1" w:line="240" w:lineRule="auto"/>
-        <w:rPr>
-          <w:rFonts w:ascii="Times New Roman" w:eastAsia="Times New Roman" w:hAnsi="Times New Roman" w:cs="Times New Roman"/>
-          <w:sz w:val="24"/>
-          <w:szCs w:val="24"/>
-          <w:lang w:eastAsia="ru-RU"/>
-        </w:rPr>
-      </w:pPr>
-      <w:r>
-        <w:rPr>
-          <w:rFonts w:ascii="Times New Roman" w:eastAsia="Times New Roman" w:hAnsi="Times New Roman" w:cs="Times New Roman"/>
-          <w:sz w:val="24"/>
-          <w:szCs w:val="24"/>
-          <w:lang w:eastAsia="ru-RU"/>
-        </w:rPr>
-        <w:t>Доступ к этим значениям имеют только production-сервисы.</w:t>
+          <w:rFonts w:ascii="Courier New" w:eastAsia="Times New Roman" w:hAnsi="Courier New" w:cs="Courier New"/>
+          <w:sz w:val="20"/>
+          <w:szCs w:val="20"/>
+          <w:lang w:eastAsia="ru-RU"/>
+        </w:rPr>
+        <w:t>expiresAt</w:t>
+      </w:r>
+    </w:p>
+    <w:p>
+      <w:pPr>
+        <w:numPr>
+          <w:ilvl w:val="0"/>
+          <w:numId w:val="36"/>
+        </w:numPr>
+        <w:spacing w:before="100" w:beforeAutospacing="1" w:after="100" w:afterAutospacing="1" w:line="240" w:lineRule="auto"/>
+        <w:rPr>
+          <w:rFonts w:ascii="Times New Roman" w:eastAsia="Times New Roman" w:hAnsi="Times New Roman" w:cs="Times New Roman"/>
+          <w:sz w:val="24"/>
+          <w:szCs w:val="24"/>
+          <w:lang w:eastAsia="ru-RU"/>
+        </w:rPr>
+      </w:pPr>
+      <w:r>
+        <w:rPr>
+          <w:rFonts w:ascii="Courier New" w:eastAsia="Times New Roman" w:hAnsi="Courier New" w:cs="Courier New"/>
+          <w:sz w:val="20"/>
+          <w:szCs w:val="20"/>
+          <w:lang w:eastAsia="ru-RU"/>
+        </w:rPr>
+        <w:t>usedAt</w:t>
+      </w:r>
+    </w:p>
+    <w:p>
+      <w:pPr>
+        <w:numPr>
+          <w:ilvl w:val="0"/>
+          <w:numId w:val="36"/>
+        </w:numPr>
+        <w:spacing w:before="100" w:beforeAutospacing="1" w:after="100" w:afterAutospacing="1" w:line="240" w:lineRule="auto"/>
+        <w:rPr>
+          <w:rFonts w:ascii="Times New Roman" w:eastAsia="Times New Roman" w:hAnsi="Times New Roman" w:cs="Times New Roman"/>
+          <w:sz w:val="24"/>
+          <w:szCs w:val="24"/>
+          <w:lang w:eastAsia="ru-RU"/>
+        </w:rPr>
+      </w:pPr>
+      <w:r>
+        <w:rPr>
+          <w:rFonts w:ascii="Courier New" w:eastAsia="Times New Roman" w:hAnsi="Courier New" w:cs="Courier New"/>
+          <w:sz w:val="20"/>
+          <w:szCs w:val="20"/>
+          <w:lang w:eastAsia="ru-RU"/>
+        </w:rPr>
+        <w:t>revokedAt</w:t>
+      </w:r>
+    </w:p>
+    <w:p>
+      <w:pPr>
+        <w:spacing w:before="100" w:beforeAutospacing="1" w:after="100" w:afterAutospacing="1" w:line="240" w:lineRule="auto"/>
+        <w:rPr>
+          <w:rFonts w:ascii="Times New Roman" w:eastAsia="Times New Roman" w:hAnsi="Times New Roman" w:cs="Times New Roman"/>
+          <w:sz w:val="24"/>
+          <w:szCs w:val="24"/>
+          <w:lang w:eastAsia="ru-RU"/>
+        </w:rPr>
+      </w:pPr>
+      <w:r>
+        <w:rPr>
+          <w:rFonts w:ascii="Times New Roman" w:eastAsia="Times New Roman" w:hAnsi="Times New Roman" w:cs="Times New Roman"/>
+          <w:sz w:val="24"/>
+          <w:szCs w:val="24"/>
+          <w:lang w:eastAsia="ru-RU"/>
+        </w:rPr>
+        <w:t>PostgreSQL не использует триггеры или функции для автоматического заполнения этих полей.</w:t>
       </w:r>
     </w:p>
     <w:p>
@@ -8749,8 +8791,8 @@
           <w:szCs w:val="24"/>
           <w:lang w:eastAsia="ru-RU"/>
         </w:rPr>
-        <w:pict w14:anchorId="5ED1CDF0">
-          <v:rect id="_x0000_i1238" style="width:0;height:1.5pt" o:hralign="center" o:hrstd="t" o:hr="t" fillcolor="#a0a0a0" stroked="f"/>
+        <w:pict w14:anchorId="29FCE848">
+          <v:rect id="_x0000_i1076" style="width:0;height:1.5pt" o:hralign="center" o:hrstd="t" o:hr="t" fillcolor="#a0a0a0" stroked="f"/>
         </w:pict>
       </w:r>
     </w:p>
@@ -8776,47 +8818,67 @@
           <w:szCs w:val="36"/>
           <w:lang w:eastAsia="ru-RU"/>
         </w:rPr>
-        <w:t>13.4 Git Repository</w:t>
-      </w:r>
-    </w:p>
-    <w:p>
-      <w:pPr>
-        <w:spacing w:before="100" w:beforeAutospacing="1" w:after="100" w:afterAutospacing="1" w:line="240" w:lineRule="auto"/>
-        <w:rPr>
-          <w:rFonts w:ascii="Times New Roman" w:eastAsia="Times New Roman" w:hAnsi="Times New Roman" w:cs="Times New Roman"/>
-          <w:sz w:val="24"/>
-          <w:szCs w:val="24"/>
-          <w:lang w:eastAsia="ru-RU"/>
-        </w:rPr>
-      </w:pPr>
-      <w:r>
-        <w:rPr>
-          <w:rFonts w:ascii="Times New Roman" w:eastAsia="Times New Roman" w:hAnsi="Times New Roman" w:cs="Times New Roman"/>
-          <w:sz w:val="24"/>
-          <w:szCs w:val="24"/>
-          <w:lang w:eastAsia="ru-RU"/>
-        </w:rPr>
-        <w:t>В репозиторий допускается добавлять только шаблоны конфигурации.</w:t>
-      </w:r>
-    </w:p>
-    <w:p>
-      <w:pPr>
-        <w:spacing w:before="100" w:beforeAutospacing="1" w:after="100" w:afterAutospacing="1" w:line="240" w:lineRule="auto"/>
-        <w:rPr>
-          <w:rFonts w:ascii="Times New Roman" w:eastAsia="Times New Roman" w:hAnsi="Times New Roman" w:cs="Times New Roman"/>
-          <w:sz w:val="24"/>
-          <w:szCs w:val="24"/>
-          <w:lang w:eastAsia="ru-RU"/>
-        </w:rPr>
-      </w:pPr>
-      <w:r>
-        <w:rPr>
-          <w:rFonts w:ascii="Times New Roman" w:eastAsia="Times New Roman" w:hAnsi="Times New Roman" w:cs="Times New Roman"/>
-          <w:sz w:val="24"/>
-          <w:szCs w:val="24"/>
-          <w:lang w:eastAsia="ru-RU"/>
-        </w:rPr>
-        <w:t>Фактические значения секретов никогда не должны публиковаться.</w:t>
+        <w:t>12.4 Foreign Keys</w:t>
+      </w:r>
+    </w:p>
+    <w:p>
+      <w:pPr>
+        <w:spacing w:before="100" w:beforeAutospacing="1" w:after="100" w:afterAutospacing="1" w:line="240" w:lineRule="auto"/>
+        <w:rPr>
+          <w:rFonts w:ascii="Times New Roman" w:eastAsia="Times New Roman" w:hAnsi="Times New Roman" w:cs="Times New Roman"/>
+          <w:sz w:val="24"/>
+          <w:szCs w:val="24"/>
+          <w:lang w:eastAsia="ru-RU"/>
+        </w:rPr>
+      </w:pPr>
+      <w:r>
+        <w:rPr>
+          <w:rFonts w:ascii="Times New Roman" w:eastAsia="Times New Roman" w:hAnsi="Times New Roman" w:cs="Times New Roman"/>
+          <w:sz w:val="24"/>
+          <w:szCs w:val="24"/>
+          <w:lang w:eastAsia="ru-RU"/>
+        </w:rPr>
+        <w:t>Все связи между агрегатами защищаются внешними ключами.</w:t>
+      </w:r>
+    </w:p>
+    <w:p>
+      <w:pPr>
+        <w:spacing w:before="100" w:beforeAutospacing="1" w:after="100" w:afterAutospacing="1" w:line="240" w:lineRule="auto"/>
+        <w:rPr>
+          <w:rFonts w:ascii="Times New Roman" w:eastAsia="Times New Roman" w:hAnsi="Times New Roman" w:cs="Times New Roman"/>
+          <w:sz w:val="24"/>
+          <w:szCs w:val="24"/>
+          <w:lang w:eastAsia="ru-RU"/>
+        </w:rPr>
+      </w:pPr>
+      <w:r>
+        <w:rPr>
+          <w:rFonts w:ascii="Times New Roman" w:eastAsia="Times New Roman" w:hAnsi="Times New Roman" w:cs="Times New Roman"/>
+          <w:sz w:val="24"/>
+          <w:szCs w:val="24"/>
+          <w:lang w:eastAsia="ru-RU"/>
+        </w:rPr>
+        <w:t>Foreign Key обеспечивает ссылочную целостность данных.</w:t>
+      </w:r>
+    </w:p>
+    <w:p>
+      <w:pPr>
+        <w:spacing w:before="100" w:beforeAutospacing="1" w:after="100" w:afterAutospacing="1" w:line="240" w:lineRule="auto"/>
+        <w:rPr>
+          <w:rFonts w:ascii="Times New Roman" w:eastAsia="Times New Roman" w:hAnsi="Times New Roman" w:cs="Times New Roman"/>
+          <w:sz w:val="24"/>
+          <w:szCs w:val="24"/>
+          <w:lang w:eastAsia="ru-RU"/>
+        </w:rPr>
+      </w:pPr>
+      <w:r>
+        <w:rPr>
+          <w:rFonts w:ascii="Times New Roman" w:eastAsia="Times New Roman" w:hAnsi="Times New Roman" w:cs="Times New Roman"/>
+          <w:sz w:val="24"/>
+          <w:szCs w:val="24"/>
+          <w:lang w:eastAsia="ru-RU"/>
+        </w:rPr>
+        <w:t>Однако ограничения базы данных не заменяют бизнес-правила приложения.</w:t>
       </w:r>
     </w:p>
     <w:p>
@@ -8836,8 +8898,8 @@
           <w:szCs w:val="24"/>
           <w:lang w:eastAsia="ru-RU"/>
         </w:rPr>
-        <w:pict w14:anchorId="31D661C8">
-          <v:rect id="_x0000_i1239" style="width:0;height:1.5pt" o:hralign="center" o:hrstd="t" o:hr="t" fillcolor="#a0a0a0" stroked="f"/>
+        <w:pict w14:anchorId="6667E579">
+          <v:rect id="_x0000_i1077" style="width:0;height:1.5pt" o:hralign="center" o:hrstd="t" o:hr="t" fillcolor="#a0a0a0" stroked="f"/>
         </w:pict>
       </w:r>
     </w:p>
@@ -8865,49 +8927,7 @@
           <w:szCs w:val="48"/>
           <w:lang w:eastAsia="ru-RU"/>
         </w:rPr>
-        <w:t>14. Logging</w:t>
-      </w:r>
-    </w:p>
-    <w:p>
-      <w:pPr>
-        <w:spacing w:before="100" w:beforeAutospacing="1" w:after="100" w:afterAutospacing="1" w:line="240" w:lineRule="auto"/>
-        <w:rPr>
-          <w:rFonts w:ascii="Times New Roman" w:eastAsia="Times New Roman" w:hAnsi="Times New Roman" w:cs="Times New Roman"/>
-          <w:sz w:val="24"/>
-          <w:szCs w:val="24"/>
-          <w:lang w:eastAsia="ru-RU"/>
-        </w:rPr>
-      </w:pPr>
-      <w:r>
-        <w:rPr>
-          <w:rFonts w:ascii="Times New Roman" w:eastAsia="Times New Roman" w:hAnsi="Times New Roman" w:cs="Times New Roman"/>
-          <w:sz w:val="24"/>
-          <w:szCs w:val="24"/>
-          <w:lang w:eastAsia="ru-RU"/>
-        </w:rPr>
-        <w:t>Журналирование должно помогать анализировать работу системы, не раскрывая конфиденциальные данные.</w:t>
-      </w:r>
-    </w:p>
-    <w:p>
-      <w:pPr>
-        <w:spacing w:after="0" w:line="240" w:lineRule="auto"/>
-        <w:rPr>
-          <w:rFonts w:ascii="Times New Roman" w:eastAsia="Times New Roman" w:hAnsi="Times New Roman" w:cs="Times New Roman"/>
-          <w:sz w:val="24"/>
-          <w:szCs w:val="24"/>
-          <w:lang w:eastAsia="ru-RU"/>
-        </w:rPr>
-      </w:pPr>
-      <w:r>
-        <w:rPr>
-          <w:rFonts w:ascii="Times New Roman" w:eastAsia="Times New Roman" w:hAnsi="Times New Roman" w:cs="Times New Roman"/>
-          <w:sz w:val="24"/>
-          <w:szCs w:val="24"/>
-          <w:lang w:eastAsia="ru-RU"/>
-        </w:rPr>
-        <w:pict w14:anchorId="0871F739">
-          <v:rect id="_x0000_i1240" style="width:0;height:1.5pt" o:hralign="center" o:hrstd="t" o:hr="t" fillcolor="#a0a0a0" stroked="f"/>
-        </w:pict>
+        <w:t>13. Secrets Management</w:t>
       </w:r>
     </w:p>
     <w:p>
@@ -8932,34 +8952,55 @@
           <w:szCs w:val="36"/>
           <w:lang w:eastAsia="ru-RU"/>
         </w:rPr>
-        <w:t>14.1 Allowed Information</w:t>
-      </w:r>
-    </w:p>
-    <w:p>
-      <w:pPr>
-        <w:spacing w:before="100" w:beforeAutospacing="1" w:after="100" w:afterAutospacing="1" w:line="240" w:lineRule="auto"/>
-        <w:rPr>
-          <w:rFonts w:ascii="Times New Roman" w:eastAsia="Times New Roman" w:hAnsi="Times New Roman" w:cs="Times New Roman"/>
-          <w:sz w:val="24"/>
-          <w:szCs w:val="24"/>
-          <w:lang w:eastAsia="ru-RU"/>
-        </w:rPr>
-      </w:pPr>
-      <w:r>
-        <w:rPr>
-          <w:rFonts w:ascii="Times New Roman" w:eastAsia="Times New Roman" w:hAnsi="Times New Roman" w:cs="Times New Roman"/>
-          <w:sz w:val="24"/>
-          <w:szCs w:val="24"/>
-          <w:lang w:eastAsia="ru-RU"/>
-        </w:rPr>
-        <w:t>Допускается журналировать:</w:t>
+        <w:t>13.1 General Principles</w:t>
+      </w:r>
+    </w:p>
+    <w:p>
+      <w:pPr>
+        <w:spacing w:before="100" w:beforeAutospacing="1" w:after="100" w:afterAutospacing="1" w:line="240" w:lineRule="auto"/>
+        <w:rPr>
+          <w:rFonts w:ascii="Times New Roman" w:eastAsia="Times New Roman" w:hAnsi="Times New Roman" w:cs="Times New Roman"/>
+          <w:sz w:val="24"/>
+          <w:szCs w:val="24"/>
+          <w:lang w:eastAsia="ru-RU"/>
+        </w:rPr>
+      </w:pPr>
+      <w:r>
+        <w:rPr>
+          <w:rFonts w:ascii="Times New Roman" w:eastAsia="Times New Roman" w:hAnsi="Times New Roman" w:cs="Times New Roman"/>
+          <w:sz w:val="24"/>
+          <w:szCs w:val="24"/>
+          <w:lang w:eastAsia="ru-RU"/>
+        </w:rPr>
+        <w:lastRenderedPageBreak/>
+        <w:t>Секреты не должны храниться в репозитории проекта.</w:t>
+      </w:r>
+    </w:p>
+    <w:p>
+      <w:pPr>
+        <w:spacing w:before="100" w:beforeAutospacing="1" w:after="100" w:afterAutospacing="1" w:line="240" w:lineRule="auto"/>
+        <w:rPr>
+          <w:rFonts w:ascii="Times New Roman" w:eastAsia="Times New Roman" w:hAnsi="Times New Roman" w:cs="Times New Roman"/>
+          <w:sz w:val="24"/>
+          <w:szCs w:val="24"/>
+          <w:lang w:eastAsia="ru-RU"/>
+        </w:rPr>
+      </w:pPr>
+      <w:r>
+        <w:rPr>
+          <w:rFonts w:ascii="Times New Roman" w:eastAsia="Times New Roman" w:hAnsi="Times New Roman" w:cs="Times New Roman"/>
+          <w:sz w:val="24"/>
+          <w:szCs w:val="24"/>
+          <w:lang w:eastAsia="ru-RU"/>
+        </w:rPr>
+        <w:t>Конфигурация разделяется на:</w:t>
       </w:r>
     </w:p>
     <w:p>
       <w:pPr>
         <w:numPr>
           <w:ilvl w:val="0"/>
-          <w:numId w:val="39"/>
+          <w:numId w:val="37"/>
         </w:numPr>
         <w:spacing w:before="100" w:beforeAutospacing="1" w:after="100" w:afterAutospacing="1" w:line="240" w:lineRule="auto"/>
         <w:rPr>
@@ -8976,15 +9017,14 @@
           <w:szCs w:val="24"/>
           <w:lang w:eastAsia="ru-RU"/>
         </w:rPr>
-        <w:lastRenderedPageBreak/>
-        <w:t>идентификаторы объектов;</w:t>
+        <w:t>публичную;</w:t>
       </w:r>
     </w:p>
     <w:p>
       <w:pPr>
         <w:numPr>
           <w:ilvl w:val="0"/>
-          <w:numId w:val="39"/>
+          <w:numId w:val="37"/>
         </w:numPr>
         <w:spacing w:before="100" w:beforeAutospacing="1" w:after="100" w:afterAutospacing="1" w:line="240" w:lineRule="auto"/>
         <w:rPr>
@@ -9001,14 +9041,14 @@
           <w:szCs w:val="24"/>
           <w:lang w:eastAsia="ru-RU"/>
         </w:rPr>
-        <w:t>технические сообщения;</w:t>
+        <w:t>локальную;</w:t>
       </w:r>
     </w:p>
     <w:p>
       <w:pPr>
         <w:numPr>
           <w:ilvl w:val="0"/>
-          <w:numId w:val="39"/>
+          <w:numId w:val="37"/>
         </w:numPr>
         <w:spacing w:before="100" w:beforeAutospacing="1" w:after="100" w:afterAutospacing="1" w:line="240" w:lineRule="auto"/>
         <w:rPr>
@@ -9025,31 +9065,7 @@
           <w:szCs w:val="24"/>
           <w:lang w:eastAsia="ru-RU"/>
         </w:rPr>
-        <w:t>время выполнения операций;</w:t>
-      </w:r>
-    </w:p>
-    <w:p>
-      <w:pPr>
-        <w:numPr>
-          <w:ilvl w:val="0"/>
-          <w:numId w:val="39"/>
-        </w:numPr>
-        <w:spacing w:before="100" w:beforeAutospacing="1" w:after="100" w:afterAutospacing="1" w:line="240" w:lineRule="auto"/>
-        <w:rPr>
-          <w:rFonts w:ascii="Times New Roman" w:eastAsia="Times New Roman" w:hAnsi="Times New Roman" w:cs="Times New Roman"/>
-          <w:sz w:val="24"/>
-          <w:szCs w:val="24"/>
-          <w:lang w:eastAsia="ru-RU"/>
-        </w:rPr>
-      </w:pPr>
-      <w:r>
-        <w:rPr>
-          <w:rFonts w:ascii="Times New Roman" w:eastAsia="Times New Roman" w:hAnsi="Times New Roman" w:cs="Times New Roman"/>
-          <w:sz w:val="24"/>
-          <w:szCs w:val="24"/>
-          <w:lang w:eastAsia="ru-RU"/>
-        </w:rPr>
-        <w:t>ошибки инфраструктуры.</w:t>
+        <w:t>production.</w:t>
       </w:r>
     </w:p>
     <w:p>
@@ -9069,8 +9085,8 @@
           <w:szCs w:val="24"/>
           <w:lang w:eastAsia="ru-RU"/>
         </w:rPr>
-        <w:pict w14:anchorId="1725F6B7">
-          <v:rect id="_x0000_i1241" style="width:0;height:1.5pt" o:hralign="center" o:hrstd="t" o:hr="t" fillcolor="#a0a0a0" stroked="f"/>
+        <w:pict w14:anchorId="3ADB5290">
+          <v:rect id="_x0000_i1078" style="width:0;height:1.5pt" o:hralign="center" o:hrstd="t" o:hr="t" fillcolor="#a0a0a0" stroked="f"/>
         </w:pict>
       </w:r>
     </w:p>
@@ -9096,195 +9112,47 @@
           <w:szCs w:val="36"/>
           <w:lang w:eastAsia="ru-RU"/>
         </w:rPr>
-        <w:t>14.2 Forbidden Information</w:t>
-      </w:r>
-    </w:p>
-    <w:p>
-      <w:pPr>
-        <w:spacing w:before="100" w:beforeAutospacing="1" w:after="100" w:afterAutospacing="1" w:line="240" w:lineRule="auto"/>
-        <w:rPr>
-          <w:rFonts w:ascii="Times New Roman" w:eastAsia="Times New Roman" w:hAnsi="Times New Roman" w:cs="Times New Roman"/>
-          <w:sz w:val="24"/>
-          <w:szCs w:val="24"/>
-          <w:lang w:eastAsia="ru-RU"/>
-        </w:rPr>
-      </w:pPr>
-      <w:r>
-        <w:rPr>
-          <w:rFonts w:ascii="Times New Roman" w:eastAsia="Times New Roman" w:hAnsi="Times New Roman" w:cs="Times New Roman"/>
-          <w:sz w:val="24"/>
-          <w:szCs w:val="24"/>
-          <w:lang w:eastAsia="ru-RU"/>
-        </w:rPr>
-        <w:t>Запрещается записывать в журнал:</w:t>
-      </w:r>
-    </w:p>
-    <w:p>
-      <w:pPr>
-        <w:numPr>
-          <w:ilvl w:val="0"/>
-          <w:numId w:val="40"/>
-        </w:numPr>
-        <w:spacing w:before="100" w:beforeAutospacing="1" w:after="100" w:afterAutospacing="1" w:line="240" w:lineRule="auto"/>
-        <w:rPr>
-          <w:rFonts w:ascii="Times New Roman" w:eastAsia="Times New Roman" w:hAnsi="Times New Roman" w:cs="Times New Roman"/>
-          <w:sz w:val="24"/>
-          <w:szCs w:val="24"/>
-          <w:lang w:eastAsia="ru-RU"/>
-        </w:rPr>
-      </w:pPr>
-      <w:r>
-        <w:rPr>
-          <w:rFonts w:ascii="Times New Roman" w:eastAsia="Times New Roman" w:hAnsi="Times New Roman" w:cs="Times New Roman"/>
-          <w:sz w:val="24"/>
-          <w:szCs w:val="24"/>
-          <w:lang w:eastAsia="ru-RU"/>
-        </w:rPr>
-        <w:t>JWT;</w:t>
-      </w:r>
-    </w:p>
-    <w:p>
-      <w:pPr>
-        <w:numPr>
-          <w:ilvl w:val="0"/>
-          <w:numId w:val="40"/>
-        </w:numPr>
-        <w:spacing w:before="100" w:beforeAutospacing="1" w:after="100" w:afterAutospacing="1" w:line="240" w:lineRule="auto"/>
-        <w:rPr>
-          <w:rFonts w:ascii="Times New Roman" w:eastAsia="Times New Roman" w:hAnsi="Times New Roman" w:cs="Times New Roman"/>
-          <w:sz w:val="24"/>
-          <w:szCs w:val="24"/>
-          <w:lang w:eastAsia="ru-RU"/>
-        </w:rPr>
-      </w:pPr>
-      <w:r>
-        <w:rPr>
-          <w:rFonts w:ascii="Times New Roman" w:eastAsia="Times New Roman" w:hAnsi="Times New Roman" w:cs="Times New Roman"/>
-          <w:sz w:val="24"/>
-          <w:szCs w:val="24"/>
-          <w:lang w:eastAsia="ru-RU"/>
-        </w:rPr>
-        <w:t>Refresh Token;</w:t>
-      </w:r>
-    </w:p>
-    <w:p>
-      <w:pPr>
-        <w:numPr>
-          <w:ilvl w:val="0"/>
-          <w:numId w:val="40"/>
-        </w:numPr>
-        <w:spacing w:before="100" w:beforeAutospacing="1" w:after="100" w:afterAutospacing="1" w:line="240" w:lineRule="auto"/>
-        <w:rPr>
-          <w:rFonts w:ascii="Times New Roman" w:eastAsia="Times New Roman" w:hAnsi="Times New Roman" w:cs="Times New Roman"/>
-          <w:sz w:val="24"/>
-          <w:szCs w:val="24"/>
-          <w:lang w:eastAsia="ru-RU"/>
-        </w:rPr>
-      </w:pPr>
-      <w:r>
-        <w:rPr>
-          <w:rFonts w:ascii="Times New Roman" w:eastAsia="Times New Roman" w:hAnsi="Times New Roman" w:cs="Times New Roman"/>
-          <w:sz w:val="24"/>
-          <w:szCs w:val="24"/>
-          <w:lang w:eastAsia="ru-RU"/>
-        </w:rPr>
-        <w:t>Invite Token;</w:t>
-      </w:r>
-    </w:p>
-    <w:p>
-      <w:pPr>
-        <w:numPr>
-          <w:ilvl w:val="0"/>
-          <w:numId w:val="40"/>
-        </w:numPr>
-        <w:spacing w:before="100" w:beforeAutospacing="1" w:after="100" w:afterAutospacing="1" w:line="240" w:lineRule="auto"/>
-        <w:rPr>
-          <w:rFonts w:ascii="Times New Roman" w:eastAsia="Times New Roman" w:hAnsi="Times New Roman" w:cs="Times New Roman"/>
-          <w:sz w:val="24"/>
-          <w:szCs w:val="24"/>
-          <w:lang w:eastAsia="ru-RU"/>
-        </w:rPr>
-      </w:pPr>
-      <w:r>
-        <w:rPr>
-          <w:rFonts w:ascii="Times New Roman" w:eastAsia="Times New Roman" w:hAnsi="Times New Roman" w:cs="Times New Roman"/>
-          <w:sz w:val="24"/>
-          <w:szCs w:val="24"/>
-          <w:lang w:eastAsia="ru-RU"/>
-        </w:rPr>
-        <w:t>raw token любого типа;</w:t>
-      </w:r>
-    </w:p>
-    <w:p>
-      <w:pPr>
-        <w:numPr>
-          <w:ilvl w:val="0"/>
-          <w:numId w:val="40"/>
-        </w:numPr>
-        <w:spacing w:before="100" w:beforeAutospacing="1" w:after="100" w:afterAutospacing="1" w:line="240" w:lineRule="auto"/>
-        <w:rPr>
-          <w:rFonts w:ascii="Times New Roman" w:eastAsia="Times New Roman" w:hAnsi="Times New Roman" w:cs="Times New Roman"/>
-          <w:sz w:val="24"/>
-          <w:szCs w:val="24"/>
-          <w:lang w:eastAsia="ru-RU"/>
-        </w:rPr>
-      </w:pPr>
-      <w:r>
-        <w:rPr>
-          <w:rFonts w:ascii="Times New Roman" w:eastAsia="Times New Roman" w:hAnsi="Times New Roman" w:cs="Times New Roman"/>
-          <w:sz w:val="24"/>
-          <w:szCs w:val="24"/>
-          <w:lang w:eastAsia="ru-RU"/>
-        </w:rPr>
-        <w:t>содержимое файлов;</w:t>
-      </w:r>
-    </w:p>
-    <w:p>
-      <w:pPr>
-        <w:numPr>
-          <w:ilvl w:val="0"/>
-          <w:numId w:val="40"/>
-        </w:numPr>
-        <w:spacing w:before="100" w:beforeAutospacing="1" w:after="100" w:afterAutospacing="1" w:line="240" w:lineRule="auto"/>
-        <w:rPr>
-          <w:rFonts w:ascii="Times New Roman" w:eastAsia="Times New Roman" w:hAnsi="Times New Roman" w:cs="Times New Roman"/>
-          <w:sz w:val="24"/>
-          <w:szCs w:val="24"/>
-          <w:lang w:eastAsia="ru-RU"/>
-        </w:rPr>
-      </w:pPr>
-      <w:r>
-        <w:rPr>
-          <w:rFonts w:ascii="Times New Roman" w:eastAsia="Times New Roman" w:hAnsi="Times New Roman" w:cs="Times New Roman"/>
-          <w:sz w:val="24"/>
-          <w:szCs w:val="24"/>
-          <w:lang w:eastAsia="ru-RU"/>
-        </w:rPr>
-        <w:t>секретные ключи;</w:t>
-      </w:r>
-    </w:p>
-    <w:p>
-      <w:pPr>
-        <w:numPr>
-          <w:ilvl w:val="0"/>
-          <w:numId w:val="40"/>
-        </w:numPr>
-        <w:spacing w:before="100" w:beforeAutospacing="1" w:after="100" w:afterAutospacing="1" w:line="240" w:lineRule="auto"/>
-        <w:rPr>
-          <w:rFonts w:ascii="Times New Roman" w:eastAsia="Times New Roman" w:hAnsi="Times New Roman" w:cs="Times New Roman"/>
-          <w:sz w:val="24"/>
-          <w:szCs w:val="24"/>
-          <w:lang w:eastAsia="ru-RU"/>
-        </w:rPr>
-      </w:pPr>
-      <w:r>
-        <w:rPr>
-          <w:rFonts w:ascii="Times New Roman" w:eastAsia="Times New Roman" w:hAnsi="Times New Roman" w:cs="Times New Roman"/>
-          <w:sz w:val="24"/>
-          <w:szCs w:val="24"/>
-          <w:lang w:eastAsia="ru-RU"/>
-        </w:rPr>
-        <w:t>учетные данные.</w:t>
+        <w:t>13.2 Local Development</w:t>
+      </w:r>
+    </w:p>
+    <w:p>
+      <w:pPr>
+        <w:spacing w:before="100" w:beforeAutospacing="1" w:after="100" w:afterAutospacing="1" w:line="240" w:lineRule="auto"/>
+        <w:rPr>
+          <w:rFonts w:ascii="Times New Roman" w:eastAsia="Times New Roman" w:hAnsi="Times New Roman" w:cs="Times New Roman"/>
+          <w:sz w:val="24"/>
+          <w:szCs w:val="24"/>
+          <w:lang w:eastAsia="ru-RU"/>
+        </w:rPr>
+      </w:pPr>
+      <w:r>
+        <w:rPr>
+          <w:rFonts w:ascii="Times New Roman" w:eastAsia="Times New Roman" w:hAnsi="Times New Roman" w:cs="Times New Roman"/>
+          <w:sz w:val="24"/>
+          <w:szCs w:val="24"/>
+          <w:lang w:eastAsia="ru-RU"/>
+        </w:rPr>
+        <w:t>Локальная конфигурация хранится отдельно от исходного кода.</w:t>
+      </w:r>
+    </w:p>
+    <w:p>
+      <w:pPr>
+        <w:spacing w:before="100" w:beforeAutospacing="1" w:after="100" w:afterAutospacing="1" w:line="240" w:lineRule="auto"/>
+        <w:rPr>
+          <w:rFonts w:ascii="Times New Roman" w:eastAsia="Times New Roman" w:hAnsi="Times New Roman" w:cs="Times New Roman"/>
+          <w:sz w:val="24"/>
+          <w:szCs w:val="24"/>
+          <w:lang w:eastAsia="ru-RU"/>
+        </w:rPr>
+      </w:pPr>
+      <w:r>
+        <w:rPr>
+          <w:rFonts w:ascii="Times New Roman" w:eastAsia="Times New Roman" w:hAnsi="Times New Roman" w:cs="Times New Roman"/>
+          <w:sz w:val="24"/>
+          <w:szCs w:val="24"/>
+          <w:lang w:eastAsia="ru-RU"/>
+        </w:rPr>
+        <w:t>Файлы с секретами не добавляются в систему контроля версий.</w:t>
       </w:r>
     </w:p>
     <w:p>
@@ -9304,8 +9172,8 @@
           <w:szCs w:val="24"/>
           <w:lang w:eastAsia="ru-RU"/>
         </w:rPr>
-        <w:pict w14:anchorId="26767604">
-          <v:rect id="_x0000_i1242" style="width:0;height:1.5pt" o:hralign="center" o:hrstd="t" o:hr="t" fillcolor="#a0a0a0" stroked="f"/>
+        <w:pict w14:anchorId="0AFB1E9B">
+          <v:rect id="_x0000_i1079" style="width:0;height:1.5pt" o:hralign="center" o:hrstd="t" o:hr="t" fillcolor="#a0a0a0" stroked="f"/>
         </w:pict>
       </w:r>
     </w:p>
@@ -9331,27 +9199,143 @@
           <w:szCs w:val="36"/>
           <w:lang w:eastAsia="ru-RU"/>
         </w:rPr>
-        <w:t>14.3 Hash Values</w:t>
-      </w:r>
-    </w:p>
-    <w:p>
-      <w:pPr>
-        <w:spacing w:before="100" w:beforeAutospacing="1" w:after="100" w:afterAutospacing="1" w:line="240" w:lineRule="auto"/>
-        <w:rPr>
-          <w:rFonts w:ascii="Times New Roman" w:eastAsia="Times New Roman" w:hAnsi="Times New Roman" w:cs="Times New Roman"/>
-          <w:sz w:val="24"/>
-          <w:szCs w:val="24"/>
-          <w:lang w:eastAsia="ru-RU"/>
-        </w:rPr>
-      </w:pPr>
-      <w:r>
-        <w:rPr>
-          <w:rFonts w:ascii="Times New Roman" w:eastAsia="Times New Roman" w:hAnsi="Times New Roman" w:cs="Times New Roman"/>
-          <w:sz w:val="24"/>
-          <w:szCs w:val="24"/>
-          <w:lang w:eastAsia="ru-RU"/>
-        </w:rPr>
-        <w:t>Даже несмотря на то, что в базе данных хранятся только hash токенов, журналирование этих значений также не рекомендуется.</w:t>
+        <w:t>13.3 Production</w:t>
+      </w:r>
+    </w:p>
+    <w:p>
+      <w:pPr>
+        <w:spacing w:before="100" w:beforeAutospacing="1" w:after="100" w:afterAutospacing="1" w:line="240" w:lineRule="auto"/>
+        <w:rPr>
+          <w:rFonts w:ascii="Times New Roman" w:eastAsia="Times New Roman" w:hAnsi="Times New Roman" w:cs="Times New Roman"/>
+          <w:sz w:val="24"/>
+          <w:szCs w:val="24"/>
+          <w:lang w:eastAsia="ru-RU"/>
+        </w:rPr>
+      </w:pPr>
+      <w:r>
+        <w:rPr>
+          <w:rFonts w:ascii="Times New Roman" w:eastAsia="Times New Roman" w:hAnsi="Times New Roman" w:cs="Times New Roman"/>
+          <w:sz w:val="24"/>
+          <w:szCs w:val="24"/>
+          <w:lang w:eastAsia="ru-RU"/>
+        </w:rPr>
+        <w:t>Production-конфигурация содержит:</w:t>
+      </w:r>
+    </w:p>
+    <w:p>
+      <w:pPr>
+        <w:numPr>
+          <w:ilvl w:val="0"/>
+          <w:numId w:val="38"/>
+        </w:numPr>
+        <w:spacing w:before="100" w:beforeAutospacing="1" w:after="100" w:afterAutospacing="1" w:line="240" w:lineRule="auto"/>
+        <w:rPr>
+          <w:rFonts w:ascii="Times New Roman" w:eastAsia="Times New Roman" w:hAnsi="Times New Roman" w:cs="Times New Roman"/>
+          <w:sz w:val="24"/>
+          <w:szCs w:val="24"/>
+          <w:lang w:eastAsia="ru-RU"/>
+        </w:rPr>
+      </w:pPr>
+      <w:r>
+        <w:rPr>
+          <w:rFonts w:ascii="Times New Roman" w:eastAsia="Times New Roman" w:hAnsi="Times New Roman" w:cs="Times New Roman"/>
+          <w:sz w:val="24"/>
+          <w:szCs w:val="24"/>
+          <w:lang w:eastAsia="ru-RU"/>
+        </w:rPr>
+        <w:t>параметры PostgreSQL;</w:t>
+      </w:r>
+    </w:p>
+    <w:p>
+      <w:pPr>
+        <w:numPr>
+          <w:ilvl w:val="0"/>
+          <w:numId w:val="38"/>
+        </w:numPr>
+        <w:spacing w:before="100" w:beforeAutospacing="1" w:after="100" w:afterAutospacing="1" w:line="240" w:lineRule="auto"/>
+        <w:rPr>
+          <w:rFonts w:ascii="Times New Roman" w:eastAsia="Times New Roman" w:hAnsi="Times New Roman" w:cs="Times New Roman"/>
+          <w:sz w:val="24"/>
+          <w:szCs w:val="24"/>
+          <w:lang w:eastAsia="ru-RU"/>
+        </w:rPr>
+      </w:pPr>
+      <w:r>
+        <w:rPr>
+          <w:rFonts w:ascii="Times New Roman" w:eastAsia="Times New Roman" w:hAnsi="Times New Roman" w:cs="Times New Roman"/>
+          <w:sz w:val="24"/>
+          <w:szCs w:val="24"/>
+          <w:lang w:eastAsia="ru-RU"/>
+        </w:rPr>
+        <w:t>параметры MinIO;</w:t>
+      </w:r>
+    </w:p>
+    <w:p>
+      <w:pPr>
+        <w:numPr>
+          <w:ilvl w:val="0"/>
+          <w:numId w:val="38"/>
+        </w:numPr>
+        <w:spacing w:before="100" w:beforeAutospacing="1" w:after="100" w:afterAutospacing="1" w:line="240" w:lineRule="auto"/>
+        <w:rPr>
+          <w:rFonts w:ascii="Times New Roman" w:eastAsia="Times New Roman" w:hAnsi="Times New Roman" w:cs="Times New Roman"/>
+          <w:sz w:val="24"/>
+          <w:szCs w:val="24"/>
+          <w:lang w:eastAsia="ru-RU"/>
+        </w:rPr>
+      </w:pPr>
+      <w:r>
+        <w:rPr>
+          <w:rFonts w:ascii="Times New Roman" w:eastAsia="Times New Roman" w:hAnsi="Times New Roman" w:cs="Times New Roman"/>
+          <w:sz w:val="24"/>
+          <w:szCs w:val="24"/>
+          <w:lang w:eastAsia="ru-RU"/>
+        </w:rPr>
+        <w:t>JWT Secret;</w:t>
+      </w:r>
+    </w:p>
+    <w:p>
+      <w:pPr>
+        <w:numPr>
+          <w:ilvl w:val="0"/>
+          <w:numId w:val="38"/>
+        </w:numPr>
+        <w:spacing w:before="100" w:beforeAutospacing="1" w:after="100" w:afterAutospacing="1" w:line="240" w:lineRule="auto"/>
+        <w:rPr>
+          <w:rFonts w:ascii="Times New Roman" w:eastAsia="Times New Roman" w:hAnsi="Times New Roman" w:cs="Times New Roman"/>
+          <w:sz w:val="24"/>
+          <w:szCs w:val="24"/>
+          <w:lang w:eastAsia="ru-RU"/>
+        </w:rPr>
+      </w:pPr>
+      <w:r>
+        <w:rPr>
+          <w:rFonts w:ascii="Times New Roman" w:eastAsia="Times New Roman" w:hAnsi="Times New Roman" w:cs="Times New Roman"/>
+          <w:sz w:val="24"/>
+          <w:szCs w:val="24"/>
+          <w:lang w:eastAsia="ru-RU"/>
+        </w:rPr>
+        <w:t>другие чувствительные настройки.</w:t>
+      </w:r>
+    </w:p>
+    <w:p>
+      <w:pPr>
+        <w:spacing w:before="100" w:beforeAutospacing="1" w:after="100" w:afterAutospacing="1" w:line="240" w:lineRule="auto"/>
+        <w:rPr>
+          <w:rFonts w:ascii="Times New Roman" w:eastAsia="Times New Roman" w:hAnsi="Times New Roman" w:cs="Times New Roman"/>
+          <w:sz w:val="24"/>
+          <w:szCs w:val="24"/>
+          <w:lang w:eastAsia="ru-RU"/>
+        </w:rPr>
+      </w:pPr>
+      <w:r>
+        <w:rPr>
+          <w:rFonts w:ascii="Times New Roman" w:eastAsia="Times New Roman" w:hAnsi="Times New Roman" w:cs="Times New Roman"/>
+          <w:sz w:val="24"/>
+          <w:szCs w:val="24"/>
+          <w:lang w:eastAsia="ru-RU"/>
+        </w:rPr>
+        <w:t>Доступ к этим значениям имеют только production-сервисы.</w:t>
       </w:r>
     </w:p>
     <w:p>
@@ -9371,8 +9355,95 @@
           <w:szCs w:val="24"/>
           <w:lang w:eastAsia="ru-RU"/>
         </w:rPr>
-        <w:pict w14:anchorId="299A3F63">
-          <v:rect id="_x0000_i1243" style="width:0;height:1.5pt" o:hralign="center" o:hrstd="t" o:hr="t" fillcolor="#a0a0a0" stroked="f"/>
+        <w:pict w14:anchorId="5ED1CDF0">
+          <v:rect id="_x0000_i1080" style="width:0;height:1.5pt" o:hralign="center" o:hrstd="t" o:hr="t" fillcolor="#a0a0a0" stroked="f"/>
+        </w:pict>
+      </w:r>
+    </w:p>
+    <w:p>
+      <w:pPr>
+        <w:spacing w:before="100" w:beforeAutospacing="1" w:after="100" w:afterAutospacing="1" w:line="240" w:lineRule="auto"/>
+        <w:outlineLvl w:val="1"/>
+        <w:rPr>
+          <w:rFonts w:ascii="Times New Roman" w:eastAsia="Times New Roman" w:hAnsi="Times New Roman" w:cs="Times New Roman"/>
+          <w:b/>
+          <w:bCs/>
+          <w:sz w:val="36"/>
+          <w:szCs w:val="36"/>
+          <w:lang w:eastAsia="ru-RU"/>
+        </w:rPr>
+      </w:pPr>
+      <w:r>
+        <w:rPr>
+          <w:rFonts w:ascii="Times New Roman" w:eastAsia="Times New Roman" w:hAnsi="Times New Roman" w:cs="Times New Roman"/>
+          <w:b/>
+          <w:bCs/>
+          <w:sz w:val="36"/>
+          <w:szCs w:val="36"/>
+          <w:lang w:eastAsia="ru-RU"/>
+        </w:rPr>
+        <w:t>13.4 Git Repository</w:t>
+      </w:r>
+    </w:p>
+    <w:p>
+      <w:pPr>
+        <w:spacing w:before="100" w:beforeAutospacing="1" w:after="100" w:afterAutospacing="1" w:line="240" w:lineRule="auto"/>
+        <w:rPr>
+          <w:rFonts w:ascii="Times New Roman" w:eastAsia="Times New Roman" w:hAnsi="Times New Roman" w:cs="Times New Roman"/>
+          <w:sz w:val="24"/>
+          <w:szCs w:val="24"/>
+          <w:lang w:eastAsia="ru-RU"/>
+        </w:rPr>
+      </w:pPr>
+      <w:r>
+        <w:rPr>
+          <w:rFonts w:ascii="Times New Roman" w:eastAsia="Times New Roman" w:hAnsi="Times New Roman" w:cs="Times New Roman"/>
+          <w:sz w:val="24"/>
+          <w:szCs w:val="24"/>
+          <w:lang w:eastAsia="ru-RU"/>
+        </w:rPr>
+        <w:t>В репозиторий допускается добавлять только шаблоны конфигурации.</w:t>
+      </w:r>
+    </w:p>
+    <w:p>
+      <w:pPr>
+        <w:spacing w:before="100" w:beforeAutospacing="1" w:after="100" w:afterAutospacing="1" w:line="240" w:lineRule="auto"/>
+        <w:rPr>
+          <w:rFonts w:ascii="Times New Roman" w:eastAsia="Times New Roman" w:hAnsi="Times New Roman" w:cs="Times New Roman"/>
+          <w:sz w:val="24"/>
+          <w:szCs w:val="24"/>
+          <w:lang w:eastAsia="ru-RU"/>
+        </w:rPr>
+      </w:pPr>
+      <w:r>
+        <w:rPr>
+          <w:rFonts w:ascii="Times New Roman" w:eastAsia="Times New Roman" w:hAnsi="Times New Roman" w:cs="Times New Roman"/>
+          <w:sz w:val="24"/>
+          <w:szCs w:val="24"/>
+          <w:lang w:eastAsia="ru-RU"/>
+        </w:rPr>
+        <w:t>Фактические значения секретов никогда не должны публиковаться.</w:t>
+      </w:r>
+    </w:p>
+    <w:p>
+      <w:pPr>
+        <w:spacing w:after="0" w:line="240" w:lineRule="auto"/>
+        <w:rPr>
+          <w:rFonts w:ascii="Times New Roman" w:eastAsia="Times New Roman" w:hAnsi="Times New Roman" w:cs="Times New Roman"/>
+          <w:sz w:val="24"/>
+          <w:szCs w:val="24"/>
+          <w:lang w:eastAsia="ru-RU"/>
+        </w:rPr>
+      </w:pPr>
+      <w:r>
+        <w:rPr>
+          <w:rFonts w:ascii="Times New Roman" w:eastAsia="Times New Roman" w:hAnsi="Times New Roman" w:cs="Times New Roman"/>
+          <w:sz w:val="24"/>
+          <w:szCs w:val="24"/>
+          <w:lang w:eastAsia="ru-RU"/>
+        </w:rPr>
+        <w:pict w14:anchorId="31D661C8">
+          <v:rect id="_x0000_i1081" style="width:0;height:1.5pt" o:hralign="center" o:hrstd="t" o:hr="t" fillcolor="#a0a0a0" stroked="f"/>
         </w:pict>
       </w:r>
     </w:p>
@@ -9400,34 +9471,101 @@
           <w:szCs w:val="48"/>
           <w:lang w:eastAsia="ru-RU"/>
         </w:rPr>
-        <w:t>15. Future Security Enhancements</w:t>
-      </w:r>
-    </w:p>
-    <w:p>
-      <w:pPr>
-        <w:spacing w:before="100" w:beforeAutospacing="1" w:after="100" w:afterAutospacing="1" w:line="240" w:lineRule="auto"/>
-        <w:rPr>
-          <w:rFonts w:ascii="Times New Roman" w:eastAsia="Times New Roman" w:hAnsi="Times New Roman" w:cs="Times New Roman"/>
-          <w:sz w:val="24"/>
-          <w:szCs w:val="24"/>
-          <w:lang w:eastAsia="ru-RU"/>
-        </w:rPr>
-      </w:pPr>
-      <w:r>
-        <w:rPr>
-          <w:rFonts w:ascii="Times New Roman" w:eastAsia="Times New Roman" w:hAnsi="Times New Roman" w:cs="Times New Roman"/>
-          <w:sz w:val="24"/>
-          <w:szCs w:val="24"/>
-          <w:lang w:eastAsia="ru-RU"/>
-        </w:rPr>
-        <w:t>Следующие механизмы не входят в MVP, но могут быть реализованы в будущем:</w:t>
+        <w:t>14. Logging</w:t>
+      </w:r>
+    </w:p>
+    <w:p>
+      <w:pPr>
+        <w:spacing w:before="100" w:beforeAutospacing="1" w:after="100" w:afterAutospacing="1" w:line="240" w:lineRule="auto"/>
+        <w:rPr>
+          <w:rFonts w:ascii="Times New Roman" w:eastAsia="Times New Roman" w:hAnsi="Times New Roman" w:cs="Times New Roman"/>
+          <w:sz w:val="24"/>
+          <w:szCs w:val="24"/>
+          <w:lang w:eastAsia="ru-RU"/>
+        </w:rPr>
+      </w:pPr>
+      <w:r>
+        <w:rPr>
+          <w:rFonts w:ascii="Times New Roman" w:eastAsia="Times New Roman" w:hAnsi="Times New Roman" w:cs="Times New Roman"/>
+          <w:sz w:val="24"/>
+          <w:szCs w:val="24"/>
+          <w:lang w:eastAsia="ru-RU"/>
+        </w:rPr>
+        <w:t>Журналирование должно помогать анализировать работу системы, не раскрывая конфиденциальные данные.</w:t>
+      </w:r>
+    </w:p>
+    <w:p>
+      <w:pPr>
+        <w:spacing w:after="0" w:line="240" w:lineRule="auto"/>
+        <w:rPr>
+          <w:rFonts w:ascii="Times New Roman" w:eastAsia="Times New Roman" w:hAnsi="Times New Roman" w:cs="Times New Roman"/>
+          <w:sz w:val="24"/>
+          <w:szCs w:val="24"/>
+          <w:lang w:eastAsia="ru-RU"/>
+        </w:rPr>
+      </w:pPr>
+      <w:r>
+        <w:rPr>
+          <w:rFonts w:ascii="Times New Roman" w:eastAsia="Times New Roman" w:hAnsi="Times New Roman" w:cs="Times New Roman"/>
+          <w:sz w:val="24"/>
+          <w:szCs w:val="24"/>
+          <w:lang w:eastAsia="ru-RU"/>
+        </w:rPr>
+        <w:pict w14:anchorId="0871F739">
+          <v:rect id="_x0000_i1082" style="width:0;height:1.5pt" o:hralign="center" o:hrstd="t" o:hr="t" fillcolor="#a0a0a0" stroked="f"/>
+        </w:pict>
+      </w:r>
+    </w:p>
+    <w:p>
+      <w:pPr>
+        <w:spacing w:before="100" w:beforeAutospacing="1" w:after="100" w:afterAutospacing="1" w:line="240" w:lineRule="auto"/>
+        <w:outlineLvl w:val="1"/>
+        <w:rPr>
+          <w:rFonts w:ascii="Times New Roman" w:eastAsia="Times New Roman" w:hAnsi="Times New Roman" w:cs="Times New Roman"/>
+          <w:b/>
+          <w:bCs/>
+          <w:sz w:val="36"/>
+          <w:szCs w:val="36"/>
+          <w:lang w:eastAsia="ru-RU"/>
+        </w:rPr>
+      </w:pPr>
+      <w:r>
+        <w:rPr>
+          <w:rFonts w:ascii="Times New Roman" w:eastAsia="Times New Roman" w:hAnsi="Times New Roman" w:cs="Times New Roman"/>
+          <w:b/>
+          <w:bCs/>
+          <w:sz w:val="36"/>
+          <w:szCs w:val="36"/>
+          <w:lang w:eastAsia="ru-RU"/>
+        </w:rPr>
+        <w:t>14.1 Allowed Information</w:t>
+      </w:r>
+    </w:p>
+    <w:p>
+      <w:pPr>
+        <w:spacing w:before="100" w:beforeAutospacing="1" w:after="100" w:afterAutospacing="1" w:line="240" w:lineRule="auto"/>
+        <w:rPr>
+          <w:rFonts w:ascii="Times New Roman" w:eastAsia="Times New Roman" w:hAnsi="Times New Roman" w:cs="Times New Roman"/>
+          <w:sz w:val="24"/>
+          <w:szCs w:val="24"/>
+          <w:lang w:eastAsia="ru-RU"/>
+        </w:rPr>
+      </w:pPr>
+      <w:r>
+        <w:rPr>
+          <w:rFonts w:ascii="Times New Roman" w:eastAsia="Times New Roman" w:hAnsi="Times New Roman" w:cs="Times New Roman"/>
+          <w:sz w:val="24"/>
+          <w:szCs w:val="24"/>
+          <w:lang w:eastAsia="ru-RU"/>
+        </w:rPr>
+        <w:t>Допускается журналировать:</w:t>
       </w:r>
     </w:p>
     <w:p>
       <w:pPr>
         <w:numPr>
           <w:ilvl w:val="0"/>
-          <w:numId w:val="41"/>
+          <w:numId w:val="39"/>
         </w:numPr>
         <w:spacing w:before="100" w:beforeAutospacing="1" w:after="100" w:afterAutospacing="1" w:line="240" w:lineRule="auto"/>
         <w:rPr>
@@ -9444,14 +9582,15 @@
           <w:szCs w:val="24"/>
           <w:lang w:eastAsia="ru-RU"/>
         </w:rPr>
-        <w:t>Passkeys (WebAuthn);</w:t>
+        <w:lastRenderedPageBreak/>
+        <w:t>идентификаторы объектов;</w:t>
       </w:r>
     </w:p>
     <w:p>
       <w:pPr>
         <w:numPr>
           <w:ilvl w:val="0"/>
-          <w:numId w:val="41"/>
+          <w:numId w:val="39"/>
         </w:numPr>
         <w:spacing w:before="100" w:beforeAutospacing="1" w:after="100" w:afterAutospacing="1" w:line="240" w:lineRule="auto"/>
         <w:rPr>
@@ -9468,14 +9607,14 @@
           <w:szCs w:val="24"/>
           <w:lang w:eastAsia="ru-RU"/>
         </w:rPr>
-        <w:t>OAuth Providers;</w:t>
+        <w:t>технические сообщения;</w:t>
       </w:r>
     </w:p>
     <w:p>
       <w:pPr>
         <w:numPr>
           <w:ilvl w:val="0"/>
-          <w:numId w:val="41"/>
+          <w:numId w:val="39"/>
         </w:numPr>
         <w:spacing w:before="100" w:beforeAutospacing="1" w:after="100" w:afterAutospacing="1" w:line="240" w:lineRule="auto"/>
         <w:rPr>
@@ -9492,14 +9631,14 @@
           <w:szCs w:val="24"/>
           <w:lang w:eastAsia="ru-RU"/>
         </w:rPr>
-        <w:t>Multi-Factor Authentication;</w:t>
+        <w:t>время выполнения операций;</w:t>
       </w:r>
     </w:p>
     <w:p>
       <w:pPr>
         <w:numPr>
           <w:ilvl w:val="0"/>
-          <w:numId w:val="41"/>
+          <w:numId w:val="39"/>
         </w:numPr>
         <w:spacing w:before="100" w:beforeAutospacing="1" w:after="100" w:afterAutospacing="1" w:line="240" w:lineRule="auto"/>
         <w:rPr>
@@ -9516,14 +9655,81 @@
           <w:szCs w:val="24"/>
           <w:lang w:eastAsia="ru-RU"/>
         </w:rPr>
-        <w:t>Device Management;</w:t>
+        <w:t>ошибки инфраструктуры.</w:t>
+      </w:r>
+    </w:p>
+    <w:p>
+      <w:pPr>
+        <w:spacing w:after="0" w:line="240" w:lineRule="auto"/>
+        <w:rPr>
+          <w:rFonts w:ascii="Times New Roman" w:eastAsia="Times New Roman" w:hAnsi="Times New Roman" w:cs="Times New Roman"/>
+          <w:sz w:val="24"/>
+          <w:szCs w:val="24"/>
+          <w:lang w:eastAsia="ru-RU"/>
+        </w:rPr>
+      </w:pPr>
+      <w:r>
+        <w:rPr>
+          <w:rFonts w:ascii="Times New Roman" w:eastAsia="Times New Roman" w:hAnsi="Times New Roman" w:cs="Times New Roman"/>
+          <w:sz w:val="24"/>
+          <w:szCs w:val="24"/>
+          <w:lang w:eastAsia="ru-RU"/>
+        </w:rPr>
+        <w:pict w14:anchorId="1725F6B7">
+          <v:rect id="_x0000_i1083" style="width:0;height:1.5pt" o:hralign="center" o:hrstd="t" o:hr="t" fillcolor="#a0a0a0" stroked="f"/>
+        </w:pict>
+      </w:r>
+    </w:p>
+    <w:p>
+      <w:pPr>
+        <w:spacing w:before="100" w:beforeAutospacing="1" w:after="100" w:afterAutospacing="1" w:line="240" w:lineRule="auto"/>
+        <w:outlineLvl w:val="1"/>
+        <w:rPr>
+          <w:rFonts w:ascii="Times New Roman" w:eastAsia="Times New Roman" w:hAnsi="Times New Roman" w:cs="Times New Roman"/>
+          <w:b/>
+          <w:bCs/>
+          <w:sz w:val="36"/>
+          <w:szCs w:val="36"/>
+          <w:lang w:eastAsia="ru-RU"/>
+        </w:rPr>
+      </w:pPr>
+      <w:r>
+        <w:rPr>
+          <w:rFonts w:ascii="Times New Roman" w:eastAsia="Times New Roman" w:hAnsi="Times New Roman" w:cs="Times New Roman"/>
+          <w:b/>
+          <w:bCs/>
+          <w:sz w:val="36"/>
+          <w:szCs w:val="36"/>
+          <w:lang w:eastAsia="ru-RU"/>
+        </w:rPr>
+        <w:t>14.2 Forbidden Information</w:t>
+      </w:r>
+    </w:p>
+    <w:p>
+      <w:pPr>
+        <w:spacing w:before="100" w:beforeAutospacing="1" w:after="100" w:afterAutospacing="1" w:line="240" w:lineRule="auto"/>
+        <w:rPr>
+          <w:rFonts w:ascii="Times New Roman" w:eastAsia="Times New Roman" w:hAnsi="Times New Roman" w:cs="Times New Roman"/>
+          <w:sz w:val="24"/>
+          <w:szCs w:val="24"/>
+          <w:lang w:eastAsia="ru-RU"/>
+        </w:rPr>
+      </w:pPr>
+      <w:r>
+        <w:rPr>
+          <w:rFonts w:ascii="Times New Roman" w:eastAsia="Times New Roman" w:hAnsi="Times New Roman" w:cs="Times New Roman"/>
+          <w:sz w:val="24"/>
+          <w:szCs w:val="24"/>
+          <w:lang w:eastAsia="ru-RU"/>
+        </w:rPr>
+        <w:t>Запрещается записывать в журнал:</w:t>
       </w:r>
     </w:p>
     <w:p>
       <w:pPr>
         <w:numPr>
           <w:ilvl w:val="0"/>
-          <w:numId w:val="41"/>
+          <w:numId w:val="40"/>
         </w:numPr>
         <w:spacing w:before="100" w:beforeAutospacing="1" w:after="100" w:afterAutospacing="1" w:line="240" w:lineRule="auto"/>
         <w:rPr>
@@ -9540,14 +9746,14 @@
           <w:szCs w:val="24"/>
           <w:lang w:eastAsia="ru-RU"/>
         </w:rPr>
-        <w:t>Token Rotation Policies;</w:t>
+        <w:t>JWT;</w:t>
       </w:r>
     </w:p>
     <w:p>
       <w:pPr>
         <w:numPr>
           <w:ilvl w:val="0"/>
-          <w:numId w:val="41"/>
+          <w:numId w:val="40"/>
         </w:numPr>
         <w:spacing w:before="100" w:beforeAutospacing="1" w:after="100" w:afterAutospacing="1" w:line="240" w:lineRule="auto"/>
         <w:rPr>
@@ -9564,14 +9770,14 @@
           <w:szCs w:val="24"/>
           <w:lang w:eastAsia="ru-RU"/>
         </w:rPr>
-        <w:t>Signed URLs для временного доступа к объектам;</w:t>
+        <w:t>Refresh Token;</w:t>
       </w:r>
     </w:p>
     <w:p>
       <w:pPr>
         <w:numPr>
           <w:ilvl w:val="0"/>
-          <w:numId w:val="41"/>
+          <w:numId w:val="40"/>
         </w:numPr>
         <w:spacing w:before="100" w:beforeAutospacing="1" w:after="100" w:afterAutospacing="1" w:line="240" w:lineRule="auto"/>
         <w:rPr>
@@ -9588,14 +9794,14 @@
           <w:szCs w:val="24"/>
           <w:lang w:eastAsia="ru-RU"/>
         </w:rPr>
-        <w:t>Rate Limiting;</w:t>
+        <w:t>Invite Token;</w:t>
       </w:r>
     </w:p>
     <w:p>
       <w:pPr>
         <w:numPr>
           <w:ilvl w:val="0"/>
-          <w:numId w:val="41"/>
+          <w:numId w:val="40"/>
         </w:numPr>
         <w:spacing w:before="100" w:beforeAutospacing="1" w:after="100" w:afterAutospacing="1" w:line="240" w:lineRule="auto"/>
         <w:rPr>
@@ -9612,14 +9818,14 @@
           <w:szCs w:val="24"/>
           <w:lang w:eastAsia="ru-RU"/>
         </w:rPr>
-        <w:t>Audit Log;</w:t>
+        <w:t>raw token любого типа;</w:t>
       </w:r>
     </w:p>
     <w:p>
       <w:pPr>
         <w:numPr>
           <w:ilvl w:val="0"/>
-          <w:numId w:val="41"/>
+          <w:numId w:val="40"/>
         </w:numPr>
         <w:spacing w:before="100" w:beforeAutospacing="1" w:after="100" w:afterAutospacing="1" w:line="240" w:lineRule="auto"/>
         <w:rPr>
@@ -9636,27 +9842,55 @@
           <w:szCs w:val="24"/>
           <w:lang w:eastAsia="ru-RU"/>
         </w:rPr>
-        <w:t>Security Monitoring.</w:t>
-      </w:r>
-    </w:p>
-    <w:p>
-      <w:pPr>
-        <w:spacing w:before="100" w:beforeAutospacing="1" w:after="100" w:afterAutospacing="1" w:line="240" w:lineRule="auto"/>
-        <w:rPr>
-          <w:rFonts w:ascii="Times New Roman" w:eastAsia="Times New Roman" w:hAnsi="Times New Roman" w:cs="Times New Roman"/>
-          <w:sz w:val="24"/>
-          <w:szCs w:val="24"/>
-          <w:lang w:eastAsia="ru-RU"/>
-        </w:rPr>
-      </w:pPr>
-      <w:r>
-        <w:rPr>
-          <w:rFonts w:ascii="Times New Roman" w:eastAsia="Times New Roman" w:hAnsi="Times New Roman" w:cs="Times New Roman"/>
-          <w:sz w:val="24"/>
-          <w:szCs w:val="24"/>
-          <w:lang w:eastAsia="ru-RU"/>
-        </w:rPr>
-        <w:t>Каждое подобное изменение должно быть предварительно оформлено отдельным ADR и обновлением документации.</w:t>
+        <w:t>содержимое файлов;</w:t>
+      </w:r>
+    </w:p>
+    <w:p>
+      <w:pPr>
+        <w:numPr>
+          <w:ilvl w:val="0"/>
+          <w:numId w:val="40"/>
+        </w:numPr>
+        <w:spacing w:before="100" w:beforeAutospacing="1" w:after="100" w:afterAutospacing="1" w:line="240" w:lineRule="auto"/>
+        <w:rPr>
+          <w:rFonts w:ascii="Times New Roman" w:eastAsia="Times New Roman" w:hAnsi="Times New Roman" w:cs="Times New Roman"/>
+          <w:sz w:val="24"/>
+          <w:szCs w:val="24"/>
+          <w:lang w:eastAsia="ru-RU"/>
+        </w:rPr>
+      </w:pPr>
+      <w:r>
+        <w:rPr>
+          <w:rFonts w:ascii="Times New Roman" w:eastAsia="Times New Roman" w:hAnsi="Times New Roman" w:cs="Times New Roman"/>
+          <w:sz w:val="24"/>
+          <w:szCs w:val="24"/>
+          <w:lang w:eastAsia="ru-RU"/>
+        </w:rPr>
+        <w:t>секретные ключи;</w:t>
+      </w:r>
+    </w:p>
+    <w:p>
+      <w:pPr>
+        <w:numPr>
+          <w:ilvl w:val="0"/>
+          <w:numId w:val="40"/>
+        </w:numPr>
+        <w:spacing w:before="100" w:beforeAutospacing="1" w:after="100" w:afterAutospacing="1" w:line="240" w:lineRule="auto"/>
+        <w:rPr>
+          <w:rFonts w:ascii="Times New Roman" w:eastAsia="Times New Roman" w:hAnsi="Times New Roman" w:cs="Times New Roman"/>
+          <w:sz w:val="24"/>
+          <w:szCs w:val="24"/>
+          <w:lang w:eastAsia="ru-RU"/>
+        </w:rPr>
+      </w:pPr>
+      <w:r>
+        <w:rPr>
+          <w:rFonts w:ascii="Times New Roman" w:eastAsia="Times New Roman" w:hAnsi="Times New Roman" w:cs="Times New Roman"/>
+          <w:sz w:val="24"/>
+          <w:szCs w:val="24"/>
+          <w:lang w:eastAsia="ru-RU"/>
+        </w:rPr>
+        <w:t>учетные данные.</w:t>
       </w:r>
     </w:p>
     <w:p>
@@ -9676,8 +9910,75 @@
           <w:szCs w:val="24"/>
           <w:lang w:eastAsia="ru-RU"/>
         </w:rPr>
-        <w:pict w14:anchorId="1D7E7AD4">
-          <v:rect id="_x0000_i1244" style="width:0;height:1.5pt" o:hralign="center" o:hrstd="t" o:hr="t" fillcolor="#a0a0a0" stroked="f"/>
+        <w:pict w14:anchorId="26767604">
+          <v:rect id="_x0000_i1084" style="width:0;height:1.5pt" o:hralign="center" o:hrstd="t" o:hr="t" fillcolor="#a0a0a0" stroked="f"/>
+        </w:pict>
+      </w:r>
+    </w:p>
+    <w:p>
+      <w:pPr>
+        <w:spacing w:before="100" w:beforeAutospacing="1" w:after="100" w:afterAutospacing="1" w:line="240" w:lineRule="auto"/>
+        <w:outlineLvl w:val="1"/>
+        <w:rPr>
+          <w:rFonts w:ascii="Times New Roman" w:eastAsia="Times New Roman" w:hAnsi="Times New Roman" w:cs="Times New Roman"/>
+          <w:b/>
+          <w:bCs/>
+          <w:sz w:val="36"/>
+          <w:szCs w:val="36"/>
+          <w:lang w:eastAsia="ru-RU"/>
+        </w:rPr>
+      </w:pPr>
+      <w:r>
+        <w:rPr>
+          <w:rFonts w:ascii="Times New Roman" w:eastAsia="Times New Roman" w:hAnsi="Times New Roman" w:cs="Times New Roman"/>
+          <w:b/>
+          <w:bCs/>
+          <w:sz w:val="36"/>
+          <w:szCs w:val="36"/>
+          <w:lang w:eastAsia="ru-RU"/>
+        </w:rPr>
+        <w:t>14.3 Hash Values</w:t>
+      </w:r>
+    </w:p>
+    <w:p>
+      <w:pPr>
+        <w:spacing w:before="100" w:beforeAutospacing="1" w:after="100" w:afterAutospacing="1" w:line="240" w:lineRule="auto"/>
+        <w:rPr>
+          <w:rFonts w:ascii="Times New Roman" w:eastAsia="Times New Roman" w:hAnsi="Times New Roman" w:cs="Times New Roman"/>
+          <w:sz w:val="24"/>
+          <w:szCs w:val="24"/>
+          <w:lang w:eastAsia="ru-RU"/>
+        </w:rPr>
+      </w:pPr>
+      <w:r>
+        <w:rPr>
+          <w:rFonts w:ascii="Times New Roman" w:eastAsia="Times New Roman" w:hAnsi="Times New Roman" w:cs="Times New Roman"/>
+          <w:sz w:val="24"/>
+          <w:szCs w:val="24"/>
+          <w:lang w:eastAsia="ru-RU"/>
+        </w:rPr>
+        <w:t>Даже несмотря на то, что в базе данных хранятся только hash токенов, журналирование этих значений также не рекомендуется.</w:t>
+      </w:r>
+    </w:p>
+    <w:p>
+      <w:pPr>
+        <w:spacing w:after="0" w:line="240" w:lineRule="auto"/>
+        <w:rPr>
+          <w:rFonts w:ascii="Times New Roman" w:eastAsia="Times New Roman" w:hAnsi="Times New Roman" w:cs="Times New Roman"/>
+          <w:sz w:val="24"/>
+          <w:szCs w:val="24"/>
+          <w:lang w:eastAsia="ru-RU"/>
+        </w:rPr>
+      </w:pPr>
+      <w:r>
+        <w:rPr>
+          <w:rFonts w:ascii="Times New Roman" w:eastAsia="Times New Roman" w:hAnsi="Times New Roman" w:cs="Times New Roman"/>
+          <w:sz w:val="24"/>
+          <w:szCs w:val="24"/>
+          <w:lang w:eastAsia="ru-RU"/>
+        </w:rPr>
+        <w:pict w14:anchorId="299A3F63">
+          <v:rect id="_x0000_i1085" style="width:0;height:1.5pt" o:hralign="center" o:hrstd="t" o:hr="t" fillcolor="#a0a0a0" stroked="f"/>
         </w:pict>
       </w:r>
     </w:p>
@@ -9705,35 +10006,34 @@
           <w:szCs w:val="48"/>
           <w:lang w:eastAsia="ru-RU"/>
         </w:rPr>
-        <w:t>16. Security Principles Summary</w:t>
-      </w:r>
-    </w:p>
-    <w:p>
-      <w:pPr>
-        <w:spacing w:before="100" w:beforeAutospacing="1" w:after="100" w:afterAutospacing="1" w:line="240" w:lineRule="auto"/>
-        <w:rPr>
-          <w:rFonts w:ascii="Times New Roman" w:eastAsia="Times New Roman" w:hAnsi="Times New Roman" w:cs="Times New Roman"/>
-          <w:sz w:val="24"/>
-          <w:szCs w:val="24"/>
-          <w:lang w:eastAsia="ru-RU"/>
-        </w:rPr>
-      </w:pPr>
-      <w:r>
-        <w:rPr>
-          <w:rFonts w:ascii="Times New Roman" w:eastAsia="Times New Roman" w:hAnsi="Times New Roman" w:cs="Times New Roman"/>
-          <w:sz w:val="24"/>
-          <w:szCs w:val="24"/>
-          <w:lang w:eastAsia="ru-RU"/>
-        </w:rPr>
-        <w:lastRenderedPageBreak/>
-        <w:t>Архитектура безопасности Memory Map строится на следующих правилах.</w:t>
+        <w:t>15. Future Security Enhancements</w:t>
+      </w:r>
+    </w:p>
+    <w:p>
+      <w:pPr>
+        <w:spacing w:before="100" w:beforeAutospacing="1" w:after="100" w:afterAutospacing="1" w:line="240" w:lineRule="auto"/>
+        <w:rPr>
+          <w:rFonts w:ascii="Times New Roman" w:eastAsia="Times New Roman" w:hAnsi="Times New Roman" w:cs="Times New Roman"/>
+          <w:sz w:val="24"/>
+          <w:szCs w:val="24"/>
+          <w:lang w:eastAsia="ru-RU"/>
+        </w:rPr>
+      </w:pPr>
+      <w:r>
+        <w:rPr>
+          <w:rFonts w:ascii="Times New Roman" w:eastAsia="Times New Roman" w:hAnsi="Times New Roman" w:cs="Times New Roman"/>
+          <w:sz w:val="24"/>
+          <w:szCs w:val="24"/>
+          <w:lang w:eastAsia="ru-RU"/>
+        </w:rPr>
+        <w:t>Следующие механизмы не входят в MVP, но могут быть реализованы в будущем:</w:t>
       </w:r>
     </w:p>
     <w:p>
       <w:pPr>
         <w:numPr>
           <w:ilvl w:val="0"/>
-          <w:numId w:val="42"/>
+          <w:numId w:val="41"/>
         </w:numPr>
         <w:spacing w:before="100" w:beforeAutospacing="1" w:after="100" w:afterAutospacing="1" w:line="240" w:lineRule="auto"/>
         <w:rPr>
@@ -9750,14 +10050,14 @@
           <w:szCs w:val="24"/>
           <w:lang w:eastAsia="ru-RU"/>
         </w:rPr>
-        <w:t>Backend является единственным доверенным источником истины.</w:t>
+        <w:t>Passkeys (WebAuthn);</w:t>
       </w:r>
     </w:p>
     <w:p>
       <w:pPr>
         <w:numPr>
           <w:ilvl w:val="0"/>
-          <w:numId w:val="42"/>
+          <w:numId w:val="41"/>
         </w:numPr>
         <w:spacing w:before="100" w:beforeAutospacing="1" w:after="100" w:afterAutospacing="1" w:line="240" w:lineRule="auto"/>
         <w:rPr>
@@ -9774,14 +10074,14 @@
           <w:szCs w:val="24"/>
           <w:lang w:eastAsia="ru-RU"/>
         </w:rPr>
-        <w:t>Flutter-клиент считается недоверенным.</w:t>
+        <w:t>OAuth Providers;</w:t>
       </w:r>
     </w:p>
     <w:p>
       <w:pPr>
         <w:numPr>
           <w:ilvl w:val="0"/>
-          <w:numId w:val="42"/>
+          <w:numId w:val="41"/>
         </w:numPr>
         <w:spacing w:before="100" w:beforeAutospacing="1" w:after="100" w:afterAutospacing="1" w:line="240" w:lineRule="auto"/>
         <w:rPr>
@@ -9798,14 +10098,14 @@
           <w:szCs w:val="24"/>
           <w:lang w:eastAsia="ru-RU"/>
         </w:rPr>
-        <w:t>Все решения об авторизации принимаются исключительно сервером.</w:t>
+        <w:t>Multi-Factor Authentication;</w:t>
       </w:r>
     </w:p>
     <w:p>
       <w:pPr>
         <w:numPr>
           <w:ilvl w:val="0"/>
-          <w:numId w:val="42"/>
+          <w:numId w:val="41"/>
         </w:numPr>
         <w:spacing w:before="100" w:beforeAutospacing="1" w:after="100" w:afterAutospacing="1" w:line="240" w:lineRule="auto"/>
         <w:rPr>
@@ -9822,14 +10122,14 @@
           <w:szCs w:val="24"/>
           <w:lang w:eastAsia="ru-RU"/>
         </w:rPr>
-        <w:t>JWT используется только как Access Token.</w:t>
+        <w:t>Device Management;</w:t>
       </w:r>
     </w:p>
     <w:p>
       <w:pPr>
         <w:numPr>
           <w:ilvl w:val="0"/>
-          <w:numId w:val="42"/>
+          <w:numId w:val="41"/>
         </w:numPr>
         <w:spacing w:before="100" w:beforeAutospacing="1" w:after="100" w:afterAutospacing="1" w:line="240" w:lineRule="auto"/>
         <w:rPr>
@@ -9846,14 +10146,14 @@
           <w:szCs w:val="24"/>
           <w:lang w:eastAsia="ru-RU"/>
         </w:rPr>
-        <w:t>Refresh Token является самостоятельной сущностью.</w:t>
+        <w:t>Token Rotation Policies;</w:t>
       </w:r>
     </w:p>
     <w:p>
       <w:pPr>
         <w:numPr>
           <w:ilvl w:val="0"/>
-          <w:numId w:val="42"/>
+          <w:numId w:val="41"/>
         </w:numPr>
         <w:spacing w:before="100" w:beforeAutospacing="1" w:after="100" w:afterAutospacing="1" w:line="240" w:lineRule="auto"/>
         <w:rPr>
@@ -9870,14 +10170,14 @@
           <w:szCs w:val="24"/>
           <w:lang w:eastAsia="ru-RU"/>
         </w:rPr>
-        <w:t>Invite Token является самостоятельной сущностью.</w:t>
+        <w:t>Signed URLs для временного доступа к объектам;</w:t>
       </w:r>
     </w:p>
     <w:p>
       <w:pPr>
         <w:numPr>
           <w:ilvl w:val="0"/>
-          <w:numId w:val="42"/>
+          <w:numId w:val="41"/>
         </w:numPr>
         <w:spacing w:before="100" w:beforeAutospacing="1" w:after="100" w:afterAutospacing="1" w:line="240" w:lineRule="auto"/>
         <w:rPr>
@@ -9894,14 +10194,14 @@
           <w:szCs w:val="24"/>
           <w:lang w:eastAsia="ru-RU"/>
         </w:rPr>
-        <w:t>В PostgreSQL никогда не хранятся raw токены.</w:t>
+        <w:t>Rate Limiting;</w:t>
       </w:r>
     </w:p>
     <w:p>
       <w:pPr>
         <w:numPr>
           <w:ilvl w:val="0"/>
-          <w:numId w:val="42"/>
+          <w:numId w:val="41"/>
         </w:numPr>
         <w:spacing w:before="100" w:beforeAutospacing="1" w:after="100" w:afterAutospacing="1" w:line="240" w:lineRule="auto"/>
         <w:rPr>
@@ -9918,32 +10218,14 @@
           <w:szCs w:val="24"/>
           <w:lang w:eastAsia="ru-RU"/>
         </w:rPr>
-        <w:t xml:space="preserve">В базе данных сохраняются только </w:t>
-      </w:r>
-      <w:r>
-        <w:rPr>
-          <w:rFonts w:ascii="Courier New" w:eastAsia="Times New Roman" w:hAnsi="Courier New" w:cs="Courier New"/>
-          <w:sz w:val="20"/>
-          <w:szCs w:val="20"/>
-          <w:lang w:eastAsia="ru-RU"/>
-        </w:rPr>
-        <w:t>tokenHash</w:t>
-      </w:r>
-      <w:r>
-        <w:rPr>
-          <w:rFonts w:ascii="Times New Roman" w:eastAsia="Times New Roman" w:hAnsi="Times New Roman" w:cs="Times New Roman"/>
-          <w:sz w:val="24"/>
-          <w:szCs w:val="24"/>
-          <w:lang w:eastAsia="ru-RU"/>
-        </w:rPr>
-        <w:t>.</w:t>
+        <w:t>Audit Log;</w:t>
       </w:r>
     </w:p>
     <w:p>
       <w:pPr>
         <w:numPr>
           <w:ilvl w:val="0"/>
-          <w:numId w:val="42"/>
+          <w:numId w:val="41"/>
         </w:numPr>
         <w:spacing w:before="100" w:beforeAutospacing="1" w:after="100" w:afterAutospacing="1" w:line="240" w:lineRule="auto"/>
         <w:rPr>
@@ -9960,175 +10242,27 @@
           <w:szCs w:val="24"/>
           <w:lang w:eastAsia="ru-RU"/>
         </w:rPr>
-        <w:t>Repository не генерирует токены и не вычисляет hash.</w:t>
-      </w:r>
-    </w:p>
-    <w:p>
-      <w:pPr>
-        <w:numPr>
-          <w:ilvl w:val="0"/>
-          <w:numId w:val="42"/>
-        </w:numPr>
-        <w:spacing w:before="100" w:beforeAutospacing="1" w:after="100" w:afterAutospacing="1" w:line="240" w:lineRule="auto"/>
-        <w:rPr>
-          <w:rFonts w:ascii="Times New Roman" w:eastAsia="Times New Roman" w:hAnsi="Times New Roman" w:cs="Times New Roman"/>
-          <w:sz w:val="24"/>
-          <w:szCs w:val="24"/>
-          <w:lang w:eastAsia="ru-RU"/>
-        </w:rPr>
-      </w:pPr>
-      <w:r>
-        <w:rPr>
-          <w:rFonts w:ascii="Times New Roman" w:eastAsia="Times New Roman" w:hAnsi="Times New Roman" w:cs="Times New Roman"/>
-          <w:sz w:val="24"/>
-          <w:szCs w:val="24"/>
-          <w:lang w:eastAsia="ru-RU"/>
-        </w:rPr>
-        <w:t>Repository не выполняет авторизацию.</w:t>
-      </w:r>
-    </w:p>
-    <w:p>
-      <w:pPr>
-        <w:numPr>
-          <w:ilvl w:val="0"/>
-          <w:numId w:val="42"/>
-        </w:numPr>
-        <w:spacing w:before="100" w:beforeAutospacing="1" w:after="100" w:afterAutospacing="1" w:line="240" w:lineRule="auto"/>
-        <w:rPr>
-          <w:rFonts w:ascii="Times New Roman" w:eastAsia="Times New Roman" w:hAnsi="Times New Roman" w:cs="Times New Roman"/>
-          <w:sz w:val="24"/>
-          <w:szCs w:val="24"/>
-          <w:lang w:eastAsia="ru-RU"/>
-        </w:rPr>
-      </w:pPr>
-      <w:r>
-        <w:rPr>
-          <w:rFonts w:ascii="Times New Roman" w:eastAsia="Times New Roman" w:hAnsi="Times New Roman" w:cs="Times New Roman"/>
-          <w:sz w:val="24"/>
-          <w:szCs w:val="24"/>
-          <w:lang w:eastAsia="ru-RU"/>
-        </w:rPr>
-        <w:t>UUID и время создаются приложением.</w:t>
-      </w:r>
-    </w:p>
-    <w:p>
-      <w:pPr>
-        <w:numPr>
-          <w:ilvl w:val="0"/>
-          <w:numId w:val="42"/>
-        </w:numPr>
-        <w:spacing w:before="100" w:beforeAutospacing="1" w:after="100" w:afterAutospacing="1" w:line="240" w:lineRule="auto"/>
-        <w:rPr>
-          <w:rFonts w:ascii="Times New Roman" w:eastAsia="Times New Roman" w:hAnsi="Times New Roman" w:cs="Times New Roman"/>
-          <w:sz w:val="24"/>
-          <w:szCs w:val="24"/>
-          <w:lang w:eastAsia="ru-RU"/>
-        </w:rPr>
-      </w:pPr>
-      <w:r>
-        <w:rPr>
-          <w:rFonts w:ascii="Times New Roman" w:eastAsia="Times New Roman" w:hAnsi="Times New Roman" w:cs="Times New Roman"/>
-          <w:sz w:val="24"/>
-          <w:szCs w:val="24"/>
-          <w:lang w:eastAsia="ru-RU"/>
-        </w:rPr>
-        <w:t>PostgreSQL отвечает только за хранение данных.</w:t>
-      </w:r>
-    </w:p>
-    <w:p>
-      <w:pPr>
-        <w:numPr>
-          <w:ilvl w:val="0"/>
-          <w:numId w:val="42"/>
-        </w:numPr>
-        <w:spacing w:before="100" w:beforeAutospacing="1" w:after="100" w:afterAutospacing="1" w:line="240" w:lineRule="auto"/>
-        <w:rPr>
-          <w:rFonts w:ascii="Times New Roman" w:eastAsia="Times New Roman" w:hAnsi="Times New Roman" w:cs="Times New Roman"/>
-          <w:sz w:val="24"/>
-          <w:szCs w:val="24"/>
-          <w:lang w:eastAsia="ru-RU"/>
-        </w:rPr>
-      </w:pPr>
-      <w:r>
-        <w:rPr>
-          <w:rFonts w:ascii="Times New Roman" w:eastAsia="Times New Roman" w:hAnsi="Times New Roman" w:cs="Times New Roman"/>
-          <w:sz w:val="24"/>
-          <w:szCs w:val="24"/>
-          <w:lang w:eastAsia="ru-RU"/>
-        </w:rPr>
-        <w:t>MinIO хранит только содержимое файлов.</w:t>
-      </w:r>
-    </w:p>
-    <w:p>
-      <w:pPr>
-        <w:numPr>
-          <w:ilvl w:val="0"/>
-          <w:numId w:val="42"/>
-        </w:numPr>
-        <w:spacing w:before="100" w:beforeAutospacing="1" w:after="100" w:afterAutospacing="1" w:line="240" w:lineRule="auto"/>
-        <w:rPr>
-          <w:rFonts w:ascii="Times New Roman" w:eastAsia="Times New Roman" w:hAnsi="Times New Roman" w:cs="Times New Roman"/>
-          <w:sz w:val="24"/>
-          <w:szCs w:val="24"/>
-          <w:lang w:eastAsia="ru-RU"/>
-        </w:rPr>
-      </w:pPr>
-      <w:r>
-        <w:rPr>
-          <w:rFonts w:ascii="Times New Roman" w:eastAsia="Times New Roman" w:hAnsi="Times New Roman" w:cs="Times New Roman"/>
-          <w:sz w:val="24"/>
-          <w:szCs w:val="24"/>
-          <w:lang w:eastAsia="ru-RU"/>
-        </w:rPr>
-        <w:t>PostgreSQL хранит только метаданные файлов.</w:t>
-      </w:r>
-    </w:p>
-    <w:p>
-      <w:pPr>
-        <w:numPr>
-          <w:ilvl w:val="0"/>
-          <w:numId w:val="42"/>
-        </w:numPr>
-        <w:spacing w:before="100" w:beforeAutospacing="1" w:after="100" w:afterAutospacing="1" w:line="240" w:lineRule="auto"/>
-        <w:rPr>
-          <w:rFonts w:ascii="Times New Roman" w:eastAsia="Times New Roman" w:hAnsi="Times New Roman" w:cs="Times New Roman"/>
-          <w:sz w:val="24"/>
-          <w:szCs w:val="24"/>
-          <w:lang w:eastAsia="ru-RU"/>
-        </w:rPr>
-      </w:pPr>
-      <w:r>
-        <w:rPr>
-          <w:rFonts w:ascii="Times New Roman" w:eastAsia="Times New Roman" w:hAnsi="Times New Roman" w:cs="Times New Roman"/>
-          <w:sz w:val="24"/>
-          <w:szCs w:val="24"/>
-          <w:lang w:eastAsia="ru-RU"/>
-        </w:rPr>
-        <w:t>Все секреты изолированы от репозитория исходного кода.</w:t>
-      </w:r>
-    </w:p>
-    <w:p>
-      <w:pPr>
-        <w:numPr>
-          <w:ilvl w:val="0"/>
-          <w:numId w:val="42"/>
-        </w:numPr>
-        <w:spacing w:before="100" w:beforeAutospacing="1" w:after="100" w:afterAutospacing="1" w:line="240" w:lineRule="auto"/>
-        <w:rPr>
-          <w:rFonts w:ascii="Times New Roman" w:eastAsia="Times New Roman" w:hAnsi="Times New Roman" w:cs="Times New Roman"/>
-          <w:sz w:val="24"/>
-          <w:szCs w:val="24"/>
-          <w:lang w:eastAsia="ru-RU"/>
-        </w:rPr>
-      </w:pPr>
-      <w:r>
-        <w:rPr>
-          <w:rFonts w:ascii="Times New Roman" w:eastAsia="Times New Roman" w:hAnsi="Times New Roman" w:cs="Times New Roman"/>
-          <w:sz w:val="24"/>
-          <w:szCs w:val="24"/>
-          <w:lang w:eastAsia="ru-RU"/>
-        </w:rPr>
-        <w:t>Любое изменение архитектуры безопасности сначала документируется, затем реализуется в коде.</w:t>
+        <w:t>Security Monitoring.</w:t>
+      </w:r>
+    </w:p>
+    <w:p>
+      <w:pPr>
+        <w:spacing w:before="100" w:beforeAutospacing="1" w:after="100" w:afterAutospacing="1" w:line="240" w:lineRule="auto"/>
+        <w:rPr>
+          <w:rFonts w:ascii="Times New Roman" w:eastAsia="Times New Roman" w:hAnsi="Times New Roman" w:cs="Times New Roman"/>
+          <w:sz w:val="24"/>
+          <w:szCs w:val="24"/>
+          <w:lang w:eastAsia="ru-RU"/>
+        </w:rPr>
+      </w:pPr>
+      <w:r>
+        <w:rPr>
+          <w:rFonts w:ascii="Times New Roman" w:eastAsia="Times New Roman" w:hAnsi="Times New Roman" w:cs="Times New Roman"/>
+          <w:sz w:val="24"/>
+          <w:szCs w:val="24"/>
+          <w:lang w:eastAsia="ru-RU"/>
+        </w:rPr>
+        <w:t>Каждое подобное изменение должно быть предварительно оформлено отдельным ADR и обновлением документации.</w:t>
       </w:r>
     </w:p>
     <w:p>
@@ -10148,8 +10282,8 @@
           <w:szCs w:val="24"/>
           <w:lang w:eastAsia="ru-RU"/>
         </w:rPr>
-        <w:pict w14:anchorId="183AE3E5">
-          <v:rect id="_x0000_i1245" style="width:0;height:1.5pt" o:hralign="center" o:hrstd="t" o:hr="t" fillcolor="#a0a0a0" stroked="f"/>
+        <w:pict w14:anchorId="1D7E7AD4">
+          <v:rect id="_x0000_i1086" style="width:0;height:1.5pt" o:hralign="center" o:hrstd="t" o:hr="t" fillcolor="#a0a0a0" stroked="f"/>
         </w:pict>
       </w:r>
     </w:p>
@@ -10177,33 +10311,3057 @@
           <w:szCs w:val="48"/>
           <w:lang w:eastAsia="ru-RU"/>
         </w:rPr>
-        <w:t>Conclusion</w:t>
-      </w:r>
-    </w:p>
-    <w:p>
-      <w:pPr>
-        <w:spacing w:before="100" w:beforeAutospacing="1" w:after="100" w:afterAutospacing="1" w:line="240" w:lineRule="auto"/>
-        <w:rPr>
-          <w:rFonts w:ascii="Times New Roman" w:eastAsia="Times New Roman" w:hAnsi="Times New Roman" w:cs="Times New Roman"/>
-          <w:sz w:val="24"/>
-          <w:szCs w:val="24"/>
-          <w:lang w:eastAsia="ru-RU"/>
-        </w:rPr>
-      </w:pPr>
-      <w:r>
-        <w:rPr>
-          <w:rFonts w:ascii="Times New Roman" w:eastAsia="Times New Roman" w:hAnsi="Times New Roman" w:cs="Times New Roman"/>
-          <w:sz w:val="24"/>
-          <w:szCs w:val="24"/>
-          <w:lang w:eastAsia="ru-RU"/>
-        </w:rPr>
-        <w:t xml:space="preserve">Документ фиксирует утвержденную архитектуру безопасности проекта </w:t>
-      </w:r>
-      <w:r>
+        <w:t>16. Security Principles Summary</w:t>
+      </w:r>
+    </w:p>
+    <w:p>
+      <w:pPr>
+        <w:spacing w:before="100" w:beforeAutospacing="1" w:after="100" w:afterAutospacing="1" w:line="240" w:lineRule="auto"/>
+        <w:rPr>
+          <w:rFonts w:ascii="Times New Roman" w:eastAsia="Times New Roman" w:hAnsi="Times New Roman" w:cs="Times New Roman"/>
+          <w:sz w:val="24"/>
+          <w:szCs w:val="24"/>
+          <w:lang w:eastAsia="ru-RU"/>
+        </w:rPr>
+      </w:pPr>
+      <w:r>
+        <w:rPr>
+          <w:rFonts w:ascii="Times New Roman" w:eastAsia="Times New Roman" w:hAnsi="Times New Roman" w:cs="Times New Roman"/>
+          <w:sz w:val="24"/>
+          <w:szCs w:val="24"/>
+          <w:lang w:eastAsia="ru-RU"/>
+        </w:rPr>
+        <w:lastRenderedPageBreak/>
+        <w:t>Архитектура безопасности Memory Map строится на следующих правилах.</w:t>
+      </w:r>
+    </w:p>
+    <w:p>
+      <w:pPr>
+        <w:numPr>
+          <w:ilvl w:val="0"/>
+          <w:numId w:val="42"/>
+        </w:numPr>
+        <w:spacing w:before="100" w:beforeAutospacing="1" w:after="100" w:afterAutospacing="1" w:line="240" w:lineRule="auto"/>
+        <w:rPr>
+          <w:rFonts w:ascii="Times New Roman" w:eastAsia="Times New Roman" w:hAnsi="Times New Roman" w:cs="Times New Roman"/>
+          <w:sz w:val="24"/>
+          <w:szCs w:val="24"/>
+          <w:lang w:eastAsia="ru-RU"/>
+        </w:rPr>
+      </w:pPr>
+      <w:r>
+        <w:rPr>
+          <w:rFonts w:ascii="Times New Roman" w:eastAsia="Times New Roman" w:hAnsi="Times New Roman" w:cs="Times New Roman"/>
+          <w:sz w:val="24"/>
+          <w:szCs w:val="24"/>
+          <w:lang w:eastAsia="ru-RU"/>
+        </w:rPr>
+        <w:t>Backend является единственным доверенным источником истины.</w:t>
+      </w:r>
+    </w:p>
+    <w:p>
+      <w:pPr>
+        <w:numPr>
+          <w:ilvl w:val="0"/>
+          <w:numId w:val="42"/>
+        </w:numPr>
+        <w:spacing w:before="100" w:beforeAutospacing="1" w:after="100" w:afterAutospacing="1" w:line="240" w:lineRule="auto"/>
+        <w:rPr>
+          <w:rFonts w:ascii="Times New Roman" w:eastAsia="Times New Roman" w:hAnsi="Times New Roman" w:cs="Times New Roman"/>
+          <w:sz w:val="24"/>
+          <w:szCs w:val="24"/>
+          <w:lang w:eastAsia="ru-RU"/>
+        </w:rPr>
+      </w:pPr>
+      <w:r>
+        <w:rPr>
+          <w:rFonts w:ascii="Times New Roman" w:eastAsia="Times New Roman" w:hAnsi="Times New Roman" w:cs="Times New Roman"/>
+          <w:sz w:val="24"/>
+          <w:szCs w:val="24"/>
+          <w:lang w:eastAsia="ru-RU"/>
+        </w:rPr>
+        <w:t>Flutter-клиент считается недоверенным.</w:t>
+      </w:r>
+    </w:p>
+    <w:p>
+      <w:pPr>
+        <w:numPr>
+          <w:ilvl w:val="0"/>
+          <w:numId w:val="42"/>
+        </w:numPr>
+        <w:spacing w:before="100" w:beforeAutospacing="1" w:after="100" w:afterAutospacing="1" w:line="240" w:lineRule="auto"/>
+        <w:rPr>
+          <w:rFonts w:ascii="Times New Roman" w:eastAsia="Times New Roman" w:hAnsi="Times New Roman" w:cs="Times New Roman"/>
+          <w:sz w:val="24"/>
+          <w:szCs w:val="24"/>
+          <w:lang w:eastAsia="ru-RU"/>
+        </w:rPr>
+      </w:pPr>
+      <w:r>
+        <w:rPr>
+          <w:rFonts w:ascii="Times New Roman" w:eastAsia="Times New Roman" w:hAnsi="Times New Roman" w:cs="Times New Roman"/>
+          <w:sz w:val="24"/>
+          <w:szCs w:val="24"/>
+          <w:lang w:eastAsia="ru-RU"/>
+        </w:rPr>
+        <w:t>Все решения об авторизации принимаются исключительно сервером.</w:t>
+      </w:r>
+    </w:p>
+    <w:p>
+      <w:pPr>
+        <w:numPr>
+          <w:ilvl w:val="0"/>
+          <w:numId w:val="42"/>
+        </w:numPr>
+        <w:spacing w:before="100" w:beforeAutospacing="1" w:after="100" w:afterAutospacing="1" w:line="240" w:lineRule="auto"/>
+        <w:rPr>
+          <w:rFonts w:ascii="Times New Roman" w:eastAsia="Times New Roman" w:hAnsi="Times New Roman" w:cs="Times New Roman"/>
+          <w:sz w:val="24"/>
+          <w:szCs w:val="24"/>
+          <w:lang w:eastAsia="ru-RU"/>
+        </w:rPr>
+      </w:pPr>
+      <w:r>
+        <w:rPr>
+          <w:rFonts w:ascii="Times New Roman" w:eastAsia="Times New Roman" w:hAnsi="Times New Roman" w:cs="Times New Roman"/>
+          <w:sz w:val="24"/>
+          <w:szCs w:val="24"/>
+          <w:lang w:eastAsia="ru-RU"/>
+        </w:rPr>
+        <w:t>JWT используется только как Access Token.</w:t>
+      </w:r>
+    </w:p>
+    <w:p>
+      <w:pPr>
+        <w:numPr>
+          <w:ilvl w:val="0"/>
+          <w:numId w:val="42"/>
+        </w:numPr>
+        <w:spacing w:before="100" w:beforeAutospacing="1" w:after="100" w:afterAutospacing="1" w:line="240" w:lineRule="auto"/>
+        <w:rPr>
+          <w:rFonts w:ascii="Times New Roman" w:eastAsia="Times New Roman" w:hAnsi="Times New Roman" w:cs="Times New Roman"/>
+          <w:sz w:val="24"/>
+          <w:szCs w:val="24"/>
+          <w:lang w:eastAsia="ru-RU"/>
+        </w:rPr>
+      </w:pPr>
+      <w:r>
+        <w:rPr>
+          <w:rFonts w:ascii="Times New Roman" w:eastAsia="Times New Roman" w:hAnsi="Times New Roman" w:cs="Times New Roman"/>
+          <w:sz w:val="24"/>
+          <w:szCs w:val="24"/>
+          <w:lang w:eastAsia="ru-RU"/>
+        </w:rPr>
+        <w:t>Refresh Token является самостоятельной сущностью.</w:t>
+      </w:r>
+    </w:p>
+    <w:p>
+      <w:pPr>
+        <w:numPr>
+          <w:ilvl w:val="0"/>
+          <w:numId w:val="42"/>
+        </w:numPr>
+        <w:spacing w:before="100" w:beforeAutospacing="1" w:after="100" w:afterAutospacing="1" w:line="240" w:lineRule="auto"/>
+        <w:rPr>
+          <w:rFonts w:ascii="Times New Roman" w:eastAsia="Times New Roman" w:hAnsi="Times New Roman" w:cs="Times New Roman"/>
+          <w:sz w:val="24"/>
+          <w:szCs w:val="24"/>
+          <w:lang w:eastAsia="ru-RU"/>
+        </w:rPr>
+      </w:pPr>
+      <w:r>
+        <w:rPr>
+          <w:rFonts w:ascii="Times New Roman" w:eastAsia="Times New Roman" w:hAnsi="Times New Roman" w:cs="Times New Roman"/>
+          <w:sz w:val="24"/>
+          <w:szCs w:val="24"/>
+          <w:lang w:eastAsia="ru-RU"/>
+        </w:rPr>
+        <w:t>Invite Token является самостоятельной сущностью.</w:t>
+      </w:r>
+    </w:p>
+    <w:p>
+      <w:pPr>
+        <w:numPr>
+          <w:ilvl w:val="0"/>
+          <w:numId w:val="42"/>
+        </w:numPr>
+        <w:spacing w:before="100" w:beforeAutospacing="1" w:after="100" w:afterAutospacing="1" w:line="240" w:lineRule="auto"/>
+        <w:rPr>
+          <w:rFonts w:ascii="Times New Roman" w:eastAsia="Times New Roman" w:hAnsi="Times New Roman" w:cs="Times New Roman"/>
+          <w:sz w:val="24"/>
+          <w:szCs w:val="24"/>
+          <w:lang w:eastAsia="ru-RU"/>
+        </w:rPr>
+      </w:pPr>
+      <w:r>
+        <w:rPr>
+          <w:rFonts w:ascii="Times New Roman" w:eastAsia="Times New Roman" w:hAnsi="Times New Roman" w:cs="Times New Roman"/>
+          <w:sz w:val="24"/>
+          <w:szCs w:val="24"/>
+          <w:lang w:eastAsia="ru-RU"/>
+        </w:rPr>
+        <w:t>В PostgreSQL никогда не хранятся raw токены.</w:t>
+      </w:r>
+    </w:p>
+    <w:p>
+      <w:pPr>
+        <w:numPr>
+          <w:ilvl w:val="0"/>
+          <w:numId w:val="42"/>
+        </w:numPr>
+        <w:spacing w:before="100" w:beforeAutospacing="1" w:after="100" w:afterAutospacing="1" w:line="240" w:lineRule="auto"/>
+        <w:rPr>
+          <w:rFonts w:ascii="Times New Roman" w:eastAsia="Times New Roman" w:hAnsi="Times New Roman" w:cs="Times New Roman"/>
+          <w:sz w:val="24"/>
+          <w:szCs w:val="24"/>
+          <w:lang w:eastAsia="ru-RU"/>
+        </w:rPr>
+      </w:pPr>
+      <w:r>
+        <w:rPr>
+          <w:rFonts w:ascii="Times New Roman" w:eastAsia="Times New Roman" w:hAnsi="Times New Roman" w:cs="Times New Roman"/>
+          <w:sz w:val="24"/>
+          <w:szCs w:val="24"/>
+          <w:lang w:eastAsia="ru-RU"/>
+        </w:rPr>
+        <w:t xml:space="preserve">В базе данных сохраняются только </w:t>
+      </w:r>
+      <w:r>
+        <w:rPr>
+          <w:rFonts w:ascii="Courier New" w:eastAsia="Times New Roman" w:hAnsi="Courier New" w:cs="Courier New"/>
+          <w:sz w:val="20"/>
+          <w:szCs w:val="20"/>
+          <w:lang w:eastAsia="ru-RU"/>
+        </w:rPr>
+        <w:t>tokenHash</w:t>
+      </w:r>
+      <w:r>
+        <w:rPr>
+          <w:rFonts w:ascii="Times New Roman" w:eastAsia="Times New Roman" w:hAnsi="Times New Roman" w:cs="Times New Roman"/>
+          <w:sz w:val="24"/>
+          <w:szCs w:val="24"/>
+          <w:lang w:eastAsia="ru-RU"/>
+        </w:rPr>
+        <w:t>.</w:t>
+      </w:r>
+    </w:p>
+    <w:p>
+      <w:pPr>
+        <w:numPr>
+          <w:ilvl w:val="0"/>
+          <w:numId w:val="42"/>
+        </w:numPr>
+        <w:spacing w:before="100" w:beforeAutospacing="1" w:after="100" w:afterAutospacing="1" w:line="240" w:lineRule="auto"/>
+        <w:rPr>
+          <w:rFonts w:ascii="Times New Roman" w:eastAsia="Times New Roman" w:hAnsi="Times New Roman" w:cs="Times New Roman"/>
+          <w:sz w:val="24"/>
+          <w:szCs w:val="24"/>
+          <w:lang w:eastAsia="ru-RU"/>
+        </w:rPr>
+      </w:pPr>
+      <w:r>
+        <w:rPr>
+          <w:rFonts w:ascii="Times New Roman" w:eastAsia="Times New Roman" w:hAnsi="Times New Roman" w:cs="Times New Roman"/>
+          <w:sz w:val="24"/>
+          <w:szCs w:val="24"/>
+          <w:lang w:eastAsia="ru-RU"/>
+        </w:rPr>
+        <w:t>Repository не генерирует токены и не вычисляет hash.</w:t>
+      </w:r>
+    </w:p>
+    <w:p>
+      <w:pPr>
+        <w:numPr>
+          <w:ilvl w:val="0"/>
+          <w:numId w:val="42"/>
+        </w:numPr>
+        <w:spacing w:before="100" w:beforeAutospacing="1" w:after="100" w:afterAutospacing="1" w:line="240" w:lineRule="auto"/>
+        <w:rPr>
+          <w:rFonts w:ascii="Times New Roman" w:eastAsia="Times New Roman" w:hAnsi="Times New Roman" w:cs="Times New Roman"/>
+          <w:sz w:val="24"/>
+          <w:szCs w:val="24"/>
+          <w:lang w:eastAsia="ru-RU"/>
+        </w:rPr>
+      </w:pPr>
+      <w:r>
+        <w:rPr>
+          <w:rFonts w:ascii="Times New Roman" w:eastAsia="Times New Roman" w:hAnsi="Times New Roman" w:cs="Times New Roman"/>
+          <w:sz w:val="24"/>
+          <w:szCs w:val="24"/>
+          <w:lang w:eastAsia="ru-RU"/>
+        </w:rPr>
+        <w:t>Repository не выполняет авторизацию.</w:t>
+      </w:r>
+    </w:p>
+    <w:p>
+      <w:pPr>
+        <w:numPr>
+          <w:ilvl w:val="0"/>
+          <w:numId w:val="42"/>
+        </w:numPr>
+        <w:spacing w:before="100" w:beforeAutospacing="1" w:after="100" w:afterAutospacing="1" w:line="240" w:lineRule="auto"/>
+        <w:rPr>
+          <w:rFonts w:ascii="Times New Roman" w:eastAsia="Times New Roman" w:hAnsi="Times New Roman" w:cs="Times New Roman"/>
+          <w:sz w:val="24"/>
+          <w:szCs w:val="24"/>
+          <w:lang w:eastAsia="ru-RU"/>
+        </w:rPr>
+      </w:pPr>
+      <w:r>
+        <w:rPr>
+          <w:rFonts w:ascii="Times New Roman" w:eastAsia="Times New Roman" w:hAnsi="Times New Roman" w:cs="Times New Roman"/>
+          <w:sz w:val="24"/>
+          <w:szCs w:val="24"/>
+          <w:lang w:eastAsia="ru-RU"/>
+        </w:rPr>
+        <w:t>UUID и время создаются приложением.</w:t>
+      </w:r>
+    </w:p>
+    <w:p>
+      <w:pPr>
+        <w:numPr>
+          <w:ilvl w:val="0"/>
+          <w:numId w:val="42"/>
+        </w:numPr>
+        <w:spacing w:before="100" w:beforeAutospacing="1" w:after="100" w:afterAutospacing="1" w:line="240" w:lineRule="auto"/>
+        <w:rPr>
+          <w:rFonts w:ascii="Times New Roman" w:eastAsia="Times New Roman" w:hAnsi="Times New Roman" w:cs="Times New Roman"/>
+          <w:sz w:val="24"/>
+          <w:szCs w:val="24"/>
+          <w:lang w:eastAsia="ru-RU"/>
+        </w:rPr>
+      </w:pPr>
+      <w:r>
+        <w:rPr>
+          <w:rFonts w:ascii="Times New Roman" w:eastAsia="Times New Roman" w:hAnsi="Times New Roman" w:cs="Times New Roman"/>
+          <w:sz w:val="24"/>
+          <w:szCs w:val="24"/>
+          <w:lang w:eastAsia="ru-RU"/>
+        </w:rPr>
+        <w:t>PostgreSQL отвечает только за хранение данных.</w:t>
+      </w:r>
+    </w:p>
+    <w:p>
+      <w:pPr>
+        <w:numPr>
+          <w:ilvl w:val="0"/>
+          <w:numId w:val="42"/>
+        </w:numPr>
+        <w:spacing w:before="100" w:beforeAutospacing="1" w:after="100" w:afterAutospacing="1" w:line="240" w:lineRule="auto"/>
+        <w:rPr>
+          <w:rFonts w:ascii="Times New Roman" w:eastAsia="Times New Roman" w:hAnsi="Times New Roman" w:cs="Times New Roman"/>
+          <w:sz w:val="24"/>
+          <w:szCs w:val="24"/>
+          <w:lang w:eastAsia="ru-RU"/>
+        </w:rPr>
+      </w:pPr>
+      <w:r>
+        <w:rPr>
+          <w:rFonts w:ascii="Times New Roman" w:eastAsia="Times New Roman" w:hAnsi="Times New Roman" w:cs="Times New Roman"/>
+          <w:sz w:val="24"/>
+          <w:szCs w:val="24"/>
+          <w:lang w:eastAsia="ru-RU"/>
+        </w:rPr>
+        <w:t>MinIO хранит только содержимое файлов.</w:t>
+      </w:r>
+    </w:p>
+    <w:p>
+      <w:pPr>
+        <w:numPr>
+          <w:ilvl w:val="0"/>
+          <w:numId w:val="42"/>
+        </w:numPr>
+        <w:spacing w:before="100" w:beforeAutospacing="1" w:after="100" w:afterAutospacing="1" w:line="240" w:lineRule="auto"/>
+        <w:rPr>
+          <w:rFonts w:ascii="Times New Roman" w:eastAsia="Times New Roman" w:hAnsi="Times New Roman" w:cs="Times New Roman"/>
+          <w:sz w:val="24"/>
+          <w:szCs w:val="24"/>
+          <w:lang w:eastAsia="ru-RU"/>
+        </w:rPr>
+      </w:pPr>
+      <w:r>
+        <w:rPr>
+          <w:rFonts w:ascii="Times New Roman" w:eastAsia="Times New Roman" w:hAnsi="Times New Roman" w:cs="Times New Roman"/>
+          <w:sz w:val="24"/>
+          <w:szCs w:val="24"/>
+          <w:lang w:eastAsia="ru-RU"/>
+        </w:rPr>
+        <w:t>PostgreSQL хранит только метаданные файлов.</w:t>
+      </w:r>
+    </w:p>
+    <w:p>
+      <w:pPr>
+        <w:numPr>
+          <w:ilvl w:val="0"/>
+          <w:numId w:val="42"/>
+        </w:numPr>
+        <w:spacing w:before="100" w:beforeAutospacing="1" w:after="100" w:afterAutospacing="1" w:line="240" w:lineRule="auto"/>
+        <w:rPr>
+          <w:rFonts w:ascii="Times New Roman" w:eastAsia="Times New Roman" w:hAnsi="Times New Roman" w:cs="Times New Roman"/>
+          <w:sz w:val="24"/>
+          <w:szCs w:val="24"/>
+          <w:lang w:eastAsia="ru-RU"/>
+        </w:rPr>
+      </w:pPr>
+      <w:r>
+        <w:rPr>
+          <w:rFonts w:ascii="Times New Roman" w:eastAsia="Times New Roman" w:hAnsi="Times New Roman" w:cs="Times New Roman"/>
+          <w:sz w:val="24"/>
+          <w:szCs w:val="24"/>
+          <w:lang w:eastAsia="ru-RU"/>
+        </w:rPr>
+        <w:t>Все секреты изолированы от репозитория исходного кода.</w:t>
+      </w:r>
+    </w:p>
+    <w:p>
+      <w:pPr>
+        <w:numPr>
+          <w:ilvl w:val="0"/>
+          <w:numId w:val="42"/>
+        </w:numPr>
+        <w:spacing w:before="100" w:beforeAutospacing="1" w:after="100" w:afterAutospacing="1" w:line="240" w:lineRule="auto"/>
+        <w:rPr>
+          <w:rFonts w:ascii="Times New Roman" w:eastAsia="Times New Roman" w:hAnsi="Times New Roman" w:cs="Times New Roman"/>
+          <w:sz w:val="24"/>
+          <w:szCs w:val="24"/>
+          <w:lang w:eastAsia="ru-RU"/>
+        </w:rPr>
+      </w:pPr>
+      <w:r>
+        <w:rPr>
+          <w:rFonts w:ascii="Times New Roman" w:eastAsia="Times New Roman" w:hAnsi="Times New Roman" w:cs="Times New Roman"/>
+          <w:sz w:val="24"/>
+          <w:szCs w:val="24"/>
+          <w:lang w:eastAsia="ru-RU"/>
+        </w:rPr>
+        <w:t>Любое изменение архитектуры безопасности сначала документируется, затем реализуется в коде.</w:t>
+      </w:r>
+    </w:p>
+    <w:p>
+      <w:pPr>
+        <w:spacing w:before="100" w:beforeAutospacing="1" w:after="100" w:afterAutospacing="1" w:line="240" w:lineRule="auto"/>
+        <w:rPr>
+          <w:rFonts w:ascii="Times New Roman" w:eastAsia="Times New Roman" w:hAnsi="Times New Roman" w:cs="Times New Roman"/>
+          <w:sz w:val="24"/>
+          <w:szCs w:val="24"/>
+          <w:lang w:eastAsia="ru-RU"/>
+        </w:rPr>
+      </w:pPr>
+    </w:p>
+    <w:p>
+      <w:pPr>
+        <w:spacing w:before="100" w:beforeAutospacing="1" w:after="100" w:afterAutospacing="1" w:line="240" w:lineRule="auto"/>
+        <w:rPr>
+          <w:rFonts w:ascii="Times New Roman" w:eastAsia="Times New Roman" w:hAnsi="Times New Roman" w:cs="Times New Roman"/>
+          <w:sz w:val="24"/>
+          <w:szCs w:val="24"/>
+          <w:lang w:val="en-US" w:eastAsia="ru-RU"/>
+        </w:rPr>
+      </w:pPr>
+      <w:r>
+        <w:rPr>
+          <w:rFonts w:ascii="Times New Roman" w:eastAsia="Times New Roman" w:hAnsi="Times New Roman" w:cs="Times New Roman"/>
+          <w:sz w:val="24"/>
+          <w:szCs w:val="24"/>
+          <w:lang w:val="en-US" w:eastAsia="ru-RU"/>
+        </w:rPr>
+        <w:t>Soundtrack Security</w:t>
+      </w:r>
+    </w:p>
+    <w:p>
+      <w:pPr>
+        <w:spacing w:before="100" w:beforeAutospacing="1" w:after="100" w:afterAutospacing="1" w:line="240" w:lineRule="auto"/>
+        <w:rPr>
+          <w:rFonts w:ascii="Times New Roman" w:eastAsia="Times New Roman" w:hAnsi="Times New Roman" w:cs="Times New Roman"/>
+          <w:sz w:val="24"/>
+          <w:szCs w:val="24"/>
+          <w:lang w:val="en-US" w:eastAsia="ru-RU"/>
+        </w:rPr>
+      </w:pPr>
+    </w:p>
+    <w:p>
+      <w:pPr>
+        <w:spacing w:before="100" w:beforeAutospacing="1" w:after="100" w:afterAutospacing="1" w:line="240" w:lineRule="auto"/>
+        <w:rPr>
+          <w:rFonts w:ascii="Times New Roman" w:eastAsia="Times New Roman" w:hAnsi="Times New Roman" w:cs="Times New Roman"/>
+          <w:sz w:val="24"/>
+          <w:szCs w:val="24"/>
+          <w:lang w:val="en-US" w:eastAsia="ru-RU"/>
+        </w:rPr>
+      </w:pPr>
+      <w:r>
+        <w:rPr>
+          <w:rFonts w:ascii="Times New Roman" w:eastAsia="Times New Roman" w:hAnsi="Times New Roman" w:cs="Times New Roman"/>
+          <w:sz w:val="24"/>
+          <w:szCs w:val="24"/>
+          <w:lang w:val="en-US" w:eastAsia="ru-RU"/>
+        </w:rPr>
+        <w:t xml:space="preserve">Background soundtrack </w:t>
+      </w:r>
+      <w:r>
+        <w:rPr>
+          <w:rFonts w:ascii="Times New Roman" w:eastAsia="Times New Roman" w:hAnsi="Times New Roman" w:cs="Times New Roman"/>
+          <w:sz w:val="24"/>
+          <w:szCs w:val="24"/>
+          <w:lang w:eastAsia="ru-RU"/>
+        </w:rPr>
+        <w:t>является</w:t>
+      </w:r>
+      <w:r>
+        <w:rPr>
+          <w:rFonts w:ascii="Times New Roman" w:eastAsia="Times New Roman" w:hAnsi="Times New Roman" w:cs="Times New Roman"/>
+          <w:sz w:val="24"/>
+          <w:szCs w:val="24"/>
+          <w:lang w:val="en-US" w:eastAsia="ru-RU"/>
+        </w:rPr>
+        <w:t xml:space="preserve"> private application content.</w:t>
+      </w:r>
+    </w:p>
+    <w:p>
+      <w:pPr>
+        <w:spacing w:before="100" w:beforeAutospacing="1" w:after="100" w:afterAutospacing="1" w:line="240" w:lineRule="auto"/>
+        <w:rPr>
+          <w:rFonts w:ascii="Times New Roman" w:eastAsia="Times New Roman" w:hAnsi="Times New Roman" w:cs="Times New Roman"/>
+          <w:sz w:val="24"/>
+          <w:szCs w:val="24"/>
+          <w:lang w:val="en-US" w:eastAsia="ru-RU"/>
+        </w:rPr>
+      </w:pPr>
+    </w:p>
+    <w:p>
+      <w:pPr>
+        <w:spacing w:before="100" w:beforeAutospacing="1" w:after="100" w:afterAutospacing="1" w:line="240" w:lineRule="auto"/>
+        <w:rPr>
+          <w:rFonts w:ascii="Times New Roman" w:eastAsia="Times New Roman" w:hAnsi="Times New Roman" w:cs="Times New Roman"/>
+          <w:sz w:val="24"/>
+          <w:szCs w:val="24"/>
+          <w:lang w:val="en-US" w:eastAsia="ru-RU"/>
+        </w:rPr>
+      </w:pPr>
+      <w:r>
+        <w:rPr>
+          <w:rFonts w:ascii="Times New Roman" w:eastAsia="Times New Roman" w:hAnsi="Times New Roman" w:cs="Times New Roman"/>
+          <w:sz w:val="24"/>
+          <w:szCs w:val="24"/>
+          <w:lang w:val="en-US" w:eastAsia="ru-RU"/>
+        </w:rPr>
+        <w:t xml:space="preserve">Soundtrack files </w:t>
+      </w:r>
+      <w:r>
+        <w:rPr>
+          <w:rFonts w:ascii="Times New Roman" w:eastAsia="Times New Roman" w:hAnsi="Times New Roman" w:cs="Times New Roman"/>
+          <w:sz w:val="24"/>
+          <w:szCs w:val="24"/>
+          <w:lang w:eastAsia="ru-RU"/>
+        </w:rPr>
+        <w:t>не</w:t>
+      </w:r>
+      <w:r>
+        <w:rPr>
+          <w:rFonts w:ascii="Times New Roman" w:eastAsia="Times New Roman" w:hAnsi="Times New Roman" w:cs="Times New Roman"/>
+          <w:sz w:val="24"/>
+          <w:szCs w:val="24"/>
+          <w:lang w:val="en-US" w:eastAsia="ru-RU"/>
+        </w:rPr>
+        <w:t xml:space="preserve"> </w:t>
+      </w:r>
+      <w:r>
+        <w:rPr>
+          <w:rFonts w:ascii="Times New Roman" w:eastAsia="Times New Roman" w:hAnsi="Times New Roman" w:cs="Times New Roman"/>
+          <w:sz w:val="24"/>
+          <w:szCs w:val="24"/>
+          <w:lang w:eastAsia="ru-RU"/>
+        </w:rPr>
+        <w:t>должны</w:t>
+      </w:r>
+      <w:r>
+        <w:rPr>
+          <w:rFonts w:ascii="Times New Roman" w:eastAsia="Times New Roman" w:hAnsi="Times New Roman" w:cs="Times New Roman"/>
+          <w:sz w:val="24"/>
+          <w:szCs w:val="24"/>
+          <w:lang w:val="en-US" w:eastAsia="ru-RU"/>
+        </w:rPr>
+        <w:t xml:space="preserve"> </w:t>
+      </w:r>
+      <w:r>
+        <w:rPr>
+          <w:rFonts w:ascii="Times New Roman" w:eastAsia="Times New Roman" w:hAnsi="Times New Roman" w:cs="Times New Roman"/>
+          <w:sz w:val="24"/>
+          <w:szCs w:val="24"/>
+          <w:lang w:eastAsia="ru-RU"/>
+        </w:rPr>
+        <w:t>иметь</w:t>
+      </w:r>
+      <w:r>
+        <w:rPr>
+          <w:rFonts w:ascii="Times New Roman" w:eastAsia="Times New Roman" w:hAnsi="Times New Roman" w:cs="Times New Roman"/>
+          <w:sz w:val="24"/>
+          <w:szCs w:val="24"/>
+          <w:lang w:val="en-US" w:eastAsia="ru-RU"/>
+        </w:rPr>
+        <w:t xml:space="preserve"> permanent public object-storage URLs.</w:t>
+      </w:r>
+    </w:p>
+    <w:p>
+      <w:pPr>
+        <w:spacing w:before="100" w:beforeAutospacing="1" w:after="100" w:afterAutospacing="1" w:line="240" w:lineRule="auto"/>
+        <w:rPr>
+          <w:rFonts w:ascii="Times New Roman" w:eastAsia="Times New Roman" w:hAnsi="Times New Roman" w:cs="Times New Roman"/>
+          <w:sz w:val="24"/>
+          <w:szCs w:val="24"/>
+          <w:lang w:val="en-US" w:eastAsia="ru-RU"/>
+        </w:rPr>
+      </w:pPr>
+    </w:p>
+    <w:p>
+      <w:pPr>
+        <w:spacing w:before="100" w:beforeAutospacing="1" w:after="100" w:afterAutospacing="1" w:line="240" w:lineRule="auto"/>
+        <w:rPr>
+          <w:rFonts w:ascii="Times New Roman" w:eastAsia="Times New Roman" w:hAnsi="Times New Roman" w:cs="Times New Roman"/>
+          <w:sz w:val="24"/>
+          <w:szCs w:val="24"/>
+          <w:lang w:val="en-US" w:eastAsia="ru-RU"/>
+        </w:rPr>
+      </w:pPr>
+    </w:p>
+    <w:p>
+      <w:pPr>
+        <w:spacing w:before="100" w:beforeAutospacing="1" w:after="100" w:afterAutospacing="1" w:line="240" w:lineRule="auto"/>
+        <w:rPr>
+          <w:rFonts w:ascii="Times New Roman" w:eastAsia="Times New Roman" w:hAnsi="Times New Roman" w:cs="Times New Roman"/>
+          <w:sz w:val="24"/>
+          <w:szCs w:val="24"/>
+          <w:lang w:val="en-US" w:eastAsia="ru-RU"/>
+        </w:rPr>
+      </w:pPr>
+      <w:r>
+        <w:rPr>
+          <w:rFonts w:ascii="Times New Roman" w:eastAsia="Times New Roman" w:hAnsi="Times New Roman" w:cs="Times New Roman"/>
+          <w:sz w:val="24"/>
+          <w:szCs w:val="24"/>
+          <w:lang w:val="en-US" w:eastAsia="ru-RU"/>
+        </w:rPr>
+        <w:t>Storage</w:t>
+      </w:r>
+    </w:p>
+    <w:p>
+      <w:pPr>
+        <w:spacing w:before="100" w:beforeAutospacing="1" w:after="100" w:afterAutospacing="1" w:line="240" w:lineRule="auto"/>
+        <w:rPr>
+          <w:rFonts w:ascii="Times New Roman" w:eastAsia="Times New Roman" w:hAnsi="Times New Roman" w:cs="Times New Roman"/>
+          <w:sz w:val="24"/>
+          <w:szCs w:val="24"/>
+          <w:lang w:val="en-US" w:eastAsia="ru-RU"/>
+        </w:rPr>
+      </w:pPr>
+    </w:p>
+    <w:p>
+      <w:pPr>
+        <w:spacing w:before="100" w:beforeAutospacing="1" w:after="100" w:afterAutospacing="1" w:line="240" w:lineRule="auto"/>
+        <w:rPr>
+          <w:rFonts w:ascii="Times New Roman" w:eastAsia="Times New Roman" w:hAnsi="Times New Roman" w:cs="Times New Roman"/>
+          <w:sz w:val="24"/>
+          <w:szCs w:val="24"/>
+          <w:lang w:val="en-US" w:eastAsia="ru-RU"/>
+        </w:rPr>
+      </w:pPr>
+      <w:r>
+        <w:rPr>
+          <w:rFonts w:ascii="Times New Roman" w:eastAsia="Times New Roman" w:hAnsi="Times New Roman" w:cs="Times New Roman"/>
+          <w:sz w:val="24"/>
+          <w:szCs w:val="24"/>
+          <w:lang w:val="en-US" w:eastAsia="ru-RU"/>
+        </w:rPr>
+        <w:t xml:space="preserve">Production soundtrack binaries </w:t>
+      </w:r>
+      <w:r>
+        <w:rPr>
+          <w:rFonts w:ascii="Times New Roman" w:eastAsia="Times New Roman" w:hAnsi="Times New Roman" w:cs="Times New Roman"/>
+          <w:sz w:val="24"/>
+          <w:szCs w:val="24"/>
+          <w:lang w:eastAsia="ru-RU"/>
+        </w:rPr>
+        <w:t>хранятся</w:t>
+      </w:r>
+      <w:r>
+        <w:rPr>
+          <w:rFonts w:ascii="Times New Roman" w:eastAsia="Times New Roman" w:hAnsi="Times New Roman" w:cs="Times New Roman"/>
+          <w:sz w:val="24"/>
+          <w:szCs w:val="24"/>
+          <w:lang w:val="en-US" w:eastAsia="ru-RU"/>
+        </w:rPr>
+        <w:t xml:space="preserve"> </w:t>
+      </w:r>
+      <w:r>
+        <w:rPr>
+          <w:rFonts w:ascii="Times New Roman" w:eastAsia="Times New Roman" w:hAnsi="Times New Roman" w:cs="Times New Roman"/>
+          <w:sz w:val="24"/>
+          <w:szCs w:val="24"/>
+          <w:lang w:eastAsia="ru-RU"/>
+        </w:rPr>
+        <w:t>только</w:t>
+      </w:r>
+      <w:r>
+        <w:rPr>
+          <w:rFonts w:ascii="Times New Roman" w:eastAsia="Times New Roman" w:hAnsi="Times New Roman" w:cs="Times New Roman"/>
+          <w:sz w:val="24"/>
+          <w:szCs w:val="24"/>
+          <w:lang w:val="en-US" w:eastAsia="ru-RU"/>
+        </w:rPr>
+        <w:t xml:space="preserve"> </w:t>
+      </w:r>
+      <w:r>
+        <w:rPr>
+          <w:rFonts w:ascii="Times New Roman" w:eastAsia="Times New Roman" w:hAnsi="Times New Roman" w:cs="Times New Roman"/>
+          <w:sz w:val="24"/>
+          <w:szCs w:val="24"/>
+          <w:lang w:eastAsia="ru-RU"/>
+        </w:rPr>
+        <w:t>в</w:t>
+      </w:r>
+      <w:r>
+        <w:rPr>
+          <w:rFonts w:ascii="Times New Roman" w:eastAsia="Times New Roman" w:hAnsi="Times New Roman" w:cs="Times New Roman"/>
+          <w:sz w:val="24"/>
+          <w:szCs w:val="24"/>
+          <w:lang w:val="en-US" w:eastAsia="ru-RU"/>
+        </w:rPr>
+        <w:t xml:space="preserve"> private storage.</w:t>
+      </w:r>
+    </w:p>
+    <w:p>
+      <w:pPr>
+        <w:spacing w:before="100" w:beforeAutospacing="1" w:after="100" w:afterAutospacing="1" w:line="240" w:lineRule="auto"/>
+        <w:rPr>
+          <w:rFonts w:ascii="Times New Roman" w:eastAsia="Times New Roman" w:hAnsi="Times New Roman" w:cs="Times New Roman"/>
+          <w:sz w:val="24"/>
+          <w:szCs w:val="24"/>
+          <w:lang w:val="en-US" w:eastAsia="ru-RU"/>
+        </w:rPr>
+      </w:pPr>
+    </w:p>
+    <w:p>
+      <w:pPr>
+        <w:spacing w:before="100" w:beforeAutospacing="1" w:after="100" w:afterAutospacing="1" w:line="240" w:lineRule="auto"/>
+        <w:rPr>
+          <w:rFonts w:ascii="Times New Roman" w:eastAsia="Times New Roman" w:hAnsi="Times New Roman" w:cs="Times New Roman"/>
+          <w:sz w:val="24"/>
+          <w:szCs w:val="24"/>
+          <w:lang w:val="en-US" w:eastAsia="ru-RU"/>
+        </w:rPr>
+      </w:pPr>
+      <w:r>
+        <w:rPr>
+          <w:rFonts w:ascii="Times New Roman" w:eastAsia="Times New Roman" w:hAnsi="Times New Roman" w:cs="Times New Roman"/>
+          <w:sz w:val="24"/>
+          <w:szCs w:val="24"/>
+          <w:lang w:eastAsia="ru-RU"/>
+        </w:rPr>
+        <w:t>Запрещено</w:t>
+      </w:r>
+      <w:r>
+        <w:rPr>
+          <w:rFonts w:ascii="Times New Roman" w:eastAsia="Times New Roman" w:hAnsi="Times New Roman" w:cs="Times New Roman"/>
+          <w:sz w:val="24"/>
+          <w:szCs w:val="24"/>
+          <w:lang w:val="en-US" w:eastAsia="ru-RU"/>
+        </w:rPr>
+        <w:t>:</w:t>
+      </w:r>
+    </w:p>
+    <w:p>
+      <w:pPr>
+        <w:spacing w:before="100" w:beforeAutospacing="1" w:after="100" w:afterAutospacing="1" w:line="240" w:lineRule="auto"/>
+        <w:rPr>
+          <w:rFonts w:ascii="Times New Roman" w:eastAsia="Times New Roman" w:hAnsi="Times New Roman" w:cs="Times New Roman"/>
+          <w:sz w:val="24"/>
+          <w:szCs w:val="24"/>
+          <w:lang w:val="en-US" w:eastAsia="ru-RU"/>
+        </w:rPr>
+      </w:pPr>
+    </w:p>
+    <w:p>
+      <w:pPr>
+        <w:spacing w:before="100" w:beforeAutospacing="1" w:after="100" w:afterAutospacing="1" w:line="240" w:lineRule="auto"/>
+        <w:rPr>
+          <w:rFonts w:ascii="Times New Roman" w:eastAsia="Times New Roman" w:hAnsi="Times New Roman" w:cs="Times New Roman"/>
+          <w:sz w:val="24"/>
+          <w:szCs w:val="24"/>
+          <w:lang w:val="en-US" w:eastAsia="ru-RU"/>
+        </w:rPr>
+      </w:pPr>
+      <w:r>
+        <w:rPr>
+          <w:rFonts w:ascii="Times New Roman" w:eastAsia="Times New Roman" w:hAnsi="Times New Roman" w:cs="Times New Roman"/>
+          <w:sz w:val="24"/>
+          <w:szCs w:val="24"/>
+          <w:lang w:val="en-US" w:eastAsia="ru-RU"/>
+        </w:rPr>
+        <w:t>public MinIO bucket;</w:t>
+      </w:r>
+    </w:p>
+    <w:p>
+      <w:pPr>
+        <w:spacing w:before="100" w:beforeAutospacing="1" w:after="100" w:afterAutospacing="1" w:line="240" w:lineRule="auto"/>
+        <w:rPr>
+          <w:rFonts w:ascii="Times New Roman" w:eastAsia="Times New Roman" w:hAnsi="Times New Roman" w:cs="Times New Roman"/>
+          <w:sz w:val="24"/>
+          <w:szCs w:val="24"/>
+          <w:lang w:val="en-US" w:eastAsia="ru-RU"/>
+        </w:rPr>
+      </w:pPr>
+      <w:r>
+        <w:rPr>
+          <w:rFonts w:ascii="Times New Roman" w:eastAsia="Times New Roman" w:hAnsi="Times New Roman" w:cs="Times New Roman"/>
+          <w:sz w:val="24"/>
+          <w:szCs w:val="24"/>
+          <w:lang w:val="en-US" w:eastAsia="ru-RU"/>
+        </w:rPr>
+        <w:t>permanent public soundtrack URL;</w:t>
+      </w:r>
+    </w:p>
+    <w:p>
+      <w:pPr>
+        <w:spacing w:before="100" w:beforeAutospacing="1" w:after="100" w:afterAutospacing="1" w:line="240" w:lineRule="auto"/>
+        <w:rPr>
+          <w:rFonts w:ascii="Times New Roman" w:eastAsia="Times New Roman" w:hAnsi="Times New Roman" w:cs="Times New Roman"/>
+          <w:sz w:val="24"/>
+          <w:szCs w:val="24"/>
+          <w:lang w:val="en-US" w:eastAsia="ru-RU"/>
+        </w:rPr>
+      </w:pPr>
+      <w:r>
+        <w:rPr>
+          <w:rFonts w:ascii="Times New Roman" w:eastAsia="Times New Roman" w:hAnsi="Times New Roman" w:cs="Times New Roman"/>
+          <w:sz w:val="24"/>
+          <w:szCs w:val="24"/>
+          <w:lang w:val="en-US" w:eastAsia="ru-RU"/>
+        </w:rPr>
+        <w:lastRenderedPageBreak/>
+        <w:t xml:space="preserve">storage key </w:t>
+      </w:r>
+      <w:r>
+        <w:rPr>
+          <w:rFonts w:ascii="Times New Roman" w:eastAsia="Times New Roman" w:hAnsi="Times New Roman" w:cs="Times New Roman"/>
+          <w:sz w:val="24"/>
+          <w:szCs w:val="24"/>
+          <w:lang w:eastAsia="ru-RU"/>
+        </w:rPr>
+        <w:t>в</w:t>
+      </w:r>
+      <w:r>
+        <w:rPr>
+          <w:rFonts w:ascii="Times New Roman" w:eastAsia="Times New Roman" w:hAnsi="Times New Roman" w:cs="Times New Roman"/>
+          <w:sz w:val="24"/>
+          <w:szCs w:val="24"/>
+          <w:lang w:val="en-US" w:eastAsia="ru-RU"/>
+        </w:rPr>
+        <w:t xml:space="preserve"> Flutter;</w:t>
+      </w:r>
+    </w:p>
+    <w:p>
+      <w:pPr>
+        <w:spacing w:before="100" w:beforeAutospacing="1" w:after="100" w:afterAutospacing="1" w:line="240" w:lineRule="auto"/>
+        <w:rPr>
+          <w:rFonts w:ascii="Times New Roman" w:eastAsia="Times New Roman" w:hAnsi="Times New Roman" w:cs="Times New Roman"/>
+          <w:sz w:val="24"/>
+          <w:szCs w:val="24"/>
+          <w:lang w:val="en-US" w:eastAsia="ru-RU"/>
+        </w:rPr>
+      </w:pPr>
+      <w:r>
+        <w:rPr>
+          <w:rFonts w:ascii="Times New Roman" w:eastAsia="Times New Roman" w:hAnsi="Times New Roman" w:cs="Times New Roman"/>
+          <w:sz w:val="24"/>
+          <w:szCs w:val="24"/>
+          <w:lang w:val="en-US" w:eastAsia="ru-RU"/>
+        </w:rPr>
+        <w:t xml:space="preserve">MinIO credentials </w:t>
+      </w:r>
+      <w:r>
+        <w:rPr>
+          <w:rFonts w:ascii="Times New Roman" w:eastAsia="Times New Roman" w:hAnsi="Times New Roman" w:cs="Times New Roman"/>
+          <w:sz w:val="24"/>
+          <w:szCs w:val="24"/>
+          <w:lang w:eastAsia="ru-RU"/>
+        </w:rPr>
+        <w:t>в</w:t>
+      </w:r>
+      <w:r>
+        <w:rPr>
+          <w:rFonts w:ascii="Times New Roman" w:eastAsia="Times New Roman" w:hAnsi="Times New Roman" w:cs="Times New Roman"/>
+          <w:sz w:val="24"/>
+          <w:szCs w:val="24"/>
+          <w:lang w:val="en-US" w:eastAsia="ru-RU"/>
+        </w:rPr>
+        <w:t xml:space="preserve"> Flutter.</w:t>
+      </w:r>
+    </w:p>
+    <w:p>
+      <w:pPr>
+        <w:spacing w:before="100" w:beforeAutospacing="1" w:after="100" w:afterAutospacing="1" w:line="240" w:lineRule="auto"/>
+        <w:rPr>
+          <w:rFonts w:ascii="Times New Roman" w:eastAsia="Times New Roman" w:hAnsi="Times New Roman" w:cs="Times New Roman"/>
+          <w:sz w:val="24"/>
+          <w:szCs w:val="24"/>
+          <w:lang w:val="en-US" w:eastAsia="ru-RU"/>
+        </w:rPr>
+      </w:pPr>
+    </w:p>
+    <w:p>
+      <w:pPr>
+        <w:spacing w:before="100" w:beforeAutospacing="1" w:after="100" w:afterAutospacing="1" w:line="240" w:lineRule="auto"/>
+        <w:rPr>
+          <w:rFonts w:ascii="Times New Roman" w:eastAsia="Times New Roman" w:hAnsi="Times New Roman" w:cs="Times New Roman"/>
+          <w:sz w:val="24"/>
+          <w:szCs w:val="24"/>
+          <w:lang w:val="en-US" w:eastAsia="ru-RU"/>
+        </w:rPr>
+      </w:pPr>
+    </w:p>
+    <w:p>
+      <w:pPr>
+        <w:spacing w:before="100" w:beforeAutospacing="1" w:after="100" w:afterAutospacing="1" w:line="240" w:lineRule="auto"/>
+        <w:rPr>
+          <w:rFonts w:ascii="Times New Roman" w:eastAsia="Times New Roman" w:hAnsi="Times New Roman" w:cs="Times New Roman"/>
+          <w:sz w:val="24"/>
+          <w:szCs w:val="24"/>
+          <w:lang w:val="en-US" w:eastAsia="ru-RU"/>
+        </w:rPr>
+      </w:pPr>
+      <w:r>
+        <w:rPr>
+          <w:rFonts w:ascii="Times New Roman" w:eastAsia="Times New Roman" w:hAnsi="Times New Roman" w:cs="Times New Roman"/>
+          <w:sz w:val="24"/>
+          <w:szCs w:val="24"/>
+          <w:lang w:val="en-US" w:eastAsia="ru-RU"/>
+        </w:rPr>
+        <w:t>Authorization</w:t>
+      </w:r>
+    </w:p>
+    <w:p>
+      <w:pPr>
+        <w:spacing w:before="100" w:beforeAutospacing="1" w:after="100" w:afterAutospacing="1" w:line="240" w:lineRule="auto"/>
+        <w:rPr>
+          <w:rFonts w:ascii="Times New Roman" w:eastAsia="Times New Roman" w:hAnsi="Times New Roman" w:cs="Times New Roman"/>
+          <w:sz w:val="24"/>
+          <w:szCs w:val="24"/>
+          <w:lang w:val="en-US" w:eastAsia="ru-RU"/>
+        </w:rPr>
+      </w:pPr>
+    </w:p>
+    <w:p>
+      <w:pPr>
+        <w:spacing w:before="100" w:beforeAutospacing="1" w:after="100" w:afterAutospacing="1" w:line="240" w:lineRule="auto"/>
+        <w:rPr>
+          <w:rFonts w:ascii="Times New Roman" w:eastAsia="Times New Roman" w:hAnsi="Times New Roman" w:cs="Times New Roman"/>
+          <w:sz w:val="24"/>
+          <w:szCs w:val="24"/>
+          <w:lang w:val="en-US" w:eastAsia="ru-RU"/>
+        </w:rPr>
+      </w:pPr>
+      <w:r>
+        <w:rPr>
+          <w:rFonts w:ascii="Times New Roman" w:eastAsia="Times New Roman" w:hAnsi="Times New Roman" w:cs="Times New Roman"/>
+          <w:sz w:val="24"/>
+          <w:szCs w:val="24"/>
+          <w:lang w:val="en-US" w:eastAsia="ru-RU"/>
+        </w:rPr>
+        <w:t xml:space="preserve">Soundtrack delivery </w:t>
+      </w:r>
+      <w:r>
+        <w:rPr>
+          <w:rFonts w:ascii="Times New Roman" w:eastAsia="Times New Roman" w:hAnsi="Times New Roman" w:cs="Times New Roman"/>
+          <w:sz w:val="24"/>
+          <w:szCs w:val="24"/>
+          <w:lang w:eastAsia="ru-RU"/>
+        </w:rPr>
+        <w:t>всегда</w:t>
+      </w:r>
+      <w:r>
+        <w:rPr>
+          <w:rFonts w:ascii="Times New Roman" w:eastAsia="Times New Roman" w:hAnsi="Times New Roman" w:cs="Times New Roman"/>
+          <w:sz w:val="24"/>
+          <w:szCs w:val="24"/>
+          <w:lang w:val="en-US" w:eastAsia="ru-RU"/>
+        </w:rPr>
+        <w:t xml:space="preserve"> </w:t>
+      </w:r>
+      <w:r>
+        <w:rPr>
+          <w:rFonts w:ascii="Times New Roman" w:eastAsia="Times New Roman" w:hAnsi="Times New Roman" w:cs="Times New Roman"/>
+          <w:sz w:val="24"/>
+          <w:szCs w:val="24"/>
+          <w:lang w:eastAsia="ru-RU"/>
+        </w:rPr>
+        <w:t>начинается</w:t>
+      </w:r>
+      <w:r>
+        <w:rPr>
+          <w:rFonts w:ascii="Times New Roman" w:eastAsia="Times New Roman" w:hAnsi="Times New Roman" w:cs="Times New Roman"/>
+          <w:sz w:val="24"/>
+          <w:szCs w:val="24"/>
+          <w:lang w:val="en-US" w:eastAsia="ru-RU"/>
+        </w:rPr>
+        <w:t xml:space="preserve"> </w:t>
+      </w:r>
+      <w:r>
+        <w:rPr>
+          <w:rFonts w:ascii="Times New Roman" w:eastAsia="Times New Roman" w:hAnsi="Times New Roman" w:cs="Times New Roman"/>
+          <w:sz w:val="24"/>
+          <w:szCs w:val="24"/>
+          <w:lang w:eastAsia="ru-RU"/>
+        </w:rPr>
+        <w:t>с</w:t>
+      </w:r>
+      <w:r>
+        <w:rPr>
+          <w:rFonts w:ascii="Times New Roman" w:eastAsia="Times New Roman" w:hAnsi="Times New Roman" w:cs="Times New Roman"/>
+          <w:sz w:val="24"/>
+          <w:szCs w:val="24"/>
+          <w:lang w:val="en-US" w:eastAsia="ru-RU"/>
+        </w:rPr>
+        <w:t xml:space="preserve"> authenticated user.</w:t>
+      </w:r>
+    </w:p>
+    <w:p>
+      <w:pPr>
+        <w:spacing w:before="100" w:beforeAutospacing="1" w:after="100" w:afterAutospacing="1" w:line="240" w:lineRule="auto"/>
+        <w:rPr>
+          <w:rFonts w:ascii="Times New Roman" w:eastAsia="Times New Roman" w:hAnsi="Times New Roman" w:cs="Times New Roman"/>
+          <w:sz w:val="24"/>
+          <w:szCs w:val="24"/>
+          <w:lang w:val="en-US" w:eastAsia="ru-RU"/>
+        </w:rPr>
+      </w:pPr>
+    </w:p>
+    <w:p>
+      <w:pPr>
+        <w:spacing w:before="100" w:beforeAutospacing="1" w:after="100" w:afterAutospacing="1" w:line="240" w:lineRule="auto"/>
+        <w:rPr>
+          <w:rFonts w:ascii="Times New Roman" w:eastAsia="Times New Roman" w:hAnsi="Times New Roman" w:cs="Times New Roman"/>
+          <w:sz w:val="24"/>
+          <w:szCs w:val="24"/>
+          <w:lang w:eastAsia="ru-RU"/>
+        </w:rPr>
+      </w:pPr>
+      <w:r>
+        <w:rPr>
+          <w:rFonts w:ascii="Times New Roman" w:eastAsia="Times New Roman" w:hAnsi="Times New Roman" w:cs="Times New Roman"/>
+          <w:sz w:val="24"/>
+          <w:szCs w:val="24"/>
+          <w:lang w:eastAsia="ru-RU"/>
+        </w:rPr>
+        <w:t>Наличие musicTrackId само по себе не предоставляет доступ.</w:t>
+      </w:r>
+    </w:p>
+    <w:p>
+      <w:pPr>
+        <w:spacing w:before="100" w:beforeAutospacing="1" w:after="100" w:afterAutospacing="1" w:line="240" w:lineRule="auto"/>
+        <w:rPr>
+          <w:rFonts w:ascii="Times New Roman" w:eastAsia="Times New Roman" w:hAnsi="Times New Roman" w:cs="Times New Roman"/>
+          <w:sz w:val="24"/>
+          <w:szCs w:val="24"/>
+          <w:lang w:eastAsia="ru-RU"/>
+        </w:rPr>
+      </w:pPr>
+    </w:p>
+    <w:p>
+      <w:pPr>
+        <w:spacing w:before="100" w:beforeAutospacing="1" w:after="100" w:afterAutospacing="1" w:line="240" w:lineRule="auto"/>
+        <w:rPr>
+          <w:rFonts w:ascii="Times New Roman" w:eastAsia="Times New Roman" w:hAnsi="Times New Roman" w:cs="Times New Roman"/>
+          <w:sz w:val="24"/>
+          <w:szCs w:val="24"/>
+          <w:lang w:eastAsia="ru-RU"/>
+        </w:rPr>
+      </w:pPr>
+      <w:r>
+        <w:rPr>
+          <w:rFonts w:ascii="Times New Roman" w:eastAsia="Times New Roman" w:hAnsi="Times New Roman" w:cs="Times New Roman"/>
+          <w:sz w:val="24"/>
+          <w:szCs w:val="24"/>
+          <w:lang w:eastAsia="ru-RU"/>
+        </w:rPr>
+        <w:t>Для Story Playback backend должен проверять,</w:t>
+      </w:r>
+    </w:p>
+    <w:p>
+      <w:pPr>
+        <w:spacing w:before="100" w:beforeAutospacing="1" w:after="100" w:afterAutospacing="1" w:line="240" w:lineRule="auto"/>
+        <w:rPr>
+          <w:rFonts w:ascii="Times New Roman" w:eastAsia="Times New Roman" w:hAnsi="Times New Roman" w:cs="Times New Roman"/>
+          <w:sz w:val="24"/>
+          <w:szCs w:val="24"/>
+          <w:lang w:eastAsia="ru-RU"/>
+        </w:rPr>
+      </w:pPr>
+      <w:r>
+        <w:rPr>
+          <w:rFonts w:ascii="Times New Roman" w:eastAsia="Times New Roman" w:hAnsi="Times New Roman" w:cs="Times New Roman"/>
+          <w:sz w:val="24"/>
+          <w:szCs w:val="24"/>
+          <w:lang w:eastAsia="ru-RU"/>
+        </w:rPr>
+        <w:t>что пользователь имеет право читать Story,</w:t>
+      </w:r>
+    </w:p>
+    <w:p>
+      <w:pPr>
+        <w:spacing w:before="100" w:beforeAutospacing="1" w:after="100" w:afterAutospacing="1" w:line="240" w:lineRule="auto"/>
+        <w:rPr>
+          <w:rFonts w:ascii="Times New Roman" w:eastAsia="Times New Roman" w:hAnsi="Times New Roman" w:cs="Times New Roman"/>
+          <w:sz w:val="24"/>
+          <w:szCs w:val="24"/>
+          <w:lang w:val="en-US" w:eastAsia="ru-RU"/>
+        </w:rPr>
+      </w:pPr>
+      <w:r>
+        <w:rPr>
+          <w:rFonts w:ascii="Times New Roman" w:eastAsia="Times New Roman" w:hAnsi="Times New Roman" w:cs="Times New Roman"/>
+          <w:sz w:val="24"/>
+          <w:szCs w:val="24"/>
+          <w:lang w:eastAsia="ru-RU"/>
+        </w:rPr>
+        <w:t>для</w:t>
+      </w:r>
+      <w:r>
+        <w:rPr>
+          <w:rFonts w:ascii="Times New Roman" w:eastAsia="Times New Roman" w:hAnsi="Times New Roman" w:cs="Times New Roman"/>
+          <w:sz w:val="24"/>
+          <w:szCs w:val="24"/>
+          <w:lang w:val="en-US" w:eastAsia="ru-RU"/>
+        </w:rPr>
+        <w:t xml:space="preserve"> </w:t>
+      </w:r>
+      <w:r>
+        <w:rPr>
+          <w:rFonts w:ascii="Times New Roman" w:eastAsia="Times New Roman" w:hAnsi="Times New Roman" w:cs="Times New Roman"/>
+          <w:sz w:val="24"/>
+          <w:szCs w:val="24"/>
+          <w:lang w:eastAsia="ru-RU"/>
+        </w:rPr>
+        <w:t>которой</w:t>
+      </w:r>
+      <w:r>
+        <w:rPr>
+          <w:rFonts w:ascii="Times New Roman" w:eastAsia="Times New Roman" w:hAnsi="Times New Roman" w:cs="Times New Roman"/>
+          <w:sz w:val="24"/>
+          <w:szCs w:val="24"/>
+          <w:lang w:val="en-US" w:eastAsia="ru-RU"/>
+        </w:rPr>
+        <w:t xml:space="preserve"> </w:t>
+      </w:r>
+      <w:r>
+        <w:rPr>
+          <w:rFonts w:ascii="Times New Roman" w:eastAsia="Times New Roman" w:hAnsi="Times New Roman" w:cs="Times New Roman"/>
+          <w:sz w:val="24"/>
+          <w:szCs w:val="24"/>
+          <w:lang w:eastAsia="ru-RU"/>
+        </w:rPr>
+        <w:t>используется</w:t>
+      </w:r>
+      <w:r>
+        <w:rPr>
+          <w:rFonts w:ascii="Times New Roman" w:eastAsia="Times New Roman" w:hAnsi="Times New Roman" w:cs="Times New Roman"/>
+          <w:sz w:val="24"/>
+          <w:szCs w:val="24"/>
+          <w:lang w:val="en-US" w:eastAsia="ru-RU"/>
+        </w:rPr>
+        <w:t xml:space="preserve"> soundtrack.</w:t>
+      </w:r>
+    </w:p>
+    <w:p>
+      <w:pPr>
+        <w:spacing w:before="100" w:beforeAutospacing="1" w:after="100" w:afterAutospacing="1" w:line="240" w:lineRule="auto"/>
+        <w:rPr>
+          <w:rFonts w:ascii="Times New Roman" w:eastAsia="Times New Roman" w:hAnsi="Times New Roman" w:cs="Times New Roman"/>
+          <w:sz w:val="24"/>
+          <w:szCs w:val="24"/>
+          <w:lang w:val="en-US" w:eastAsia="ru-RU"/>
+        </w:rPr>
+      </w:pPr>
+    </w:p>
+    <w:p>
+      <w:pPr>
+        <w:spacing w:before="100" w:beforeAutospacing="1" w:after="100" w:afterAutospacing="1" w:line="240" w:lineRule="auto"/>
+        <w:rPr>
+          <w:rFonts w:ascii="Times New Roman" w:eastAsia="Times New Roman" w:hAnsi="Times New Roman" w:cs="Times New Roman"/>
+          <w:sz w:val="24"/>
+          <w:szCs w:val="24"/>
+          <w:lang w:val="en-US" w:eastAsia="ru-RU"/>
+        </w:rPr>
+      </w:pPr>
+      <w:r>
+        <w:rPr>
+          <w:rFonts w:ascii="Times New Roman" w:eastAsia="Times New Roman" w:hAnsi="Times New Roman" w:cs="Times New Roman"/>
+          <w:sz w:val="24"/>
+          <w:szCs w:val="24"/>
+          <w:lang w:val="en-US" w:eastAsia="ru-RU"/>
+        </w:rPr>
+        <w:t>Conceptual authorization chain:</w:t>
+      </w:r>
+    </w:p>
+    <w:p>
+      <w:pPr>
+        <w:spacing w:before="100" w:beforeAutospacing="1" w:after="100" w:afterAutospacing="1" w:line="240" w:lineRule="auto"/>
+        <w:rPr>
+          <w:rFonts w:ascii="Times New Roman" w:eastAsia="Times New Roman" w:hAnsi="Times New Roman" w:cs="Times New Roman"/>
+          <w:sz w:val="24"/>
+          <w:szCs w:val="24"/>
+          <w:lang w:val="en-US" w:eastAsia="ru-RU"/>
+        </w:rPr>
+      </w:pPr>
+    </w:p>
+    <w:p>
+      <w:pPr>
+        <w:spacing w:before="100" w:beforeAutospacing="1" w:after="100" w:afterAutospacing="1" w:line="240" w:lineRule="auto"/>
+        <w:rPr>
+          <w:rFonts w:ascii="Times New Roman" w:eastAsia="Times New Roman" w:hAnsi="Times New Roman" w:cs="Times New Roman"/>
+          <w:sz w:val="24"/>
+          <w:szCs w:val="24"/>
+          <w:lang w:val="en-US" w:eastAsia="ru-RU"/>
+        </w:rPr>
+      </w:pPr>
+      <w:r>
+        <w:rPr>
+          <w:rFonts w:ascii="Times New Roman" w:eastAsia="Times New Roman" w:hAnsi="Times New Roman" w:cs="Times New Roman"/>
+          <w:sz w:val="24"/>
+          <w:szCs w:val="24"/>
+          <w:lang w:val="en-US" w:eastAsia="ru-RU"/>
+        </w:rPr>
+        <w:t>User</w:t>
+      </w:r>
+    </w:p>
+    <w:p>
+      <w:pPr>
+        <w:spacing w:before="100" w:beforeAutospacing="1" w:after="100" w:afterAutospacing="1" w:line="240" w:lineRule="auto"/>
+        <w:rPr>
+          <w:rFonts w:ascii="Times New Roman" w:eastAsia="Times New Roman" w:hAnsi="Times New Roman" w:cs="Times New Roman"/>
+          <w:sz w:val="24"/>
+          <w:szCs w:val="24"/>
+          <w:lang w:val="en-US" w:eastAsia="ru-RU"/>
+        </w:rPr>
+      </w:pPr>
+      <w:r>
+        <w:rPr>
+          <w:rFonts w:ascii="Times New Roman" w:eastAsia="Times New Roman" w:hAnsi="Times New Roman" w:cs="Times New Roman"/>
+          <w:sz w:val="24"/>
+          <w:szCs w:val="24"/>
+          <w:lang w:val="en-US" w:eastAsia="ru-RU"/>
+        </w:rPr>
+        <w:t>↓</w:t>
+      </w:r>
+    </w:p>
+    <w:p>
+      <w:pPr>
+        <w:spacing w:before="100" w:beforeAutospacing="1" w:after="100" w:afterAutospacing="1" w:line="240" w:lineRule="auto"/>
+        <w:rPr>
+          <w:rFonts w:ascii="Times New Roman" w:eastAsia="Times New Roman" w:hAnsi="Times New Roman" w:cs="Times New Roman"/>
+          <w:sz w:val="24"/>
+          <w:szCs w:val="24"/>
+          <w:lang w:val="en-US" w:eastAsia="ru-RU"/>
+        </w:rPr>
+      </w:pPr>
+      <w:r>
+        <w:rPr>
+          <w:rFonts w:ascii="Times New Roman" w:eastAsia="Times New Roman" w:hAnsi="Times New Roman" w:cs="Times New Roman"/>
+          <w:sz w:val="24"/>
+          <w:szCs w:val="24"/>
+          <w:lang w:val="en-US" w:eastAsia="ru-RU"/>
+        </w:rPr>
+        <w:t>Story</w:t>
+      </w:r>
+    </w:p>
+    <w:p>
+      <w:pPr>
+        <w:spacing w:before="100" w:beforeAutospacing="1" w:after="100" w:afterAutospacing="1" w:line="240" w:lineRule="auto"/>
+        <w:rPr>
+          <w:rFonts w:ascii="Times New Roman" w:eastAsia="Times New Roman" w:hAnsi="Times New Roman" w:cs="Times New Roman"/>
+          <w:sz w:val="24"/>
+          <w:szCs w:val="24"/>
+          <w:lang w:val="en-US" w:eastAsia="ru-RU"/>
+        </w:rPr>
+      </w:pPr>
+      <w:r>
+        <w:rPr>
+          <w:rFonts w:ascii="Times New Roman" w:eastAsia="Times New Roman" w:hAnsi="Times New Roman" w:cs="Times New Roman"/>
+          <w:sz w:val="24"/>
+          <w:szCs w:val="24"/>
+          <w:lang w:val="en-US" w:eastAsia="ru-RU"/>
+        </w:rPr>
+        <w:t>↓</w:t>
+      </w:r>
+    </w:p>
+    <w:p>
+      <w:pPr>
+        <w:spacing w:before="100" w:beforeAutospacing="1" w:after="100" w:afterAutospacing="1" w:line="240" w:lineRule="auto"/>
+        <w:rPr>
+          <w:rFonts w:ascii="Times New Roman" w:eastAsia="Times New Roman" w:hAnsi="Times New Roman" w:cs="Times New Roman"/>
+          <w:sz w:val="24"/>
+          <w:szCs w:val="24"/>
+          <w:lang w:val="en-US" w:eastAsia="ru-RU"/>
+        </w:rPr>
+      </w:pPr>
+      <w:r>
+        <w:rPr>
+          <w:rFonts w:ascii="Times New Roman" w:eastAsia="Times New Roman" w:hAnsi="Times New Roman" w:cs="Times New Roman"/>
+          <w:sz w:val="24"/>
+          <w:szCs w:val="24"/>
+          <w:lang w:val="en-US" w:eastAsia="ru-RU"/>
+        </w:rPr>
+        <w:t>StoryParticipant</w:t>
+      </w:r>
+    </w:p>
+    <w:p>
+      <w:pPr>
+        <w:spacing w:before="100" w:beforeAutospacing="1" w:after="100" w:afterAutospacing="1" w:line="240" w:lineRule="auto"/>
+        <w:rPr>
+          <w:rFonts w:ascii="Times New Roman" w:eastAsia="Times New Roman" w:hAnsi="Times New Roman" w:cs="Times New Roman"/>
+          <w:sz w:val="24"/>
+          <w:szCs w:val="24"/>
+          <w:lang w:val="en-US" w:eastAsia="ru-RU"/>
+        </w:rPr>
+      </w:pPr>
+      <w:r>
+        <w:rPr>
+          <w:rFonts w:ascii="Times New Roman" w:eastAsia="Times New Roman" w:hAnsi="Times New Roman" w:cs="Times New Roman"/>
+          <w:sz w:val="24"/>
+          <w:szCs w:val="24"/>
+          <w:lang w:val="en-US" w:eastAsia="ru-RU"/>
+        </w:rPr>
+        <w:t>↓</w:t>
+      </w:r>
+    </w:p>
+    <w:p>
+      <w:pPr>
+        <w:spacing w:before="100" w:beforeAutospacing="1" w:after="100" w:afterAutospacing="1" w:line="240" w:lineRule="auto"/>
+        <w:rPr>
+          <w:rFonts w:ascii="Times New Roman" w:eastAsia="Times New Roman" w:hAnsi="Times New Roman" w:cs="Times New Roman"/>
+          <w:sz w:val="24"/>
+          <w:szCs w:val="24"/>
+          <w:lang w:val="en-US" w:eastAsia="ru-RU"/>
+        </w:rPr>
+      </w:pPr>
+      <w:r>
+        <w:rPr>
+          <w:rFonts w:ascii="Times New Roman" w:eastAsia="Times New Roman" w:hAnsi="Times New Roman" w:cs="Times New Roman"/>
+          <w:sz w:val="24"/>
+          <w:szCs w:val="24"/>
+          <w:lang w:val="en-US" w:eastAsia="ru-RU"/>
+        </w:rPr>
+        <w:t>StoryRole / Read Capability</w:t>
+      </w:r>
+    </w:p>
+    <w:p>
+      <w:pPr>
+        <w:spacing w:before="100" w:beforeAutospacing="1" w:after="100" w:afterAutospacing="1" w:line="240" w:lineRule="auto"/>
+        <w:rPr>
+          <w:rFonts w:ascii="Times New Roman" w:eastAsia="Times New Roman" w:hAnsi="Times New Roman" w:cs="Times New Roman"/>
+          <w:sz w:val="24"/>
+          <w:szCs w:val="24"/>
+          <w:lang w:val="en-US" w:eastAsia="ru-RU"/>
+        </w:rPr>
+      </w:pPr>
+      <w:r>
+        <w:rPr>
+          <w:rFonts w:ascii="Times New Roman" w:eastAsia="Times New Roman" w:hAnsi="Times New Roman" w:cs="Times New Roman"/>
+          <w:sz w:val="24"/>
+          <w:szCs w:val="24"/>
+          <w:lang w:val="en-US" w:eastAsia="ru-RU"/>
+        </w:rPr>
+        <w:t>↓</w:t>
+      </w:r>
+    </w:p>
+    <w:p>
+      <w:pPr>
+        <w:spacing w:before="100" w:beforeAutospacing="1" w:after="100" w:afterAutospacing="1" w:line="240" w:lineRule="auto"/>
+        <w:rPr>
+          <w:rFonts w:ascii="Times New Roman" w:eastAsia="Times New Roman" w:hAnsi="Times New Roman" w:cs="Times New Roman"/>
+          <w:sz w:val="24"/>
+          <w:szCs w:val="24"/>
+          <w:lang w:val="en-US" w:eastAsia="ru-RU"/>
+        </w:rPr>
+      </w:pPr>
+      <w:r>
+        <w:rPr>
+          <w:rFonts w:ascii="Times New Roman" w:eastAsia="Times New Roman" w:hAnsi="Times New Roman" w:cs="Times New Roman"/>
+          <w:sz w:val="24"/>
+          <w:szCs w:val="24"/>
+          <w:lang w:val="en-US" w:eastAsia="ru-RU"/>
+        </w:rPr>
+        <w:t>Effective MusicTrack</w:t>
+      </w:r>
+    </w:p>
+    <w:p>
+      <w:pPr>
+        <w:spacing w:before="100" w:beforeAutospacing="1" w:after="100" w:afterAutospacing="1" w:line="240" w:lineRule="auto"/>
+        <w:rPr>
+          <w:rFonts w:ascii="Times New Roman" w:eastAsia="Times New Roman" w:hAnsi="Times New Roman" w:cs="Times New Roman"/>
+          <w:sz w:val="24"/>
+          <w:szCs w:val="24"/>
+          <w:lang w:val="en-US" w:eastAsia="ru-RU"/>
+        </w:rPr>
+      </w:pPr>
+      <w:r>
+        <w:rPr>
+          <w:rFonts w:ascii="Times New Roman" w:eastAsia="Times New Roman" w:hAnsi="Times New Roman" w:cs="Times New Roman"/>
+          <w:sz w:val="24"/>
+          <w:szCs w:val="24"/>
+          <w:lang w:val="en-US" w:eastAsia="ru-RU"/>
+        </w:rPr>
+        <w:t>↓</w:t>
+      </w:r>
+    </w:p>
+    <w:p>
+      <w:pPr>
+        <w:spacing w:before="100" w:beforeAutospacing="1" w:after="100" w:afterAutospacing="1" w:line="240" w:lineRule="auto"/>
+        <w:rPr>
+          <w:rFonts w:ascii="Times New Roman" w:eastAsia="Times New Roman" w:hAnsi="Times New Roman" w:cs="Times New Roman"/>
+          <w:sz w:val="24"/>
+          <w:szCs w:val="24"/>
+          <w:lang w:val="en-US" w:eastAsia="ru-RU"/>
+        </w:rPr>
+      </w:pPr>
+      <w:r>
+        <w:rPr>
+          <w:rFonts w:ascii="Times New Roman" w:eastAsia="Times New Roman" w:hAnsi="Times New Roman" w:cs="Times New Roman"/>
+          <w:sz w:val="24"/>
+          <w:szCs w:val="24"/>
+          <w:lang w:val="en-US" w:eastAsia="ru-RU"/>
+        </w:rPr>
+        <w:lastRenderedPageBreak/>
+        <w:t>Audio Delivery</w:t>
+      </w:r>
+    </w:p>
+    <w:p>
+      <w:pPr>
+        <w:spacing w:before="100" w:beforeAutospacing="1" w:after="100" w:afterAutospacing="1" w:line="240" w:lineRule="auto"/>
+        <w:rPr>
+          <w:rFonts w:ascii="Times New Roman" w:eastAsia="Times New Roman" w:hAnsi="Times New Roman" w:cs="Times New Roman"/>
+          <w:sz w:val="24"/>
+          <w:szCs w:val="24"/>
+          <w:lang w:val="en-US" w:eastAsia="ru-RU"/>
+        </w:rPr>
+      </w:pPr>
+    </w:p>
+    <w:p>
+      <w:pPr>
+        <w:spacing w:before="100" w:beforeAutospacing="1" w:after="100" w:afterAutospacing="1" w:line="240" w:lineRule="auto"/>
+        <w:rPr>
+          <w:rFonts w:ascii="Times New Roman" w:eastAsia="Times New Roman" w:hAnsi="Times New Roman" w:cs="Times New Roman"/>
+          <w:sz w:val="24"/>
+          <w:szCs w:val="24"/>
+          <w:lang w:val="en-US" w:eastAsia="ru-RU"/>
+        </w:rPr>
+      </w:pPr>
+    </w:p>
+    <w:p>
+      <w:pPr>
+        <w:spacing w:before="100" w:beforeAutospacing="1" w:after="100" w:afterAutospacing="1" w:line="240" w:lineRule="auto"/>
+        <w:rPr>
+          <w:rFonts w:ascii="Times New Roman" w:eastAsia="Times New Roman" w:hAnsi="Times New Roman" w:cs="Times New Roman"/>
+          <w:sz w:val="24"/>
+          <w:szCs w:val="24"/>
+          <w:lang w:val="en-US" w:eastAsia="ru-RU"/>
+        </w:rPr>
+      </w:pPr>
+      <w:r>
+        <w:rPr>
+          <w:rFonts w:ascii="Times New Roman" w:eastAsia="Times New Roman" w:hAnsi="Times New Roman" w:cs="Times New Roman"/>
+          <w:sz w:val="24"/>
+          <w:szCs w:val="24"/>
+          <w:lang w:val="en-US" w:eastAsia="ru-RU"/>
+        </w:rPr>
+        <w:t>Zero Trust</w:t>
+      </w:r>
+    </w:p>
+    <w:p>
+      <w:pPr>
+        <w:spacing w:before="100" w:beforeAutospacing="1" w:after="100" w:afterAutospacing="1" w:line="240" w:lineRule="auto"/>
+        <w:rPr>
+          <w:rFonts w:ascii="Times New Roman" w:eastAsia="Times New Roman" w:hAnsi="Times New Roman" w:cs="Times New Roman"/>
+          <w:sz w:val="24"/>
+          <w:szCs w:val="24"/>
+          <w:lang w:val="en-US" w:eastAsia="ru-RU"/>
+        </w:rPr>
+      </w:pPr>
+    </w:p>
+    <w:p>
+      <w:pPr>
+        <w:spacing w:before="100" w:beforeAutospacing="1" w:after="100" w:afterAutospacing="1" w:line="240" w:lineRule="auto"/>
+        <w:rPr>
+          <w:rFonts w:ascii="Times New Roman" w:eastAsia="Times New Roman" w:hAnsi="Times New Roman" w:cs="Times New Roman"/>
+          <w:sz w:val="24"/>
+          <w:szCs w:val="24"/>
+          <w:lang w:eastAsia="ru-RU"/>
+        </w:rPr>
+      </w:pPr>
+      <w:r>
+        <w:rPr>
+          <w:rFonts w:ascii="Times New Roman" w:eastAsia="Times New Roman" w:hAnsi="Times New Roman" w:cs="Times New Roman"/>
+          <w:sz w:val="24"/>
+          <w:szCs w:val="24"/>
+          <w:lang w:eastAsia="ru-RU"/>
+        </w:rPr>
+        <w:t>Каждый защищённый soundtrack request должен считаться</w:t>
+      </w:r>
+    </w:p>
+    <w:p>
+      <w:pPr>
+        <w:spacing w:before="100" w:beforeAutospacing="1" w:after="100" w:afterAutospacing="1" w:line="240" w:lineRule="auto"/>
+        <w:rPr>
+          <w:rFonts w:ascii="Times New Roman" w:eastAsia="Times New Roman" w:hAnsi="Times New Roman" w:cs="Times New Roman"/>
+          <w:sz w:val="24"/>
+          <w:szCs w:val="24"/>
+          <w:lang w:eastAsia="ru-RU"/>
+        </w:rPr>
+      </w:pPr>
+      <w:r>
+        <w:rPr>
+          <w:rFonts w:ascii="Times New Roman" w:eastAsia="Times New Roman" w:hAnsi="Times New Roman" w:cs="Times New Roman"/>
+          <w:sz w:val="24"/>
+          <w:szCs w:val="24"/>
+          <w:lang w:eastAsia="ru-RU"/>
+        </w:rPr>
+        <w:t>недоверенным до выполнения backend authorization.</w:t>
+      </w:r>
+    </w:p>
+    <w:p>
+      <w:pPr>
+        <w:spacing w:before="100" w:beforeAutospacing="1" w:after="100" w:afterAutospacing="1" w:line="240" w:lineRule="auto"/>
+        <w:rPr>
+          <w:rFonts w:ascii="Times New Roman" w:eastAsia="Times New Roman" w:hAnsi="Times New Roman" w:cs="Times New Roman"/>
+          <w:sz w:val="24"/>
+          <w:szCs w:val="24"/>
+          <w:lang w:eastAsia="ru-RU"/>
+        </w:rPr>
+      </w:pPr>
+    </w:p>
+    <w:p>
+      <w:pPr>
+        <w:spacing w:before="100" w:beforeAutospacing="1" w:after="100" w:afterAutospacing="1" w:line="240" w:lineRule="auto"/>
+        <w:rPr>
+          <w:rFonts w:ascii="Times New Roman" w:eastAsia="Times New Roman" w:hAnsi="Times New Roman" w:cs="Times New Roman"/>
+          <w:sz w:val="24"/>
+          <w:szCs w:val="24"/>
+          <w:lang w:eastAsia="ru-RU"/>
+        </w:rPr>
+      </w:pPr>
+      <w:r>
+        <w:rPr>
+          <w:rFonts w:ascii="Times New Roman" w:eastAsia="Times New Roman" w:hAnsi="Times New Roman" w:cs="Times New Roman"/>
+          <w:sz w:val="24"/>
+          <w:szCs w:val="24"/>
+          <w:lang w:eastAsia="ru-RU"/>
+        </w:rPr>
+        <w:t>Client не определяет собственные права через:</w:t>
+      </w:r>
+    </w:p>
+    <w:p>
+      <w:pPr>
+        <w:spacing w:before="100" w:beforeAutospacing="1" w:after="100" w:afterAutospacing="1" w:line="240" w:lineRule="auto"/>
+        <w:rPr>
+          <w:rFonts w:ascii="Times New Roman" w:eastAsia="Times New Roman" w:hAnsi="Times New Roman" w:cs="Times New Roman"/>
+          <w:sz w:val="24"/>
+          <w:szCs w:val="24"/>
+          <w:lang w:eastAsia="ru-RU"/>
+        </w:rPr>
+      </w:pPr>
+    </w:p>
+    <w:p>
+      <w:pPr>
+        <w:spacing w:before="100" w:beforeAutospacing="1" w:after="100" w:afterAutospacing="1" w:line="240" w:lineRule="auto"/>
+        <w:rPr>
+          <w:rFonts w:ascii="Times New Roman" w:eastAsia="Times New Roman" w:hAnsi="Times New Roman" w:cs="Times New Roman"/>
+          <w:sz w:val="24"/>
+          <w:szCs w:val="24"/>
+          <w:lang w:val="en-US" w:eastAsia="ru-RU"/>
+        </w:rPr>
+      </w:pPr>
+      <w:r>
+        <w:rPr>
+          <w:rFonts w:ascii="Times New Roman" w:eastAsia="Times New Roman" w:hAnsi="Times New Roman" w:cs="Times New Roman"/>
+          <w:sz w:val="24"/>
+          <w:szCs w:val="24"/>
+          <w:lang w:val="en-US" w:eastAsia="ru-RU"/>
+        </w:rPr>
+        <w:t>role parameter;</w:t>
+      </w:r>
+    </w:p>
+    <w:p>
+      <w:pPr>
+        <w:spacing w:before="100" w:beforeAutospacing="1" w:after="100" w:afterAutospacing="1" w:line="240" w:lineRule="auto"/>
+        <w:rPr>
+          <w:rFonts w:ascii="Times New Roman" w:eastAsia="Times New Roman" w:hAnsi="Times New Roman" w:cs="Times New Roman"/>
+          <w:sz w:val="24"/>
+          <w:szCs w:val="24"/>
+          <w:lang w:val="en-US" w:eastAsia="ru-RU"/>
+        </w:rPr>
+      </w:pPr>
+      <w:r>
+        <w:rPr>
+          <w:rFonts w:ascii="Times New Roman" w:eastAsia="Times New Roman" w:hAnsi="Times New Roman" w:cs="Times New Roman"/>
+          <w:sz w:val="24"/>
+          <w:szCs w:val="24"/>
+          <w:lang w:val="en-US" w:eastAsia="ru-RU"/>
+        </w:rPr>
+        <w:t>storyOwnerId;</w:t>
+      </w:r>
+    </w:p>
+    <w:p>
+      <w:pPr>
+        <w:spacing w:before="100" w:beforeAutospacing="1" w:after="100" w:afterAutospacing="1" w:line="240" w:lineRule="auto"/>
+        <w:rPr>
+          <w:rFonts w:ascii="Times New Roman" w:eastAsia="Times New Roman" w:hAnsi="Times New Roman" w:cs="Times New Roman"/>
+          <w:sz w:val="24"/>
+          <w:szCs w:val="24"/>
+          <w:lang w:val="en-US" w:eastAsia="ru-RU"/>
+        </w:rPr>
+      </w:pPr>
+      <w:r>
+        <w:rPr>
+          <w:rFonts w:ascii="Times New Roman" w:eastAsia="Times New Roman" w:hAnsi="Times New Roman" w:cs="Times New Roman"/>
+          <w:sz w:val="24"/>
+          <w:szCs w:val="24"/>
+          <w:lang w:val="en-US" w:eastAsia="ru-RU"/>
+        </w:rPr>
+        <w:t>storageKey;</w:t>
+      </w:r>
+    </w:p>
+    <w:p>
+      <w:pPr>
+        <w:spacing w:before="100" w:beforeAutospacing="1" w:after="100" w:afterAutospacing="1" w:line="240" w:lineRule="auto"/>
+        <w:rPr>
+          <w:rFonts w:ascii="Times New Roman" w:eastAsia="Times New Roman" w:hAnsi="Times New Roman" w:cs="Times New Roman"/>
+          <w:sz w:val="24"/>
+          <w:szCs w:val="24"/>
+          <w:lang w:val="en-US" w:eastAsia="ru-RU"/>
+        </w:rPr>
+      </w:pPr>
+      <w:r>
+        <w:rPr>
+          <w:rFonts w:ascii="Times New Roman" w:eastAsia="Times New Roman" w:hAnsi="Times New Roman" w:cs="Times New Roman"/>
+          <w:sz w:val="24"/>
+          <w:szCs w:val="24"/>
+          <w:lang w:val="en-US" w:eastAsia="ru-RU"/>
+        </w:rPr>
+        <w:t>source provider;</w:t>
+      </w:r>
+    </w:p>
+    <w:p>
+      <w:pPr>
+        <w:spacing w:before="100" w:beforeAutospacing="1" w:after="100" w:afterAutospacing="1" w:line="240" w:lineRule="auto"/>
+        <w:rPr>
+          <w:rFonts w:ascii="Times New Roman" w:eastAsia="Times New Roman" w:hAnsi="Times New Roman" w:cs="Times New Roman"/>
+          <w:sz w:val="24"/>
+          <w:szCs w:val="24"/>
+          <w:lang w:val="en-US" w:eastAsia="ru-RU"/>
+        </w:rPr>
+      </w:pPr>
+      <w:r>
+        <w:rPr>
+          <w:rFonts w:ascii="Times New Roman" w:eastAsia="Times New Roman" w:hAnsi="Times New Roman" w:cs="Times New Roman"/>
+          <w:sz w:val="24"/>
+          <w:szCs w:val="24"/>
+          <w:lang w:val="en-US" w:eastAsia="ru-RU"/>
+        </w:rPr>
+        <w:t>track status.</w:t>
+      </w:r>
+    </w:p>
+    <w:p>
+      <w:pPr>
+        <w:spacing w:before="100" w:beforeAutospacing="1" w:after="100" w:afterAutospacing="1" w:line="240" w:lineRule="auto"/>
+        <w:rPr>
+          <w:rFonts w:ascii="Times New Roman" w:eastAsia="Times New Roman" w:hAnsi="Times New Roman" w:cs="Times New Roman"/>
+          <w:sz w:val="24"/>
+          <w:szCs w:val="24"/>
+          <w:lang w:val="en-US" w:eastAsia="ru-RU"/>
+        </w:rPr>
+      </w:pPr>
+    </w:p>
+    <w:p>
+      <w:pPr>
+        <w:spacing w:before="100" w:beforeAutospacing="1" w:after="100" w:afterAutospacing="1" w:line="240" w:lineRule="auto"/>
+        <w:rPr>
+          <w:rFonts w:ascii="Times New Roman" w:eastAsia="Times New Roman" w:hAnsi="Times New Roman" w:cs="Times New Roman"/>
+          <w:sz w:val="24"/>
+          <w:szCs w:val="24"/>
+          <w:lang w:val="en-US" w:eastAsia="ru-RU"/>
+        </w:rPr>
+      </w:pPr>
+    </w:p>
+    <w:p>
+      <w:pPr>
+        <w:spacing w:before="100" w:beforeAutospacing="1" w:after="100" w:afterAutospacing="1" w:line="240" w:lineRule="auto"/>
+        <w:rPr>
+          <w:rFonts w:ascii="Times New Roman" w:eastAsia="Times New Roman" w:hAnsi="Times New Roman" w:cs="Times New Roman"/>
+          <w:sz w:val="24"/>
+          <w:szCs w:val="24"/>
+          <w:lang w:val="en-US" w:eastAsia="ru-RU"/>
+        </w:rPr>
+      </w:pPr>
+      <w:r>
+        <w:rPr>
+          <w:rFonts w:ascii="Times New Roman" w:eastAsia="Times New Roman" w:hAnsi="Times New Roman" w:cs="Times New Roman"/>
+          <w:sz w:val="24"/>
+          <w:szCs w:val="24"/>
+          <w:lang w:val="en-US" w:eastAsia="ru-RU"/>
+        </w:rPr>
+        <w:t>Disabled Track</w:t>
+      </w:r>
+    </w:p>
+    <w:p>
+      <w:pPr>
+        <w:spacing w:before="100" w:beforeAutospacing="1" w:after="100" w:afterAutospacing="1" w:line="240" w:lineRule="auto"/>
+        <w:rPr>
+          <w:rFonts w:ascii="Times New Roman" w:eastAsia="Times New Roman" w:hAnsi="Times New Roman" w:cs="Times New Roman"/>
+          <w:sz w:val="24"/>
+          <w:szCs w:val="24"/>
+          <w:lang w:val="en-US" w:eastAsia="ru-RU"/>
+        </w:rPr>
+      </w:pPr>
+    </w:p>
+    <w:p>
+      <w:pPr>
+        <w:spacing w:before="100" w:beforeAutospacing="1" w:after="100" w:afterAutospacing="1" w:line="240" w:lineRule="auto"/>
+        <w:rPr>
+          <w:rFonts w:ascii="Times New Roman" w:eastAsia="Times New Roman" w:hAnsi="Times New Roman" w:cs="Times New Roman"/>
+          <w:sz w:val="24"/>
+          <w:szCs w:val="24"/>
+          <w:lang w:val="en-US" w:eastAsia="ru-RU"/>
+        </w:rPr>
+      </w:pPr>
+      <w:r>
+        <w:rPr>
+          <w:rFonts w:ascii="Times New Roman" w:eastAsia="Times New Roman" w:hAnsi="Times New Roman" w:cs="Times New Roman"/>
+          <w:sz w:val="24"/>
+          <w:szCs w:val="24"/>
+          <w:lang w:val="en-US" w:eastAsia="ru-RU"/>
+        </w:rPr>
+        <w:t xml:space="preserve">DISABLED MusicTrack </w:t>
+      </w:r>
+      <w:r>
+        <w:rPr>
+          <w:rFonts w:ascii="Times New Roman" w:eastAsia="Times New Roman" w:hAnsi="Times New Roman" w:cs="Times New Roman"/>
+          <w:sz w:val="24"/>
+          <w:szCs w:val="24"/>
+          <w:lang w:eastAsia="ru-RU"/>
+        </w:rPr>
+        <w:t>не</w:t>
+      </w:r>
+      <w:r>
+        <w:rPr>
+          <w:rFonts w:ascii="Times New Roman" w:eastAsia="Times New Roman" w:hAnsi="Times New Roman" w:cs="Times New Roman"/>
+          <w:sz w:val="24"/>
+          <w:szCs w:val="24"/>
+          <w:lang w:val="en-US" w:eastAsia="ru-RU"/>
+        </w:rPr>
+        <w:t xml:space="preserve"> </w:t>
+      </w:r>
+      <w:r>
+        <w:rPr>
+          <w:rFonts w:ascii="Times New Roman" w:eastAsia="Times New Roman" w:hAnsi="Times New Roman" w:cs="Times New Roman"/>
+          <w:sz w:val="24"/>
+          <w:szCs w:val="24"/>
+          <w:lang w:eastAsia="ru-RU"/>
+        </w:rPr>
+        <w:t>должен</w:t>
+      </w:r>
+      <w:r>
+        <w:rPr>
+          <w:rFonts w:ascii="Times New Roman" w:eastAsia="Times New Roman" w:hAnsi="Times New Roman" w:cs="Times New Roman"/>
+          <w:sz w:val="24"/>
+          <w:szCs w:val="24"/>
+          <w:lang w:val="en-US" w:eastAsia="ru-RU"/>
+        </w:rPr>
+        <w:t xml:space="preserve"> </w:t>
+      </w:r>
+      <w:r>
+        <w:rPr>
+          <w:rFonts w:ascii="Times New Roman" w:eastAsia="Times New Roman" w:hAnsi="Times New Roman" w:cs="Times New Roman"/>
+          <w:sz w:val="24"/>
+          <w:szCs w:val="24"/>
+          <w:lang w:eastAsia="ru-RU"/>
+        </w:rPr>
+        <w:t>выдаваться</w:t>
+      </w:r>
+      <w:r>
+        <w:rPr>
+          <w:rFonts w:ascii="Times New Roman" w:eastAsia="Times New Roman" w:hAnsi="Times New Roman" w:cs="Times New Roman"/>
+          <w:sz w:val="24"/>
+          <w:szCs w:val="24"/>
+          <w:lang w:val="en-US" w:eastAsia="ru-RU"/>
+        </w:rPr>
+        <w:t xml:space="preserve"> </w:t>
+      </w:r>
+      <w:r>
+        <w:rPr>
+          <w:rFonts w:ascii="Times New Roman" w:eastAsia="Times New Roman" w:hAnsi="Times New Roman" w:cs="Times New Roman"/>
+          <w:sz w:val="24"/>
+          <w:szCs w:val="24"/>
+          <w:lang w:eastAsia="ru-RU"/>
+        </w:rPr>
+        <w:t>для</w:t>
+      </w:r>
+      <w:r>
+        <w:rPr>
+          <w:rFonts w:ascii="Times New Roman" w:eastAsia="Times New Roman" w:hAnsi="Times New Roman" w:cs="Times New Roman"/>
+          <w:sz w:val="24"/>
+          <w:szCs w:val="24"/>
+          <w:lang w:val="en-US" w:eastAsia="ru-RU"/>
+        </w:rPr>
+        <w:t xml:space="preserve"> </w:t>
+      </w:r>
+      <w:r>
+        <w:rPr>
+          <w:rFonts w:ascii="Times New Roman" w:eastAsia="Times New Roman" w:hAnsi="Times New Roman" w:cs="Times New Roman"/>
+          <w:sz w:val="24"/>
+          <w:szCs w:val="24"/>
+          <w:lang w:eastAsia="ru-RU"/>
+        </w:rPr>
+        <w:t>новой</w:t>
+      </w:r>
+      <w:r>
+        <w:rPr>
+          <w:rFonts w:ascii="Times New Roman" w:eastAsia="Times New Roman" w:hAnsi="Times New Roman" w:cs="Times New Roman"/>
+          <w:sz w:val="24"/>
+          <w:szCs w:val="24"/>
+          <w:lang w:val="en-US" w:eastAsia="ru-RU"/>
+        </w:rPr>
+        <w:t xml:space="preserve"> Playback session.</w:t>
+      </w:r>
+    </w:p>
+    <w:p>
+      <w:pPr>
+        <w:spacing w:before="100" w:beforeAutospacing="1" w:after="100" w:afterAutospacing="1" w:line="240" w:lineRule="auto"/>
+        <w:rPr>
+          <w:rFonts w:ascii="Times New Roman" w:eastAsia="Times New Roman" w:hAnsi="Times New Roman" w:cs="Times New Roman"/>
+          <w:sz w:val="24"/>
+          <w:szCs w:val="24"/>
+          <w:lang w:val="en-US" w:eastAsia="ru-RU"/>
+        </w:rPr>
+      </w:pPr>
+    </w:p>
+    <w:p>
+      <w:pPr>
+        <w:spacing w:before="100" w:beforeAutospacing="1" w:after="100" w:afterAutospacing="1" w:line="240" w:lineRule="auto"/>
+        <w:rPr>
+          <w:rFonts w:ascii="Times New Roman" w:eastAsia="Times New Roman" w:hAnsi="Times New Roman" w:cs="Times New Roman"/>
+          <w:sz w:val="24"/>
+          <w:szCs w:val="24"/>
+          <w:lang w:val="en-US" w:eastAsia="ru-RU"/>
+        </w:rPr>
+      </w:pPr>
+      <w:r>
+        <w:rPr>
+          <w:rFonts w:ascii="Times New Roman" w:eastAsia="Times New Roman" w:hAnsi="Times New Roman" w:cs="Times New Roman"/>
+          <w:sz w:val="24"/>
+          <w:szCs w:val="24"/>
+          <w:lang w:val="en-US" w:eastAsia="ru-RU"/>
+        </w:rPr>
+        <w:t xml:space="preserve">Story </w:t>
+      </w:r>
+      <w:r>
+        <w:rPr>
+          <w:rFonts w:ascii="Times New Roman" w:eastAsia="Times New Roman" w:hAnsi="Times New Roman" w:cs="Times New Roman"/>
+          <w:sz w:val="24"/>
+          <w:szCs w:val="24"/>
+          <w:lang w:eastAsia="ru-RU"/>
+        </w:rPr>
+        <w:t>может</w:t>
+      </w:r>
+      <w:r>
+        <w:rPr>
+          <w:rFonts w:ascii="Times New Roman" w:eastAsia="Times New Roman" w:hAnsi="Times New Roman" w:cs="Times New Roman"/>
+          <w:sz w:val="24"/>
+          <w:szCs w:val="24"/>
+          <w:lang w:val="en-US" w:eastAsia="ru-RU"/>
+        </w:rPr>
+        <w:t xml:space="preserve"> </w:t>
+      </w:r>
+      <w:r>
+        <w:rPr>
+          <w:rFonts w:ascii="Times New Roman" w:eastAsia="Times New Roman" w:hAnsi="Times New Roman" w:cs="Times New Roman"/>
+          <w:sz w:val="24"/>
+          <w:szCs w:val="24"/>
+          <w:lang w:eastAsia="ru-RU"/>
+        </w:rPr>
+        <w:t>сохранять</w:t>
+      </w:r>
+      <w:r>
+        <w:rPr>
+          <w:rFonts w:ascii="Times New Roman" w:eastAsia="Times New Roman" w:hAnsi="Times New Roman" w:cs="Times New Roman"/>
+          <w:sz w:val="24"/>
+          <w:szCs w:val="24"/>
+          <w:lang w:val="en-US" w:eastAsia="ru-RU"/>
+        </w:rPr>
+        <w:t xml:space="preserve"> historical selected soundtrack reference,</w:t>
+      </w:r>
+    </w:p>
+    <w:p>
+      <w:pPr>
+        <w:spacing w:before="100" w:beforeAutospacing="1" w:after="100" w:afterAutospacing="1" w:line="240" w:lineRule="auto"/>
+        <w:rPr>
+          <w:rFonts w:ascii="Times New Roman" w:eastAsia="Times New Roman" w:hAnsi="Times New Roman" w:cs="Times New Roman"/>
+          <w:sz w:val="24"/>
+          <w:szCs w:val="24"/>
+          <w:lang w:val="en-US" w:eastAsia="ru-RU"/>
+        </w:rPr>
+      </w:pPr>
+      <w:r>
+        <w:rPr>
+          <w:rFonts w:ascii="Times New Roman" w:eastAsia="Times New Roman" w:hAnsi="Times New Roman" w:cs="Times New Roman"/>
+          <w:sz w:val="24"/>
+          <w:szCs w:val="24"/>
+          <w:lang w:eastAsia="ru-RU"/>
+        </w:rPr>
+        <w:t>но</w:t>
+      </w:r>
+      <w:r>
+        <w:rPr>
+          <w:rFonts w:ascii="Times New Roman" w:eastAsia="Times New Roman" w:hAnsi="Times New Roman" w:cs="Times New Roman"/>
+          <w:sz w:val="24"/>
+          <w:szCs w:val="24"/>
+          <w:lang w:val="en-US" w:eastAsia="ru-RU"/>
+        </w:rPr>
+        <w:t xml:space="preserve"> effective soundtrack </w:t>
+      </w:r>
+      <w:r>
+        <w:rPr>
+          <w:rFonts w:ascii="Times New Roman" w:eastAsia="Times New Roman" w:hAnsi="Times New Roman" w:cs="Times New Roman"/>
+          <w:sz w:val="24"/>
+          <w:szCs w:val="24"/>
+          <w:lang w:eastAsia="ru-RU"/>
+        </w:rPr>
+        <w:t>отсутствует</w:t>
+      </w:r>
+      <w:r>
+        <w:rPr>
+          <w:rFonts w:ascii="Times New Roman" w:eastAsia="Times New Roman" w:hAnsi="Times New Roman" w:cs="Times New Roman"/>
+          <w:sz w:val="24"/>
+          <w:szCs w:val="24"/>
+          <w:lang w:val="en-US" w:eastAsia="ru-RU"/>
+        </w:rPr>
+        <w:t>.</w:t>
+      </w:r>
+    </w:p>
+    <w:p>
+      <w:pPr>
+        <w:spacing w:before="100" w:beforeAutospacing="1" w:after="100" w:afterAutospacing="1" w:line="240" w:lineRule="auto"/>
+        <w:rPr>
+          <w:rFonts w:ascii="Times New Roman" w:eastAsia="Times New Roman" w:hAnsi="Times New Roman" w:cs="Times New Roman"/>
+          <w:sz w:val="24"/>
+          <w:szCs w:val="24"/>
+          <w:lang w:val="en-US" w:eastAsia="ru-RU"/>
+        </w:rPr>
+      </w:pPr>
+    </w:p>
+    <w:p>
+      <w:pPr>
+        <w:spacing w:before="100" w:beforeAutospacing="1" w:after="100" w:afterAutospacing="1" w:line="240" w:lineRule="auto"/>
+        <w:rPr>
+          <w:rFonts w:ascii="Times New Roman" w:eastAsia="Times New Roman" w:hAnsi="Times New Roman" w:cs="Times New Roman"/>
+          <w:sz w:val="24"/>
+          <w:szCs w:val="24"/>
+          <w:lang w:val="en-US" w:eastAsia="ru-RU"/>
+        </w:rPr>
+      </w:pPr>
+    </w:p>
+    <w:p>
+      <w:pPr>
+        <w:spacing w:before="100" w:beforeAutospacing="1" w:after="100" w:afterAutospacing="1" w:line="240" w:lineRule="auto"/>
+        <w:rPr>
+          <w:rFonts w:ascii="Times New Roman" w:eastAsia="Times New Roman" w:hAnsi="Times New Roman" w:cs="Times New Roman"/>
+          <w:sz w:val="24"/>
+          <w:szCs w:val="24"/>
+          <w:lang w:val="en-US" w:eastAsia="ru-RU"/>
+        </w:rPr>
+      </w:pPr>
+      <w:r>
+        <w:rPr>
+          <w:rFonts w:ascii="Times New Roman" w:eastAsia="Times New Roman" w:hAnsi="Times New Roman" w:cs="Times New Roman"/>
+          <w:sz w:val="24"/>
+          <w:szCs w:val="24"/>
+          <w:lang w:val="en-US" w:eastAsia="ru-RU"/>
+        </w:rPr>
+        <w:t>No Public Storage Details</w:t>
+      </w:r>
+    </w:p>
+    <w:p>
+      <w:pPr>
+        <w:spacing w:before="100" w:beforeAutospacing="1" w:after="100" w:afterAutospacing="1" w:line="240" w:lineRule="auto"/>
+        <w:rPr>
+          <w:rFonts w:ascii="Times New Roman" w:eastAsia="Times New Roman" w:hAnsi="Times New Roman" w:cs="Times New Roman"/>
+          <w:sz w:val="24"/>
+          <w:szCs w:val="24"/>
+          <w:lang w:val="en-US" w:eastAsia="ru-RU"/>
+        </w:rPr>
+      </w:pPr>
+    </w:p>
+    <w:p>
+      <w:pPr>
+        <w:spacing w:before="100" w:beforeAutospacing="1" w:after="100" w:afterAutospacing="1" w:line="240" w:lineRule="auto"/>
+        <w:rPr>
+          <w:rFonts w:ascii="Times New Roman" w:eastAsia="Times New Roman" w:hAnsi="Times New Roman" w:cs="Times New Roman"/>
+          <w:sz w:val="24"/>
+          <w:szCs w:val="24"/>
+          <w:lang w:eastAsia="ru-RU"/>
+        </w:rPr>
+      </w:pPr>
+      <w:r>
+        <w:rPr>
+          <w:rFonts w:ascii="Times New Roman" w:eastAsia="Times New Roman" w:hAnsi="Times New Roman" w:cs="Times New Roman"/>
+          <w:sz w:val="24"/>
+          <w:szCs w:val="24"/>
+          <w:lang w:eastAsia="ru-RU"/>
+        </w:rPr>
+        <w:t>API не должен раскрывать:</w:t>
+      </w:r>
+    </w:p>
+    <w:p>
+      <w:pPr>
+        <w:spacing w:before="100" w:beforeAutospacing="1" w:after="100" w:afterAutospacing="1" w:line="240" w:lineRule="auto"/>
+        <w:rPr>
+          <w:rFonts w:ascii="Times New Roman" w:eastAsia="Times New Roman" w:hAnsi="Times New Roman" w:cs="Times New Roman"/>
+          <w:sz w:val="24"/>
+          <w:szCs w:val="24"/>
+          <w:lang w:eastAsia="ru-RU"/>
+        </w:rPr>
+      </w:pPr>
+    </w:p>
+    <w:p>
+      <w:pPr>
+        <w:spacing w:before="100" w:beforeAutospacing="1" w:after="100" w:afterAutospacing="1" w:line="240" w:lineRule="auto"/>
+        <w:rPr>
+          <w:rFonts w:ascii="Times New Roman" w:eastAsia="Times New Roman" w:hAnsi="Times New Roman" w:cs="Times New Roman"/>
+          <w:sz w:val="24"/>
+          <w:szCs w:val="24"/>
+          <w:lang w:eastAsia="ru-RU"/>
+        </w:rPr>
+      </w:pPr>
+      <w:r>
+        <w:rPr>
+          <w:rFonts w:ascii="Times New Roman" w:eastAsia="Times New Roman" w:hAnsi="Times New Roman" w:cs="Times New Roman"/>
+          <w:sz w:val="24"/>
+          <w:szCs w:val="24"/>
+          <w:lang w:eastAsia="ru-RU"/>
+        </w:rPr>
+        <w:t>bucket;</w:t>
+      </w:r>
+    </w:p>
+    <w:p>
+      <w:pPr>
+        <w:spacing w:before="100" w:beforeAutospacing="1" w:after="100" w:afterAutospacing="1" w:line="240" w:lineRule="auto"/>
+        <w:rPr>
+          <w:rFonts w:ascii="Times New Roman" w:eastAsia="Times New Roman" w:hAnsi="Times New Roman" w:cs="Times New Roman"/>
+          <w:sz w:val="24"/>
+          <w:szCs w:val="24"/>
+          <w:lang w:val="en-US" w:eastAsia="ru-RU"/>
+        </w:rPr>
+      </w:pPr>
+      <w:r>
+        <w:rPr>
+          <w:rFonts w:ascii="Times New Roman" w:eastAsia="Times New Roman" w:hAnsi="Times New Roman" w:cs="Times New Roman"/>
+          <w:sz w:val="24"/>
+          <w:szCs w:val="24"/>
+          <w:lang w:val="en-US" w:eastAsia="ru-RU"/>
+        </w:rPr>
+        <w:t>storage key;</w:t>
+      </w:r>
+    </w:p>
+    <w:p>
+      <w:pPr>
+        <w:spacing w:before="100" w:beforeAutospacing="1" w:after="100" w:afterAutospacing="1" w:line="240" w:lineRule="auto"/>
+        <w:rPr>
+          <w:rFonts w:ascii="Times New Roman" w:eastAsia="Times New Roman" w:hAnsi="Times New Roman" w:cs="Times New Roman"/>
+          <w:sz w:val="24"/>
+          <w:szCs w:val="24"/>
+          <w:lang w:val="en-US" w:eastAsia="ru-RU"/>
+        </w:rPr>
+      </w:pPr>
+      <w:r>
+        <w:rPr>
+          <w:rFonts w:ascii="Times New Roman" w:eastAsia="Times New Roman" w:hAnsi="Times New Roman" w:cs="Times New Roman"/>
+          <w:sz w:val="24"/>
+          <w:szCs w:val="24"/>
+          <w:lang w:val="en-US" w:eastAsia="ru-RU"/>
+        </w:rPr>
+        <w:t>MinIO endpoint;</w:t>
+      </w:r>
+    </w:p>
+    <w:p>
+      <w:pPr>
+        <w:spacing w:before="100" w:beforeAutospacing="1" w:after="100" w:afterAutospacing="1" w:line="240" w:lineRule="auto"/>
+        <w:rPr>
+          <w:rFonts w:ascii="Times New Roman" w:eastAsia="Times New Roman" w:hAnsi="Times New Roman" w:cs="Times New Roman"/>
+          <w:sz w:val="24"/>
+          <w:szCs w:val="24"/>
+          <w:lang w:val="en-US" w:eastAsia="ru-RU"/>
+        </w:rPr>
+      </w:pPr>
+      <w:r>
+        <w:rPr>
+          <w:rFonts w:ascii="Times New Roman" w:eastAsia="Times New Roman" w:hAnsi="Times New Roman" w:cs="Times New Roman"/>
+          <w:sz w:val="24"/>
+          <w:szCs w:val="24"/>
+          <w:lang w:val="en-US" w:eastAsia="ru-RU"/>
+        </w:rPr>
+        <w:t>storage credentials;</w:t>
+      </w:r>
+    </w:p>
+    <w:p>
+      <w:pPr>
+        <w:spacing w:before="100" w:beforeAutospacing="1" w:after="100" w:afterAutospacing="1" w:line="240" w:lineRule="auto"/>
+        <w:rPr>
+          <w:rFonts w:ascii="Times New Roman" w:eastAsia="Times New Roman" w:hAnsi="Times New Roman" w:cs="Times New Roman"/>
+          <w:sz w:val="24"/>
+          <w:szCs w:val="24"/>
+          <w:lang w:val="en-US" w:eastAsia="ru-RU"/>
+        </w:rPr>
+      </w:pPr>
+      <w:r>
+        <w:rPr>
+          <w:rFonts w:ascii="Times New Roman" w:eastAsia="Times New Roman" w:hAnsi="Times New Roman" w:cs="Times New Roman"/>
+          <w:sz w:val="24"/>
+          <w:szCs w:val="24"/>
+          <w:lang w:val="en-US" w:eastAsia="ru-RU"/>
+        </w:rPr>
+        <w:t>provider download credentials.</w:t>
+      </w:r>
+    </w:p>
+    <w:p>
+      <w:pPr>
+        <w:spacing w:before="100" w:beforeAutospacing="1" w:after="100" w:afterAutospacing="1" w:line="240" w:lineRule="auto"/>
+        <w:rPr>
+          <w:rFonts w:ascii="Times New Roman" w:eastAsia="Times New Roman" w:hAnsi="Times New Roman" w:cs="Times New Roman"/>
+          <w:sz w:val="24"/>
+          <w:szCs w:val="24"/>
+          <w:lang w:val="en-US" w:eastAsia="ru-RU"/>
+        </w:rPr>
+      </w:pPr>
+    </w:p>
+    <w:p>
+      <w:pPr>
+        <w:spacing w:before="100" w:beforeAutospacing="1" w:after="100" w:afterAutospacing="1" w:line="240" w:lineRule="auto"/>
+        <w:rPr>
+          <w:rFonts w:ascii="Times New Roman" w:eastAsia="Times New Roman" w:hAnsi="Times New Roman" w:cs="Times New Roman"/>
+          <w:sz w:val="24"/>
+          <w:szCs w:val="24"/>
+          <w:lang w:val="en-US" w:eastAsia="ru-RU"/>
+        </w:rPr>
+      </w:pPr>
+    </w:p>
+    <w:p>
+      <w:pPr>
+        <w:spacing w:before="100" w:beforeAutospacing="1" w:after="100" w:afterAutospacing="1" w:line="240" w:lineRule="auto"/>
+        <w:rPr>
+          <w:rFonts w:ascii="Times New Roman" w:eastAsia="Times New Roman" w:hAnsi="Times New Roman" w:cs="Times New Roman"/>
+          <w:sz w:val="24"/>
+          <w:szCs w:val="24"/>
+          <w:lang w:val="en-US" w:eastAsia="ru-RU"/>
+        </w:rPr>
+      </w:pPr>
+      <w:r>
+        <w:rPr>
+          <w:rFonts w:ascii="Times New Roman" w:eastAsia="Times New Roman" w:hAnsi="Times New Roman" w:cs="Times New Roman"/>
+          <w:sz w:val="24"/>
+          <w:szCs w:val="24"/>
+          <w:lang w:val="en-US" w:eastAsia="ru-RU"/>
+        </w:rPr>
+        <w:t>Logging</w:t>
+      </w:r>
+    </w:p>
+    <w:p>
+      <w:pPr>
+        <w:spacing w:before="100" w:beforeAutospacing="1" w:after="100" w:afterAutospacing="1" w:line="240" w:lineRule="auto"/>
+        <w:rPr>
+          <w:rFonts w:ascii="Times New Roman" w:eastAsia="Times New Roman" w:hAnsi="Times New Roman" w:cs="Times New Roman"/>
+          <w:sz w:val="24"/>
+          <w:szCs w:val="24"/>
+          <w:lang w:val="en-US" w:eastAsia="ru-RU"/>
+        </w:rPr>
+      </w:pPr>
+    </w:p>
+    <w:p>
+      <w:pPr>
+        <w:spacing w:before="100" w:beforeAutospacing="1" w:after="100" w:afterAutospacing="1" w:line="240" w:lineRule="auto"/>
+        <w:rPr>
+          <w:rFonts w:ascii="Times New Roman" w:eastAsia="Times New Roman" w:hAnsi="Times New Roman" w:cs="Times New Roman"/>
+          <w:sz w:val="24"/>
+          <w:szCs w:val="24"/>
+          <w:lang w:val="en-US" w:eastAsia="ru-RU"/>
+        </w:rPr>
+      </w:pPr>
+      <w:r>
+        <w:rPr>
+          <w:rFonts w:ascii="Times New Roman" w:eastAsia="Times New Roman" w:hAnsi="Times New Roman" w:cs="Times New Roman"/>
+          <w:sz w:val="24"/>
+          <w:szCs w:val="24"/>
+          <w:lang w:eastAsia="ru-RU"/>
+        </w:rPr>
+        <w:t>Не</w:t>
+      </w:r>
+      <w:r>
+        <w:rPr>
+          <w:rFonts w:ascii="Times New Roman" w:eastAsia="Times New Roman" w:hAnsi="Times New Roman" w:cs="Times New Roman"/>
+          <w:sz w:val="24"/>
+          <w:szCs w:val="24"/>
+          <w:lang w:val="en-US" w:eastAsia="ru-RU"/>
+        </w:rPr>
+        <w:t xml:space="preserve"> </w:t>
+      </w:r>
+      <w:r>
+        <w:rPr>
+          <w:rFonts w:ascii="Times New Roman" w:eastAsia="Times New Roman" w:hAnsi="Times New Roman" w:cs="Times New Roman"/>
+          <w:sz w:val="24"/>
+          <w:szCs w:val="24"/>
+          <w:lang w:eastAsia="ru-RU"/>
+        </w:rPr>
+        <w:t>логировать</w:t>
+      </w:r>
+      <w:r>
+        <w:rPr>
+          <w:rFonts w:ascii="Times New Roman" w:eastAsia="Times New Roman" w:hAnsi="Times New Roman" w:cs="Times New Roman"/>
+          <w:sz w:val="24"/>
+          <w:szCs w:val="24"/>
+          <w:lang w:val="en-US" w:eastAsia="ru-RU"/>
+        </w:rPr>
+        <w:t>:</w:t>
+      </w:r>
+    </w:p>
+    <w:p>
+      <w:pPr>
+        <w:spacing w:before="100" w:beforeAutospacing="1" w:after="100" w:afterAutospacing="1" w:line="240" w:lineRule="auto"/>
+        <w:rPr>
+          <w:rFonts w:ascii="Times New Roman" w:eastAsia="Times New Roman" w:hAnsi="Times New Roman" w:cs="Times New Roman"/>
+          <w:sz w:val="24"/>
+          <w:szCs w:val="24"/>
+          <w:lang w:val="en-US" w:eastAsia="ru-RU"/>
+        </w:rPr>
+      </w:pPr>
+    </w:p>
+    <w:p>
+      <w:pPr>
+        <w:spacing w:before="100" w:beforeAutospacing="1" w:after="100" w:afterAutospacing="1" w:line="240" w:lineRule="auto"/>
+        <w:rPr>
+          <w:rFonts w:ascii="Times New Roman" w:eastAsia="Times New Roman" w:hAnsi="Times New Roman" w:cs="Times New Roman"/>
+          <w:sz w:val="24"/>
+          <w:szCs w:val="24"/>
+          <w:lang w:val="en-US" w:eastAsia="ru-RU"/>
+        </w:rPr>
+      </w:pPr>
+      <w:r>
+        <w:rPr>
+          <w:rFonts w:ascii="Times New Roman" w:eastAsia="Times New Roman" w:hAnsi="Times New Roman" w:cs="Times New Roman"/>
+          <w:sz w:val="24"/>
+          <w:szCs w:val="24"/>
+          <w:lang w:val="en-US" w:eastAsia="ru-RU"/>
+        </w:rPr>
+        <w:t>JWT;</w:t>
+      </w:r>
+    </w:p>
+    <w:p>
+      <w:pPr>
+        <w:spacing w:before="100" w:beforeAutospacing="1" w:after="100" w:afterAutospacing="1" w:line="240" w:lineRule="auto"/>
+        <w:rPr>
+          <w:rFonts w:ascii="Times New Roman" w:eastAsia="Times New Roman" w:hAnsi="Times New Roman" w:cs="Times New Roman"/>
+          <w:sz w:val="24"/>
+          <w:szCs w:val="24"/>
+          <w:lang w:val="en-US" w:eastAsia="ru-RU"/>
+        </w:rPr>
+      </w:pPr>
+      <w:r>
+        <w:rPr>
+          <w:rFonts w:ascii="Times New Roman" w:eastAsia="Times New Roman" w:hAnsi="Times New Roman" w:cs="Times New Roman"/>
+          <w:sz w:val="24"/>
+          <w:szCs w:val="24"/>
+          <w:lang w:val="en-US" w:eastAsia="ru-RU"/>
+        </w:rPr>
+        <w:t>audio binary;</w:t>
+      </w:r>
+    </w:p>
+    <w:p>
+      <w:pPr>
+        <w:spacing w:before="100" w:beforeAutospacing="1" w:after="100" w:afterAutospacing="1" w:line="240" w:lineRule="auto"/>
+        <w:rPr>
+          <w:rFonts w:ascii="Times New Roman" w:eastAsia="Times New Roman" w:hAnsi="Times New Roman" w:cs="Times New Roman"/>
+          <w:sz w:val="24"/>
+          <w:szCs w:val="24"/>
+          <w:lang w:val="en-US" w:eastAsia="ru-RU"/>
+        </w:rPr>
+      </w:pPr>
+      <w:r>
+        <w:rPr>
+          <w:rFonts w:ascii="Times New Roman" w:eastAsia="Times New Roman" w:hAnsi="Times New Roman" w:cs="Times New Roman"/>
+          <w:sz w:val="24"/>
+          <w:szCs w:val="24"/>
+          <w:lang w:val="en-US" w:eastAsia="ru-RU"/>
+        </w:rPr>
+        <w:t>storage credentials;</w:t>
+      </w:r>
+    </w:p>
+    <w:p>
+      <w:pPr>
+        <w:spacing w:before="100" w:beforeAutospacing="1" w:after="100" w:afterAutospacing="1" w:line="240" w:lineRule="auto"/>
+        <w:rPr>
+          <w:rFonts w:ascii="Times New Roman" w:eastAsia="Times New Roman" w:hAnsi="Times New Roman" w:cs="Times New Roman"/>
+          <w:sz w:val="24"/>
+          <w:szCs w:val="24"/>
+          <w:lang w:val="en-US" w:eastAsia="ru-RU"/>
+        </w:rPr>
+      </w:pPr>
+      <w:r>
+        <w:rPr>
+          <w:rFonts w:ascii="Times New Roman" w:eastAsia="Times New Roman" w:hAnsi="Times New Roman" w:cs="Times New Roman"/>
+          <w:sz w:val="24"/>
+          <w:szCs w:val="24"/>
+          <w:lang w:val="en-US" w:eastAsia="ru-RU"/>
+        </w:rPr>
+        <w:t xml:space="preserve">private storage keys </w:t>
+      </w:r>
+      <w:r>
+        <w:rPr>
+          <w:rFonts w:ascii="Times New Roman" w:eastAsia="Times New Roman" w:hAnsi="Times New Roman" w:cs="Times New Roman"/>
+          <w:sz w:val="24"/>
+          <w:szCs w:val="24"/>
+          <w:lang w:eastAsia="ru-RU"/>
+        </w:rPr>
+        <w:t>в</w:t>
+      </w:r>
+      <w:r>
+        <w:rPr>
+          <w:rFonts w:ascii="Times New Roman" w:eastAsia="Times New Roman" w:hAnsi="Times New Roman" w:cs="Times New Roman"/>
+          <w:sz w:val="24"/>
+          <w:szCs w:val="24"/>
+          <w:lang w:val="en-US" w:eastAsia="ru-RU"/>
+        </w:rPr>
+        <w:t xml:space="preserve"> </w:t>
+      </w:r>
+      <w:r>
+        <w:rPr>
+          <w:rFonts w:ascii="Times New Roman" w:eastAsia="Times New Roman" w:hAnsi="Times New Roman" w:cs="Times New Roman"/>
+          <w:sz w:val="24"/>
+          <w:szCs w:val="24"/>
+          <w:lang w:eastAsia="ru-RU"/>
+        </w:rPr>
+        <w:t>пользовательских</w:t>
+      </w:r>
+      <w:r>
+        <w:rPr>
+          <w:rFonts w:ascii="Times New Roman" w:eastAsia="Times New Roman" w:hAnsi="Times New Roman" w:cs="Times New Roman"/>
+          <w:sz w:val="24"/>
+          <w:szCs w:val="24"/>
+          <w:lang w:val="en-US" w:eastAsia="ru-RU"/>
+        </w:rPr>
+        <w:t xml:space="preserve"> diagnostics.</w:t>
+      </w:r>
+    </w:p>
+    <w:p>
+      <w:pPr>
+        <w:spacing w:before="100" w:beforeAutospacing="1" w:after="100" w:afterAutospacing="1" w:line="240" w:lineRule="auto"/>
+        <w:rPr>
+          <w:rFonts w:ascii="Times New Roman" w:eastAsia="Times New Roman" w:hAnsi="Times New Roman" w:cs="Times New Roman"/>
+          <w:sz w:val="24"/>
+          <w:szCs w:val="24"/>
+          <w:lang w:val="en-US" w:eastAsia="ru-RU"/>
+        </w:rPr>
+      </w:pPr>
+    </w:p>
+    <w:p>
+      <w:pPr>
+        <w:spacing w:before="100" w:beforeAutospacing="1" w:after="100" w:afterAutospacing="1" w:line="240" w:lineRule="auto"/>
+        <w:rPr>
+          <w:rFonts w:ascii="Times New Roman" w:eastAsia="Times New Roman" w:hAnsi="Times New Roman" w:cs="Times New Roman"/>
+          <w:sz w:val="24"/>
+          <w:szCs w:val="24"/>
+          <w:lang w:eastAsia="ru-RU"/>
+        </w:rPr>
+      </w:pPr>
+      <w:r>
+        <w:rPr>
+          <w:rFonts w:ascii="Times New Roman" w:eastAsia="Times New Roman" w:hAnsi="Times New Roman" w:cs="Times New Roman"/>
+          <w:sz w:val="24"/>
+          <w:szCs w:val="24"/>
+          <w:lang w:eastAsia="ru-RU"/>
+        </w:rPr>
+        <w:t>Допустимо логировать безопасные operational events,</w:t>
+      </w:r>
+    </w:p>
+    <w:p>
+      <w:pPr>
+        <w:spacing w:before="100" w:beforeAutospacing="1" w:after="100" w:afterAutospacing="1" w:line="240" w:lineRule="auto"/>
+        <w:rPr>
+          <w:rFonts w:ascii="Times New Roman" w:eastAsia="Times New Roman" w:hAnsi="Times New Roman" w:cs="Times New Roman"/>
+          <w:sz w:val="24"/>
+          <w:szCs w:val="24"/>
+          <w:lang w:val="en-US" w:eastAsia="ru-RU"/>
+        </w:rPr>
+      </w:pPr>
+      <w:r>
+        <w:rPr>
+          <w:rFonts w:ascii="Times New Roman" w:eastAsia="Times New Roman" w:hAnsi="Times New Roman" w:cs="Times New Roman"/>
+          <w:sz w:val="24"/>
+          <w:szCs w:val="24"/>
+          <w:lang w:eastAsia="ru-RU"/>
+        </w:rPr>
+        <w:t>не</w:t>
+      </w:r>
+      <w:r>
+        <w:rPr>
+          <w:rFonts w:ascii="Times New Roman" w:eastAsia="Times New Roman" w:hAnsi="Times New Roman" w:cs="Times New Roman"/>
+          <w:sz w:val="24"/>
+          <w:szCs w:val="24"/>
+          <w:lang w:val="en-US" w:eastAsia="ru-RU"/>
+        </w:rPr>
+        <w:t xml:space="preserve"> </w:t>
+      </w:r>
+      <w:r>
+        <w:rPr>
+          <w:rFonts w:ascii="Times New Roman" w:eastAsia="Times New Roman" w:hAnsi="Times New Roman" w:cs="Times New Roman"/>
+          <w:sz w:val="24"/>
+          <w:szCs w:val="24"/>
+          <w:lang w:eastAsia="ru-RU"/>
+        </w:rPr>
+        <w:t>содержащие</w:t>
+      </w:r>
+      <w:r>
+        <w:rPr>
+          <w:rFonts w:ascii="Times New Roman" w:eastAsia="Times New Roman" w:hAnsi="Times New Roman" w:cs="Times New Roman"/>
+          <w:sz w:val="24"/>
+          <w:szCs w:val="24"/>
+          <w:lang w:val="en-US" w:eastAsia="ru-RU"/>
+        </w:rPr>
+        <w:t xml:space="preserve"> private content.</w:t>
+      </w:r>
+    </w:p>
+    <w:p>
+      <w:pPr>
+        <w:spacing w:before="100" w:beforeAutospacing="1" w:after="100" w:afterAutospacing="1" w:line="240" w:lineRule="auto"/>
+        <w:rPr>
+          <w:rFonts w:ascii="Times New Roman" w:eastAsia="Times New Roman" w:hAnsi="Times New Roman" w:cs="Times New Roman"/>
+          <w:sz w:val="24"/>
+          <w:szCs w:val="24"/>
+          <w:lang w:val="en-US" w:eastAsia="ru-RU"/>
+        </w:rPr>
+      </w:pPr>
+    </w:p>
+    <w:p>
+      <w:pPr>
+        <w:spacing w:before="100" w:beforeAutospacing="1" w:after="100" w:afterAutospacing="1" w:line="240" w:lineRule="auto"/>
+        <w:rPr>
+          <w:rFonts w:ascii="Times New Roman" w:eastAsia="Times New Roman" w:hAnsi="Times New Roman" w:cs="Times New Roman"/>
+          <w:sz w:val="24"/>
+          <w:szCs w:val="24"/>
+          <w:lang w:val="en-US" w:eastAsia="ru-RU"/>
+        </w:rPr>
+      </w:pPr>
+    </w:p>
+    <w:p>
+      <w:pPr>
+        <w:spacing w:before="100" w:beforeAutospacing="1" w:after="100" w:afterAutospacing="1" w:line="240" w:lineRule="auto"/>
+        <w:rPr>
+          <w:rFonts w:ascii="Times New Roman" w:eastAsia="Times New Roman" w:hAnsi="Times New Roman" w:cs="Times New Roman"/>
+          <w:sz w:val="24"/>
+          <w:szCs w:val="24"/>
+          <w:lang w:val="en-US" w:eastAsia="ru-RU"/>
+        </w:rPr>
+      </w:pPr>
+      <w:r>
+        <w:rPr>
+          <w:rFonts w:ascii="Times New Roman" w:eastAsia="Times New Roman" w:hAnsi="Times New Roman" w:cs="Times New Roman"/>
+          <w:sz w:val="24"/>
+          <w:szCs w:val="24"/>
+          <w:lang w:val="en-US" w:eastAsia="ru-RU"/>
+        </w:rPr>
+        <w:t>Audio Failure</w:t>
+      </w:r>
+    </w:p>
+    <w:p>
+      <w:pPr>
+        <w:spacing w:before="100" w:beforeAutospacing="1" w:after="100" w:afterAutospacing="1" w:line="240" w:lineRule="auto"/>
+        <w:rPr>
+          <w:rFonts w:ascii="Times New Roman" w:eastAsia="Times New Roman" w:hAnsi="Times New Roman" w:cs="Times New Roman"/>
+          <w:sz w:val="24"/>
+          <w:szCs w:val="24"/>
+          <w:lang w:val="en-US" w:eastAsia="ru-RU"/>
+        </w:rPr>
+      </w:pPr>
+    </w:p>
+    <w:p>
+      <w:pPr>
+        <w:spacing w:before="100" w:beforeAutospacing="1" w:after="100" w:afterAutospacing="1" w:line="240" w:lineRule="auto"/>
+        <w:rPr>
+          <w:rFonts w:ascii="Times New Roman" w:eastAsia="Times New Roman" w:hAnsi="Times New Roman" w:cs="Times New Roman"/>
+          <w:sz w:val="24"/>
+          <w:szCs w:val="24"/>
+          <w:lang w:val="en-US" w:eastAsia="ru-RU"/>
+        </w:rPr>
+      </w:pPr>
+      <w:r>
+        <w:rPr>
+          <w:rFonts w:ascii="Times New Roman" w:eastAsia="Times New Roman" w:hAnsi="Times New Roman" w:cs="Times New Roman"/>
+          <w:sz w:val="24"/>
+          <w:szCs w:val="24"/>
+          <w:lang w:eastAsia="ru-RU"/>
+        </w:rPr>
+        <w:t>Ошибка</w:t>
+      </w:r>
+      <w:r>
+        <w:rPr>
+          <w:rFonts w:ascii="Times New Roman" w:eastAsia="Times New Roman" w:hAnsi="Times New Roman" w:cs="Times New Roman"/>
+          <w:sz w:val="24"/>
+          <w:szCs w:val="24"/>
+          <w:lang w:val="en-US" w:eastAsia="ru-RU"/>
+        </w:rPr>
+        <w:t xml:space="preserve"> soundtrack authorization/storage/audio delivery</w:t>
+      </w:r>
+    </w:p>
+    <w:p>
+      <w:pPr>
+        <w:spacing w:before="100" w:beforeAutospacing="1" w:after="100" w:afterAutospacing="1" w:line="240" w:lineRule="auto"/>
+        <w:rPr>
+          <w:rFonts w:ascii="Times New Roman" w:eastAsia="Times New Roman" w:hAnsi="Times New Roman" w:cs="Times New Roman"/>
+          <w:sz w:val="24"/>
+          <w:szCs w:val="24"/>
+          <w:lang w:eastAsia="ru-RU"/>
+        </w:rPr>
+      </w:pPr>
+      <w:r>
+        <w:rPr>
+          <w:rFonts w:ascii="Times New Roman" w:eastAsia="Times New Roman" w:hAnsi="Times New Roman" w:cs="Times New Roman"/>
+          <w:sz w:val="24"/>
+          <w:szCs w:val="24"/>
+          <w:lang w:eastAsia="ru-RU"/>
+        </w:rPr>
+        <w:lastRenderedPageBreak/>
+        <w:t>не должна раскрывать infrastructure details пользователю.</w:t>
+      </w:r>
+    </w:p>
+    <w:p>
+      <w:pPr>
+        <w:spacing w:before="100" w:beforeAutospacing="1" w:after="100" w:afterAutospacing="1" w:line="240" w:lineRule="auto"/>
+        <w:rPr>
+          <w:rFonts w:ascii="Times New Roman" w:eastAsia="Times New Roman" w:hAnsi="Times New Roman" w:cs="Times New Roman"/>
+          <w:sz w:val="24"/>
+          <w:szCs w:val="24"/>
+          <w:lang w:eastAsia="ru-RU"/>
+        </w:rPr>
+      </w:pPr>
+    </w:p>
+    <w:p>
+      <w:pPr>
+        <w:spacing w:before="100" w:beforeAutospacing="1" w:after="100" w:afterAutospacing="1" w:line="240" w:lineRule="auto"/>
+        <w:rPr>
+          <w:rFonts w:ascii="Times New Roman" w:eastAsia="Times New Roman" w:hAnsi="Times New Roman" w:cs="Times New Roman"/>
+          <w:sz w:val="24"/>
+          <w:szCs w:val="24"/>
+          <w:lang w:val="en-US" w:eastAsia="ru-RU"/>
+        </w:rPr>
+      </w:pPr>
+      <w:r>
+        <w:rPr>
+          <w:rFonts w:ascii="Times New Roman" w:eastAsia="Times New Roman" w:hAnsi="Times New Roman" w:cs="Times New Roman"/>
+          <w:sz w:val="24"/>
+          <w:szCs w:val="24"/>
+          <w:lang w:val="en-US" w:eastAsia="ru-RU"/>
+        </w:rPr>
+        <w:t xml:space="preserve">UI </w:t>
+      </w:r>
+      <w:r>
+        <w:rPr>
+          <w:rFonts w:ascii="Times New Roman" w:eastAsia="Times New Roman" w:hAnsi="Times New Roman" w:cs="Times New Roman"/>
+          <w:sz w:val="24"/>
+          <w:szCs w:val="24"/>
+          <w:lang w:eastAsia="ru-RU"/>
+        </w:rPr>
+        <w:t>получает</w:t>
+      </w:r>
+      <w:r>
+        <w:rPr>
+          <w:rFonts w:ascii="Times New Roman" w:eastAsia="Times New Roman" w:hAnsi="Times New Roman" w:cs="Times New Roman"/>
+          <w:sz w:val="24"/>
+          <w:szCs w:val="24"/>
+          <w:lang w:val="en-US" w:eastAsia="ru-RU"/>
+        </w:rPr>
+        <w:t xml:space="preserve"> safe domain/application failure</w:t>
+      </w:r>
+    </w:p>
+    <w:p>
+      <w:pPr>
+        <w:spacing w:before="100" w:beforeAutospacing="1" w:after="100" w:afterAutospacing="1" w:line="240" w:lineRule="auto"/>
+        <w:rPr>
+          <w:rFonts w:ascii="Times New Roman" w:eastAsia="Times New Roman" w:hAnsi="Times New Roman" w:cs="Times New Roman"/>
+          <w:sz w:val="24"/>
+          <w:szCs w:val="24"/>
+          <w:lang w:val="en-US" w:eastAsia="ru-RU"/>
+        </w:rPr>
+      </w:pPr>
+      <w:r>
+        <w:rPr>
+          <w:rFonts w:ascii="Times New Roman" w:eastAsia="Times New Roman" w:hAnsi="Times New Roman" w:cs="Times New Roman"/>
+          <w:sz w:val="24"/>
+          <w:szCs w:val="24"/>
+          <w:lang w:eastAsia="ru-RU"/>
+        </w:rPr>
+        <w:t>или</w:t>
+      </w:r>
+      <w:r>
+        <w:rPr>
+          <w:rFonts w:ascii="Times New Roman" w:eastAsia="Times New Roman" w:hAnsi="Times New Roman" w:cs="Times New Roman"/>
+          <w:sz w:val="24"/>
+          <w:szCs w:val="24"/>
+          <w:lang w:val="en-US" w:eastAsia="ru-RU"/>
+        </w:rPr>
+        <w:t xml:space="preserve"> silent soundtrack unavailability.</w:t>
+      </w:r>
+    </w:p>
+    <w:p>
+      <w:pPr>
+        <w:spacing w:before="100" w:beforeAutospacing="1" w:after="100" w:afterAutospacing="1" w:line="240" w:lineRule="auto"/>
+        <w:rPr>
+          <w:rFonts w:ascii="Times New Roman" w:eastAsia="Times New Roman" w:hAnsi="Times New Roman" w:cs="Times New Roman"/>
+          <w:sz w:val="24"/>
+          <w:szCs w:val="24"/>
+          <w:lang w:val="en-US" w:eastAsia="ru-RU"/>
+        </w:rPr>
+      </w:pPr>
+    </w:p>
+    <w:p>
+      <w:pPr>
+        <w:spacing w:before="100" w:beforeAutospacing="1" w:after="100" w:afterAutospacing="1" w:line="240" w:lineRule="auto"/>
+        <w:rPr>
+          <w:rFonts w:ascii="Times New Roman" w:eastAsia="Times New Roman" w:hAnsi="Times New Roman" w:cs="Times New Roman"/>
+          <w:sz w:val="24"/>
+          <w:szCs w:val="24"/>
+          <w:lang w:val="en-US" w:eastAsia="ru-RU"/>
+        </w:rPr>
+      </w:pPr>
+      <w:r>
+        <w:rPr>
+          <w:rFonts w:ascii="Times New Roman" w:eastAsia="Times New Roman" w:hAnsi="Times New Roman" w:cs="Times New Roman"/>
+          <w:sz w:val="24"/>
+          <w:szCs w:val="24"/>
+          <w:lang w:val="en-US" w:eastAsia="ru-RU"/>
+        </w:rPr>
+        <w:t xml:space="preserve">Visual Story Playback </w:t>
+      </w:r>
+      <w:r>
+        <w:rPr>
+          <w:rFonts w:ascii="Times New Roman" w:eastAsia="Times New Roman" w:hAnsi="Times New Roman" w:cs="Times New Roman"/>
+          <w:sz w:val="24"/>
+          <w:szCs w:val="24"/>
+          <w:lang w:eastAsia="ru-RU"/>
+        </w:rPr>
+        <w:t>может</w:t>
+      </w:r>
+      <w:r>
+        <w:rPr>
+          <w:rFonts w:ascii="Times New Roman" w:eastAsia="Times New Roman" w:hAnsi="Times New Roman" w:cs="Times New Roman"/>
+          <w:sz w:val="24"/>
+          <w:szCs w:val="24"/>
+          <w:lang w:val="en-US" w:eastAsia="ru-RU"/>
+        </w:rPr>
+        <w:t xml:space="preserve"> </w:t>
+      </w:r>
+      <w:r>
+        <w:rPr>
+          <w:rFonts w:ascii="Times New Roman" w:eastAsia="Times New Roman" w:hAnsi="Times New Roman" w:cs="Times New Roman"/>
+          <w:sz w:val="24"/>
+          <w:szCs w:val="24"/>
+          <w:lang w:eastAsia="ru-RU"/>
+        </w:rPr>
+        <w:t>продолжаться</w:t>
+      </w:r>
+      <w:r>
+        <w:rPr>
+          <w:rFonts w:ascii="Times New Roman" w:eastAsia="Times New Roman" w:hAnsi="Times New Roman" w:cs="Times New Roman"/>
+          <w:sz w:val="24"/>
+          <w:szCs w:val="24"/>
+          <w:lang w:val="en-US" w:eastAsia="ru-RU"/>
+        </w:rPr>
+        <w:t>.</w:t>
+      </w:r>
+    </w:p>
+    <w:p>
+      <w:pPr>
+        <w:spacing w:before="100" w:beforeAutospacing="1" w:after="100" w:afterAutospacing="1" w:line="240" w:lineRule="auto"/>
+        <w:rPr>
+          <w:rFonts w:ascii="Times New Roman" w:eastAsia="Times New Roman" w:hAnsi="Times New Roman" w:cs="Times New Roman"/>
+          <w:sz w:val="24"/>
+          <w:szCs w:val="24"/>
+          <w:lang w:val="en-US" w:eastAsia="ru-RU"/>
+        </w:rPr>
+      </w:pPr>
+    </w:p>
+    <w:p>
+      <w:pPr>
+        <w:spacing w:before="100" w:beforeAutospacing="1" w:after="100" w:afterAutospacing="1" w:line="240" w:lineRule="auto"/>
+        <w:rPr>
+          <w:rFonts w:ascii="Times New Roman" w:eastAsia="Times New Roman" w:hAnsi="Times New Roman" w:cs="Times New Roman"/>
+          <w:sz w:val="24"/>
+          <w:szCs w:val="24"/>
+          <w:lang w:val="en-US" w:eastAsia="ru-RU"/>
+        </w:rPr>
+      </w:pPr>
+    </w:p>
+    <w:p>
+      <w:pPr>
+        <w:spacing w:before="100" w:beforeAutospacing="1" w:after="100" w:afterAutospacing="1" w:line="240" w:lineRule="auto"/>
+        <w:rPr>
+          <w:rFonts w:ascii="Times New Roman" w:eastAsia="Times New Roman" w:hAnsi="Times New Roman" w:cs="Times New Roman"/>
+          <w:sz w:val="24"/>
+          <w:szCs w:val="24"/>
+          <w:lang w:val="en-US" w:eastAsia="ru-RU"/>
+        </w:rPr>
+      </w:pPr>
+      <w:r>
+        <w:rPr>
+          <w:rFonts w:ascii="Times New Roman" w:eastAsia="Times New Roman" w:hAnsi="Times New Roman" w:cs="Times New Roman"/>
+          <w:sz w:val="24"/>
+          <w:szCs w:val="24"/>
+          <w:lang w:val="en-US" w:eastAsia="ru-RU"/>
+        </w:rPr>
+        <w:t>External Music Source</w:t>
+      </w:r>
+    </w:p>
+    <w:p>
+      <w:pPr>
+        <w:spacing w:before="100" w:beforeAutospacing="1" w:after="100" w:afterAutospacing="1" w:line="240" w:lineRule="auto"/>
+        <w:rPr>
+          <w:rFonts w:ascii="Times New Roman" w:eastAsia="Times New Roman" w:hAnsi="Times New Roman" w:cs="Times New Roman"/>
+          <w:sz w:val="24"/>
+          <w:szCs w:val="24"/>
+          <w:lang w:val="en-US" w:eastAsia="ru-RU"/>
+        </w:rPr>
+      </w:pPr>
+    </w:p>
+    <w:p>
+      <w:pPr>
+        <w:spacing w:before="100" w:beforeAutospacing="1" w:after="100" w:afterAutospacing="1" w:line="240" w:lineRule="auto"/>
+        <w:rPr>
+          <w:rFonts w:ascii="Times New Roman" w:eastAsia="Times New Roman" w:hAnsi="Times New Roman" w:cs="Times New Roman"/>
+          <w:sz w:val="24"/>
+          <w:szCs w:val="24"/>
+          <w:lang w:val="en-US" w:eastAsia="ru-RU"/>
+        </w:rPr>
+      </w:pPr>
+      <w:r>
+        <w:rPr>
+          <w:rFonts w:ascii="Times New Roman" w:eastAsia="Times New Roman" w:hAnsi="Times New Roman" w:cs="Times New Roman"/>
+          <w:sz w:val="24"/>
+          <w:szCs w:val="24"/>
+          <w:lang w:val="en-US" w:eastAsia="ru-RU"/>
+        </w:rPr>
+        <w:t xml:space="preserve">External provider URL </w:t>
+      </w:r>
+      <w:r>
+        <w:rPr>
+          <w:rFonts w:ascii="Times New Roman" w:eastAsia="Times New Roman" w:hAnsi="Times New Roman" w:cs="Times New Roman"/>
+          <w:sz w:val="24"/>
+          <w:szCs w:val="24"/>
+          <w:lang w:eastAsia="ru-RU"/>
+        </w:rPr>
+        <w:t>не</w:t>
+      </w:r>
+      <w:r>
+        <w:rPr>
+          <w:rFonts w:ascii="Times New Roman" w:eastAsia="Times New Roman" w:hAnsi="Times New Roman" w:cs="Times New Roman"/>
+          <w:sz w:val="24"/>
+          <w:szCs w:val="24"/>
+          <w:lang w:val="en-US" w:eastAsia="ru-RU"/>
+        </w:rPr>
+        <w:t xml:space="preserve"> </w:t>
+      </w:r>
+      <w:r>
+        <w:rPr>
+          <w:rFonts w:ascii="Times New Roman" w:eastAsia="Times New Roman" w:hAnsi="Times New Roman" w:cs="Times New Roman"/>
+          <w:sz w:val="24"/>
+          <w:szCs w:val="24"/>
+          <w:lang w:eastAsia="ru-RU"/>
+        </w:rPr>
+        <w:t>должен</w:t>
+      </w:r>
+      <w:r>
+        <w:rPr>
+          <w:rFonts w:ascii="Times New Roman" w:eastAsia="Times New Roman" w:hAnsi="Times New Roman" w:cs="Times New Roman"/>
+          <w:sz w:val="24"/>
+          <w:szCs w:val="24"/>
+          <w:lang w:val="en-US" w:eastAsia="ru-RU"/>
+        </w:rPr>
+        <w:t xml:space="preserve"> </w:t>
+      </w:r>
+      <w:r>
+        <w:rPr>
+          <w:rFonts w:ascii="Times New Roman" w:eastAsia="Times New Roman" w:hAnsi="Times New Roman" w:cs="Times New Roman"/>
+          <w:sz w:val="24"/>
+          <w:szCs w:val="24"/>
+          <w:lang w:eastAsia="ru-RU"/>
+        </w:rPr>
+        <w:t>использоваться</w:t>
+      </w:r>
+      <w:r>
+        <w:rPr>
+          <w:rFonts w:ascii="Times New Roman" w:eastAsia="Times New Roman" w:hAnsi="Times New Roman" w:cs="Times New Roman"/>
+          <w:sz w:val="24"/>
+          <w:szCs w:val="24"/>
+          <w:lang w:val="en-US" w:eastAsia="ru-RU"/>
+        </w:rPr>
+        <w:t xml:space="preserve"> Flutter</w:t>
+      </w:r>
+    </w:p>
+    <w:p>
+      <w:pPr>
+        <w:spacing w:before="100" w:beforeAutospacing="1" w:after="100" w:afterAutospacing="1" w:line="240" w:lineRule="auto"/>
+        <w:rPr>
+          <w:rFonts w:ascii="Times New Roman" w:eastAsia="Times New Roman" w:hAnsi="Times New Roman" w:cs="Times New Roman"/>
+          <w:sz w:val="24"/>
+          <w:szCs w:val="24"/>
+          <w:lang w:val="en-US" w:eastAsia="ru-RU"/>
+        </w:rPr>
+      </w:pPr>
+      <w:r>
+        <w:rPr>
+          <w:rFonts w:ascii="Times New Roman" w:eastAsia="Times New Roman" w:hAnsi="Times New Roman" w:cs="Times New Roman"/>
+          <w:sz w:val="24"/>
+          <w:szCs w:val="24"/>
+          <w:lang w:eastAsia="ru-RU"/>
+        </w:rPr>
+        <w:t>как</w:t>
+      </w:r>
+      <w:r>
+        <w:rPr>
+          <w:rFonts w:ascii="Times New Roman" w:eastAsia="Times New Roman" w:hAnsi="Times New Roman" w:cs="Times New Roman"/>
+          <w:sz w:val="24"/>
+          <w:szCs w:val="24"/>
+          <w:lang w:val="en-US" w:eastAsia="ru-RU"/>
+        </w:rPr>
+        <w:t xml:space="preserve"> production audio source </w:t>
+      </w:r>
+      <w:r>
+        <w:rPr>
+          <w:rFonts w:ascii="Times New Roman" w:eastAsia="Times New Roman" w:hAnsi="Times New Roman" w:cs="Times New Roman"/>
+          <w:sz w:val="24"/>
+          <w:szCs w:val="24"/>
+          <w:lang w:eastAsia="ru-RU"/>
+        </w:rPr>
+        <w:t>после</w:t>
+      </w:r>
+      <w:r>
+        <w:rPr>
+          <w:rFonts w:ascii="Times New Roman" w:eastAsia="Times New Roman" w:hAnsi="Times New Roman" w:cs="Times New Roman"/>
+          <w:sz w:val="24"/>
+          <w:szCs w:val="24"/>
+          <w:lang w:val="en-US" w:eastAsia="ru-RU"/>
+        </w:rPr>
+        <w:t xml:space="preserve"> server-side catalog ingestion,</w:t>
+      </w:r>
+    </w:p>
+    <w:p>
+      <w:pPr>
+        <w:spacing w:before="100" w:beforeAutospacing="1" w:after="100" w:afterAutospacing="1" w:line="240" w:lineRule="auto"/>
+        <w:rPr>
+          <w:rFonts w:ascii="Times New Roman" w:eastAsia="Times New Roman" w:hAnsi="Times New Roman" w:cs="Times New Roman"/>
+          <w:sz w:val="24"/>
+          <w:szCs w:val="24"/>
+          <w:lang w:val="en-US" w:eastAsia="ru-RU"/>
+        </w:rPr>
+      </w:pPr>
+      <w:r>
+        <w:rPr>
+          <w:rFonts w:ascii="Times New Roman" w:eastAsia="Times New Roman" w:hAnsi="Times New Roman" w:cs="Times New Roman"/>
+          <w:sz w:val="24"/>
+          <w:szCs w:val="24"/>
+          <w:lang w:eastAsia="ru-RU"/>
+        </w:rPr>
+        <w:t>если</w:t>
+      </w:r>
+      <w:r>
+        <w:rPr>
+          <w:rFonts w:ascii="Times New Roman" w:eastAsia="Times New Roman" w:hAnsi="Times New Roman" w:cs="Times New Roman"/>
+          <w:sz w:val="24"/>
+          <w:szCs w:val="24"/>
+          <w:lang w:val="en-US" w:eastAsia="ru-RU"/>
+        </w:rPr>
+        <w:t xml:space="preserve"> </w:t>
+      </w:r>
+      <w:r>
+        <w:rPr>
+          <w:rFonts w:ascii="Times New Roman" w:eastAsia="Times New Roman" w:hAnsi="Times New Roman" w:cs="Times New Roman"/>
+          <w:sz w:val="24"/>
+          <w:szCs w:val="24"/>
+          <w:lang w:eastAsia="ru-RU"/>
+        </w:rPr>
+        <w:t>выбран</w:t>
+      </w:r>
+      <w:r>
+        <w:rPr>
+          <w:rFonts w:ascii="Times New Roman" w:eastAsia="Times New Roman" w:hAnsi="Times New Roman" w:cs="Times New Roman"/>
+          <w:sz w:val="24"/>
+          <w:szCs w:val="24"/>
+          <w:lang w:val="en-US" w:eastAsia="ru-RU"/>
+        </w:rPr>
+        <w:t xml:space="preserve"> private-hosting architecture.</w:t>
+      </w:r>
+    </w:p>
+    <w:p>
+      <w:pPr>
+        <w:spacing w:before="100" w:beforeAutospacing="1" w:after="100" w:afterAutospacing="1" w:line="240" w:lineRule="auto"/>
+        <w:rPr>
+          <w:rFonts w:ascii="Times New Roman" w:eastAsia="Times New Roman" w:hAnsi="Times New Roman" w:cs="Times New Roman"/>
+          <w:sz w:val="24"/>
+          <w:szCs w:val="24"/>
+          <w:lang w:val="en-US" w:eastAsia="ru-RU"/>
+        </w:rPr>
+      </w:pPr>
+    </w:p>
+    <w:p>
+      <w:pPr>
+        <w:spacing w:before="100" w:beforeAutospacing="1" w:after="100" w:afterAutospacing="1" w:line="240" w:lineRule="auto"/>
+        <w:rPr>
+          <w:rFonts w:ascii="Times New Roman" w:eastAsia="Times New Roman" w:hAnsi="Times New Roman" w:cs="Times New Roman"/>
+          <w:sz w:val="24"/>
+          <w:szCs w:val="24"/>
+          <w:lang w:val="en-US" w:eastAsia="ru-RU"/>
+        </w:rPr>
+      </w:pPr>
+      <w:r>
+        <w:rPr>
+          <w:rFonts w:ascii="Times New Roman" w:eastAsia="Times New Roman" w:hAnsi="Times New Roman" w:cs="Times New Roman"/>
+          <w:sz w:val="24"/>
+          <w:szCs w:val="24"/>
+          <w:lang w:val="en-US" w:eastAsia="ru-RU"/>
+        </w:rPr>
+        <w:t xml:space="preserve">Story Playback </w:t>
+      </w:r>
+      <w:r>
+        <w:rPr>
+          <w:rFonts w:ascii="Times New Roman" w:eastAsia="Times New Roman" w:hAnsi="Times New Roman" w:cs="Times New Roman"/>
+          <w:sz w:val="24"/>
+          <w:szCs w:val="24"/>
+          <w:lang w:eastAsia="ru-RU"/>
+        </w:rPr>
+        <w:t>не</w:t>
+      </w:r>
+      <w:r>
+        <w:rPr>
+          <w:rFonts w:ascii="Times New Roman" w:eastAsia="Times New Roman" w:hAnsi="Times New Roman" w:cs="Times New Roman"/>
+          <w:sz w:val="24"/>
+          <w:szCs w:val="24"/>
+          <w:lang w:val="en-US" w:eastAsia="ru-RU"/>
+        </w:rPr>
+        <w:t xml:space="preserve"> </w:t>
+      </w:r>
+      <w:r>
+        <w:rPr>
+          <w:rFonts w:ascii="Times New Roman" w:eastAsia="Times New Roman" w:hAnsi="Times New Roman" w:cs="Times New Roman"/>
+          <w:sz w:val="24"/>
+          <w:szCs w:val="24"/>
+          <w:lang w:eastAsia="ru-RU"/>
+        </w:rPr>
+        <w:t>должен</w:t>
+      </w:r>
+      <w:r>
+        <w:rPr>
+          <w:rFonts w:ascii="Times New Roman" w:eastAsia="Times New Roman" w:hAnsi="Times New Roman" w:cs="Times New Roman"/>
+          <w:sz w:val="24"/>
+          <w:szCs w:val="24"/>
+          <w:lang w:val="en-US" w:eastAsia="ru-RU"/>
+        </w:rPr>
+        <w:t xml:space="preserve"> </w:t>
+      </w:r>
+      <w:r>
+        <w:rPr>
+          <w:rFonts w:ascii="Times New Roman" w:eastAsia="Times New Roman" w:hAnsi="Times New Roman" w:cs="Times New Roman"/>
+          <w:sz w:val="24"/>
+          <w:szCs w:val="24"/>
+          <w:lang w:eastAsia="ru-RU"/>
+        </w:rPr>
+        <w:t>раскрывать</w:t>
+      </w:r>
+      <w:r>
+        <w:rPr>
+          <w:rFonts w:ascii="Times New Roman" w:eastAsia="Times New Roman" w:hAnsi="Times New Roman" w:cs="Times New Roman"/>
+          <w:sz w:val="24"/>
+          <w:szCs w:val="24"/>
+          <w:lang w:val="en-US" w:eastAsia="ru-RU"/>
+        </w:rPr>
+        <w:t xml:space="preserve"> provider infrastructure details.</w:t>
+      </w:r>
+    </w:p>
+    <w:p>
+      <w:pPr>
+        <w:spacing w:after="0" w:line="240" w:lineRule="auto"/>
+        <w:rPr>
+          <w:rFonts w:ascii="Times New Roman" w:eastAsia="Times New Roman" w:hAnsi="Times New Roman" w:cs="Times New Roman"/>
+          <w:sz w:val="24"/>
+          <w:szCs w:val="24"/>
+          <w:lang w:eastAsia="ru-RU"/>
+        </w:rPr>
+      </w:pPr>
+      <w:r>
+        <w:rPr>
+          <w:rFonts w:ascii="Times New Roman" w:eastAsia="Times New Roman" w:hAnsi="Times New Roman" w:cs="Times New Roman"/>
+          <w:sz w:val="24"/>
+          <w:szCs w:val="24"/>
+          <w:lang w:eastAsia="ru-RU"/>
+        </w:rPr>
+        <w:pict w14:anchorId="183AE3E5">
+          <v:rect id="_x0000_i1087" style="width:0;height:1.5pt" o:hralign="center" o:hrstd="t" o:hr="t" fillcolor="#a0a0a0" stroked="f"/>
+        </w:pict>
+      </w:r>
+    </w:p>
+    <w:p>
+      <w:pPr>
+        <w:spacing w:before="100" w:beforeAutospacing="1" w:after="100" w:afterAutospacing="1" w:line="240" w:lineRule="auto"/>
+        <w:outlineLvl w:val="0"/>
         <w:rPr>
           <w:rFonts w:ascii="Times New Roman" w:eastAsia="Times New Roman" w:hAnsi="Times New Roman" w:cs="Times New Roman"/>
           <w:b/>
           <w:bCs/>
+          <w:kern w:val="36"/>
+          <w:sz w:val="48"/>
+          <w:szCs w:val="48"/>
+          <w:lang w:eastAsia="ru-RU"/>
+        </w:rPr>
+      </w:pPr>
+      <w:r>
+        <w:rPr>
+          <w:rFonts w:ascii="Times New Roman" w:eastAsia="Times New Roman" w:hAnsi="Times New Roman" w:cs="Times New Roman"/>
+          <w:b/>
+          <w:bCs/>
+          <w:kern w:val="36"/>
+          <w:sz w:val="48"/>
+          <w:szCs w:val="48"/>
+          <w:lang w:eastAsia="ru-RU"/>
+        </w:rPr>
+        <w:t>Conclusion</w:t>
+      </w:r>
+    </w:p>
+    <w:p>
+      <w:pPr>
+        <w:spacing w:before="100" w:beforeAutospacing="1" w:after="100" w:afterAutospacing="1" w:line="240" w:lineRule="auto"/>
+        <w:rPr>
+          <w:rFonts w:ascii="Times New Roman" w:eastAsia="Times New Roman" w:hAnsi="Times New Roman" w:cs="Times New Roman"/>
+          <w:sz w:val="24"/>
+          <w:szCs w:val="24"/>
+          <w:lang w:eastAsia="ru-RU"/>
+        </w:rPr>
+      </w:pPr>
+      <w:r>
+        <w:rPr>
+          <w:rFonts w:ascii="Times New Roman" w:eastAsia="Times New Roman" w:hAnsi="Times New Roman" w:cs="Times New Roman"/>
+          <w:sz w:val="24"/>
+          <w:szCs w:val="24"/>
+          <w:lang w:eastAsia="ru-RU"/>
+        </w:rPr>
+        <w:t xml:space="preserve">Документ фиксирует утвержденную архитектуру безопасности проекта </w:t>
+      </w:r>
+      <w:r>
+        <w:rPr>
+          <w:rFonts w:ascii="Times New Roman" w:eastAsia="Times New Roman" w:hAnsi="Times New Roman" w:cs="Times New Roman"/>
+          <w:b/>
+          <w:bCs/>
           <w:sz w:val="24"/>
           <w:szCs w:val="24"/>
           <w:lang w:eastAsia="ru-RU"/>
@@ -10258,7 +13416,7 @@
           <w:lang w:eastAsia="ru-RU"/>
         </w:rPr>
         <w:pict w14:anchorId="2645899B">
-          <v:rect id="_x0000_i1246" style="width:0;height:1.5pt" o:hralign="center" o:hrstd="t" o:hr="t" fillcolor="#a0a0a0" stroked="f"/>
+          <v:rect id="_x0000_i1088" style="width:0;height:1.5pt" o:hralign="center" o:hrstd="t" o:hr="t" fillcolor="#a0a0a0" stroked="f"/>
         </w:pict>
       </w:r>
     </w:p>
